--- a/docs/Relatório Técnico Completo.docx
+++ b/docs/Relatório Técnico Completo.docx
@@ -6059,19 +6059,7 @@
         <w:pStyle w:val="Identificao"/>
       </w:pPr>
       <w:r>
-        <w:t xml:space="preserve">Relatório Técnico – Semana </w:t>
-      </w:r>
-      <w:r>
-        <w:t>3</w:t>
-      </w:r>
-      <w:r>
-        <w:t xml:space="preserve"> (</w:t>
-      </w:r>
-      <w:r>
-        <w:t>12 de novembro</w:t>
-      </w:r>
-      <w:r>
-        <w:t xml:space="preserve"> de 2025)</w:t>
+        <w:t>Relatório Técnico – Semana 3 (12 de novembro de 2025)</w:t>
       </w:r>
     </w:p>
     <w:p>
@@ -6117,8 +6105,14 @@
     <w:p>
       <w:pPr>
         <w:pStyle w:val="Ttulo1"/>
-      </w:pPr>
-      <w:r>
+        <w:rPr>
+          <w:lang w:val="pt-PT"/>
+        </w:rPr>
+      </w:pPr>
+      <w:r>
+        <w:rPr>
+          <w:lang w:val="pt-PT"/>
+        </w:rPr>
         <w:t>1 Introdução</w:t>
       </w:r>
     </w:p>
@@ -6284,21 +6278,74 @@
         <w:rPr>
           <w:lang w:val="pt-PT"/>
         </w:rPr>
-        <w:t xml:space="preserve">2. </w:t>
-      </w:r>
-      <w:proofErr w:type="spellStart"/>
-      <w:r>
-        <w:rPr>
-          <w:lang w:val="pt-PT"/>
-        </w:rPr>
-        <w:t>Prompt</w:t>
-      </w:r>
-      <w:proofErr w:type="spellEnd"/>
-      <w:r>
-        <w:rPr>
-          <w:lang w:val="pt-PT"/>
-        </w:rPr>
-        <w:t xml:space="preserve"> Utilizado para Execução da </w:t>
+        <w:t>2. Prompt Utilizado para Execução da Issue 3.2</w:t>
+      </w:r>
+    </w:p>
+    <w:p>
+      <w:pPr>
+        <w:rPr>
+          <w:lang w:val="pt-PT"/>
+        </w:rPr>
+      </w:pPr>
+      <w:r>
+        <w:rPr>
+          <w:lang w:val="pt-PT"/>
+        </w:rPr>
+        <w:t xml:space="preserve">Conforme exigido pelo professor, segue abaixo o </w:t>
+      </w:r>
+      <w:proofErr w:type="spellStart"/>
+      <w:r>
+        <w:rPr>
+          <w:lang w:val="pt-PT"/>
+        </w:rPr>
+        <w:t>prompt</w:t>
+      </w:r>
+      <w:proofErr w:type="spellEnd"/>
+      <w:r>
+        <w:rPr>
+          <w:lang w:val="pt-PT"/>
+        </w:rPr>
+        <w:t xml:space="preserve"> integral utilizado para orientar esta etapa do projeto:</w:t>
+      </w:r>
+    </w:p>
+    <w:p>
+      <w:pPr>
+        <w:rPr>
+          <w:lang w:val="pt-PT"/>
+        </w:rPr>
+      </w:pPr>
+      <w:r>
+        <w:rPr>
+          <w:lang w:val="pt-PT"/>
+        </w:rPr>
+        <w:t xml:space="preserve">Atue como um Cientista de Dados Sênior, especialista em análise interpretativa, </w:t>
+      </w:r>
+      <w:proofErr w:type="spellStart"/>
+      <w:r>
+        <w:rPr>
+          <w:lang w:val="pt-PT"/>
+        </w:rPr>
+        <w:t>storytelling</w:t>
+      </w:r>
+      <w:proofErr w:type="spellEnd"/>
+      <w:r>
+        <w:rPr>
+          <w:lang w:val="pt-PT"/>
+        </w:rPr>
+        <w:t xml:space="preserve"> com dados, estatística descritiva e análise cultural/mercadológica aplicada ao mercado musical.</w:t>
+      </w:r>
+    </w:p>
+    <w:p>
+      <w:pPr>
+        <w:rPr>
+          <w:lang w:val="pt-PT"/>
+        </w:rPr>
+      </w:pPr>
+      <w:r>
+        <w:rPr>
+          <w:lang w:val="pt-PT"/>
+        </w:rPr>
+        <w:t xml:space="preserve">Com base nas visualizações e análises produzidas na Semana 3.1 (EDA), quero que você realize a </w:t>
       </w:r>
       <w:proofErr w:type="spellStart"/>
       <w:r>
@@ -6312,101 +6359,28 @@
         <w:rPr>
           <w:lang w:val="pt-PT"/>
         </w:rPr>
-        <w:t xml:space="preserve"> 3.2</w:t>
-      </w:r>
-    </w:p>
-    <w:p>
-      <w:pPr>
-        <w:rPr>
-          <w:lang w:val="pt-PT"/>
-        </w:rPr>
-      </w:pPr>
-      <w:r>
-        <w:rPr>
-          <w:lang w:val="pt-PT"/>
-        </w:rPr>
-        <w:t xml:space="preserve">Conforme exigido pelo professor, segue abaixo o </w:t>
-      </w:r>
-      <w:proofErr w:type="spellStart"/>
-      <w:r>
-        <w:rPr>
-          <w:lang w:val="pt-PT"/>
-        </w:rPr>
-        <w:t>prompt</w:t>
-      </w:r>
-      <w:proofErr w:type="spellEnd"/>
-      <w:r>
-        <w:rPr>
-          <w:lang w:val="pt-PT"/>
-        </w:rPr>
-        <w:t xml:space="preserve"> integral utilizado para orientar esta etapa do projeto:</w:t>
-      </w:r>
-    </w:p>
-    <w:p>
-      <w:pPr>
-        <w:rPr>
-          <w:lang w:val="pt-PT"/>
-        </w:rPr>
-      </w:pPr>
-      <w:r>
-        <w:rPr>
-          <w:lang w:val="pt-PT"/>
-        </w:rPr>
-        <w:t xml:space="preserve">Atue como um Cientista de Dados Sênior, especialista em análise interpretativa, </w:t>
-      </w:r>
-      <w:proofErr w:type="spellStart"/>
-      <w:r>
-        <w:rPr>
-          <w:lang w:val="pt-PT"/>
-        </w:rPr>
-        <w:t>storytelling</w:t>
-      </w:r>
-      <w:proofErr w:type="spellEnd"/>
-      <w:r>
-        <w:rPr>
-          <w:lang w:val="pt-PT"/>
-        </w:rPr>
-        <w:t xml:space="preserve"> com dados, estatística descritiva e análise cultural/mercadológica aplicada ao mercado musical.</w:t>
-      </w:r>
-    </w:p>
-    <w:p>
-      <w:pPr>
-        <w:rPr>
-          <w:lang w:val="pt-PT"/>
-        </w:rPr>
-      </w:pPr>
-      <w:r>
-        <w:rPr>
-          <w:lang w:val="pt-PT"/>
-        </w:rPr>
-        <w:t xml:space="preserve">Com base nas visualizações e análises produzidas na Semana 3.1 (EDA), quero que você realize a </w:t>
-      </w:r>
-      <w:proofErr w:type="spellStart"/>
-      <w:r>
-        <w:rPr>
-          <w:lang w:val="pt-PT"/>
-        </w:rPr>
-        <w:t>Issue</w:t>
-      </w:r>
-      <w:proofErr w:type="spellEnd"/>
-      <w:r>
-        <w:rPr>
-          <w:lang w:val="pt-PT"/>
-        </w:rPr>
         <w:t xml:space="preserve"> da Semana 3.2, seguindo rigorosamente as etapas abaixo.</w:t>
       </w:r>
     </w:p>
     <w:p>
       <w:pPr>
         <w:rPr>
-          <w:lang w:val="pt-PT"/>
-        </w:rPr>
-      </w:pPr>
-      <w:r>
-        <w:rPr>
-          <w:lang w:val="pt-PT"/>
-        </w:rPr>
-        <w:t># 1. Interpretação Estatística Avançada</w:t>
+          <w:b/>
+          <w:bCs/>
+          <w:i/>
+          <w:iCs/>
+          <w:lang w:val="pt-PT"/>
+        </w:rPr>
+      </w:pPr>
+      <w:r>
+        <w:rPr>
+          <w:b/>
+          <w:bCs/>
+          <w:i/>
+          <w:iCs/>
+          <w:lang w:val="pt-PT"/>
+        </w:rPr>
+        <w:t>1. Interpretação Estatística Avançada</w:t>
       </w:r>
     </w:p>
     <w:p>
@@ -6495,14 +6469,22 @@
     <w:p>
       <w:pPr>
         <w:rPr>
-          <w:lang w:val="pt-PT"/>
-        </w:rPr>
-      </w:pPr>
-      <w:r>
-        <w:rPr>
-          <w:lang w:val="pt-PT"/>
-        </w:rPr>
-        <w:t># 2. Tendências e Correlações</w:t>
+          <w:b/>
+          <w:bCs/>
+          <w:i/>
+          <w:iCs/>
+          <w:lang w:val="pt-PT"/>
+        </w:rPr>
+      </w:pPr>
+      <w:r>
+        <w:rPr>
+          <w:b/>
+          <w:bCs/>
+          <w:i/>
+          <w:iCs/>
+          <w:lang w:val="pt-PT"/>
+        </w:rPr>
+        <w:t>2. Tendências e Correlações</w:t>
       </w:r>
     </w:p>
     <w:p>
@@ -6534,14 +6516,22 @@
     <w:p>
       <w:pPr>
         <w:rPr>
-          <w:lang w:val="pt-PT"/>
-        </w:rPr>
-      </w:pPr>
-      <w:r>
-        <w:rPr>
-          <w:lang w:val="pt-PT"/>
-        </w:rPr>
-        <w:t># 3. Classificação de Padrões</w:t>
+          <w:b/>
+          <w:bCs/>
+          <w:i/>
+          <w:iCs/>
+          <w:lang w:val="pt-PT"/>
+        </w:rPr>
+      </w:pPr>
+      <w:r>
+        <w:rPr>
+          <w:b/>
+          <w:bCs/>
+          <w:i/>
+          <w:iCs/>
+          <w:lang w:val="pt-PT"/>
+        </w:rPr>
+        <w:t>3. Classificação de Padrões</w:t>
       </w:r>
     </w:p>
     <w:p>
@@ -6573,14 +6563,18 @@
     <w:p>
       <w:pPr>
         <w:rPr>
-          <w:lang w:val="pt-PT"/>
-        </w:rPr>
-      </w:pPr>
-      <w:r>
-        <w:rPr>
-          <w:lang w:val="pt-PT"/>
-        </w:rPr>
-        <w:t># 4. Interpretação das Visualizações da EDA</w:t>
+          <w:b/>
+          <w:i/>
+          <w:lang w:val="pt-PT"/>
+        </w:rPr>
+      </w:pPr>
+      <w:r>
+        <w:rPr>
+          <w:b/>
+          <w:i/>
+          <w:lang w:val="pt-PT"/>
+        </w:rPr>
+        <w:t>4. Interpretação das Visualizações da EDA</w:t>
       </w:r>
     </w:p>
     <w:p>
@@ -6613,14 +6607,22 @@
     <w:p>
       <w:pPr>
         <w:rPr>
-          <w:lang w:val="pt-PT"/>
-        </w:rPr>
-      </w:pPr>
-      <w:r>
-        <w:rPr>
-          <w:lang w:val="pt-PT"/>
-        </w:rPr>
-        <w:t># 5. Análise Narrativa Final</w:t>
+          <w:b/>
+          <w:bCs/>
+          <w:i/>
+          <w:iCs/>
+          <w:lang w:val="pt-PT"/>
+        </w:rPr>
+      </w:pPr>
+      <w:r>
+        <w:rPr>
+          <w:b/>
+          <w:bCs/>
+          <w:i/>
+          <w:iCs/>
+          <w:lang w:val="pt-PT"/>
+        </w:rPr>
+        <w:t>5. Análise Narrativa Final</w:t>
       </w:r>
     </w:p>
     <w:p>
@@ -6667,14 +6669,22 @@
     <w:p>
       <w:pPr>
         <w:rPr>
-          <w:lang w:val="pt-PT"/>
-        </w:rPr>
-      </w:pPr>
-      <w:r>
-        <w:rPr>
-          <w:lang w:val="pt-PT"/>
-        </w:rPr>
-        <w:t># 6. Insights Culturais e Mercadológicos</w:t>
+          <w:b/>
+          <w:bCs/>
+          <w:i/>
+          <w:iCs/>
+          <w:lang w:val="pt-PT"/>
+        </w:rPr>
+      </w:pPr>
+      <w:r>
+        <w:rPr>
+          <w:b/>
+          <w:bCs/>
+          <w:i/>
+          <w:iCs/>
+          <w:lang w:val="pt-PT"/>
+        </w:rPr>
+        <w:t>6. Insights Culturais e Mercadológicos</w:t>
       </w:r>
     </w:p>
     <w:p>
@@ -6693,14 +6703,22 @@
     <w:p>
       <w:pPr>
         <w:rPr>
-          <w:lang w:val="pt-PT"/>
-        </w:rPr>
-      </w:pPr>
-      <w:r>
-        <w:rPr>
-          <w:lang w:val="pt-PT"/>
-        </w:rPr>
-        <w:t># 7. Entrega Consolidada</w:t>
+          <w:b/>
+          <w:bCs/>
+          <w:i/>
+          <w:iCs/>
+          <w:lang w:val="pt-PT"/>
+        </w:rPr>
+      </w:pPr>
+      <w:r>
+        <w:rPr>
+          <w:b/>
+          <w:bCs/>
+          <w:i/>
+          <w:iCs/>
+          <w:lang w:val="pt-PT"/>
+        </w:rPr>
+        <w:t>7. Entrega Consolidada</w:t>
       </w:r>
     </w:p>
     <w:p>
@@ -6828,22 +6846,27 @@
     </w:p>
     <w:p>
       <w:pPr>
-        <w:rPr>
-          <w:lang w:val="pt-PT"/>
-        </w:rPr>
-      </w:pPr>
-      <w:r>
-        <w:rPr>
-          <w:lang w:val="pt-PT"/>
-        </w:rPr>
-        <w:t>popularidade: bi</w:t>
-      </w:r>
-      <w:proofErr w:type="spellStart"/>
-      <w:r>
-        <w:rPr>
-          <w:lang w:val="pt-PT"/>
-        </w:rPr>
-        <w:t>modal</w:t>
+        <w:pStyle w:val="PargrafodaLista"/>
+        <w:numPr>
+          <w:ilvl w:val="0"/>
+          <w:numId w:val="11"/>
+        </w:numPr>
+        <w:rPr>
+          <w:lang w:val="pt-PT"/>
+        </w:rPr>
+      </w:pPr>
+      <w:r>
+        <w:rPr>
+          <w:lang w:val="pt-PT"/>
+        </w:rPr>
+        <w:t xml:space="preserve">popularidade: </w:t>
+      </w:r>
+      <w:proofErr w:type="spellStart"/>
+      <w:r>
+        <w:rPr>
+          <w:lang w:val="pt-PT"/>
+        </w:rPr>
+        <w:t>bimodal</w:t>
       </w:r>
       <w:proofErr w:type="spellEnd"/>
       <w:r>
@@ -6855,6 +6878,11 @@
     </w:p>
     <w:p>
       <w:pPr>
+        <w:pStyle w:val="PargrafodaLista"/>
+        <w:numPr>
+          <w:ilvl w:val="0"/>
+          <w:numId w:val="11"/>
+        </w:numPr>
         <w:rPr>
           <w:lang w:val="pt-PT"/>
         </w:rPr>
@@ -6890,6 +6918,11 @@
     </w:p>
     <w:p>
       <w:pPr>
+        <w:pStyle w:val="PargrafodaLista"/>
+        <w:numPr>
+          <w:ilvl w:val="0"/>
+          <w:numId w:val="11"/>
+        </w:numPr>
         <w:rPr>
           <w:lang w:val="pt-PT"/>
         </w:rPr>
@@ -6911,6 +6944,11 @@
     </w:p>
     <w:p>
       <w:pPr>
+        <w:pStyle w:val="PargrafodaLista"/>
+        <w:numPr>
+          <w:ilvl w:val="0"/>
+          <w:numId w:val="11"/>
+        </w:numPr>
         <w:rPr>
           <w:lang w:val="pt-PT"/>
         </w:rPr>
@@ -6932,6 +6970,11 @@
     </w:p>
     <w:p>
       <w:pPr>
+        <w:pStyle w:val="PargrafodaLista"/>
+        <w:numPr>
+          <w:ilvl w:val="0"/>
+          <w:numId w:val="11"/>
+        </w:numPr>
         <w:rPr>
           <w:lang w:val="pt-PT"/>
         </w:rPr>
@@ -6959,6 +7002,11 @@
     </w:p>
     <w:p>
       <w:pPr>
+        <w:pStyle w:val="PargrafodaLista"/>
+        <w:numPr>
+          <w:ilvl w:val="0"/>
+          <w:numId w:val="11"/>
+        </w:numPr>
         <w:rPr>
           <w:lang w:val="pt-PT"/>
         </w:rPr>
@@ -6994,6 +7042,11 @@
     </w:p>
     <w:p>
       <w:pPr>
+        <w:pStyle w:val="PargrafodaLista"/>
+        <w:numPr>
+          <w:ilvl w:val="0"/>
+          <w:numId w:val="11"/>
+        </w:numPr>
         <w:rPr>
           <w:lang w:val="pt-PT"/>
         </w:rPr>
@@ -7007,6 +7060,11 @@
     </w:p>
     <w:p>
       <w:pPr>
+        <w:pStyle w:val="PargrafodaLista"/>
+        <w:numPr>
+          <w:ilvl w:val="0"/>
+          <w:numId w:val="11"/>
+        </w:numPr>
         <w:rPr>
           <w:lang w:val="pt-PT"/>
         </w:rPr>
@@ -7020,6 +7078,11 @@
     </w:p>
     <w:p>
       <w:pPr>
+        <w:pStyle w:val="PargrafodaLista"/>
+        <w:numPr>
+          <w:ilvl w:val="0"/>
+          <w:numId w:val="11"/>
+        </w:numPr>
         <w:rPr>
           <w:lang w:val="pt-PT"/>
         </w:rPr>
@@ -7075,6 +7138,11 @@
     </w:p>
     <w:p>
       <w:pPr>
+        <w:pStyle w:val="PargrafodaLista"/>
+        <w:numPr>
+          <w:ilvl w:val="0"/>
+          <w:numId w:val="12"/>
+        </w:numPr>
         <w:rPr>
           <w:lang w:val="pt-PT"/>
         </w:rPr>
@@ -7088,6 +7156,11 @@
     </w:p>
     <w:p>
       <w:pPr>
+        <w:pStyle w:val="PargrafodaLista"/>
+        <w:numPr>
+          <w:ilvl w:val="0"/>
+          <w:numId w:val="12"/>
+        </w:numPr>
         <w:rPr>
           <w:lang w:val="pt-PT"/>
         </w:rPr>
@@ -7101,6 +7174,11 @@
     </w:p>
     <w:p>
       <w:pPr>
+        <w:pStyle w:val="PargrafodaLista"/>
+        <w:numPr>
+          <w:ilvl w:val="0"/>
+          <w:numId w:val="12"/>
+        </w:numPr>
         <w:rPr>
           <w:lang w:val="pt-PT"/>
         </w:rPr>
@@ -7128,6 +7206,11 @@
     </w:p>
     <w:p>
       <w:pPr>
+        <w:pStyle w:val="PargrafodaLista"/>
+        <w:numPr>
+          <w:ilvl w:val="0"/>
+          <w:numId w:val="12"/>
+        </w:numPr>
         <w:rPr>
           <w:lang w:val="pt-PT"/>
         </w:rPr>
@@ -7169,6 +7252,11 @@
     </w:p>
     <w:p>
       <w:pPr>
+        <w:pStyle w:val="PargrafodaLista"/>
+        <w:numPr>
+          <w:ilvl w:val="0"/>
+          <w:numId w:val="13"/>
+        </w:numPr>
         <w:rPr>
           <w:lang w:val="pt-PT"/>
         </w:rPr>
@@ -7196,33 +7284,48 @@
     </w:p>
     <w:p>
       <w:pPr>
-        <w:rPr>
-          <w:lang w:val="pt-PT"/>
-        </w:rPr>
-      </w:pPr>
-      <w:r>
-        <w:rPr>
-          <w:lang w:val="pt-PT"/>
-        </w:rPr>
+        <w:pStyle w:val="PargrafodaLista"/>
+        <w:numPr>
+          <w:ilvl w:val="0"/>
+          <w:numId w:val="13"/>
+        </w:numPr>
+        <w:rPr>
+          <w:lang w:val="pt-PT"/>
+        </w:rPr>
+      </w:pPr>
+      <w:r>
+        <w:rPr>
+          <w:lang w:val="pt-PT"/>
+        </w:rPr>
+        <w:lastRenderedPageBreak/>
         <w:t>por gênero (mainstream vs. nichados);</w:t>
       </w:r>
     </w:p>
     <w:p>
       <w:pPr>
-        <w:rPr>
-          <w:lang w:val="pt-PT"/>
-        </w:rPr>
-      </w:pPr>
-      <w:r>
-        <w:rPr>
-          <w:lang w:val="pt-PT"/>
-        </w:rPr>
-        <w:lastRenderedPageBreak/>
+        <w:pStyle w:val="PargrafodaLista"/>
+        <w:numPr>
+          <w:ilvl w:val="0"/>
+          <w:numId w:val="13"/>
+        </w:numPr>
+        <w:rPr>
+          <w:lang w:val="pt-PT"/>
+        </w:rPr>
+      </w:pPr>
+      <w:r>
+        <w:rPr>
+          <w:lang w:val="pt-PT"/>
+        </w:rPr>
         <w:t>por período histórico (pré-2000, 2000–2010, pós-2010);</w:t>
       </w:r>
     </w:p>
     <w:p>
       <w:pPr>
+        <w:pStyle w:val="PargrafodaLista"/>
+        <w:numPr>
+          <w:ilvl w:val="0"/>
+          <w:numId w:val="13"/>
+        </w:numPr>
         <w:rPr>
           <w:lang w:val="pt-PT"/>
         </w:rPr>
@@ -7277,6 +7380,11 @@
     </w:p>
     <w:p>
       <w:pPr>
+        <w:pStyle w:val="PargrafodaLista"/>
+        <w:numPr>
+          <w:ilvl w:val="0"/>
+          <w:numId w:val="14"/>
+        </w:numPr>
         <w:rPr>
           <w:lang w:val="pt-PT"/>
         </w:rPr>
@@ -7290,6 +7398,11 @@
     </w:p>
     <w:p>
       <w:pPr>
+        <w:pStyle w:val="PargrafodaLista"/>
+        <w:numPr>
+          <w:ilvl w:val="0"/>
+          <w:numId w:val="14"/>
+        </w:numPr>
         <w:rPr>
           <w:lang w:val="pt-PT"/>
         </w:rPr>
@@ -7303,6 +7416,11 @@
     </w:p>
     <w:p>
       <w:pPr>
+        <w:pStyle w:val="PargrafodaLista"/>
+        <w:numPr>
+          <w:ilvl w:val="0"/>
+          <w:numId w:val="14"/>
+        </w:numPr>
         <w:rPr>
           <w:lang w:val="pt-PT"/>
         </w:rPr>
@@ -7316,6 +7434,11 @@
     </w:p>
     <w:p>
       <w:pPr>
+        <w:pStyle w:val="PargrafodaLista"/>
+        <w:numPr>
+          <w:ilvl w:val="0"/>
+          <w:numId w:val="14"/>
+        </w:numPr>
         <w:rPr>
           <w:lang w:val="pt-PT"/>
         </w:rPr>
@@ -7329,6 +7452,11 @@
     </w:p>
     <w:p>
       <w:pPr>
+        <w:pStyle w:val="PargrafodaLista"/>
+        <w:numPr>
+          <w:ilvl w:val="0"/>
+          <w:numId w:val="14"/>
+        </w:numPr>
         <w:rPr>
           <w:lang w:val="pt-PT"/>
         </w:rPr>
@@ -7383,6 +7511,11 @@
     </w:p>
     <w:p>
       <w:pPr>
+        <w:pStyle w:val="PargrafodaLista"/>
+        <w:numPr>
+          <w:ilvl w:val="0"/>
+          <w:numId w:val="15"/>
+        </w:numPr>
         <w:rPr>
           <w:lang w:val="pt-PT"/>
         </w:rPr>
@@ -7396,6 +7529,11 @@
     </w:p>
     <w:p>
       <w:pPr>
+        <w:pStyle w:val="PargrafodaLista"/>
+        <w:numPr>
+          <w:ilvl w:val="0"/>
+          <w:numId w:val="15"/>
+        </w:numPr>
         <w:rPr>
           <w:lang w:val="pt-PT"/>
         </w:rPr>
@@ -7409,6 +7547,11 @@
     </w:p>
     <w:p>
       <w:pPr>
+        <w:pStyle w:val="PargrafodaLista"/>
+        <w:numPr>
+          <w:ilvl w:val="0"/>
+          <w:numId w:val="15"/>
+        </w:numPr>
         <w:rPr>
           <w:lang w:val="pt-PT"/>
         </w:rPr>
@@ -7422,6 +7565,11 @@
     </w:p>
     <w:p>
       <w:pPr>
+        <w:pStyle w:val="PargrafodaLista"/>
+        <w:numPr>
+          <w:ilvl w:val="0"/>
+          <w:numId w:val="15"/>
+        </w:numPr>
         <w:rPr>
           <w:lang w:val="pt-PT"/>
         </w:rPr>
@@ -7435,6 +7583,11 @@
     </w:p>
     <w:p>
       <w:pPr>
+        <w:pStyle w:val="PargrafodaLista"/>
+        <w:numPr>
+          <w:ilvl w:val="0"/>
+          <w:numId w:val="15"/>
+        </w:numPr>
         <w:rPr>
           <w:lang w:val="pt-PT"/>
         </w:rPr>
@@ -7503,6 +7656,11 @@
     </w:p>
     <w:p>
       <w:pPr>
+        <w:pStyle w:val="PargrafodaLista"/>
+        <w:numPr>
+          <w:ilvl w:val="0"/>
+          <w:numId w:val="16"/>
+        </w:numPr>
         <w:rPr>
           <w:lang w:val="pt-PT"/>
         </w:rPr>
@@ -7530,19 +7688,30 @@
     </w:p>
     <w:p>
       <w:pPr>
-        <w:rPr>
-          <w:lang w:val="pt-PT"/>
-        </w:rPr>
-      </w:pPr>
-      <w:r>
-        <w:rPr>
-          <w:lang w:val="pt-PT"/>
-        </w:rPr>
+        <w:pStyle w:val="PargrafodaLista"/>
+        <w:numPr>
+          <w:ilvl w:val="0"/>
+          <w:numId w:val="16"/>
+        </w:numPr>
+        <w:rPr>
+          <w:lang w:val="pt-PT"/>
+        </w:rPr>
+      </w:pPr>
+      <w:r>
+        <w:rPr>
+          <w:lang w:val="pt-PT"/>
+        </w:rPr>
+        <w:lastRenderedPageBreak/>
         <w:t>fortalecimento de gêneros globais na construção de campanhas,</w:t>
       </w:r>
     </w:p>
     <w:p>
       <w:pPr>
+        <w:pStyle w:val="PargrafodaLista"/>
+        <w:numPr>
+          <w:ilvl w:val="0"/>
+          <w:numId w:val="16"/>
+        </w:numPr>
         <w:rPr>
           <w:lang w:val="pt-PT"/>
         </w:rPr>
@@ -7570,15 +7739,19 @@
     </w:p>
     <w:p>
       <w:pPr>
-        <w:rPr>
-          <w:lang w:val="pt-PT"/>
-        </w:rPr>
-      </w:pPr>
-      <w:r>
-        <w:rPr>
-          <w:lang w:val="pt-PT"/>
-        </w:rPr>
-        <w:lastRenderedPageBreak/>
+        <w:pStyle w:val="PargrafodaLista"/>
+        <w:numPr>
+          <w:ilvl w:val="0"/>
+          <w:numId w:val="16"/>
+        </w:numPr>
+        <w:rPr>
+          <w:lang w:val="pt-PT"/>
+        </w:rPr>
+      </w:pPr>
+      <w:r>
+        <w:rPr>
+          <w:lang w:val="pt-PT"/>
+        </w:rPr>
         <w:t>importância de segmentação de artistas por consistência ou volatilidade.</w:t>
       </w:r>
     </w:p>
@@ -7626,6 +7799,11 @@
     </w:p>
     <w:p>
       <w:pPr>
+        <w:pStyle w:val="PargrafodaLista"/>
+        <w:numPr>
+          <w:ilvl w:val="0"/>
+          <w:numId w:val="17"/>
+        </w:numPr>
         <w:rPr>
           <w:lang w:val="pt-PT"/>
         </w:rPr>
@@ -7653,6 +7831,11 @@
     </w:p>
     <w:p>
       <w:pPr>
+        <w:pStyle w:val="PargrafodaLista"/>
+        <w:numPr>
+          <w:ilvl w:val="0"/>
+          <w:numId w:val="17"/>
+        </w:numPr>
         <w:rPr>
           <w:lang w:val="pt-PT"/>
         </w:rPr>
@@ -7666,6 +7849,11 @@
     </w:p>
     <w:p>
       <w:pPr>
+        <w:pStyle w:val="PargrafodaLista"/>
+        <w:numPr>
+          <w:ilvl w:val="0"/>
+          <w:numId w:val="17"/>
+        </w:numPr>
         <w:rPr>
           <w:lang w:val="pt-PT"/>
         </w:rPr>
@@ -7693,6 +7881,11 @@
     </w:p>
     <w:p>
       <w:pPr>
+        <w:pStyle w:val="PargrafodaLista"/>
+        <w:numPr>
+          <w:ilvl w:val="0"/>
+          <w:numId w:val="17"/>
+        </w:numPr>
         <w:rPr>
           <w:lang w:val="pt-PT"/>
         </w:rPr>
@@ -7775,6 +7968,11 @@
     </w:p>
     <w:p>
       <w:pPr>
+        <w:pStyle w:val="PargrafodaLista"/>
+        <w:numPr>
+          <w:ilvl w:val="0"/>
+          <w:numId w:val="18"/>
+        </w:numPr>
         <w:rPr>
           <w:lang w:val="pt-PT"/>
         </w:rPr>
@@ -7802,6 +8000,11 @@
     </w:p>
     <w:p>
       <w:pPr>
+        <w:pStyle w:val="PargrafodaLista"/>
+        <w:numPr>
+          <w:ilvl w:val="0"/>
+          <w:numId w:val="18"/>
+        </w:numPr>
         <w:rPr>
           <w:lang w:val="pt-PT"/>
         </w:rPr>
@@ -7815,6 +8018,11 @@
     </w:p>
     <w:p>
       <w:pPr>
+        <w:pStyle w:val="PargrafodaLista"/>
+        <w:numPr>
+          <w:ilvl w:val="0"/>
+          <w:numId w:val="18"/>
+        </w:numPr>
         <w:rPr>
           <w:lang w:val="pt-PT"/>
         </w:rPr>
@@ -7828,6 +8036,11 @@
     </w:p>
     <w:p>
       <w:pPr>
+        <w:pStyle w:val="PargrafodaLista"/>
+        <w:numPr>
+          <w:ilvl w:val="0"/>
+          <w:numId w:val="18"/>
+        </w:numPr>
         <w:rPr>
           <w:lang w:val="pt-PT"/>
         </w:rPr>
@@ -7855,6 +8068,11 @@
     </w:p>
     <w:p>
       <w:pPr>
+        <w:pStyle w:val="PargrafodaLista"/>
+        <w:numPr>
+          <w:ilvl w:val="0"/>
+          <w:numId w:val="18"/>
+        </w:numPr>
         <w:rPr>
           <w:lang w:val="pt-PT"/>
         </w:rPr>
@@ -7868,6 +8086,11 @@
     </w:p>
     <w:p>
       <w:pPr>
+        <w:pStyle w:val="PargrafodaLista"/>
+        <w:numPr>
+          <w:ilvl w:val="0"/>
+          <w:numId w:val="18"/>
+        </w:numPr>
         <w:rPr>
           <w:lang w:val="pt-PT"/>
         </w:rPr>
@@ -7944,6 +8167,1561 @@
         <w:rPr>
           <w:lang w:val="pt-PT"/>
         </w:rPr>
+        <w:t xml:space="preserve">A </w:t>
+      </w:r>
+      <w:proofErr w:type="spellStart"/>
+      <w:r>
+        <w:rPr>
+          <w:lang w:val="pt-PT"/>
+        </w:rPr>
+        <w:t>Issue</w:t>
+      </w:r>
+      <w:proofErr w:type="spellEnd"/>
+      <w:r>
+        <w:rPr>
+          <w:lang w:val="pt-PT"/>
+        </w:rPr>
+        <w:t xml:space="preserve"> 3.2 atingiu integralmente seus objetivos, convertendo resultados quantitativos em narrativa de valor interpretativo e mercadológico. A Célula 25 sintetiza esse processo com rigor técnico e clareza metodológica.</w:t>
+      </w:r>
+    </w:p>
+    <w:p>
+      <w:pPr>
+        <w:rPr>
+          <w:lang w:val="pt-PT"/>
+        </w:rPr>
+      </w:pPr>
+      <w:r>
+        <w:rPr>
+          <w:lang w:val="pt-PT"/>
+        </w:rPr>
+        <w:t xml:space="preserve">Este conteúdo permitirá avançar para a </w:t>
+      </w:r>
+      <w:proofErr w:type="spellStart"/>
+      <w:r>
+        <w:rPr>
+          <w:lang w:val="pt-PT"/>
+        </w:rPr>
+        <w:t>Issue</w:t>
+      </w:r>
+      <w:proofErr w:type="spellEnd"/>
+      <w:r>
+        <w:rPr>
+          <w:lang w:val="pt-PT"/>
+        </w:rPr>
+        <w:t xml:space="preserve"> 3.3 com entendimento profundo dos padrões musicais, gerando um </w:t>
+      </w:r>
+      <w:proofErr w:type="spellStart"/>
+      <w:r>
+        <w:rPr>
+          <w:lang w:val="pt-PT"/>
+        </w:rPr>
+        <w:t>dashboard</w:t>
+      </w:r>
+      <w:proofErr w:type="spellEnd"/>
+      <w:r>
+        <w:rPr>
+          <w:lang w:val="pt-PT"/>
+        </w:rPr>
+        <w:t xml:space="preserve"> mais coerente, interpretativo e orientado a decisões.</w:t>
+      </w:r>
+    </w:p>
+    <w:p>
+      <w:pPr>
+        <w:spacing w:after="200" w:line="276" w:lineRule="auto"/>
+        <w:ind w:firstLine="0"/>
+        <w:jc w:val="left"/>
+        <w:rPr>
+          <w:lang w:val="pt-PT"/>
+        </w:rPr>
+      </w:pPr>
+      <w:r>
+        <w:rPr>
+          <w:lang w:val="pt-PT"/>
+        </w:rPr>
+        <w:lastRenderedPageBreak/>
+        <w:br w:type="page"/>
+      </w:r>
+    </w:p>
+    <w:p>
+      <w:pPr>
+        <w:pStyle w:val="Identificao"/>
+      </w:pPr>
+      <w:r>
+        <w:lastRenderedPageBreak/>
+        <w:t>FAC SENAC DF – Curso de Ciência de Dados</w:t>
+      </w:r>
+    </w:p>
+    <w:p>
+      <w:pPr>
+        <w:pStyle w:val="Identificao"/>
+      </w:pPr>
+      <w:r>
+        <w:t>Projeto Interdisciplinar: Análise de Dados com Python, IA e Engenharia de Prompt</w:t>
+      </w:r>
+    </w:p>
+    <w:p>
+      <w:pPr>
+        <w:pStyle w:val="Identificao"/>
+      </w:pPr>
+      <w:r>
+        <w:t>Relatório Técnico – Semana 3 (1</w:t>
+      </w:r>
+      <w:r>
+        <w:t>4</w:t>
+      </w:r>
+      <w:r>
+        <w:t xml:space="preserve"> de novembro de 2025)</w:t>
+      </w:r>
+    </w:p>
+    <w:p>
+      <w:pPr>
+        <w:pStyle w:val="Identificao"/>
+      </w:pPr>
+      <w:r>
+        <w:t>Aluno: Anderson de Matos Guimarães</w:t>
+      </w:r>
+    </w:p>
+    <w:p>
+      <w:pPr>
+        <w:pStyle w:val="Identificao"/>
+      </w:pPr>
+      <w:r>
+        <w:t>Professor: Alexsander Barreto</w:t>
+      </w:r>
+    </w:p>
+    <w:p>
+      <w:pPr>
+        <w:pStyle w:val="Identificao"/>
+      </w:pPr>
+      <w:r>
+        <w:t>Instituição: Faculdade de Tecnologia e Inovação Senac DF</w:t>
+      </w:r>
+    </w:p>
+    <w:p>
+      <w:pPr>
+        <w:pStyle w:val="Identificao"/>
+      </w:pPr>
+      <w:r>
+        <w:t xml:space="preserve">Conta Google utilizada nesta semana: </w:t>
+      </w:r>
+      <w:hyperlink r:id="rId8" w:history="1">
+        <w:r>
+          <w:rPr>
+            <w:rStyle w:val="Hyperlink"/>
+          </w:rPr>
+          <w:t>anderson.m.guimaraes@icloud.com</w:t>
+        </w:r>
+      </w:hyperlink>
+    </w:p>
+    <w:p>
+      <w:pPr>
+        <w:pStyle w:val="Ttulo1"/>
+        <w:rPr>
+          <w:lang w:val="pt-BR"/>
+        </w:rPr>
+      </w:pPr>
+      <w:r>
+        <w:rPr>
+          <w:lang w:val="pt-BR"/>
+        </w:rPr>
+        <w:t>1. Introdução</w:t>
+      </w:r>
+    </w:p>
+    <w:p>
+      <w:pPr>
+        <w:rPr>
+          <w:lang w:val="pt-BR"/>
+        </w:rPr>
+      </w:pPr>
+      <w:r>
+        <w:rPr>
+          <w:lang w:val="pt-BR"/>
+        </w:rPr>
+        <w:t xml:space="preserve">A </w:t>
+      </w:r>
+      <w:proofErr w:type="spellStart"/>
+      <w:r>
+        <w:rPr>
+          <w:lang w:val="pt-BR"/>
+        </w:rPr>
+        <w:t>Issue</w:t>
+      </w:r>
+      <w:proofErr w:type="spellEnd"/>
+      <w:r>
+        <w:rPr>
+          <w:lang w:val="pt-BR"/>
+        </w:rPr>
+        <w:t xml:space="preserve"> 3.3 marcou a etapa de transformação das análises quantitativas e interpretativas realizadas nas </w:t>
+      </w:r>
+      <w:proofErr w:type="spellStart"/>
+      <w:r>
+        <w:rPr>
+          <w:lang w:val="pt-BR"/>
+        </w:rPr>
+        <w:t>Issues</w:t>
+      </w:r>
+      <w:proofErr w:type="spellEnd"/>
+      <w:r>
+        <w:rPr>
+          <w:lang w:val="pt-BR"/>
+        </w:rPr>
+        <w:t xml:space="preserve"> 3.1 (EDA) e 3.2 (</w:t>
+      </w:r>
+      <w:proofErr w:type="spellStart"/>
+      <w:r>
+        <w:rPr>
+          <w:lang w:val="pt-BR"/>
+        </w:rPr>
+        <w:t>Storytelling</w:t>
+      </w:r>
+      <w:proofErr w:type="spellEnd"/>
+      <w:r>
+        <w:rPr>
+          <w:lang w:val="pt-BR"/>
+        </w:rPr>
+        <w:t xml:space="preserve"> Analítico) em um protótipo funcional de dashboard interativo. Essa fase estabeleceu a ponte entre os resultados da investigação de dados e sua apresentação em formato visual, navegável e orientado a usuários.</w:t>
+      </w:r>
+    </w:p>
+    <w:p>
+      <w:pPr>
+        <w:rPr>
+          <w:lang w:val="pt-BR"/>
+        </w:rPr>
+      </w:pPr>
+      <w:r>
+        <w:rPr>
+          <w:lang w:val="pt-BR"/>
+        </w:rPr>
+        <w:t xml:space="preserve">O objetivo principal foi construir uma interface inicial que reunisse os principais insights do </w:t>
+      </w:r>
+      <w:proofErr w:type="spellStart"/>
+      <w:r>
+        <w:rPr>
+          <w:lang w:val="pt-BR"/>
+        </w:rPr>
+        <w:t>dataset</w:t>
+      </w:r>
+      <w:proofErr w:type="spellEnd"/>
+      <w:r>
+        <w:rPr>
+          <w:lang w:val="pt-BR"/>
+        </w:rPr>
+        <w:t xml:space="preserve"> e permitisse exploração dinâmica das métricas de popularidade, gêneros, artistas e evolução temporal no Spotify. Essa versão será expandida e refinada na Semana 4 para compor o dashboard final.</w:t>
+      </w:r>
+    </w:p>
+    <w:p>
+      <w:pPr>
+        <w:pStyle w:val="Ttulo1"/>
+        <w:rPr>
+          <w:lang w:val="pt-BR"/>
+        </w:rPr>
+      </w:pPr>
+      <w:r>
+        <w:rPr>
+          <w:lang w:val="pt-BR"/>
+        </w:rPr>
+        <w:t xml:space="preserve">2. Prompt Utilizado na Execução da </w:t>
+      </w:r>
+      <w:proofErr w:type="spellStart"/>
+      <w:r>
+        <w:rPr>
+          <w:lang w:val="pt-BR"/>
+        </w:rPr>
+        <w:t>Issue</w:t>
+      </w:r>
+      <w:proofErr w:type="spellEnd"/>
+      <w:r>
+        <w:rPr>
+          <w:lang w:val="pt-BR"/>
+        </w:rPr>
+        <w:t xml:space="preserve"> 3.3</w:t>
+      </w:r>
+    </w:p>
+    <w:p>
+      <w:pPr>
+        <w:rPr>
+          <w:lang w:val="pt-BR"/>
+        </w:rPr>
+      </w:pPr>
+      <w:r>
+        <w:rPr>
+          <w:lang w:val="pt-BR"/>
+        </w:rPr>
+        <w:t>Conforme solicitado pelo professor, segue o prompt integral utilizado para realizar a atividade:</w:t>
+      </w:r>
+    </w:p>
+    <w:p>
+      <w:pPr>
+        <w:rPr>
+          <w:lang w:val="pt-BR"/>
+        </w:rPr>
+      </w:pPr>
+      <w:r>
+        <w:rPr>
+          <w:lang w:val="pt-BR"/>
+        </w:rPr>
+        <w:t xml:space="preserve">Atue como um Cientista de Dados Sênior, especialista em </w:t>
+      </w:r>
+      <w:proofErr w:type="spellStart"/>
+      <w:r>
+        <w:rPr>
+          <w:lang w:val="pt-BR"/>
+        </w:rPr>
+        <w:t>Storytelling</w:t>
+      </w:r>
+      <w:proofErr w:type="spellEnd"/>
+      <w:r>
+        <w:rPr>
+          <w:lang w:val="pt-BR"/>
+        </w:rPr>
+        <w:t xml:space="preserve"> Visual, Design de Dashboards e prototipação rápida usando ferramentas como </w:t>
+      </w:r>
+      <w:proofErr w:type="spellStart"/>
+      <w:r>
+        <w:rPr>
+          <w:lang w:val="pt-BR"/>
+        </w:rPr>
+        <w:t>Lovable</w:t>
+      </w:r>
+      <w:proofErr w:type="spellEnd"/>
+      <w:r>
+        <w:rPr>
+          <w:lang w:val="pt-BR"/>
+        </w:rPr>
+        <w:t xml:space="preserve">, </w:t>
+      </w:r>
+      <w:proofErr w:type="spellStart"/>
+      <w:r>
+        <w:rPr>
+          <w:lang w:val="pt-BR"/>
+        </w:rPr>
+        <w:t>Streamlit</w:t>
+      </w:r>
+      <w:proofErr w:type="spellEnd"/>
+      <w:r>
+        <w:rPr>
+          <w:lang w:val="pt-BR"/>
+        </w:rPr>
+        <w:t xml:space="preserve"> ou Bolt.</w:t>
+      </w:r>
+    </w:p>
+    <w:p>
+      <w:pPr>
+        <w:rPr>
+          <w:lang w:val="pt-BR"/>
+        </w:rPr>
+      </w:pPr>
+      <w:r>
+        <w:rPr>
+          <w:lang w:val="pt-BR"/>
+        </w:rPr>
+        <w:t xml:space="preserve">Agora quero que você desenvolva o PROTÓTIPO INICIAL DO DASHBOARD da Semana 3, integrando as análises e visualizações que construímos nas </w:t>
+      </w:r>
+      <w:proofErr w:type="spellStart"/>
+      <w:r>
+        <w:rPr>
+          <w:lang w:val="pt-BR"/>
+        </w:rPr>
+        <w:t>Issues</w:t>
+      </w:r>
+      <w:proofErr w:type="spellEnd"/>
+      <w:r>
+        <w:rPr>
+          <w:lang w:val="pt-BR"/>
+        </w:rPr>
+        <w:t xml:space="preserve"> 3.1 e 3.2.</w:t>
+      </w:r>
+    </w:p>
+    <w:p>
+      <w:pPr>
+        <w:rPr>
+          <w:lang w:val="pt-BR"/>
+        </w:rPr>
+      </w:pPr>
+      <w:r>
+        <w:rPr>
+          <w:lang w:val="pt-BR"/>
+        </w:rPr>
+        <w:t>Siga rigorosamente as etapas abaixo.</w:t>
+      </w:r>
+    </w:p>
+    <w:p>
+      <w:pPr>
+        <w:rPr>
+          <w:lang w:val="pt-BR"/>
+        </w:rPr>
+      </w:pPr>
+      <w:r>
+        <w:rPr>
+          <w:lang w:val="pt-BR"/>
+        </w:rPr>
+        <w:t>1. Escolha da ferramenta de prototipação</w:t>
+      </w:r>
+    </w:p>
+    <w:p>
+      <w:pPr>
+        <w:rPr>
+          <w:lang w:val="pt-BR"/>
+        </w:rPr>
+      </w:pPr>
+      <w:r>
+        <w:rPr>
+          <w:lang w:val="pt-BR"/>
+        </w:rPr>
+        <w:t>2. Seleção das visualizações essenciais</w:t>
+      </w:r>
+    </w:p>
+    <w:p>
+      <w:pPr>
+        <w:rPr>
+          <w:lang w:val="pt-BR"/>
+        </w:rPr>
+      </w:pPr>
+      <w:r>
+        <w:rPr>
+          <w:lang w:val="pt-BR"/>
+        </w:rPr>
+        <w:t xml:space="preserve">3. Definição do </w:t>
+      </w:r>
+      <w:proofErr w:type="spellStart"/>
+      <w:r>
+        <w:rPr>
+          <w:lang w:val="pt-BR"/>
+        </w:rPr>
+        <w:t>storytelling</w:t>
+      </w:r>
+      <w:proofErr w:type="spellEnd"/>
+      <w:r>
+        <w:rPr>
+          <w:lang w:val="pt-BR"/>
+        </w:rPr>
+        <w:t xml:space="preserve"> visual</w:t>
+      </w:r>
+    </w:p>
+    <w:p>
+      <w:pPr>
+        <w:rPr>
+          <w:lang w:val="pt-BR"/>
+        </w:rPr>
+      </w:pPr>
+      <w:r>
+        <w:rPr>
+          <w:lang w:val="pt-BR"/>
+        </w:rPr>
+        <w:t>4. Inserção das visualizações no protótipo</w:t>
+      </w:r>
+    </w:p>
+    <w:p>
+      <w:pPr>
+        <w:rPr>
+          <w:lang w:val="pt-BR"/>
+        </w:rPr>
+      </w:pPr>
+      <w:r>
+        <w:rPr>
+          <w:lang w:val="pt-BR"/>
+        </w:rPr>
+        <w:lastRenderedPageBreak/>
+        <w:t xml:space="preserve">5. Bloco de </w:t>
+      </w:r>
+      <w:proofErr w:type="spellStart"/>
+      <w:r>
+        <w:rPr>
+          <w:lang w:val="pt-BR"/>
+        </w:rPr>
+        <w:t>storytelling</w:t>
+      </w:r>
+      <w:proofErr w:type="spellEnd"/>
+      <w:r>
+        <w:rPr>
+          <w:lang w:val="pt-BR"/>
+        </w:rPr>
+        <w:t xml:space="preserve"> automático dentro do dashboard</w:t>
+      </w:r>
+    </w:p>
+    <w:p>
+      <w:pPr>
+        <w:rPr>
+          <w:lang w:val="pt-BR"/>
+        </w:rPr>
+      </w:pPr>
+      <w:r>
+        <w:rPr>
+          <w:lang w:val="pt-BR"/>
+        </w:rPr>
+        <w:t>6. Garantir design limpo e intuitivo</w:t>
+      </w:r>
+    </w:p>
+    <w:p>
+      <w:pPr>
+        <w:rPr>
+          <w:lang w:val="pt-BR"/>
+        </w:rPr>
+      </w:pPr>
+      <w:r>
+        <w:rPr>
+          <w:lang w:val="pt-BR"/>
+        </w:rPr>
+        <w:t>7. Gerar o protótipo final exportável</w:t>
+      </w:r>
+    </w:p>
+    <w:p>
+      <w:pPr>
+        <w:rPr>
+          <w:lang w:val="pt-BR"/>
+        </w:rPr>
+      </w:pPr>
+      <w:r>
+        <w:rPr>
+          <w:lang w:val="pt-BR"/>
+        </w:rPr>
+        <w:t>8. Redigir o texto de documentação para o relatório técnico</w:t>
+      </w:r>
+    </w:p>
+    <w:p>
+      <w:pPr>
+        <w:rPr>
+          <w:lang w:val="pt-BR"/>
+        </w:rPr>
+      </w:pPr>
+      <w:r>
+        <w:rPr>
+          <w:lang w:val="pt-BR"/>
+        </w:rPr>
+        <w:t>Cumprir TODAS AS ETAPAS acima.</w:t>
+      </w:r>
+    </w:p>
+    <w:p>
+      <w:pPr>
+        <w:pStyle w:val="Ttulo1"/>
+        <w:rPr>
+          <w:lang w:val="pt-PT"/>
+        </w:rPr>
+      </w:pPr>
+      <w:r>
+        <w:rPr>
+          <w:lang w:val="pt-PT"/>
+        </w:rPr>
+        <w:t>3. Desenvolvimento das Atividades</w:t>
+      </w:r>
+    </w:p>
+    <w:p>
+      <w:pPr>
+        <w:rPr>
+          <w:lang w:val="pt-PT"/>
+        </w:rPr>
+      </w:pPr>
+      <w:r>
+        <w:rPr>
+          <w:lang w:val="pt-PT"/>
+        </w:rPr>
+        <w:t xml:space="preserve">A execução da </w:t>
+      </w:r>
+      <w:proofErr w:type="spellStart"/>
+      <w:r>
+        <w:rPr>
+          <w:lang w:val="pt-PT"/>
+        </w:rPr>
+        <w:t>Issue</w:t>
+      </w:r>
+      <w:proofErr w:type="spellEnd"/>
+      <w:r>
+        <w:rPr>
+          <w:lang w:val="pt-PT"/>
+        </w:rPr>
+        <w:t xml:space="preserve"> 3.3 ocorreu em três frentes principais: seleção da ferramenta, desenvolvimento do protótipo e documentação no </w:t>
+      </w:r>
+      <w:proofErr w:type="spellStart"/>
+      <w:r>
+        <w:rPr>
+          <w:lang w:val="pt-PT"/>
+        </w:rPr>
+        <w:t>notebook</w:t>
+      </w:r>
+      <w:proofErr w:type="spellEnd"/>
+      <w:r>
+        <w:rPr>
+          <w:lang w:val="pt-PT"/>
+        </w:rPr>
+        <w:t>.</w:t>
+      </w:r>
+    </w:p>
+    <w:p>
+      <w:pPr>
+        <w:pStyle w:val="Ttulo2"/>
+        <w:spacing w:before="360" w:after="360"/>
+        <w:rPr>
+          <w:lang w:val="pt-PT"/>
+        </w:rPr>
+      </w:pPr>
+      <w:r>
+        <w:rPr>
+          <w:lang w:val="pt-PT"/>
+        </w:rPr>
+        <w:t>3.1 Escolha da Ferramenta</w:t>
+      </w:r>
+    </w:p>
+    <w:p>
+      <w:pPr>
+        <w:rPr>
+          <w:lang w:val="pt-PT"/>
+        </w:rPr>
+      </w:pPr>
+      <w:r>
+        <w:rPr>
+          <w:lang w:val="pt-PT"/>
+        </w:rPr>
+        <w:t xml:space="preserve">Após comparar </w:t>
+      </w:r>
+      <w:proofErr w:type="spellStart"/>
+      <w:r>
+        <w:rPr>
+          <w:lang w:val="pt-PT"/>
+        </w:rPr>
+        <w:t>Lovable</w:t>
+      </w:r>
+      <w:proofErr w:type="spellEnd"/>
+      <w:r>
+        <w:rPr>
+          <w:lang w:val="pt-PT"/>
+        </w:rPr>
+        <w:t xml:space="preserve">, </w:t>
+      </w:r>
+      <w:proofErr w:type="spellStart"/>
+      <w:r>
+        <w:rPr>
+          <w:lang w:val="pt-PT"/>
+        </w:rPr>
+        <w:t>Bolt</w:t>
+      </w:r>
+      <w:proofErr w:type="spellEnd"/>
+      <w:r>
+        <w:rPr>
+          <w:lang w:val="pt-PT"/>
+        </w:rPr>
+        <w:t xml:space="preserve"> e </w:t>
+      </w:r>
+      <w:proofErr w:type="spellStart"/>
+      <w:r>
+        <w:rPr>
+          <w:lang w:val="pt-PT"/>
+        </w:rPr>
+        <w:t>Streamlit</w:t>
+      </w:r>
+      <w:proofErr w:type="spellEnd"/>
+      <w:r>
+        <w:rPr>
+          <w:lang w:val="pt-PT"/>
+        </w:rPr>
+        <w:t>, a solução escolhida foi:</w:t>
+      </w:r>
+    </w:p>
+    <w:p>
+      <w:pPr>
+        <w:rPr>
+          <w:lang w:val="pt-PT"/>
+        </w:rPr>
+      </w:pPr>
+      <w:proofErr w:type="spellStart"/>
+      <w:r>
+        <w:rPr>
+          <w:lang w:val="pt-PT"/>
+        </w:rPr>
+        <w:t>Streamlit</w:t>
+      </w:r>
+      <w:proofErr w:type="spellEnd"/>
+      <w:r>
+        <w:rPr>
+          <w:lang w:val="pt-PT"/>
+        </w:rPr>
+        <w:t xml:space="preserve"> – pela capacidade de integrar </w:t>
+      </w:r>
+      <w:proofErr w:type="spellStart"/>
+      <w:r>
+        <w:rPr>
+          <w:lang w:val="pt-PT"/>
+        </w:rPr>
+        <w:t>Python</w:t>
+      </w:r>
+      <w:proofErr w:type="spellEnd"/>
+      <w:r>
+        <w:rPr>
+          <w:lang w:val="pt-PT"/>
+        </w:rPr>
+        <w:t xml:space="preserve">, </w:t>
+      </w:r>
+      <w:proofErr w:type="spellStart"/>
+      <w:r>
+        <w:rPr>
+          <w:lang w:val="pt-PT"/>
+        </w:rPr>
+        <w:t>Plotly</w:t>
+      </w:r>
+      <w:proofErr w:type="spellEnd"/>
+      <w:r>
+        <w:rPr>
+          <w:lang w:val="pt-PT"/>
+        </w:rPr>
+        <w:t xml:space="preserve"> e interatividade em uma interface simples, modular e de rápida </w:t>
+      </w:r>
+      <w:proofErr w:type="spellStart"/>
+      <w:r>
+        <w:rPr>
+          <w:lang w:val="pt-PT"/>
+        </w:rPr>
+        <w:t>prototipação</w:t>
+      </w:r>
+      <w:proofErr w:type="spellEnd"/>
+      <w:r>
+        <w:rPr>
+          <w:lang w:val="pt-PT"/>
+        </w:rPr>
+        <w:t>.</w:t>
+      </w:r>
+    </w:p>
+    <w:p>
+      <w:pPr>
+        <w:rPr>
+          <w:lang w:val="pt-PT"/>
+        </w:rPr>
+      </w:pPr>
+      <w:r>
+        <w:rPr>
+          <w:lang w:val="pt-PT"/>
+        </w:rPr>
+        <w:t>Foi considerada a ferramenta mais adequada para:</w:t>
+      </w:r>
+    </w:p>
+    <w:p>
+      <w:pPr>
+        <w:pStyle w:val="PargrafodaLista"/>
+        <w:numPr>
+          <w:ilvl w:val="0"/>
+          <w:numId w:val="19"/>
+        </w:numPr>
+        <w:rPr>
+          <w:lang w:val="pt-PT"/>
+        </w:rPr>
+      </w:pPr>
+      <w:r>
+        <w:rPr>
+          <w:lang w:val="pt-PT"/>
+        </w:rPr>
+        <w:t xml:space="preserve">manter o fluxo do </w:t>
+      </w:r>
+      <w:proofErr w:type="spellStart"/>
+      <w:r>
+        <w:rPr>
+          <w:lang w:val="pt-PT"/>
+        </w:rPr>
+        <w:t>notebook</w:t>
+      </w:r>
+      <w:proofErr w:type="spellEnd"/>
+      <w:r>
+        <w:rPr>
+          <w:lang w:val="pt-PT"/>
+        </w:rPr>
+        <w:t>,</w:t>
+      </w:r>
+    </w:p>
+    <w:p>
+      <w:pPr>
+        <w:pStyle w:val="PargrafodaLista"/>
+        <w:numPr>
+          <w:ilvl w:val="0"/>
+          <w:numId w:val="19"/>
+        </w:numPr>
+        <w:rPr>
+          <w:lang w:val="pt-PT"/>
+        </w:rPr>
+      </w:pPr>
+      <w:r>
+        <w:rPr>
+          <w:lang w:val="pt-PT"/>
+        </w:rPr>
+        <w:t>permitir reprodutibilidade,</w:t>
+      </w:r>
+    </w:p>
+    <w:p>
+      <w:pPr>
+        <w:pStyle w:val="PargrafodaLista"/>
+        <w:numPr>
+          <w:ilvl w:val="0"/>
+          <w:numId w:val="19"/>
+        </w:numPr>
+        <w:rPr>
+          <w:lang w:val="pt-PT"/>
+        </w:rPr>
+      </w:pPr>
+      <w:r>
+        <w:rPr>
+          <w:lang w:val="pt-PT"/>
+        </w:rPr>
+        <w:t xml:space="preserve">criar um </w:t>
+      </w:r>
+      <w:proofErr w:type="spellStart"/>
+      <w:r>
+        <w:rPr>
+          <w:lang w:val="pt-PT"/>
+        </w:rPr>
+        <w:t>dashboard</w:t>
+      </w:r>
+      <w:proofErr w:type="spellEnd"/>
+      <w:r>
+        <w:rPr>
+          <w:lang w:val="pt-PT"/>
+        </w:rPr>
+        <w:t xml:space="preserve"> flexível com abas,</w:t>
+      </w:r>
+    </w:p>
+    <w:p>
+      <w:pPr>
+        <w:pStyle w:val="PargrafodaLista"/>
+        <w:numPr>
+          <w:ilvl w:val="0"/>
+          <w:numId w:val="19"/>
+        </w:numPr>
+        <w:rPr>
+          <w:lang w:val="pt-PT"/>
+        </w:rPr>
+      </w:pPr>
+      <w:r>
+        <w:rPr>
+          <w:lang w:val="pt-PT"/>
+        </w:rPr>
+        <w:t>facilitar a avaliação e evolução do protótipo.</w:t>
+      </w:r>
+    </w:p>
+    <w:p>
+      <w:pPr>
+        <w:pStyle w:val="Ttulo2"/>
+        <w:spacing w:before="360" w:after="360"/>
+        <w:rPr>
+          <w:lang w:val="pt-PT"/>
+        </w:rPr>
+      </w:pPr>
+      <w:r>
+        <w:rPr>
+          <w:lang w:val="pt-PT"/>
+        </w:rPr>
+        <w:t>3.2 Desenvolvimento do Arquivo spotify_dashboard_app.py</w:t>
+      </w:r>
+    </w:p>
+    <w:p>
+      <w:pPr>
+        <w:rPr>
+          <w:lang w:val="pt-PT"/>
+        </w:rPr>
+      </w:pPr>
+      <w:r>
+        <w:rPr>
+          <w:lang w:val="pt-PT"/>
+        </w:rPr>
+        <w:t xml:space="preserve">Foi criado o arquivo spotify_dashboard_app.py contendo toda a estrutura do </w:t>
+      </w:r>
+      <w:proofErr w:type="spellStart"/>
+      <w:r>
+        <w:rPr>
+          <w:lang w:val="pt-PT"/>
+        </w:rPr>
+        <w:t>dashboard</w:t>
+      </w:r>
+      <w:proofErr w:type="spellEnd"/>
+      <w:r>
+        <w:rPr>
+          <w:lang w:val="pt-PT"/>
+        </w:rPr>
+        <w:t>, utilizando:</w:t>
+      </w:r>
+    </w:p>
+    <w:p>
+      <w:pPr>
+        <w:pStyle w:val="PargrafodaLista"/>
+        <w:numPr>
+          <w:ilvl w:val="0"/>
+          <w:numId w:val="20"/>
+        </w:numPr>
+        <w:rPr>
+          <w:lang w:val="pt-PT"/>
+        </w:rPr>
+      </w:pPr>
+      <w:r>
+        <w:rPr>
+          <w:lang w:val="pt-PT"/>
+        </w:rPr>
+        <w:t>abas temáticas (Visão Geral, Gêneros, Artistas, Linha do Tempo),</w:t>
+      </w:r>
+    </w:p>
+    <w:p>
+      <w:pPr>
+        <w:pStyle w:val="PargrafodaLista"/>
+        <w:numPr>
+          <w:ilvl w:val="0"/>
+          <w:numId w:val="20"/>
+        </w:numPr>
+        <w:rPr>
+          <w:lang w:val="pt-PT"/>
+        </w:rPr>
+      </w:pPr>
+      <w:proofErr w:type="spellStart"/>
+      <w:r>
+        <w:rPr>
+          <w:lang w:val="pt-PT"/>
+        </w:rPr>
+        <w:t>KPIs</w:t>
+      </w:r>
+      <w:proofErr w:type="spellEnd"/>
+      <w:r>
+        <w:rPr>
+          <w:lang w:val="pt-PT"/>
+        </w:rPr>
+        <w:t xml:space="preserve"> importantes,</w:t>
+      </w:r>
+    </w:p>
+    <w:p>
+      <w:pPr>
+        <w:pStyle w:val="PargrafodaLista"/>
+        <w:numPr>
+          <w:ilvl w:val="0"/>
+          <w:numId w:val="20"/>
+        </w:numPr>
+        <w:rPr>
+          <w:lang w:val="pt-PT"/>
+        </w:rPr>
+      </w:pPr>
+      <w:r>
+        <w:rPr>
+          <w:lang w:val="pt-PT"/>
+        </w:rPr>
+        <w:t>filtros interativos,</w:t>
+      </w:r>
+    </w:p>
+    <w:p>
+      <w:pPr>
+        <w:pStyle w:val="PargrafodaLista"/>
+        <w:numPr>
+          <w:ilvl w:val="0"/>
+          <w:numId w:val="20"/>
+        </w:numPr>
+        <w:rPr>
+          <w:lang w:val="pt-PT"/>
+        </w:rPr>
+      </w:pPr>
+      <w:r>
+        <w:rPr>
+          <w:lang w:val="pt-PT"/>
+        </w:rPr>
+        <w:t xml:space="preserve">gráficos </w:t>
+      </w:r>
+      <w:proofErr w:type="spellStart"/>
+      <w:r>
+        <w:rPr>
+          <w:lang w:val="pt-PT"/>
+        </w:rPr>
+        <w:t>Plotly</w:t>
+      </w:r>
+      <w:proofErr w:type="spellEnd"/>
+      <w:r>
+        <w:rPr>
+          <w:lang w:val="pt-PT"/>
+        </w:rPr>
+        <w:t xml:space="preserve"> dinâmicos,</w:t>
+      </w:r>
+    </w:p>
+    <w:p>
+      <w:pPr>
+        <w:pStyle w:val="PargrafodaLista"/>
+        <w:numPr>
+          <w:ilvl w:val="0"/>
+          <w:numId w:val="20"/>
+        </w:numPr>
+        <w:rPr>
+          <w:lang w:val="pt-PT"/>
+        </w:rPr>
+      </w:pPr>
+      <w:r>
+        <w:rPr>
+          <w:lang w:val="pt-PT"/>
+        </w:rPr>
+        <w:t>explicações narrativas,</w:t>
+      </w:r>
+    </w:p>
+    <w:p>
+      <w:pPr>
+        <w:pStyle w:val="PargrafodaLista"/>
+        <w:numPr>
+          <w:ilvl w:val="0"/>
+          <w:numId w:val="20"/>
+        </w:numPr>
+        <w:rPr>
+          <w:lang w:val="pt-PT"/>
+        </w:rPr>
+      </w:pPr>
+      <w:proofErr w:type="spellStart"/>
+      <w:r>
+        <w:rPr>
+          <w:lang w:val="pt-PT"/>
+        </w:rPr>
+        <w:t>storytelling</w:t>
+      </w:r>
+      <w:proofErr w:type="spellEnd"/>
+      <w:r>
+        <w:rPr>
+          <w:lang w:val="pt-PT"/>
+        </w:rPr>
+        <w:t xml:space="preserve"> inicial dentro da própria interface.</w:t>
+      </w:r>
+    </w:p>
+    <w:p>
+      <w:pPr>
+        <w:rPr>
+          <w:lang w:val="pt-PT"/>
+        </w:rPr>
+      </w:pPr>
+      <w:r>
+        <w:rPr>
+          <w:lang w:val="pt-PT"/>
+        </w:rPr>
+        <w:lastRenderedPageBreak/>
+        <w:t>O código foi gerado e salvo no ambiente utilizando a Célula 27, revisado para evitar erros Unicode e garantir a integridade do arquivo .</w:t>
+      </w:r>
+      <w:proofErr w:type="spellStart"/>
+      <w:r>
+        <w:rPr>
+          <w:lang w:val="pt-PT"/>
+        </w:rPr>
+        <w:t>py</w:t>
+      </w:r>
+      <w:proofErr w:type="spellEnd"/>
+      <w:r>
+        <w:rPr>
+          <w:lang w:val="pt-PT"/>
+        </w:rPr>
+        <w:t>.</w:t>
+      </w:r>
+    </w:p>
+    <w:p>
+      <w:pPr>
+        <w:pStyle w:val="Ttulo2"/>
+        <w:spacing w:before="360" w:after="360"/>
+        <w:rPr>
+          <w:lang w:val="pt-PT"/>
+        </w:rPr>
+      </w:pPr>
+      <w:r>
+        <w:rPr>
+          <w:lang w:val="pt-PT"/>
+        </w:rPr>
+        <w:t>3.3 Estrutura e Funcionalidades do Protótipo</w:t>
+      </w:r>
+    </w:p>
+    <w:p>
+      <w:pPr>
+        <w:rPr>
+          <w:lang w:val="pt-PT"/>
+        </w:rPr>
+      </w:pPr>
+      <w:r>
+        <w:rPr>
+          <w:lang w:val="pt-PT"/>
+        </w:rPr>
+        <w:t xml:space="preserve">O </w:t>
+      </w:r>
+      <w:proofErr w:type="spellStart"/>
+      <w:r>
+        <w:rPr>
+          <w:lang w:val="pt-PT"/>
+        </w:rPr>
+        <w:t>dashboard</w:t>
+      </w:r>
+      <w:proofErr w:type="spellEnd"/>
+      <w:r>
+        <w:rPr>
+          <w:lang w:val="pt-PT"/>
+        </w:rPr>
+        <w:t xml:space="preserve"> foi organizado em quatro abas principais:</w:t>
+      </w:r>
+    </w:p>
+    <w:p>
+      <w:pPr>
+        <w:rPr>
+          <w:b/>
+          <w:bCs/>
+          <w:i/>
+          <w:iCs/>
+          <w:lang w:val="pt-PT"/>
+        </w:rPr>
+      </w:pPr>
+      <w:r>
+        <w:rPr>
+          <w:b/>
+          <w:bCs/>
+          <w:i/>
+          <w:iCs/>
+          <w:lang w:val="pt-PT"/>
+        </w:rPr>
+        <w:t>Aba 1 – Visão Geral</w:t>
+      </w:r>
+    </w:p>
+    <w:p>
+      <w:pPr>
+        <w:pStyle w:val="PargrafodaLista"/>
+        <w:numPr>
+          <w:ilvl w:val="0"/>
+          <w:numId w:val="21"/>
+        </w:numPr>
+        <w:rPr>
+          <w:lang w:val="pt-PT"/>
+        </w:rPr>
+      </w:pPr>
+      <w:r>
+        <w:rPr>
+          <w:lang w:val="pt-PT"/>
+        </w:rPr>
+        <w:t>histograma de popularidade</w:t>
+      </w:r>
+    </w:p>
+    <w:p>
+      <w:pPr>
+        <w:pStyle w:val="PargrafodaLista"/>
+        <w:numPr>
+          <w:ilvl w:val="0"/>
+          <w:numId w:val="21"/>
+        </w:numPr>
+        <w:rPr>
+          <w:lang w:val="pt-PT"/>
+        </w:rPr>
+      </w:pPr>
+      <w:r>
+        <w:rPr>
+          <w:lang w:val="pt-PT"/>
+        </w:rPr>
+        <w:t>dispersão duração × popularidade</w:t>
+      </w:r>
+    </w:p>
+    <w:p>
+      <w:pPr>
+        <w:pStyle w:val="PargrafodaLista"/>
+        <w:numPr>
+          <w:ilvl w:val="0"/>
+          <w:numId w:val="21"/>
+        </w:numPr>
+        <w:rPr>
+          <w:lang w:val="pt-PT"/>
+        </w:rPr>
+      </w:pPr>
+      <w:proofErr w:type="spellStart"/>
+      <w:r>
+        <w:rPr>
+          <w:lang w:val="pt-PT"/>
+        </w:rPr>
+        <w:t>KPIs</w:t>
+      </w:r>
+      <w:proofErr w:type="spellEnd"/>
+      <w:r>
+        <w:rPr>
+          <w:lang w:val="pt-PT"/>
+        </w:rPr>
+        <w:t>: total filtrado, popularidade média, % de faixas zero, duração média</w:t>
+      </w:r>
+    </w:p>
+    <w:p>
+      <w:pPr>
+        <w:rPr>
+          <w:b/>
+          <w:bCs/>
+          <w:i/>
+          <w:iCs/>
+          <w:lang w:val="pt-PT"/>
+        </w:rPr>
+      </w:pPr>
+      <w:r>
+        <w:rPr>
+          <w:b/>
+          <w:bCs/>
+          <w:i/>
+          <w:iCs/>
+          <w:lang w:val="pt-PT"/>
+        </w:rPr>
+        <w:t>Aba 2 – Gêneros</w:t>
+      </w:r>
+    </w:p>
+    <w:p>
+      <w:pPr>
+        <w:pStyle w:val="PargrafodaLista"/>
+        <w:numPr>
+          <w:ilvl w:val="0"/>
+          <w:numId w:val="22"/>
+        </w:numPr>
+        <w:rPr>
+          <w:lang w:val="pt-PT"/>
+        </w:rPr>
+      </w:pPr>
+      <w:proofErr w:type="spellStart"/>
+      <w:r>
+        <w:rPr>
+          <w:lang w:val="pt-PT"/>
+        </w:rPr>
+        <w:t>boxplot</w:t>
+      </w:r>
+      <w:proofErr w:type="spellEnd"/>
+      <w:r>
+        <w:rPr>
+          <w:lang w:val="pt-PT"/>
+        </w:rPr>
+        <w:t xml:space="preserve"> de popularidade por gênero</w:t>
+      </w:r>
+    </w:p>
+    <w:p>
+      <w:pPr>
+        <w:pStyle w:val="PargrafodaLista"/>
+        <w:numPr>
+          <w:ilvl w:val="0"/>
+          <w:numId w:val="22"/>
+        </w:numPr>
+        <w:rPr>
+          <w:lang w:val="pt-PT"/>
+        </w:rPr>
+      </w:pPr>
+      <w:r>
+        <w:rPr>
+          <w:lang w:val="pt-PT"/>
+        </w:rPr>
+        <w:t>tabela estatística descritiva</w:t>
+      </w:r>
+    </w:p>
+    <w:p>
+      <w:pPr>
+        <w:rPr>
+          <w:b/>
+          <w:bCs/>
+          <w:i/>
+          <w:iCs/>
+          <w:lang w:val="pt-PT"/>
+        </w:rPr>
+      </w:pPr>
+      <w:r>
+        <w:rPr>
+          <w:b/>
+          <w:bCs/>
+          <w:i/>
+          <w:iCs/>
+          <w:lang w:val="pt-PT"/>
+        </w:rPr>
+        <w:t>Aba 3 – Artistas</w:t>
+      </w:r>
+    </w:p>
+    <w:p>
+      <w:pPr>
+        <w:pStyle w:val="PargrafodaLista"/>
+        <w:numPr>
+          <w:ilvl w:val="0"/>
+          <w:numId w:val="23"/>
+        </w:numPr>
+        <w:rPr>
+          <w:lang w:val="pt-PT"/>
+        </w:rPr>
+      </w:pPr>
+      <w:r>
+        <w:rPr>
+          <w:lang w:val="pt-PT"/>
+        </w:rPr>
+        <w:t>top artistas por média de popularidade</w:t>
+      </w:r>
+    </w:p>
+    <w:p>
+      <w:pPr>
+        <w:pStyle w:val="PargrafodaLista"/>
+        <w:numPr>
+          <w:ilvl w:val="0"/>
+          <w:numId w:val="23"/>
+        </w:numPr>
+        <w:rPr>
+          <w:lang w:val="pt-PT"/>
+        </w:rPr>
+      </w:pPr>
+      <w:r>
+        <w:rPr>
+          <w:lang w:val="pt-PT"/>
+        </w:rPr>
+        <w:t>artistas com maior discrepância</w:t>
+      </w:r>
+    </w:p>
+    <w:p>
+      <w:pPr>
+        <w:pStyle w:val="PargrafodaLista"/>
+        <w:numPr>
+          <w:ilvl w:val="0"/>
+          <w:numId w:val="23"/>
+        </w:numPr>
+        <w:rPr>
+          <w:lang w:val="pt-PT"/>
+        </w:rPr>
+      </w:pPr>
+      <w:r>
+        <w:rPr>
+          <w:lang w:val="pt-PT"/>
+        </w:rPr>
+        <w:t>artistas com maior quantidade de faixas zero</w:t>
+      </w:r>
+    </w:p>
+    <w:p>
+      <w:pPr>
+        <w:rPr>
+          <w:b/>
+          <w:bCs/>
+          <w:i/>
+          <w:iCs/>
+          <w:lang w:val="pt-PT"/>
+        </w:rPr>
+      </w:pPr>
+      <w:r>
+        <w:rPr>
+          <w:b/>
+          <w:bCs/>
+          <w:i/>
+          <w:iCs/>
+          <w:lang w:val="pt-PT"/>
+        </w:rPr>
+        <w:t>Aba 4 – Linha do tempo</w:t>
+      </w:r>
+    </w:p>
+    <w:p>
+      <w:pPr>
+        <w:pStyle w:val="PargrafodaLista"/>
+        <w:numPr>
+          <w:ilvl w:val="0"/>
+          <w:numId w:val="24"/>
+        </w:numPr>
+        <w:rPr>
+          <w:lang w:val="pt-PT"/>
+        </w:rPr>
+      </w:pPr>
+      <w:r>
+        <w:rPr>
+          <w:lang w:val="pt-PT"/>
+        </w:rPr>
+        <w:t>lançamentos por ano</w:t>
+      </w:r>
+    </w:p>
+    <w:p>
+      <w:pPr>
+        <w:pStyle w:val="PargrafodaLista"/>
+        <w:numPr>
+          <w:ilvl w:val="0"/>
+          <w:numId w:val="24"/>
+        </w:numPr>
+        <w:rPr>
+          <w:lang w:val="pt-PT"/>
+        </w:rPr>
+      </w:pPr>
+      <w:r>
+        <w:rPr>
+          <w:lang w:val="pt-PT"/>
+        </w:rPr>
+        <w:t>leitura interpretativa sobre tendências temporal-musicais</w:t>
+      </w:r>
+    </w:p>
+    <w:p>
+      <w:pPr>
+        <w:pStyle w:val="PargrafodaLista"/>
+        <w:numPr>
+          <w:ilvl w:val="0"/>
+          <w:numId w:val="24"/>
+        </w:numPr>
+        <w:rPr>
+          <w:lang w:val="pt-PT"/>
+        </w:rPr>
+      </w:pPr>
+      <w:r>
+        <w:rPr>
+          <w:lang w:val="pt-PT"/>
+        </w:rPr>
+        <w:t>Além disso, foram implementados filtros interativos:</w:t>
+      </w:r>
+    </w:p>
+    <w:p>
+      <w:pPr>
+        <w:pStyle w:val="PargrafodaLista"/>
+        <w:numPr>
+          <w:ilvl w:val="0"/>
+          <w:numId w:val="24"/>
+        </w:numPr>
+        <w:rPr>
+          <w:lang w:val="pt-PT"/>
+        </w:rPr>
+      </w:pPr>
+      <w:proofErr w:type="spellStart"/>
+      <w:r>
+        <w:rPr>
+          <w:lang w:val="pt-PT"/>
+        </w:rPr>
+        <w:t>multiselect</w:t>
+      </w:r>
+      <w:proofErr w:type="spellEnd"/>
+      <w:r>
+        <w:rPr>
+          <w:lang w:val="pt-PT"/>
+        </w:rPr>
+        <w:t xml:space="preserve"> de gêneros</w:t>
+      </w:r>
+    </w:p>
+    <w:p>
+      <w:pPr>
+        <w:pStyle w:val="PargrafodaLista"/>
+        <w:numPr>
+          <w:ilvl w:val="0"/>
+          <w:numId w:val="24"/>
+        </w:numPr>
+        <w:rPr>
+          <w:lang w:val="pt-PT"/>
+        </w:rPr>
+      </w:pPr>
+      <w:r>
+        <w:rPr>
+          <w:lang w:val="pt-PT"/>
+        </w:rPr>
+        <w:t>controle de período de anos</w:t>
+      </w:r>
+    </w:p>
+    <w:p>
+      <w:pPr>
+        <w:pStyle w:val="PargrafodaLista"/>
+        <w:numPr>
+          <w:ilvl w:val="0"/>
+          <w:numId w:val="24"/>
+        </w:numPr>
+        <w:rPr>
+          <w:lang w:val="pt-PT"/>
+        </w:rPr>
+      </w:pPr>
+      <w:r>
+        <w:rPr>
+          <w:lang w:val="pt-PT"/>
+        </w:rPr>
+        <w:t>controle de popularidade mínima</w:t>
+      </w:r>
+    </w:p>
+    <w:p>
+      <w:pPr>
+        <w:rPr>
+          <w:lang w:val="pt-PT"/>
+        </w:rPr>
+      </w:pPr>
+      <w:r>
+        <w:rPr>
+          <w:lang w:val="pt-PT"/>
+        </w:rPr>
+        <w:t>Esses filtros permitem ao usuário explorar padrões específicos e construir análises próprias.</w:t>
+      </w:r>
+    </w:p>
+    <w:p>
+      <w:pPr>
+        <w:pStyle w:val="Ttulo2"/>
+        <w:spacing w:before="360" w:after="360"/>
+        <w:rPr>
+          <w:lang w:val="pt-PT"/>
+        </w:rPr>
+      </w:pPr>
+      <w:r>
+        <w:rPr>
+          <w:lang w:val="pt-PT"/>
+        </w:rPr>
+        <w:t>3.4 Documentação no Notebook</w:t>
+      </w:r>
+    </w:p>
+    <w:p>
+      <w:pPr>
+        <w:rPr>
+          <w:lang w:val="pt-PT"/>
+        </w:rPr>
+      </w:pPr>
+      <w:r>
+        <w:rPr>
+          <w:lang w:val="pt-PT"/>
+        </w:rPr>
+        <w:t>A Célula 26 documenta a criação do protótipo e seus objetivos.</w:t>
+      </w:r>
+    </w:p>
+    <w:p>
+      <w:pPr>
+        <w:rPr>
+          <w:lang w:val="pt-PT"/>
+        </w:rPr>
+      </w:pPr>
+      <w:r>
+        <w:rPr>
+          <w:lang w:val="pt-PT"/>
+        </w:rPr>
+        <w:t>A Célula 27 salva o arquivo .</w:t>
+      </w:r>
+      <w:proofErr w:type="spellStart"/>
+      <w:r>
+        <w:rPr>
+          <w:lang w:val="pt-PT"/>
+        </w:rPr>
+        <w:t>py</w:t>
+      </w:r>
+      <w:proofErr w:type="spellEnd"/>
+      <w:r>
+        <w:rPr>
+          <w:lang w:val="pt-PT"/>
+        </w:rPr>
+        <w:t xml:space="preserve"> no ambiente, permitindo </w:t>
+      </w:r>
+      <w:proofErr w:type="spellStart"/>
+      <w:r>
+        <w:rPr>
+          <w:lang w:val="pt-PT"/>
+        </w:rPr>
+        <w:t>commit</w:t>
+      </w:r>
+      <w:proofErr w:type="spellEnd"/>
+      <w:r>
+        <w:rPr>
+          <w:lang w:val="pt-PT"/>
+        </w:rPr>
+        <w:t xml:space="preserve"> para o GitHub.</w:t>
+      </w:r>
+    </w:p>
+    <w:p>
+      <w:pPr>
+        <w:rPr>
+          <w:lang w:val="pt-PT"/>
+        </w:rPr>
+      </w:pPr>
+      <w:r>
+        <w:rPr>
+          <w:lang w:val="pt-PT"/>
+        </w:rPr>
+        <w:lastRenderedPageBreak/>
+        <w:t>Essa organização garante rastreabilidade, execução reprodutível e documentação clara do fluxo de trabalho.</w:t>
+      </w:r>
+    </w:p>
+    <w:p>
+      <w:pPr>
+        <w:pStyle w:val="Ttulo1"/>
+        <w:rPr>
+          <w:lang w:val="pt-PT"/>
+        </w:rPr>
+      </w:pPr>
+      <w:r>
+        <w:rPr>
+          <w:lang w:val="pt-PT"/>
+        </w:rPr>
+        <w:t>4. Resultados Obtidos</w:t>
+      </w:r>
+    </w:p>
+    <w:p>
+      <w:pPr>
+        <w:rPr>
+          <w:lang w:val="pt-PT"/>
+        </w:rPr>
+      </w:pPr>
+      <w:r>
+        <w:rPr>
+          <w:lang w:val="pt-PT"/>
+        </w:rPr>
         <w:t>A I</w:t>
       </w:r>
       <w:proofErr w:type="spellStart"/>
@@ -7958,20 +9736,147 @@
         <w:rPr>
           <w:lang w:val="pt-PT"/>
         </w:rPr>
-        <w:t xml:space="preserve"> 3.2 atingiu integralmente seus objetivos, convertendo resultados quantitativos em narrativa de valor interpretativo e mercadológico. A Célula 25 sintetiza esse processo com rigor técnico e clareza metodológica.</w:t>
-      </w:r>
-    </w:p>
-    <w:p>
-      <w:pPr>
-        <w:rPr>
-          <w:lang w:val="pt-PT"/>
-        </w:rPr>
-      </w:pPr>
-      <w:r>
-        <w:rPr>
-          <w:lang w:val="pt-PT"/>
-        </w:rPr>
-        <w:t xml:space="preserve">Este conteúdo permitirá avançar para a </w:t>
+        <w:t xml:space="preserve"> 3.3 foi concluída com a criação de um protótipo funcional, navegável e coerente com o </w:t>
+      </w:r>
+      <w:proofErr w:type="spellStart"/>
+      <w:r>
+        <w:rPr>
+          <w:lang w:val="pt-PT"/>
+        </w:rPr>
+        <w:t>storytelling</w:t>
+      </w:r>
+      <w:proofErr w:type="spellEnd"/>
+      <w:r>
+        <w:rPr>
+          <w:lang w:val="pt-PT"/>
+        </w:rPr>
+        <w:t xml:space="preserve"> da Semana 3. O </w:t>
+      </w:r>
+      <w:proofErr w:type="spellStart"/>
+      <w:r>
+        <w:rPr>
+          <w:lang w:val="pt-PT"/>
+        </w:rPr>
+        <w:t>dashboard</w:t>
+      </w:r>
+      <w:proofErr w:type="spellEnd"/>
+      <w:r>
+        <w:rPr>
+          <w:lang w:val="pt-PT"/>
+        </w:rPr>
+        <w:t xml:space="preserve"> já apresenta:</w:t>
+      </w:r>
+    </w:p>
+    <w:p>
+      <w:pPr>
+        <w:pStyle w:val="PargrafodaLista"/>
+        <w:numPr>
+          <w:ilvl w:val="0"/>
+          <w:numId w:val="25"/>
+        </w:numPr>
+        <w:rPr>
+          <w:lang w:val="pt-PT"/>
+        </w:rPr>
+      </w:pPr>
+      <w:r>
+        <w:rPr>
+          <w:lang w:val="pt-PT"/>
+        </w:rPr>
+        <w:t>interatividade completa,</w:t>
+      </w:r>
+    </w:p>
+    <w:p>
+      <w:pPr>
+        <w:pStyle w:val="PargrafodaLista"/>
+        <w:numPr>
+          <w:ilvl w:val="0"/>
+          <w:numId w:val="25"/>
+        </w:numPr>
+        <w:rPr>
+          <w:lang w:val="pt-PT"/>
+        </w:rPr>
+      </w:pPr>
+      <w:r>
+        <w:rPr>
+          <w:lang w:val="pt-PT"/>
+        </w:rPr>
+        <w:t>insights integrados,</w:t>
+      </w:r>
+    </w:p>
+    <w:p>
+      <w:pPr>
+        <w:pStyle w:val="PargrafodaLista"/>
+        <w:numPr>
+          <w:ilvl w:val="0"/>
+          <w:numId w:val="25"/>
+        </w:numPr>
+        <w:rPr>
+          <w:lang w:val="pt-PT"/>
+        </w:rPr>
+      </w:pPr>
+      <w:r>
+        <w:rPr>
+          <w:lang w:val="pt-PT"/>
+        </w:rPr>
+        <w:t>visualização clara do comportamento das variáveis,</w:t>
+      </w:r>
+    </w:p>
+    <w:p>
+      <w:pPr>
+        <w:pStyle w:val="PargrafodaLista"/>
+        <w:numPr>
+          <w:ilvl w:val="0"/>
+          <w:numId w:val="25"/>
+        </w:numPr>
+        <w:rPr>
+          <w:lang w:val="pt-PT"/>
+        </w:rPr>
+      </w:pPr>
+      <w:r>
+        <w:rPr>
+          <w:lang w:val="pt-PT"/>
+        </w:rPr>
+        <w:t>base sólida para evolução, refinamento visual e narrativa interativa na Semana 4.</w:t>
+      </w:r>
+    </w:p>
+    <w:p>
+      <w:pPr>
+        <w:rPr>
+          <w:lang w:val="pt-PT"/>
+        </w:rPr>
+      </w:pPr>
+      <w:r>
+        <w:rPr>
+          <w:lang w:val="pt-PT"/>
+        </w:rPr>
+        <w:t>O protótipo cumpre o papel de consolidar e comunicar o aprendizado obtido nas etapas anteriores.</w:t>
+      </w:r>
+    </w:p>
+    <w:p>
+      <w:pPr>
+        <w:pStyle w:val="Ttulo1"/>
+        <w:rPr>
+          <w:lang w:val="pt-PT"/>
+        </w:rPr>
+      </w:pPr>
+      <w:r>
+        <w:rPr>
+          <w:lang w:val="pt-PT"/>
+        </w:rPr>
+        <w:t>5. Conclusão</w:t>
+      </w:r>
+    </w:p>
+    <w:p>
+      <w:pPr>
+        <w:rPr>
+          <w:lang w:val="pt-PT"/>
+        </w:rPr>
+      </w:pPr>
+      <w:r>
+        <w:rPr>
+          <w:lang w:val="pt-PT"/>
+        </w:rPr>
+        <w:t xml:space="preserve">A </w:t>
       </w:r>
       <w:proofErr w:type="spellStart"/>
       <w:r>
@@ -7985,7 +9890,20 @@
         <w:rPr>
           <w:lang w:val="pt-PT"/>
         </w:rPr>
-        <w:t xml:space="preserve"> 3.3 com entendimento profundo dos padrões musicais, gerando um </w:t>
+        <w:t xml:space="preserve"> 3.3 foi entregue em 14/11/2025, cumprindo inteiramente as exigências da Semana 3.</w:t>
+      </w:r>
+    </w:p>
+    <w:p>
+      <w:pPr>
+        <w:rPr>
+          <w:lang w:val="pt-PT"/>
+        </w:rPr>
+      </w:pPr>
+      <w:r>
+        <w:rPr>
+          <w:lang w:val="pt-PT"/>
+        </w:rPr>
+        <w:t xml:space="preserve">O </w:t>
       </w:r>
       <w:proofErr w:type="spellStart"/>
       <w:r>
@@ -7999,7 +9917,106 @@
         <w:rPr>
           <w:lang w:val="pt-PT"/>
         </w:rPr>
-        <w:t xml:space="preserve"> mais coerente, interpretativo e orientado a decisões.</w:t>
+        <w:t xml:space="preserve"> criado fornece uma estrutura robusta para o desenvolvimento da versão final e demonstra:</w:t>
+      </w:r>
+    </w:p>
+    <w:p>
+      <w:pPr>
+        <w:pStyle w:val="PargrafodaLista"/>
+        <w:numPr>
+          <w:ilvl w:val="0"/>
+          <w:numId w:val="26"/>
+        </w:numPr>
+        <w:rPr>
+          <w:lang w:val="pt-PT"/>
+        </w:rPr>
+      </w:pPr>
+      <w:r>
+        <w:rPr>
+          <w:lang w:val="pt-PT"/>
+        </w:rPr>
+        <w:t>domínio das ferramentas de visualização,</w:t>
+      </w:r>
+    </w:p>
+    <w:p>
+      <w:pPr>
+        <w:pStyle w:val="PargrafodaLista"/>
+        <w:numPr>
+          <w:ilvl w:val="0"/>
+          <w:numId w:val="26"/>
+        </w:numPr>
+        <w:rPr>
+          <w:lang w:val="pt-PT"/>
+        </w:rPr>
+      </w:pPr>
+      <w:r>
+        <w:rPr>
+          <w:lang w:val="pt-PT"/>
+        </w:rPr>
+        <w:t xml:space="preserve">integração entre análise estatística e </w:t>
+      </w:r>
+      <w:proofErr w:type="spellStart"/>
+      <w:r>
+        <w:rPr>
+          <w:lang w:val="pt-PT"/>
+        </w:rPr>
+        <w:t>storytelling</w:t>
+      </w:r>
+      <w:proofErr w:type="spellEnd"/>
+      <w:r>
+        <w:rPr>
+          <w:lang w:val="pt-PT"/>
+        </w:rPr>
+        <w:t>,</w:t>
+      </w:r>
+    </w:p>
+    <w:p>
+      <w:pPr>
+        <w:pStyle w:val="PargrafodaLista"/>
+        <w:numPr>
+          <w:ilvl w:val="0"/>
+          <w:numId w:val="26"/>
+        </w:numPr>
+        <w:rPr>
+          <w:lang w:val="pt-PT"/>
+        </w:rPr>
+      </w:pPr>
+      <w:r>
+        <w:rPr>
+          <w:lang w:val="pt-PT"/>
+        </w:rPr>
+        <w:t>organização de dados em uma interface interativa,</w:t>
+      </w:r>
+    </w:p>
+    <w:p>
+      <w:pPr>
+        <w:pStyle w:val="PargrafodaLista"/>
+        <w:numPr>
+          <w:ilvl w:val="0"/>
+          <w:numId w:val="26"/>
+        </w:numPr>
+        <w:rPr>
+          <w:lang w:val="pt-PT"/>
+        </w:rPr>
+      </w:pPr>
+      <w:r>
+        <w:rPr>
+          <w:lang w:val="pt-PT"/>
+        </w:rPr>
+        <w:t>capacidade de transformar análises em produtos exploráveis.</w:t>
+      </w:r>
+    </w:p>
+    <w:p>
+      <w:pPr>
+        <w:rPr>
+          <w:lang w:val="pt-PT"/>
+        </w:rPr>
+      </w:pPr>
+      <w:r>
+        <w:rPr>
+          <w:lang w:val="pt-PT"/>
+        </w:rPr>
+        <w:t>O resultado representa um avanço significativo na transformação das análises em insights visualmente acessíveis.</w:t>
       </w:r>
     </w:p>
     <w:sectPr>
@@ -8186,6 +10203,1249 @@
     </w:lvl>
   </w:abstractNum>
   <w:abstractNum w:abstractNumId="9" w15:restartNumberingAfterBreak="0">
+    <w:nsid w:val="027F0179"/>
+    <w:multiLevelType w:val="hybridMultilevel"/>
+    <w:tmpl w:val="5E0C8070"/>
+    <w:lvl w:ilvl="0" w:tplc="08160001">
+      <w:start w:val="1"/>
+      <w:numFmt w:val="bullet"/>
+      <w:lvlText w:val=""/>
+      <w:lvlJc w:val="left"/>
+      <w:pPr>
+        <w:ind w:left="1429" w:hanging="360"/>
+      </w:pPr>
+      <w:rPr>
+        <w:rFonts w:ascii="Symbol" w:hAnsi="Symbol" w:hint="default"/>
+      </w:rPr>
+    </w:lvl>
+    <w:lvl w:ilvl="1" w:tplc="08160003" w:tentative="1">
+      <w:start w:val="1"/>
+      <w:numFmt w:val="bullet"/>
+      <w:lvlText w:val="o"/>
+      <w:lvlJc w:val="left"/>
+      <w:pPr>
+        <w:ind w:left="2149" w:hanging="360"/>
+      </w:pPr>
+      <w:rPr>
+        <w:rFonts w:ascii="Courier New" w:hAnsi="Courier New" w:cs="Courier New" w:hint="default"/>
+      </w:rPr>
+    </w:lvl>
+    <w:lvl w:ilvl="2" w:tplc="08160005" w:tentative="1">
+      <w:start w:val="1"/>
+      <w:numFmt w:val="bullet"/>
+      <w:lvlText w:val=""/>
+      <w:lvlJc w:val="left"/>
+      <w:pPr>
+        <w:ind w:left="2869" w:hanging="360"/>
+      </w:pPr>
+      <w:rPr>
+        <w:rFonts w:ascii="Wingdings" w:hAnsi="Wingdings" w:hint="default"/>
+      </w:rPr>
+    </w:lvl>
+    <w:lvl w:ilvl="3" w:tplc="08160001" w:tentative="1">
+      <w:start w:val="1"/>
+      <w:numFmt w:val="bullet"/>
+      <w:lvlText w:val=""/>
+      <w:lvlJc w:val="left"/>
+      <w:pPr>
+        <w:ind w:left="3589" w:hanging="360"/>
+      </w:pPr>
+      <w:rPr>
+        <w:rFonts w:ascii="Symbol" w:hAnsi="Symbol" w:hint="default"/>
+      </w:rPr>
+    </w:lvl>
+    <w:lvl w:ilvl="4" w:tplc="08160003" w:tentative="1">
+      <w:start w:val="1"/>
+      <w:numFmt w:val="bullet"/>
+      <w:lvlText w:val="o"/>
+      <w:lvlJc w:val="left"/>
+      <w:pPr>
+        <w:ind w:left="4309" w:hanging="360"/>
+      </w:pPr>
+      <w:rPr>
+        <w:rFonts w:ascii="Courier New" w:hAnsi="Courier New" w:cs="Courier New" w:hint="default"/>
+      </w:rPr>
+    </w:lvl>
+    <w:lvl w:ilvl="5" w:tplc="08160005" w:tentative="1">
+      <w:start w:val="1"/>
+      <w:numFmt w:val="bullet"/>
+      <w:lvlText w:val=""/>
+      <w:lvlJc w:val="left"/>
+      <w:pPr>
+        <w:ind w:left="5029" w:hanging="360"/>
+      </w:pPr>
+      <w:rPr>
+        <w:rFonts w:ascii="Wingdings" w:hAnsi="Wingdings" w:hint="default"/>
+      </w:rPr>
+    </w:lvl>
+    <w:lvl w:ilvl="6" w:tplc="08160001" w:tentative="1">
+      <w:start w:val="1"/>
+      <w:numFmt w:val="bullet"/>
+      <w:lvlText w:val=""/>
+      <w:lvlJc w:val="left"/>
+      <w:pPr>
+        <w:ind w:left="5749" w:hanging="360"/>
+      </w:pPr>
+      <w:rPr>
+        <w:rFonts w:ascii="Symbol" w:hAnsi="Symbol" w:hint="default"/>
+      </w:rPr>
+    </w:lvl>
+    <w:lvl w:ilvl="7" w:tplc="08160003" w:tentative="1">
+      <w:start w:val="1"/>
+      <w:numFmt w:val="bullet"/>
+      <w:lvlText w:val="o"/>
+      <w:lvlJc w:val="left"/>
+      <w:pPr>
+        <w:ind w:left="6469" w:hanging="360"/>
+      </w:pPr>
+      <w:rPr>
+        <w:rFonts w:ascii="Courier New" w:hAnsi="Courier New" w:cs="Courier New" w:hint="default"/>
+      </w:rPr>
+    </w:lvl>
+    <w:lvl w:ilvl="8" w:tplc="08160005" w:tentative="1">
+      <w:start w:val="1"/>
+      <w:numFmt w:val="bullet"/>
+      <w:lvlText w:val=""/>
+      <w:lvlJc w:val="left"/>
+      <w:pPr>
+        <w:ind w:left="7189" w:hanging="360"/>
+      </w:pPr>
+      <w:rPr>
+        <w:rFonts w:ascii="Wingdings" w:hAnsi="Wingdings" w:hint="default"/>
+      </w:rPr>
+    </w:lvl>
+  </w:abstractNum>
+  <w:abstractNum w:abstractNumId="10" w15:restartNumberingAfterBreak="0">
+    <w:nsid w:val="03D11D65"/>
+    <w:multiLevelType w:val="hybridMultilevel"/>
+    <w:tmpl w:val="DC484588"/>
+    <w:lvl w:ilvl="0" w:tplc="08160001">
+      <w:start w:val="1"/>
+      <w:numFmt w:val="bullet"/>
+      <w:lvlText w:val=""/>
+      <w:lvlJc w:val="left"/>
+      <w:pPr>
+        <w:ind w:left="1429" w:hanging="360"/>
+      </w:pPr>
+      <w:rPr>
+        <w:rFonts w:ascii="Symbol" w:hAnsi="Symbol" w:hint="default"/>
+      </w:rPr>
+    </w:lvl>
+    <w:lvl w:ilvl="1" w:tplc="08160003" w:tentative="1">
+      <w:start w:val="1"/>
+      <w:numFmt w:val="bullet"/>
+      <w:lvlText w:val="o"/>
+      <w:lvlJc w:val="left"/>
+      <w:pPr>
+        <w:ind w:left="2149" w:hanging="360"/>
+      </w:pPr>
+      <w:rPr>
+        <w:rFonts w:ascii="Courier New" w:hAnsi="Courier New" w:cs="Courier New" w:hint="default"/>
+      </w:rPr>
+    </w:lvl>
+    <w:lvl w:ilvl="2" w:tplc="08160005" w:tentative="1">
+      <w:start w:val="1"/>
+      <w:numFmt w:val="bullet"/>
+      <w:lvlText w:val=""/>
+      <w:lvlJc w:val="left"/>
+      <w:pPr>
+        <w:ind w:left="2869" w:hanging="360"/>
+      </w:pPr>
+      <w:rPr>
+        <w:rFonts w:ascii="Wingdings" w:hAnsi="Wingdings" w:hint="default"/>
+      </w:rPr>
+    </w:lvl>
+    <w:lvl w:ilvl="3" w:tplc="08160001" w:tentative="1">
+      <w:start w:val="1"/>
+      <w:numFmt w:val="bullet"/>
+      <w:lvlText w:val=""/>
+      <w:lvlJc w:val="left"/>
+      <w:pPr>
+        <w:ind w:left="3589" w:hanging="360"/>
+      </w:pPr>
+      <w:rPr>
+        <w:rFonts w:ascii="Symbol" w:hAnsi="Symbol" w:hint="default"/>
+      </w:rPr>
+    </w:lvl>
+    <w:lvl w:ilvl="4" w:tplc="08160003" w:tentative="1">
+      <w:start w:val="1"/>
+      <w:numFmt w:val="bullet"/>
+      <w:lvlText w:val="o"/>
+      <w:lvlJc w:val="left"/>
+      <w:pPr>
+        <w:ind w:left="4309" w:hanging="360"/>
+      </w:pPr>
+      <w:rPr>
+        <w:rFonts w:ascii="Courier New" w:hAnsi="Courier New" w:cs="Courier New" w:hint="default"/>
+      </w:rPr>
+    </w:lvl>
+    <w:lvl w:ilvl="5" w:tplc="08160005" w:tentative="1">
+      <w:start w:val="1"/>
+      <w:numFmt w:val="bullet"/>
+      <w:lvlText w:val=""/>
+      <w:lvlJc w:val="left"/>
+      <w:pPr>
+        <w:ind w:left="5029" w:hanging="360"/>
+      </w:pPr>
+      <w:rPr>
+        <w:rFonts w:ascii="Wingdings" w:hAnsi="Wingdings" w:hint="default"/>
+      </w:rPr>
+    </w:lvl>
+    <w:lvl w:ilvl="6" w:tplc="08160001" w:tentative="1">
+      <w:start w:val="1"/>
+      <w:numFmt w:val="bullet"/>
+      <w:lvlText w:val=""/>
+      <w:lvlJc w:val="left"/>
+      <w:pPr>
+        <w:ind w:left="5749" w:hanging="360"/>
+      </w:pPr>
+      <w:rPr>
+        <w:rFonts w:ascii="Symbol" w:hAnsi="Symbol" w:hint="default"/>
+      </w:rPr>
+    </w:lvl>
+    <w:lvl w:ilvl="7" w:tplc="08160003" w:tentative="1">
+      <w:start w:val="1"/>
+      <w:numFmt w:val="bullet"/>
+      <w:lvlText w:val="o"/>
+      <w:lvlJc w:val="left"/>
+      <w:pPr>
+        <w:ind w:left="6469" w:hanging="360"/>
+      </w:pPr>
+      <w:rPr>
+        <w:rFonts w:ascii="Courier New" w:hAnsi="Courier New" w:cs="Courier New" w:hint="default"/>
+      </w:rPr>
+    </w:lvl>
+    <w:lvl w:ilvl="8" w:tplc="08160005" w:tentative="1">
+      <w:start w:val="1"/>
+      <w:numFmt w:val="bullet"/>
+      <w:lvlText w:val=""/>
+      <w:lvlJc w:val="left"/>
+      <w:pPr>
+        <w:ind w:left="7189" w:hanging="360"/>
+      </w:pPr>
+      <w:rPr>
+        <w:rFonts w:ascii="Wingdings" w:hAnsi="Wingdings" w:hint="default"/>
+      </w:rPr>
+    </w:lvl>
+  </w:abstractNum>
+  <w:abstractNum w:abstractNumId="11" w15:restartNumberingAfterBreak="0">
+    <w:nsid w:val="083E6497"/>
+    <w:multiLevelType w:val="hybridMultilevel"/>
+    <w:tmpl w:val="9BD830EC"/>
+    <w:lvl w:ilvl="0" w:tplc="08160001">
+      <w:start w:val="1"/>
+      <w:numFmt w:val="bullet"/>
+      <w:lvlText w:val=""/>
+      <w:lvlJc w:val="left"/>
+      <w:pPr>
+        <w:ind w:left="1429" w:hanging="360"/>
+      </w:pPr>
+      <w:rPr>
+        <w:rFonts w:ascii="Symbol" w:hAnsi="Symbol" w:hint="default"/>
+      </w:rPr>
+    </w:lvl>
+    <w:lvl w:ilvl="1" w:tplc="08160003" w:tentative="1">
+      <w:start w:val="1"/>
+      <w:numFmt w:val="bullet"/>
+      <w:lvlText w:val="o"/>
+      <w:lvlJc w:val="left"/>
+      <w:pPr>
+        <w:ind w:left="2149" w:hanging="360"/>
+      </w:pPr>
+      <w:rPr>
+        <w:rFonts w:ascii="Courier New" w:hAnsi="Courier New" w:cs="Courier New" w:hint="default"/>
+      </w:rPr>
+    </w:lvl>
+    <w:lvl w:ilvl="2" w:tplc="08160005" w:tentative="1">
+      <w:start w:val="1"/>
+      <w:numFmt w:val="bullet"/>
+      <w:lvlText w:val=""/>
+      <w:lvlJc w:val="left"/>
+      <w:pPr>
+        <w:ind w:left="2869" w:hanging="360"/>
+      </w:pPr>
+      <w:rPr>
+        <w:rFonts w:ascii="Wingdings" w:hAnsi="Wingdings" w:hint="default"/>
+      </w:rPr>
+    </w:lvl>
+    <w:lvl w:ilvl="3" w:tplc="08160001" w:tentative="1">
+      <w:start w:val="1"/>
+      <w:numFmt w:val="bullet"/>
+      <w:lvlText w:val=""/>
+      <w:lvlJc w:val="left"/>
+      <w:pPr>
+        <w:ind w:left="3589" w:hanging="360"/>
+      </w:pPr>
+      <w:rPr>
+        <w:rFonts w:ascii="Symbol" w:hAnsi="Symbol" w:hint="default"/>
+      </w:rPr>
+    </w:lvl>
+    <w:lvl w:ilvl="4" w:tplc="08160003" w:tentative="1">
+      <w:start w:val="1"/>
+      <w:numFmt w:val="bullet"/>
+      <w:lvlText w:val="o"/>
+      <w:lvlJc w:val="left"/>
+      <w:pPr>
+        <w:ind w:left="4309" w:hanging="360"/>
+      </w:pPr>
+      <w:rPr>
+        <w:rFonts w:ascii="Courier New" w:hAnsi="Courier New" w:cs="Courier New" w:hint="default"/>
+      </w:rPr>
+    </w:lvl>
+    <w:lvl w:ilvl="5" w:tplc="08160005" w:tentative="1">
+      <w:start w:val="1"/>
+      <w:numFmt w:val="bullet"/>
+      <w:lvlText w:val=""/>
+      <w:lvlJc w:val="left"/>
+      <w:pPr>
+        <w:ind w:left="5029" w:hanging="360"/>
+      </w:pPr>
+      <w:rPr>
+        <w:rFonts w:ascii="Wingdings" w:hAnsi="Wingdings" w:hint="default"/>
+      </w:rPr>
+    </w:lvl>
+    <w:lvl w:ilvl="6" w:tplc="08160001" w:tentative="1">
+      <w:start w:val="1"/>
+      <w:numFmt w:val="bullet"/>
+      <w:lvlText w:val=""/>
+      <w:lvlJc w:val="left"/>
+      <w:pPr>
+        <w:ind w:left="5749" w:hanging="360"/>
+      </w:pPr>
+      <w:rPr>
+        <w:rFonts w:ascii="Symbol" w:hAnsi="Symbol" w:hint="default"/>
+      </w:rPr>
+    </w:lvl>
+    <w:lvl w:ilvl="7" w:tplc="08160003" w:tentative="1">
+      <w:start w:val="1"/>
+      <w:numFmt w:val="bullet"/>
+      <w:lvlText w:val="o"/>
+      <w:lvlJc w:val="left"/>
+      <w:pPr>
+        <w:ind w:left="6469" w:hanging="360"/>
+      </w:pPr>
+      <w:rPr>
+        <w:rFonts w:ascii="Courier New" w:hAnsi="Courier New" w:cs="Courier New" w:hint="default"/>
+      </w:rPr>
+    </w:lvl>
+    <w:lvl w:ilvl="8" w:tplc="08160005" w:tentative="1">
+      <w:start w:val="1"/>
+      <w:numFmt w:val="bullet"/>
+      <w:lvlText w:val=""/>
+      <w:lvlJc w:val="left"/>
+      <w:pPr>
+        <w:ind w:left="7189" w:hanging="360"/>
+      </w:pPr>
+      <w:rPr>
+        <w:rFonts w:ascii="Wingdings" w:hAnsi="Wingdings" w:hint="default"/>
+      </w:rPr>
+    </w:lvl>
+  </w:abstractNum>
+  <w:abstractNum w:abstractNumId="12" w15:restartNumberingAfterBreak="0">
+    <w:nsid w:val="0F310BAD"/>
+    <w:multiLevelType w:val="hybridMultilevel"/>
+    <w:tmpl w:val="48427A78"/>
+    <w:lvl w:ilvl="0" w:tplc="08160001">
+      <w:start w:val="1"/>
+      <w:numFmt w:val="bullet"/>
+      <w:lvlText w:val=""/>
+      <w:lvlJc w:val="left"/>
+      <w:pPr>
+        <w:ind w:left="1429" w:hanging="360"/>
+      </w:pPr>
+      <w:rPr>
+        <w:rFonts w:ascii="Symbol" w:hAnsi="Symbol" w:hint="default"/>
+      </w:rPr>
+    </w:lvl>
+    <w:lvl w:ilvl="1" w:tplc="08160003" w:tentative="1">
+      <w:start w:val="1"/>
+      <w:numFmt w:val="bullet"/>
+      <w:lvlText w:val="o"/>
+      <w:lvlJc w:val="left"/>
+      <w:pPr>
+        <w:ind w:left="2149" w:hanging="360"/>
+      </w:pPr>
+      <w:rPr>
+        <w:rFonts w:ascii="Courier New" w:hAnsi="Courier New" w:cs="Courier New" w:hint="default"/>
+      </w:rPr>
+    </w:lvl>
+    <w:lvl w:ilvl="2" w:tplc="08160005" w:tentative="1">
+      <w:start w:val="1"/>
+      <w:numFmt w:val="bullet"/>
+      <w:lvlText w:val=""/>
+      <w:lvlJc w:val="left"/>
+      <w:pPr>
+        <w:ind w:left="2869" w:hanging="360"/>
+      </w:pPr>
+      <w:rPr>
+        <w:rFonts w:ascii="Wingdings" w:hAnsi="Wingdings" w:hint="default"/>
+      </w:rPr>
+    </w:lvl>
+    <w:lvl w:ilvl="3" w:tplc="08160001" w:tentative="1">
+      <w:start w:val="1"/>
+      <w:numFmt w:val="bullet"/>
+      <w:lvlText w:val=""/>
+      <w:lvlJc w:val="left"/>
+      <w:pPr>
+        <w:ind w:left="3589" w:hanging="360"/>
+      </w:pPr>
+      <w:rPr>
+        <w:rFonts w:ascii="Symbol" w:hAnsi="Symbol" w:hint="default"/>
+      </w:rPr>
+    </w:lvl>
+    <w:lvl w:ilvl="4" w:tplc="08160003" w:tentative="1">
+      <w:start w:val="1"/>
+      <w:numFmt w:val="bullet"/>
+      <w:lvlText w:val="o"/>
+      <w:lvlJc w:val="left"/>
+      <w:pPr>
+        <w:ind w:left="4309" w:hanging="360"/>
+      </w:pPr>
+      <w:rPr>
+        <w:rFonts w:ascii="Courier New" w:hAnsi="Courier New" w:cs="Courier New" w:hint="default"/>
+      </w:rPr>
+    </w:lvl>
+    <w:lvl w:ilvl="5" w:tplc="08160005" w:tentative="1">
+      <w:start w:val="1"/>
+      <w:numFmt w:val="bullet"/>
+      <w:lvlText w:val=""/>
+      <w:lvlJc w:val="left"/>
+      <w:pPr>
+        <w:ind w:left="5029" w:hanging="360"/>
+      </w:pPr>
+      <w:rPr>
+        <w:rFonts w:ascii="Wingdings" w:hAnsi="Wingdings" w:hint="default"/>
+      </w:rPr>
+    </w:lvl>
+    <w:lvl w:ilvl="6" w:tplc="08160001" w:tentative="1">
+      <w:start w:val="1"/>
+      <w:numFmt w:val="bullet"/>
+      <w:lvlText w:val=""/>
+      <w:lvlJc w:val="left"/>
+      <w:pPr>
+        <w:ind w:left="5749" w:hanging="360"/>
+      </w:pPr>
+      <w:rPr>
+        <w:rFonts w:ascii="Symbol" w:hAnsi="Symbol" w:hint="default"/>
+      </w:rPr>
+    </w:lvl>
+    <w:lvl w:ilvl="7" w:tplc="08160003" w:tentative="1">
+      <w:start w:val="1"/>
+      <w:numFmt w:val="bullet"/>
+      <w:lvlText w:val="o"/>
+      <w:lvlJc w:val="left"/>
+      <w:pPr>
+        <w:ind w:left="6469" w:hanging="360"/>
+      </w:pPr>
+      <w:rPr>
+        <w:rFonts w:ascii="Courier New" w:hAnsi="Courier New" w:cs="Courier New" w:hint="default"/>
+      </w:rPr>
+    </w:lvl>
+    <w:lvl w:ilvl="8" w:tplc="08160005" w:tentative="1">
+      <w:start w:val="1"/>
+      <w:numFmt w:val="bullet"/>
+      <w:lvlText w:val=""/>
+      <w:lvlJc w:val="left"/>
+      <w:pPr>
+        <w:ind w:left="7189" w:hanging="360"/>
+      </w:pPr>
+      <w:rPr>
+        <w:rFonts w:ascii="Wingdings" w:hAnsi="Wingdings" w:hint="default"/>
+      </w:rPr>
+    </w:lvl>
+  </w:abstractNum>
+  <w:abstractNum w:abstractNumId="13" w15:restartNumberingAfterBreak="0">
+    <w:nsid w:val="138E5E53"/>
+    <w:multiLevelType w:val="hybridMultilevel"/>
+    <w:tmpl w:val="D20837C4"/>
+    <w:lvl w:ilvl="0" w:tplc="08160001">
+      <w:start w:val="1"/>
+      <w:numFmt w:val="bullet"/>
+      <w:lvlText w:val=""/>
+      <w:lvlJc w:val="left"/>
+      <w:pPr>
+        <w:ind w:left="1429" w:hanging="360"/>
+      </w:pPr>
+      <w:rPr>
+        <w:rFonts w:ascii="Symbol" w:hAnsi="Symbol" w:hint="default"/>
+      </w:rPr>
+    </w:lvl>
+    <w:lvl w:ilvl="1" w:tplc="08160003" w:tentative="1">
+      <w:start w:val="1"/>
+      <w:numFmt w:val="bullet"/>
+      <w:lvlText w:val="o"/>
+      <w:lvlJc w:val="left"/>
+      <w:pPr>
+        <w:ind w:left="2149" w:hanging="360"/>
+      </w:pPr>
+      <w:rPr>
+        <w:rFonts w:ascii="Courier New" w:hAnsi="Courier New" w:cs="Courier New" w:hint="default"/>
+      </w:rPr>
+    </w:lvl>
+    <w:lvl w:ilvl="2" w:tplc="08160005" w:tentative="1">
+      <w:start w:val="1"/>
+      <w:numFmt w:val="bullet"/>
+      <w:lvlText w:val=""/>
+      <w:lvlJc w:val="left"/>
+      <w:pPr>
+        <w:ind w:left="2869" w:hanging="360"/>
+      </w:pPr>
+      <w:rPr>
+        <w:rFonts w:ascii="Wingdings" w:hAnsi="Wingdings" w:hint="default"/>
+      </w:rPr>
+    </w:lvl>
+    <w:lvl w:ilvl="3" w:tplc="08160001" w:tentative="1">
+      <w:start w:val="1"/>
+      <w:numFmt w:val="bullet"/>
+      <w:lvlText w:val=""/>
+      <w:lvlJc w:val="left"/>
+      <w:pPr>
+        <w:ind w:left="3589" w:hanging="360"/>
+      </w:pPr>
+      <w:rPr>
+        <w:rFonts w:ascii="Symbol" w:hAnsi="Symbol" w:hint="default"/>
+      </w:rPr>
+    </w:lvl>
+    <w:lvl w:ilvl="4" w:tplc="08160003" w:tentative="1">
+      <w:start w:val="1"/>
+      <w:numFmt w:val="bullet"/>
+      <w:lvlText w:val="o"/>
+      <w:lvlJc w:val="left"/>
+      <w:pPr>
+        <w:ind w:left="4309" w:hanging="360"/>
+      </w:pPr>
+      <w:rPr>
+        <w:rFonts w:ascii="Courier New" w:hAnsi="Courier New" w:cs="Courier New" w:hint="default"/>
+      </w:rPr>
+    </w:lvl>
+    <w:lvl w:ilvl="5" w:tplc="08160005" w:tentative="1">
+      <w:start w:val="1"/>
+      <w:numFmt w:val="bullet"/>
+      <w:lvlText w:val=""/>
+      <w:lvlJc w:val="left"/>
+      <w:pPr>
+        <w:ind w:left="5029" w:hanging="360"/>
+      </w:pPr>
+      <w:rPr>
+        <w:rFonts w:ascii="Wingdings" w:hAnsi="Wingdings" w:hint="default"/>
+      </w:rPr>
+    </w:lvl>
+    <w:lvl w:ilvl="6" w:tplc="08160001" w:tentative="1">
+      <w:start w:val="1"/>
+      <w:numFmt w:val="bullet"/>
+      <w:lvlText w:val=""/>
+      <w:lvlJc w:val="left"/>
+      <w:pPr>
+        <w:ind w:left="5749" w:hanging="360"/>
+      </w:pPr>
+      <w:rPr>
+        <w:rFonts w:ascii="Symbol" w:hAnsi="Symbol" w:hint="default"/>
+      </w:rPr>
+    </w:lvl>
+    <w:lvl w:ilvl="7" w:tplc="08160003" w:tentative="1">
+      <w:start w:val="1"/>
+      <w:numFmt w:val="bullet"/>
+      <w:lvlText w:val="o"/>
+      <w:lvlJc w:val="left"/>
+      <w:pPr>
+        <w:ind w:left="6469" w:hanging="360"/>
+      </w:pPr>
+      <w:rPr>
+        <w:rFonts w:ascii="Courier New" w:hAnsi="Courier New" w:cs="Courier New" w:hint="default"/>
+      </w:rPr>
+    </w:lvl>
+    <w:lvl w:ilvl="8" w:tplc="08160005" w:tentative="1">
+      <w:start w:val="1"/>
+      <w:numFmt w:val="bullet"/>
+      <w:lvlText w:val=""/>
+      <w:lvlJc w:val="left"/>
+      <w:pPr>
+        <w:ind w:left="7189" w:hanging="360"/>
+      </w:pPr>
+      <w:rPr>
+        <w:rFonts w:ascii="Wingdings" w:hAnsi="Wingdings" w:hint="default"/>
+      </w:rPr>
+    </w:lvl>
+  </w:abstractNum>
+  <w:abstractNum w:abstractNumId="14" w15:restartNumberingAfterBreak="0">
+    <w:nsid w:val="1D266932"/>
+    <w:multiLevelType w:val="hybridMultilevel"/>
+    <w:tmpl w:val="D3BEA284"/>
+    <w:lvl w:ilvl="0" w:tplc="08160001">
+      <w:start w:val="1"/>
+      <w:numFmt w:val="bullet"/>
+      <w:lvlText w:val=""/>
+      <w:lvlJc w:val="left"/>
+      <w:pPr>
+        <w:ind w:left="1429" w:hanging="360"/>
+      </w:pPr>
+      <w:rPr>
+        <w:rFonts w:ascii="Symbol" w:hAnsi="Symbol" w:hint="default"/>
+      </w:rPr>
+    </w:lvl>
+    <w:lvl w:ilvl="1" w:tplc="08160003" w:tentative="1">
+      <w:start w:val="1"/>
+      <w:numFmt w:val="bullet"/>
+      <w:lvlText w:val="o"/>
+      <w:lvlJc w:val="left"/>
+      <w:pPr>
+        <w:ind w:left="2149" w:hanging="360"/>
+      </w:pPr>
+      <w:rPr>
+        <w:rFonts w:ascii="Courier New" w:hAnsi="Courier New" w:cs="Courier New" w:hint="default"/>
+      </w:rPr>
+    </w:lvl>
+    <w:lvl w:ilvl="2" w:tplc="08160005" w:tentative="1">
+      <w:start w:val="1"/>
+      <w:numFmt w:val="bullet"/>
+      <w:lvlText w:val=""/>
+      <w:lvlJc w:val="left"/>
+      <w:pPr>
+        <w:ind w:left="2869" w:hanging="360"/>
+      </w:pPr>
+      <w:rPr>
+        <w:rFonts w:ascii="Wingdings" w:hAnsi="Wingdings" w:hint="default"/>
+      </w:rPr>
+    </w:lvl>
+    <w:lvl w:ilvl="3" w:tplc="08160001" w:tentative="1">
+      <w:start w:val="1"/>
+      <w:numFmt w:val="bullet"/>
+      <w:lvlText w:val=""/>
+      <w:lvlJc w:val="left"/>
+      <w:pPr>
+        <w:ind w:left="3589" w:hanging="360"/>
+      </w:pPr>
+      <w:rPr>
+        <w:rFonts w:ascii="Symbol" w:hAnsi="Symbol" w:hint="default"/>
+      </w:rPr>
+    </w:lvl>
+    <w:lvl w:ilvl="4" w:tplc="08160003" w:tentative="1">
+      <w:start w:val="1"/>
+      <w:numFmt w:val="bullet"/>
+      <w:lvlText w:val="o"/>
+      <w:lvlJc w:val="left"/>
+      <w:pPr>
+        <w:ind w:left="4309" w:hanging="360"/>
+      </w:pPr>
+      <w:rPr>
+        <w:rFonts w:ascii="Courier New" w:hAnsi="Courier New" w:cs="Courier New" w:hint="default"/>
+      </w:rPr>
+    </w:lvl>
+    <w:lvl w:ilvl="5" w:tplc="08160005" w:tentative="1">
+      <w:start w:val="1"/>
+      <w:numFmt w:val="bullet"/>
+      <w:lvlText w:val=""/>
+      <w:lvlJc w:val="left"/>
+      <w:pPr>
+        <w:ind w:left="5029" w:hanging="360"/>
+      </w:pPr>
+      <w:rPr>
+        <w:rFonts w:ascii="Wingdings" w:hAnsi="Wingdings" w:hint="default"/>
+      </w:rPr>
+    </w:lvl>
+    <w:lvl w:ilvl="6" w:tplc="08160001" w:tentative="1">
+      <w:start w:val="1"/>
+      <w:numFmt w:val="bullet"/>
+      <w:lvlText w:val=""/>
+      <w:lvlJc w:val="left"/>
+      <w:pPr>
+        <w:ind w:left="5749" w:hanging="360"/>
+      </w:pPr>
+      <w:rPr>
+        <w:rFonts w:ascii="Symbol" w:hAnsi="Symbol" w:hint="default"/>
+      </w:rPr>
+    </w:lvl>
+    <w:lvl w:ilvl="7" w:tplc="08160003" w:tentative="1">
+      <w:start w:val="1"/>
+      <w:numFmt w:val="bullet"/>
+      <w:lvlText w:val="o"/>
+      <w:lvlJc w:val="left"/>
+      <w:pPr>
+        <w:ind w:left="6469" w:hanging="360"/>
+      </w:pPr>
+      <w:rPr>
+        <w:rFonts w:ascii="Courier New" w:hAnsi="Courier New" w:cs="Courier New" w:hint="default"/>
+      </w:rPr>
+    </w:lvl>
+    <w:lvl w:ilvl="8" w:tplc="08160005" w:tentative="1">
+      <w:start w:val="1"/>
+      <w:numFmt w:val="bullet"/>
+      <w:lvlText w:val=""/>
+      <w:lvlJc w:val="left"/>
+      <w:pPr>
+        <w:ind w:left="7189" w:hanging="360"/>
+      </w:pPr>
+      <w:rPr>
+        <w:rFonts w:ascii="Wingdings" w:hAnsi="Wingdings" w:hint="default"/>
+      </w:rPr>
+    </w:lvl>
+  </w:abstractNum>
+  <w:abstractNum w:abstractNumId="15" w15:restartNumberingAfterBreak="0">
+    <w:nsid w:val="2661137E"/>
+    <w:multiLevelType w:val="hybridMultilevel"/>
+    <w:tmpl w:val="0DCC86EE"/>
+    <w:lvl w:ilvl="0" w:tplc="08160001">
+      <w:start w:val="1"/>
+      <w:numFmt w:val="bullet"/>
+      <w:lvlText w:val=""/>
+      <w:lvlJc w:val="left"/>
+      <w:pPr>
+        <w:ind w:left="1429" w:hanging="360"/>
+      </w:pPr>
+      <w:rPr>
+        <w:rFonts w:ascii="Symbol" w:hAnsi="Symbol" w:hint="default"/>
+      </w:rPr>
+    </w:lvl>
+    <w:lvl w:ilvl="1" w:tplc="08160003" w:tentative="1">
+      <w:start w:val="1"/>
+      <w:numFmt w:val="bullet"/>
+      <w:lvlText w:val="o"/>
+      <w:lvlJc w:val="left"/>
+      <w:pPr>
+        <w:ind w:left="2149" w:hanging="360"/>
+      </w:pPr>
+      <w:rPr>
+        <w:rFonts w:ascii="Courier New" w:hAnsi="Courier New" w:cs="Courier New" w:hint="default"/>
+      </w:rPr>
+    </w:lvl>
+    <w:lvl w:ilvl="2" w:tplc="08160005" w:tentative="1">
+      <w:start w:val="1"/>
+      <w:numFmt w:val="bullet"/>
+      <w:lvlText w:val=""/>
+      <w:lvlJc w:val="left"/>
+      <w:pPr>
+        <w:ind w:left="2869" w:hanging="360"/>
+      </w:pPr>
+      <w:rPr>
+        <w:rFonts w:ascii="Wingdings" w:hAnsi="Wingdings" w:hint="default"/>
+      </w:rPr>
+    </w:lvl>
+    <w:lvl w:ilvl="3" w:tplc="08160001" w:tentative="1">
+      <w:start w:val="1"/>
+      <w:numFmt w:val="bullet"/>
+      <w:lvlText w:val=""/>
+      <w:lvlJc w:val="left"/>
+      <w:pPr>
+        <w:ind w:left="3589" w:hanging="360"/>
+      </w:pPr>
+      <w:rPr>
+        <w:rFonts w:ascii="Symbol" w:hAnsi="Symbol" w:hint="default"/>
+      </w:rPr>
+    </w:lvl>
+    <w:lvl w:ilvl="4" w:tplc="08160003" w:tentative="1">
+      <w:start w:val="1"/>
+      <w:numFmt w:val="bullet"/>
+      <w:lvlText w:val="o"/>
+      <w:lvlJc w:val="left"/>
+      <w:pPr>
+        <w:ind w:left="4309" w:hanging="360"/>
+      </w:pPr>
+      <w:rPr>
+        <w:rFonts w:ascii="Courier New" w:hAnsi="Courier New" w:cs="Courier New" w:hint="default"/>
+      </w:rPr>
+    </w:lvl>
+    <w:lvl w:ilvl="5" w:tplc="08160005" w:tentative="1">
+      <w:start w:val="1"/>
+      <w:numFmt w:val="bullet"/>
+      <w:lvlText w:val=""/>
+      <w:lvlJc w:val="left"/>
+      <w:pPr>
+        <w:ind w:left="5029" w:hanging="360"/>
+      </w:pPr>
+      <w:rPr>
+        <w:rFonts w:ascii="Wingdings" w:hAnsi="Wingdings" w:hint="default"/>
+      </w:rPr>
+    </w:lvl>
+    <w:lvl w:ilvl="6" w:tplc="08160001" w:tentative="1">
+      <w:start w:val="1"/>
+      <w:numFmt w:val="bullet"/>
+      <w:lvlText w:val=""/>
+      <w:lvlJc w:val="left"/>
+      <w:pPr>
+        <w:ind w:left="5749" w:hanging="360"/>
+      </w:pPr>
+      <w:rPr>
+        <w:rFonts w:ascii="Symbol" w:hAnsi="Symbol" w:hint="default"/>
+      </w:rPr>
+    </w:lvl>
+    <w:lvl w:ilvl="7" w:tplc="08160003" w:tentative="1">
+      <w:start w:val="1"/>
+      <w:numFmt w:val="bullet"/>
+      <w:lvlText w:val="o"/>
+      <w:lvlJc w:val="left"/>
+      <w:pPr>
+        <w:ind w:left="6469" w:hanging="360"/>
+      </w:pPr>
+      <w:rPr>
+        <w:rFonts w:ascii="Courier New" w:hAnsi="Courier New" w:cs="Courier New" w:hint="default"/>
+      </w:rPr>
+    </w:lvl>
+    <w:lvl w:ilvl="8" w:tplc="08160005" w:tentative="1">
+      <w:start w:val="1"/>
+      <w:numFmt w:val="bullet"/>
+      <w:lvlText w:val=""/>
+      <w:lvlJc w:val="left"/>
+      <w:pPr>
+        <w:ind w:left="7189" w:hanging="360"/>
+      </w:pPr>
+      <w:rPr>
+        <w:rFonts w:ascii="Wingdings" w:hAnsi="Wingdings" w:hint="default"/>
+      </w:rPr>
+    </w:lvl>
+  </w:abstractNum>
+  <w:abstractNum w:abstractNumId="16" w15:restartNumberingAfterBreak="0">
+    <w:nsid w:val="2A8D121F"/>
+    <w:multiLevelType w:val="hybridMultilevel"/>
+    <w:tmpl w:val="1314424E"/>
+    <w:lvl w:ilvl="0" w:tplc="08160001">
+      <w:start w:val="1"/>
+      <w:numFmt w:val="bullet"/>
+      <w:lvlText w:val=""/>
+      <w:lvlJc w:val="left"/>
+      <w:pPr>
+        <w:ind w:left="1429" w:hanging="360"/>
+      </w:pPr>
+      <w:rPr>
+        <w:rFonts w:ascii="Symbol" w:hAnsi="Symbol" w:hint="default"/>
+      </w:rPr>
+    </w:lvl>
+    <w:lvl w:ilvl="1" w:tplc="08160003" w:tentative="1">
+      <w:start w:val="1"/>
+      <w:numFmt w:val="bullet"/>
+      <w:lvlText w:val="o"/>
+      <w:lvlJc w:val="left"/>
+      <w:pPr>
+        <w:ind w:left="2149" w:hanging="360"/>
+      </w:pPr>
+      <w:rPr>
+        <w:rFonts w:ascii="Courier New" w:hAnsi="Courier New" w:cs="Courier New" w:hint="default"/>
+      </w:rPr>
+    </w:lvl>
+    <w:lvl w:ilvl="2" w:tplc="08160005" w:tentative="1">
+      <w:start w:val="1"/>
+      <w:numFmt w:val="bullet"/>
+      <w:lvlText w:val=""/>
+      <w:lvlJc w:val="left"/>
+      <w:pPr>
+        <w:ind w:left="2869" w:hanging="360"/>
+      </w:pPr>
+      <w:rPr>
+        <w:rFonts w:ascii="Wingdings" w:hAnsi="Wingdings" w:hint="default"/>
+      </w:rPr>
+    </w:lvl>
+    <w:lvl w:ilvl="3" w:tplc="08160001" w:tentative="1">
+      <w:start w:val="1"/>
+      <w:numFmt w:val="bullet"/>
+      <w:lvlText w:val=""/>
+      <w:lvlJc w:val="left"/>
+      <w:pPr>
+        <w:ind w:left="3589" w:hanging="360"/>
+      </w:pPr>
+      <w:rPr>
+        <w:rFonts w:ascii="Symbol" w:hAnsi="Symbol" w:hint="default"/>
+      </w:rPr>
+    </w:lvl>
+    <w:lvl w:ilvl="4" w:tplc="08160003" w:tentative="1">
+      <w:start w:val="1"/>
+      <w:numFmt w:val="bullet"/>
+      <w:lvlText w:val="o"/>
+      <w:lvlJc w:val="left"/>
+      <w:pPr>
+        <w:ind w:left="4309" w:hanging="360"/>
+      </w:pPr>
+      <w:rPr>
+        <w:rFonts w:ascii="Courier New" w:hAnsi="Courier New" w:cs="Courier New" w:hint="default"/>
+      </w:rPr>
+    </w:lvl>
+    <w:lvl w:ilvl="5" w:tplc="08160005" w:tentative="1">
+      <w:start w:val="1"/>
+      <w:numFmt w:val="bullet"/>
+      <w:lvlText w:val=""/>
+      <w:lvlJc w:val="left"/>
+      <w:pPr>
+        <w:ind w:left="5029" w:hanging="360"/>
+      </w:pPr>
+      <w:rPr>
+        <w:rFonts w:ascii="Wingdings" w:hAnsi="Wingdings" w:hint="default"/>
+      </w:rPr>
+    </w:lvl>
+    <w:lvl w:ilvl="6" w:tplc="08160001" w:tentative="1">
+      <w:start w:val="1"/>
+      <w:numFmt w:val="bullet"/>
+      <w:lvlText w:val=""/>
+      <w:lvlJc w:val="left"/>
+      <w:pPr>
+        <w:ind w:left="5749" w:hanging="360"/>
+      </w:pPr>
+      <w:rPr>
+        <w:rFonts w:ascii="Symbol" w:hAnsi="Symbol" w:hint="default"/>
+      </w:rPr>
+    </w:lvl>
+    <w:lvl w:ilvl="7" w:tplc="08160003" w:tentative="1">
+      <w:start w:val="1"/>
+      <w:numFmt w:val="bullet"/>
+      <w:lvlText w:val="o"/>
+      <w:lvlJc w:val="left"/>
+      <w:pPr>
+        <w:ind w:left="6469" w:hanging="360"/>
+      </w:pPr>
+      <w:rPr>
+        <w:rFonts w:ascii="Courier New" w:hAnsi="Courier New" w:cs="Courier New" w:hint="default"/>
+      </w:rPr>
+    </w:lvl>
+    <w:lvl w:ilvl="8" w:tplc="08160005" w:tentative="1">
+      <w:start w:val="1"/>
+      <w:numFmt w:val="bullet"/>
+      <w:lvlText w:val=""/>
+      <w:lvlJc w:val="left"/>
+      <w:pPr>
+        <w:ind w:left="7189" w:hanging="360"/>
+      </w:pPr>
+      <w:rPr>
+        <w:rFonts w:ascii="Wingdings" w:hAnsi="Wingdings" w:hint="default"/>
+      </w:rPr>
+    </w:lvl>
+  </w:abstractNum>
+  <w:abstractNum w:abstractNumId="17" w15:restartNumberingAfterBreak="0">
+    <w:nsid w:val="2B297302"/>
+    <w:multiLevelType w:val="hybridMultilevel"/>
+    <w:tmpl w:val="E0EC6C54"/>
+    <w:lvl w:ilvl="0" w:tplc="08160001">
+      <w:start w:val="1"/>
+      <w:numFmt w:val="bullet"/>
+      <w:lvlText w:val=""/>
+      <w:lvlJc w:val="left"/>
+      <w:pPr>
+        <w:ind w:left="1429" w:hanging="360"/>
+      </w:pPr>
+      <w:rPr>
+        <w:rFonts w:ascii="Symbol" w:hAnsi="Symbol" w:hint="default"/>
+      </w:rPr>
+    </w:lvl>
+    <w:lvl w:ilvl="1" w:tplc="08160003" w:tentative="1">
+      <w:start w:val="1"/>
+      <w:numFmt w:val="bullet"/>
+      <w:lvlText w:val="o"/>
+      <w:lvlJc w:val="left"/>
+      <w:pPr>
+        <w:ind w:left="2149" w:hanging="360"/>
+      </w:pPr>
+      <w:rPr>
+        <w:rFonts w:ascii="Courier New" w:hAnsi="Courier New" w:cs="Courier New" w:hint="default"/>
+      </w:rPr>
+    </w:lvl>
+    <w:lvl w:ilvl="2" w:tplc="08160005" w:tentative="1">
+      <w:start w:val="1"/>
+      <w:numFmt w:val="bullet"/>
+      <w:lvlText w:val=""/>
+      <w:lvlJc w:val="left"/>
+      <w:pPr>
+        <w:ind w:left="2869" w:hanging="360"/>
+      </w:pPr>
+      <w:rPr>
+        <w:rFonts w:ascii="Wingdings" w:hAnsi="Wingdings" w:hint="default"/>
+      </w:rPr>
+    </w:lvl>
+    <w:lvl w:ilvl="3" w:tplc="08160001" w:tentative="1">
+      <w:start w:val="1"/>
+      <w:numFmt w:val="bullet"/>
+      <w:lvlText w:val=""/>
+      <w:lvlJc w:val="left"/>
+      <w:pPr>
+        <w:ind w:left="3589" w:hanging="360"/>
+      </w:pPr>
+      <w:rPr>
+        <w:rFonts w:ascii="Symbol" w:hAnsi="Symbol" w:hint="default"/>
+      </w:rPr>
+    </w:lvl>
+    <w:lvl w:ilvl="4" w:tplc="08160003" w:tentative="1">
+      <w:start w:val="1"/>
+      <w:numFmt w:val="bullet"/>
+      <w:lvlText w:val="o"/>
+      <w:lvlJc w:val="left"/>
+      <w:pPr>
+        <w:ind w:left="4309" w:hanging="360"/>
+      </w:pPr>
+      <w:rPr>
+        <w:rFonts w:ascii="Courier New" w:hAnsi="Courier New" w:cs="Courier New" w:hint="default"/>
+      </w:rPr>
+    </w:lvl>
+    <w:lvl w:ilvl="5" w:tplc="08160005" w:tentative="1">
+      <w:start w:val="1"/>
+      <w:numFmt w:val="bullet"/>
+      <w:lvlText w:val=""/>
+      <w:lvlJc w:val="left"/>
+      <w:pPr>
+        <w:ind w:left="5029" w:hanging="360"/>
+      </w:pPr>
+      <w:rPr>
+        <w:rFonts w:ascii="Wingdings" w:hAnsi="Wingdings" w:hint="default"/>
+      </w:rPr>
+    </w:lvl>
+    <w:lvl w:ilvl="6" w:tplc="08160001" w:tentative="1">
+      <w:start w:val="1"/>
+      <w:numFmt w:val="bullet"/>
+      <w:lvlText w:val=""/>
+      <w:lvlJc w:val="left"/>
+      <w:pPr>
+        <w:ind w:left="5749" w:hanging="360"/>
+      </w:pPr>
+      <w:rPr>
+        <w:rFonts w:ascii="Symbol" w:hAnsi="Symbol" w:hint="default"/>
+      </w:rPr>
+    </w:lvl>
+    <w:lvl w:ilvl="7" w:tplc="08160003" w:tentative="1">
+      <w:start w:val="1"/>
+      <w:numFmt w:val="bullet"/>
+      <w:lvlText w:val="o"/>
+      <w:lvlJc w:val="left"/>
+      <w:pPr>
+        <w:ind w:left="6469" w:hanging="360"/>
+      </w:pPr>
+      <w:rPr>
+        <w:rFonts w:ascii="Courier New" w:hAnsi="Courier New" w:cs="Courier New" w:hint="default"/>
+      </w:rPr>
+    </w:lvl>
+    <w:lvl w:ilvl="8" w:tplc="08160005" w:tentative="1">
+      <w:start w:val="1"/>
+      <w:numFmt w:val="bullet"/>
+      <w:lvlText w:val=""/>
+      <w:lvlJc w:val="left"/>
+      <w:pPr>
+        <w:ind w:left="7189" w:hanging="360"/>
+      </w:pPr>
+      <w:rPr>
+        <w:rFonts w:ascii="Wingdings" w:hAnsi="Wingdings" w:hint="default"/>
+      </w:rPr>
+    </w:lvl>
+  </w:abstractNum>
+  <w:abstractNum w:abstractNumId="18" w15:restartNumberingAfterBreak="0">
+    <w:nsid w:val="2FA87073"/>
+    <w:multiLevelType w:val="hybridMultilevel"/>
+    <w:tmpl w:val="88025776"/>
+    <w:lvl w:ilvl="0" w:tplc="08160001">
+      <w:start w:val="1"/>
+      <w:numFmt w:val="bullet"/>
+      <w:lvlText w:val=""/>
+      <w:lvlJc w:val="left"/>
+      <w:pPr>
+        <w:ind w:left="1429" w:hanging="360"/>
+      </w:pPr>
+      <w:rPr>
+        <w:rFonts w:ascii="Symbol" w:hAnsi="Symbol" w:hint="default"/>
+      </w:rPr>
+    </w:lvl>
+    <w:lvl w:ilvl="1" w:tplc="08160003" w:tentative="1">
+      <w:start w:val="1"/>
+      <w:numFmt w:val="bullet"/>
+      <w:lvlText w:val="o"/>
+      <w:lvlJc w:val="left"/>
+      <w:pPr>
+        <w:ind w:left="2149" w:hanging="360"/>
+      </w:pPr>
+      <w:rPr>
+        <w:rFonts w:ascii="Courier New" w:hAnsi="Courier New" w:cs="Courier New" w:hint="default"/>
+      </w:rPr>
+    </w:lvl>
+    <w:lvl w:ilvl="2" w:tplc="08160005" w:tentative="1">
+      <w:start w:val="1"/>
+      <w:numFmt w:val="bullet"/>
+      <w:lvlText w:val=""/>
+      <w:lvlJc w:val="left"/>
+      <w:pPr>
+        <w:ind w:left="2869" w:hanging="360"/>
+      </w:pPr>
+      <w:rPr>
+        <w:rFonts w:ascii="Wingdings" w:hAnsi="Wingdings" w:hint="default"/>
+      </w:rPr>
+    </w:lvl>
+    <w:lvl w:ilvl="3" w:tplc="08160001" w:tentative="1">
+      <w:start w:val="1"/>
+      <w:numFmt w:val="bullet"/>
+      <w:lvlText w:val=""/>
+      <w:lvlJc w:val="left"/>
+      <w:pPr>
+        <w:ind w:left="3589" w:hanging="360"/>
+      </w:pPr>
+      <w:rPr>
+        <w:rFonts w:ascii="Symbol" w:hAnsi="Symbol" w:hint="default"/>
+      </w:rPr>
+    </w:lvl>
+    <w:lvl w:ilvl="4" w:tplc="08160003" w:tentative="1">
+      <w:start w:val="1"/>
+      <w:numFmt w:val="bullet"/>
+      <w:lvlText w:val="o"/>
+      <w:lvlJc w:val="left"/>
+      <w:pPr>
+        <w:ind w:left="4309" w:hanging="360"/>
+      </w:pPr>
+      <w:rPr>
+        <w:rFonts w:ascii="Courier New" w:hAnsi="Courier New" w:cs="Courier New" w:hint="default"/>
+      </w:rPr>
+    </w:lvl>
+    <w:lvl w:ilvl="5" w:tplc="08160005" w:tentative="1">
+      <w:start w:val="1"/>
+      <w:numFmt w:val="bullet"/>
+      <w:lvlText w:val=""/>
+      <w:lvlJc w:val="left"/>
+      <w:pPr>
+        <w:ind w:left="5029" w:hanging="360"/>
+      </w:pPr>
+      <w:rPr>
+        <w:rFonts w:ascii="Wingdings" w:hAnsi="Wingdings" w:hint="default"/>
+      </w:rPr>
+    </w:lvl>
+    <w:lvl w:ilvl="6" w:tplc="08160001" w:tentative="1">
+      <w:start w:val="1"/>
+      <w:numFmt w:val="bullet"/>
+      <w:lvlText w:val=""/>
+      <w:lvlJc w:val="left"/>
+      <w:pPr>
+        <w:ind w:left="5749" w:hanging="360"/>
+      </w:pPr>
+      <w:rPr>
+        <w:rFonts w:ascii="Symbol" w:hAnsi="Symbol" w:hint="default"/>
+      </w:rPr>
+    </w:lvl>
+    <w:lvl w:ilvl="7" w:tplc="08160003" w:tentative="1">
+      <w:start w:val="1"/>
+      <w:numFmt w:val="bullet"/>
+      <w:lvlText w:val="o"/>
+      <w:lvlJc w:val="left"/>
+      <w:pPr>
+        <w:ind w:left="6469" w:hanging="360"/>
+      </w:pPr>
+      <w:rPr>
+        <w:rFonts w:ascii="Courier New" w:hAnsi="Courier New" w:cs="Courier New" w:hint="default"/>
+      </w:rPr>
+    </w:lvl>
+    <w:lvl w:ilvl="8" w:tplc="08160005" w:tentative="1">
+      <w:start w:val="1"/>
+      <w:numFmt w:val="bullet"/>
+      <w:lvlText w:val=""/>
+      <w:lvlJc w:val="left"/>
+      <w:pPr>
+        <w:ind w:left="7189" w:hanging="360"/>
+      </w:pPr>
+      <w:rPr>
+        <w:rFonts w:ascii="Wingdings" w:hAnsi="Wingdings" w:hint="default"/>
+      </w:rPr>
+    </w:lvl>
+  </w:abstractNum>
+  <w:abstractNum w:abstractNumId="19" w15:restartNumberingAfterBreak="0">
+    <w:nsid w:val="3C000E1F"/>
+    <w:multiLevelType w:val="hybridMultilevel"/>
+    <w:tmpl w:val="C6BC9CC0"/>
+    <w:lvl w:ilvl="0" w:tplc="08160001">
+      <w:start w:val="1"/>
+      <w:numFmt w:val="bullet"/>
+      <w:lvlText w:val=""/>
+      <w:lvlJc w:val="left"/>
+      <w:pPr>
+        <w:ind w:left="1429" w:hanging="360"/>
+      </w:pPr>
+      <w:rPr>
+        <w:rFonts w:ascii="Symbol" w:hAnsi="Symbol" w:hint="default"/>
+      </w:rPr>
+    </w:lvl>
+    <w:lvl w:ilvl="1" w:tplc="08160003" w:tentative="1">
+      <w:start w:val="1"/>
+      <w:numFmt w:val="bullet"/>
+      <w:lvlText w:val="o"/>
+      <w:lvlJc w:val="left"/>
+      <w:pPr>
+        <w:ind w:left="2149" w:hanging="360"/>
+      </w:pPr>
+      <w:rPr>
+        <w:rFonts w:ascii="Courier New" w:hAnsi="Courier New" w:cs="Courier New" w:hint="default"/>
+      </w:rPr>
+    </w:lvl>
+    <w:lvl w:ilvl="2" w:tplc="08160005" w:tentative="1">
+      <w:start w:val="1"/>
+      <w:numFmt w:val="bullet"/>
+      <w:lvlText w:val=""/>
+      <w:lvlJc w:val="left"/>
+      <w:pPr>
+        <w:ind w:left="2869" w:hanging="360"/>
+      </w:pPr>
+      <w:rPr>
+        <w:rFonts w:ascii="Wingdings" w:hAnsi="Wingdings" w:hint="default"/>
+      </w:rPr>
+    </w:lvl>
+    <w:lvl w:ilvl="3" w:tplc="08160001" w:tentative="1">
+      <w:start w:val="1"/>
+      <w:numFmt w:val="bullet"/>
+      <w:lvlText w:val=""/>
+      <w:lvlJc w:val="left"/>
+      <w:pPr>
+        <w:ind w:left="3589" w:hanging="360"/>
+      </w:pPr>
+      <w:rPr>
+        <w:rFonts w:ascii="Symbol" w:hAnsi="Symbol" w:hint="default"/>
+      </w:rPr>
+    </w:lvl>
+    <w:lvl w:ilvl="4" w:tplc="08160003" w:tentative="1">
+      <w:start w:val="1"/>
+      <w:numFmt w:val="bullet"/>
+      <w:lvlText w:val="o"/>
+      <w:lvlJc w:val="left"/>
+      <w:pPr>
+        <w:ind w:left="4309" w:hanging="360"/>
+      </w:pPr>
+      <w:rPr>
+        <w:rFonts w:ascii="Courier New" w:hAnsi="Courier New" w:cs="Courier New" w:hint="default"/>
+      </w:rPr>
+    </w:lvl>
+    <w:lvl w:ilvl="5" w:tplc="08160005" w:tentative="1">
+      <w:start w:val="1"/>
+      <w:numFmt w:val="bullet"/>
+      <w:lvlText w:val=""/>
+      <w:lvlJc w:val="left"/>
+      <w:pPr>
+        <w:ind w:left="5029" w:hanging="360"/>
+      </w:pPr>
+      <w:rPr>
+        <w:rFonts w:ascii="Wingdings" w:hAnsi="Wingdings" w:hint="default"/>
+      </w:rPr>
+    </w:lvl>
+    <w:lvl w:ilvl="6" w:tplc="08160001" w:tentative="1">
+      <w:start w:val="1"/>
+      <w:numFmt w:val="bullet"/>
+      <w:lvlText w:val=""/>
+      <w:lvlJc w:val="left"/>
+      <w:pPr>
+        <w:ind w:left="5749" w:hanging="360"/>
+      </w:pPr>
+      <w:rPr>
+        <w:rFonts w:ascii="Symbol" w:hAnsi="Symbol" w:hint="default"/>
+      </w:rPr>
+    </w:lvl>
+    <w:lvl w:ilvl="7" w:tplc="08160003" w:tentative="1">
+      <w:start w:val="1"/>
+      <w:numFmt w:val="bullet"/>
+      <w:lvlText w:val="o"/>
+      <w:lvlJc w:val="left"/>
+      <w:pPr>
+        <w:ind w:left="6469" w:hanging="360"/>
+      </w:pPr>
+      <w:rPr>
+        <w:rFonts w:ascii="Courier New" w:hAnsi="Courier New" w:cs="Courier New" w:hint="default"/>
+      </w:rPr>
+    </w:lvl>
+    <w:lvl w:ilvl="8" w:tplc="08160005" w:tentative="1">
+      <w:start w:val="1"/>
+      <w:numFmt w:val="bullet"/>
+      <w:lvlText w:val=""/>
+      <w:lvlJc w:val="left"/>
+      <w:pPr>
+        <w:ind w:left="7189" w:hanging="360"/>
+      </w:pPr>
+      <w:rPr>
+        <w:rFonts w:ascii="Wingdings" w:hAnsi="Wingdings" w:hint="default"/>
+      </w:rPr>
+    </w:lvl>
+  </w:abstractNum>
+  <w:abstractNum w:abstractNumId="20" w15:restartNumberingAfterBreak="0">
     <w:nsid w:val="40524BAD"/>
     <w:multiLevelType w:val="hybridMultilevel"/>
     <w:tmpl w:val="D2582CD0"/>
@@ -8272,6 +11532,571 @@
       <w:pPr>
         <w:ind w:left="6829" w:hanging="180"/>
       </w:pPr>
+    </w:lvl>
+  </w:abstractNum>
+  <w:abstractNum w:abstractNumId="21" w15:restartNumberingAfterBreak="0">
+    <w:nsid w:val="48A073AD"/>
+    <w:multiLevelType w:val="hybridMultilevel"/>
+    <w:tmpl w:val="21B2143E"/>
+    <w:lvl w:ilvl="0" w:tplc="08160001">
+      <w:start w:val="1"/>
+      <w:numFmt w:val="bullet"/>
+      <w:lvlText w:val=""/>
+      <w:lvlJc w:val="left"/>
+      <w:pPr>
+        <w:ind w:left="1429" w:hanging="360"/>
+      </w:pPr>
+      <w:rPr>
+        <w:rFonts w:ascii="Symbol" w:hAnsi="Symbol" w:hint="default"/>
+      </w:rPr>
+    </w:lvl>
+    <w:lvl w:ilvl="1" w:tplc="08160003" w:tentative="1">
+      <w:start w:val="1"/>
+      <w:numFmt w:val="bullet"/>
+      <w:lvlText w:val="o"/>
+      <w:lvlJc w:val="left"/>
+      <w:pPr>
+        <w:ind w:left="2149" w:hanging="360"/>
+      </w:pPr>
+      <w:rPr>
+        <w:rFonts w:ascii="Courier New" w:hAnsi="Courier New" w:cs="Courier New" w:hint="default"/>
+      </w:rPr>
+    </w:lvl>
+    <w:lvl w:ilvl="2" w:tplc="08160005" w:tentative="1">
+      <w:start w:val="1"/>
+      <w:numFmt w:val="bullet"/>
+      <w:lvlText w:val=""/>
+      <w:lvlJc w:val="left"/>
+      <w:pPr>
+        <w:ind w:left="2869" w:hanging="360"/>
+      </w:pPr>
+      <w:rPr>
+        <w:rFonts w:ascii="Wingdings" w:hAnsi="Wingdings" w:hint="default"/>
+      </w:rPr>
+    </w:lvl>
+    <w:lvl w:ilvl="3" w:tplc="08160001" w:tentative="1">
+      <w:start w:val="1"/>
+      <w:numFmt w:val="bullet"/>
+      <w:lvlText w:val=""/>
+      <w:lvlJc w:val="left"/>
+      <w:pPr>
+        <w:ind w:left="3589" w:hanging="360"/>
+      </w:pPr>
+      <w:rPr>
+        <w:rFonts w:ascii="Symbol" w:hAnsi="Symbol" w:hint="default"/>
+      </w:rPr>
+    </w:lvl>
+    <w:lvl w:ilvl="4" w:tplc="08160003" w:tentative="1">
+      <w:start w:val="1"/>
+      <w:numFmt w:val="bullet"/>
+      <w:lvlText w:val="o"/>
+      <w:lvlJc w:val="left"/>
+      <w:pPr>
+        <w:ind w:left="4309" w:hanging="360"/>
+      </w:pPr>
+      <w:rPr>
+        <w:rFonts w:ascii="Courier New" w:hAnsi="Courier New" w:cs="Courier New" w:hint="default"/>
+      </w:rPr>
+    </w:lvl>
+    <w:lvl w:ilvl="5" w:tplc="08160005" w:tentative="1">
+      <w:start w:val="1"/>
+      <w:numFmt w:val="bullet"/>
+      <w:lvlText w:val=""/>
+      <w:lvlJc w:val="left"/>
+      <w:pPr>
+        <w:ind w:left="5029" w:hanging="360"/>
+      </w:pPr>
+      <w:rPr>
+        <w:rFonts w:ascii="Wingdings" w:hAnsi="Wingdings" w:hint="default"/>
+      </w:rPr>
+    </w:lvl>
+    <w:lvl w:ilvl="6" w:tplc="08160001" w:tentative="1">
+      <w:start w:val="1"/>
+      <w:numFmt w:val="bullet"/>
+      <w:lvlText w:val=""/>
+      <w:lvlJc w:val="left"/>
+      <w:pPr>
+        <w:ind w:left="5749" w:hanging="360"/>
+      </w:pPr>
+      <w:rPr>
+        <w:rFonts w:ascii="Symbol" w:hAnsi="Symbol" w:hint="default"/>
+      </w:rPr>
+    </w:lvl>
+    <w:lvl w:ilvl="7" w:tplc="08160003" w:tentative="1">
+      <w:start w:val="1"/>
+      <w:numFmt w:val="bullet"/>
+      <w:lvlText w:val="o"/>
+      <w:lvlJc w:val="left"/>
+      <w:pPr>
+        <w:ind w:left="6469" w:hanging="360"/>
+      </w:pPr>
+      <w:rPr>
+        <w:rFonts w:ascii="Courier New" w:hAnsi="Courier New" w:cs="Courier New" w:hint="default"/>
+      </w:rPr>
+    </w:lvl>
+    <w:lvl w:ilvl="8" w:tplc="08160005" w:tentative="1">
+      <w:start w:val="1"/>
+      <w:numFmt w:val="bullet"/>
+      <w:lvlText w:val=""/>
+      <w:lvlJc w:val="left"/>
+      <w:pPr>
+        <w:ind w:left="7189" w:hanging="360"/>
+      </w:pPr>
+      <w:rPr>
+        <w:rFonts w:ascii="Wingdings" w:hAnsi="Wingdings" w:hint="default"/>
+      </w:rPr>
+    </w:lvl>
+  </w:abstractNum>
+  <w:abstractNum w:abstractNumId="22" w15:restartNumberingAfterBreak="0">
+    <w:nsid w:val="4ADF222E"/>
+    <w:multiLevelType w:val="hybridMultilevel"/>
+    <w:tmpl w:val="FFAE58F6"/>
+    <w:lvl w:ilvl="0" w:tplc="08160001">
+      <w:start w:val="1"/>
+      <w:numFmt w:val="bullet"/>
+      <w:lvlText w:val=""/>
+      <w:lvlJc w:val="left"/>
+      <w:pPr>
+        <w:ind w:left="1429" w:hanging="360"/>
+      </w:pPr>
+      <w:rPr>
+        <w:rFonts w:ascii="Symbol" w:hAnsi="Symbol" w:hint="default"/>
+      </w:rPr>
+    </w:lvl>
+    <w:lvl w:ilvl="1" w:tplc="08160003" w:tentative="1">
+      <w:start w:val="1"/>
+      <w:numFmt w:val="bullet"/>
+      <w:lvlText w:val="o"/>
+      <w:lvlJc w:val="left"/>
+      <w:pPr>
+        <w:ind w:left="2149" w:hanging="360"/>
+      </w:pPr>
+      <w:rPr>
+        <w:rFonts w:ascii="Courier New" w:hAnsi="Courier New" w:cs="Courier New" w:hint="default"/>
+      </w:rPr>
+    </w:lvl>
+    <w:lvl w:ilvl="2" w:tplc="08160005" w:tentative="1">
+      <w:start w:val="1"/>
+      <w:numFmt w:val="bullet"/>
+      <w:lvlText w:val=""/>
+      <w:lvlJc w:val="left"/>
+      <w:pPr>
+        <w:ind w:left="2869" w:hanging="360"/>
+      </w:pPr>
+      <w:rPr>
+        <w:rFonts w:ascii="Wingdings" w:hAnsi="Wingdings" w:hint="default"/>
+      </w:rPr>
+    </w:lvl>
+    <w:lvl w:ilvl="3" w:tplc="08160001" w:tentative="1">
+      <w:start w:val="1"/>
+      <w:numFmt w:val="bullet"/>
+      <w:lvlText w:val=""/>
+      <w:lvlJc w:val="left"/>
+      <w:pPr>
+        <w:ind w:left="3589" w:hanging="360"/>
+      </w:pPr>
+      <w:rPr>
+        <w:rFonts w:ascii="Symbol" w:hAnsi="Symbol" w:hint="default"/>
+      </w:rPr>
+    </w:lvl>
+    <w:lvl w:ilvl="4" w:tplc="08160003" w:tentative="1">
+      <w:start w:val="1"/>
+      <w:numFmt w:val="bullet"/>
+      <w:lvlText w:val="o"/>
+      <w:lvlJc w:val="left"/>
+      <w:pPr>
+        <w:ind w:left="4309" w:hanging="360"/>
+      </w:pPr>
+      <w:rPr>
+        <w:rFonts w:ascii="Courier New" w:hAnsi="Courier New" w:cs="Courier New" w:hint="default"/>
+      </w:rPr>
+    </w:lvl>
+    <w:lvl w:ilvl="5" w:tplc="08160005" w:tentative="1">
+      <w:start w:val="1"/>
+      <w:numFmt w:val="bullet"/>
+      <w:lvlText w:val=""/>
+      <w:lvlJc w:val="left"/>
+      <w:pPr>
+        <w:ind w:left="5029" w:hanging="360"/>
+      </w:pPr>
+      <w:rPr>
+        <w:rFonts w:ascii="Wingdings" w:hAnsi="Wingdings" w:hint="default"/>
+      </w:rPr>
+    </w:lvl>
+    <w:lvl w:ilvl="6" w:tplc="08160001" w:tentative="1">
+      <w:start w:val="1"/>
+      <w:numFmt w:val="bullet"/>
+      <w:lvlText w:val=""/>
+      <w:lvlJc w:val="left"/>
+      <w:pPr>
+        <w:ind w:left="5749" w:hanging="360"/>
+      </w:pPr>
+      <w:rPr>
+        <w:rFonts w:ascii="Symbol" w:hAnsi="Symbol" w:hint="default"/>
+      </w:rPr>
+    </w:lvl>
+    <w:lvl w:ilvl="7" w:tplc="08160003" w:tentative="1">
+      <w:start w:val="1"/>
+      <w:numFmt w:val="bullet"/>
+      <w:lvlText w:val="o"/>
+      <w:lvlJc w:val="left"/>
+      <w:pPr>
+        <w:ind w:left="6469" w:hanging="360"/>
+      </w:pPr>
+      <w:rPr>
+        <w:rFonts w:ascii="Courier New" w:hAnsi="Courier New" w:cs="Courier New" w:hint="default"/>
+      </w:rPr>
+    </w:lvl>
+    <w:lvl w:ilvl="8" w:tplc="08160005" w:tentative="1">
+      <w:start w:val="1"/>
+      <w:numFmt w:val="bullet"/>
+      <w:lvlText w:val=""/>
+      <w:lvlJc w:val="left"/>
+      <w:pPr>
+        <w:ind w:left="7189" w:hanging="360"/>
+      </w:pPr>
+      <w:rPr>
+        <w:rFonts w:ascii="Wingdings" w:hAnsi="Wingdings" w:hint="default"/>
+      </w:rPr>
+    </w:lvl>
+  </w:abstractNum>
+  <w:abstractNum w:abstractNumId="23" w15:restartNumberingAfterBreak="0">
+    <w:nsid w:val="64E446CC"/>
+    <w:multiLevelType w:val="hybridMultilevel"/>
+    <w:tmpl w:val="6B864BFC"/>
+    <w:lvl w:ilvl="0" w:tplc="08160001">
+      <w:start w:val="1"/>
+      <w:numFmt w:val="bullet"/>
+      <w:lvlText w:val=""/>
+      <w:lvlJc w:val="left"/>
+      <w:pPr>
+        <w:ind w:left="1429" w:hanging="360"/>
+      </w:pPr>
+      <w:rPr>
+        <w:rFonts w:ascii="Symbol" w:hAnsi="Symbol" w:hint="default"/>
+      </w:rPr>
+    </w:lvl>
+    <w:lvl w:ilvl="1" w:tplc="08160003" w:tentative="1">
+      <w:start w:val="1"/>
+      <w:numFmt w:val="bullet"/>
+      <w:lvlText w:val="o"/>
+      <w:lvlJc w:val="left"/>
+      <w:pPr>
+        <w:ind w:left="2149" w:hanging="360"/>
+      </w:pPr>
+      <w:rPr>
+        <w:rFonts w:ascii="Courier New" w:hAnsi="Courier New" w:cs="Courier New" w:hint="default"/>
+      </w:rPr>
+    </w:lvl>
+    <w:lvl w:ilvl="2" w:tplc="08160005" w:tentative="1">
+      <w:start w:val="1"/>
+      <w:numFmt w:val="bullet"/>
+      <w:lvlText w:val=""/>
+      <w:lvlJc w:val="left"/>
+      <w:pPr>
+        <w:ind w:left="2869" w:hanging="360"/>
+      </w:pPr>
+      <w:rPr>
+        <w:rFonts w:ascii="Wingdings" w:hAnsi="Wingdings" w:hint="default"/>
+      </w:rPr>
+    </w:lvl>
+    <w:lvl w:ilvl="3" w:tplc="08160001" w:tentative="1">
+      <w:start w:val="1"/>
+      <w:numFmt w:val="bullet"/>
+      <w:lvlText w:val=""/>
+      <w:lvlJc w:val="left"/>
+      <w:pPr>
+        <w:ind w:left="3589" w:hanging="360"/>
+      </w:pPr>
+      <w:rPr>
+        <w:rFonts w:ascii="Symbol" w:hAnsi="Symbol" w:hint="default"/>
+      </w:rPr>
+    </w:lvl>
+    <w:lvl w:ilvl="4" w:tplc="08160003" w:tentative="1">
+      <w:start w:val="1"/>
+      <w:numFmt w:val="bullet"/>
+      <w:lvlText w:val="o"/>
+      <w:lvlJc w:val="left"/>
+      <w:pPr>
+        <w:ind w:left="4309" w:hanging="360"/>
+      </w:pPr>
+      <w:rPr>
+        <w:rFonts w:ascii="Courier New" w:hAnsi="Courier New" w:cs="Courier New" w:hint="default"/>
+      </w:rPr>
+    </w:lvl>
+    <w:lvl w:ilvl="5" w:tplc="08160005" w:tentative="1">
+      <w:start w:val="1"/>
+      <w:numFmt w:val="bullet"/>
+      <w:lvlText w:val=""/>
+      <w:lvlJc w:val="left"/>
+      <w:pPr>
+        <w:ind w:left="5029" w:hanging="360"/>
+      </w:pPr>
+      <w:rPr>
+        <w:rFonts w:ascii="Wingdings" w:hAnsi="Wingdings" w:hint="default"/>
+      </w:rPr>
+    </w:lvl>
+    <w:lvl w:ilvl="6" w:tplc="08160001" w:tentative="1">
+      <w:start w:val="1"/>
+      <w:numFmt w:val="bullet"/>
+      <w:lvlText w:val=""/>
+      <w:lvlJc w:val="left"/>
+      <w:pPr>
+        <w:ind w:left="5749" w:hanging="360"/>
+      </w:pPr>
+      <w:rPr>
+        <w:rFonts w:ascii="Symbol" w:hAnsi="Symbol" w:hint="default"/>
+      </w:rPr>
+    </w:lvl>
+    <w:lvl w:ilvl="7" w:tplc="08160003" w:tentative="1">
+      <w:start w:val="1"/>
+      <w:numFmt w:val="bullet"/>
+      <w:lvlText w:val="o"/>
+      <w:lvlJc w:val="left"/>
+      <w:pPr>
+        <w:ind w:left="6469" w:hanging="360"/>
+      </w:pPr>
+      <w:rPr>
+        <w:rFonts w:ascii="Courier New" w:hAnsi="Courier New" w:cs="Courier New" w:hint="default"/>
+      </w:rPr>
+    </w:lvl>
+    <w:lvl w:ilvl="8" w:tplc="08160005" w:tentative="1">
+      <w:start w:val="1"/>
+      <w:numFmt w:val="bullet"/>
+      <w:lvlText w:val=""/>
+      <w:lvlJc w:val="left"/>
+      <w:pPr>
+        <w:ind w:left="7189" w:hanging="360"/>
+      </w:pPr>
+      <w:rPr>
+        <w:rFonts w:ascii="Wingdings" w:hAnsi="Wingdings" w:hint="default"/>
+      </w:rPr>
+    </w:lvl>
+  </w:abstractNum>
+  <w:abstractNum w:abstractNumId="24" w15:restartNumberingAfterBreak="0">
+    <w:nsid w:val="67E76626"/>
+    <w:multiLevelType w:val="hybridMultilevel"/>
+    <w:tmpl w:val="2C96C970"/>
+    <w:lvl w:ilvl="0" w:tplc="08160001">
+      <w:start w:val="1"/>
+      <w:numFmt w:val="bullet"/>
+      <w:lvlText w:val=""/>
+      <w:lvlJc w:val="left"/>
+      <w:pPr>
+        <w:ind w:left="1429" w:hanging="360"/>
+      </w:pPr>
+      <w:rPr>
+        <w:rFonts w:ascii="Symbol" w:hAnsi="Symbol" w:hint="default"/>
+      </w:rPr>
+    </w:lvl>
+    <w:lvl w:ilvl="1" w:tplc="08160003" w:tentative="1">
+      <w:start w:val="1"/>
+      <w:numFmt w:val="bullet"/>
+      <w:lvlText w:val="o"/>
+      <w:lvlJc w:val="left"/>
+      <w:pPr>
+        <w:ind w:left="2149" w:hanging="360"/>
+      </w:pPr>
+      <w:rPr>
+        <w:rFonts w:ascii="Courier New" w:hAnsi="Courier New" w:cs="Courier New" w:hint="default"/>
+      </w:rPr>
+    </w:lvl>
+    <w:lvl w:ilvl="2" w:tplc="08160005" w:tentative="1">
+      <w:start w:val="1"/>
+      <w:numFmt w:val="bullet"/>
+      <w:lvlText w:val=""/>
+      <w:lvlJc w:val="left"/>
+      <w:pPr>
+        <w:ind w:left="2869" w:hanging="360"/>
+      </w:pPr>
+      <w:rPr>
+        <w:rFonts w:ascii="Wingdings" w:hAnsi="Wingdings" w:hint="default"/>
+      </w:rPr>
+    </w:lvl>
+    <w:lvl w:ilvl="3" w:tplc="08160001" w:tentative="1">
+      <w:start w:val="1"/>
+      <w:numFmt w:val="bullet"/>
+      <w:lvlText w:val=""/>
+      <w:lvlJc w:val="left"/>
+      <w:pPr>
+        <w:ind w:left="3589" w:hanging="360"/>
+      </w:pPr>
+      <w:rPr>
+        <w:rFonts w:ascii="Symbol" w:hAnsi="Symbol" w:hint="default"/>
+      </w:rPr>
+    </w:lvl>
+    <w:lvl w:ilvl="4" w:tplc="08160003" w:tentative="1">
+      <w:start w:val="1"/>
+      <w:numFmt w:val="bullet"/>
+      <w:lvlText w:val="o"/>
+      <w:lvlJc w:val="left"/>
+      <w:pPr>
+        <w:ind w:left="4309" w:hanging="360"/>
+      </w:pPr>
+      <w:rPr>
+        <w:rFonts w:ascii="Courier New" w:hAnsi="Courier New" w:cs="Courier New" w:hint="default"/>
+      </w:rPr>
+    </w:lvl>
+    <w:lvl w:ilvl="5" w:tplc="08160005" w:tentative="1">
+      <w:start w:val="1"/>
+      <w:numFmt w:val="bullet"/>
+      <w:lvlText w:val=""/>
+      <w:lvlJc w:val="left"/>
+      <w:pPr>
+        <w:ind w:left="5029" w:hanging="360"/>
+      </w:pPr>
+      <w:rPr>
+        <w:rFonts w:ascii="Wingdings" w:hAnsi="Wingdings" w:hint="default"/>
+      </w:rPr>
+    </w:lvl>
+    <w:lvl w:ilvl="6" w:tplc="08160001" w:tentative="1">
+      <w:start w:val="1"/>
+      <w:numFmt w:val="bullet"/>
+      <w:lvlText w:val=""/>
+      <w:lvlJc w:val="left"/>
+      <w:pPr>
+        <w:ind w:left="5749" w:hanging="360"/>
+      </w:pPr>
+      <w:rPr>
+        <w:rFonts w:ascii="Symbol" w:hAnsi="Symbol" w:hint="default"/>
+      </w:rPr>
+    </w:lvl>
+    <w:lvl w:ilvl="7" w:tplc="08160003" w:tentative="1">
+      <w:start w:val="1"/>
+      <w:numFmt w:val="bullet"/>
+      <w:lvlText w:val="o"/>
+      <w:lvlJc w:val="left"/>
+      <w:pPr>
+        <w:ind w:left="6469" w:hanging="360"/>
+      </w:pPr>
+      <w:rPr>
+        <w:rFonts w:ascii="Courier New" w:hAnsi="Courier New" w:cs="Courier New" w:hint="default"/>
+      </w:rPr>
+    </w:lvl>
+    <w:lvl w:ilvl="8" w:tplc="08160005" w:tentative="1">
+      <w:start w:val="1"/>
+      <w:numFmt w:val="bullet"/>
+      <w:lvlText w:val=""/>
+      <w:lvlJc w:val="left"/>
+      <w:pPr>
+        <w:ind w:left="7189" w:hanging="360"/>
+      </w:pPr>
+      <w:rPr>
+        <w:rFonts w:ascii="Wingdings" w:hAnsi="Wingdings" w:hint="default"/>
+      </w:rPr>
+    </w:lvl>
+  </w:abstractNum>
+  <w:abstractNum w:abstractNumId="25" w15:restartNumberingAfterBreak="0">
+    <w:nsid w:val="70344B19"/>
+    <w:multiLevelType w:val="hybridMultilevel"/>
+    <w:tmpl w:val="8AE61E4A"/>
+    <w:lvl w:ilvl="0" w:tplc="08160001">
+      <w:start w:val="1"/>
+      <w:numFmt w:val="bullet"/>
+      <w:lvlText w:val=""/>
+      <w:lvlJc w:val="left"/>
+      <w:pPr>
+        <w:ind w:left="1429" w:hanging="360"/>
+      </w:pPr>
+      <w:rPr>
+        <w:rFonts w:ascii="Symbol" w:hAnsi="Symbol" w:hint="default"/>
+      </w:rPr>
+    </w:lvl>
+    <w:lvl w:ilvl="1" w:tplc="08160003" w:tentative="1">
+      <w:start w:val="1"/>
+      <w:numFmt w:val="bullet"/>
+      <w:lvlText w:val="o"/>
+      <w:lvlJc w:val="left"/>
+      <w:pPr>
+        <w:ind w:left="2149" w:hanging="360"/>
+      </w:pPr>
+      <w:rPr>
+        <w:rFonts w:ascii="Courier New" w:hAnsi="Courier New" w:cs="Courier New" w:hint="default"/>
+      </w:rPr>
+    </w:lvl>
+    <w:lvl w:ilvl="2" w:tplc="08160005" w:tentative="1">
+      <w:start w:val="1"/>
+      <w:numFmt w:val="bullet"/>
+      <w:lvlText w:val=""/>
+      <w:lvlJc w:val="left"/>
+      <w:pPr>
+        <w:ind w:left="2869" w:hanging="360"/>
+      </w:pPr>
+      <w:rPr>
+        <w:rFonts w:ascii="Wingdings" w:hAnsi="Wingdings" w:hint="default"/>
+      </w:rPr>
+    </w:lvl>
+    <w:lvl w:ilvl="3" w:tplc="08160001" w:tentative="1">
+      <w:start w:val="1"/>
+      <w:numFmt w:val="bullet"/>
+      <w:lvlText w:val=""/>
+      <w:lvlJc w:val="left"/>
+      <w:pPr>
+        <w:ind w:left="3589" w:hanging="360"/>
+      </w:pPr>
+      <w:rPr>
+        <w:rFonts w:ascii="Symbol" w:hAnsi="Symbol" w:hint="default"/>
+      </w:rPr>
+    </w:lvl>
+    <w:lvl w:ilvl="4" w:tplc="08160003" w:tentative="1">
+      <w:start w:val="1"/>
+      <w:numFmt w:val="bullet"/>
+      <w:lvlText w:val="o"/>
+      <w:lvlJc w:val="left"/>
+      <w:pPr>
+        <w:ind w:left="4309" w:hanging="360"/>
+      </w:pPr>
+      <w:rPr>
+        <w:rFonts w:ascii="Courier New" w:hAnsi="Courier New" w:cs="Courier New" w:hint="default"/>
+      </w:rPr>
+    </w:lvl>
+    <w:lvl w:ilvl="5" w:tplc="08160005" w:tentative="1">
+      <w:start w:val="1"/>
+      <w:numFmt w:val="bullet"/>
+      <w:lvlText w:val=""/>
+      <w:lvlJc w:val="left"/>
+      <w:pPr>
+        <w:ind w:left="5029" w:hanging="360"/>
+      </w:pPr>
+      <w:rPr>
+        <w:rFonts w:ascii="Wingdings" w:hAnsi="Wingdings" w:hint="default"/>
+      </w:rPr>
+    </w:lvl>
+    <w:lvl w:ilvl="6" w:tplc="08160001" w:tentative="1">
+      <w:start w:val="1"/>
+      <w:numFmt w:val="bullet"/>
+      <w:lvlText w:val=""/>
+      <w:lvlJc w:val="left"/>
+      <w:pPr>
+        <w:ind w:left="5749" w:hanging="360"/>
+      </w:pPr>
+      <w:rPr>
+        <w:rFonts w:ascii="Symbol" w:hAnsi="Symbol" w:hint="default"/>
+      </w:rPr>
+    </w:lvl>
+    <w:lvl w:ilvl="7" w:tplc="08160003" w:tentative="1">
+      <w:start w:val="1"/>
+      <w:numFmt w:val="bullet"/>
+      <w:lvlText w:val="o"/>
+      <w:lvlJc w:val="left"/>
+      <w:pPr>
+        <w:ind w:left="6469" w:hanging="360"/>
+      </w:pPr>
+      <w:rPr>
+        <w:rFonts w:ascii="Courier New" w:hAnsi="Courier New" w:cs="Courier New" w:hint="default"/>
+      </w:rPr>
+    </w:lvl>
+    <w:lvl w:ilvl="8" w:tplc="08160005" w:tentative="1">
+      <w:start w:val="1"/>
+      <w:numFmt w:val="bullet"/>
+      <w:lvlText w:val=""/>
+      <w:lvlJc w:val="left"/>
+      <w:pPr>
+        <w:ind w:left="7189" w:hanging="360"/>
+      </w:pPr>
+      <w:rPr>
+        <w:rFonts w:ascii="Wingdings" w:hAnsi="Wingdings" w:hint="default"/>
+      </w:rPr>
     </w:lvl>
   </w:abstractNum>
   <w:num w:numId="1" w16cid:durableId="708839125">
@@ -8302,7 +12127,55 @@
     <w:abstractNumId w:val="0"/>
   </w:num>
   <w:num w:numId="10" w16cid:durableId="274293149">
+    <w:abstractNumId w:val="20"/>
+  </w:num>
+  <w:num w:numId="11" w16cid:durableId="1227834827">
+    <w:abstractNumId w:val="21"/>
+  </w:num>
+  <w:num w:numId="12" w16cid:durableId="547185612">
+    <w:abstractNumId w:val="24"/>
+  </w:num>
+  <w:num w:numId="13" w16cid:durableId="1743718560">
+    <w:abstractNumId w:val="10"/>
+  </w:num>
+  <w:num w:numId="14" w16cid:durableId="1082529874">
+    <w:abstractNumId w:val="19"/>
+  </w:num>
+  <w:num w:numId="15" w16cid:durableId="484516274">
+    <w:abstractNumId w:val="23"/>
+  </w:num>
+  <w:num w:numId="16" w16cid:durableId="1856339249">
+    <w:abstractNumId w:val="11"/>
+  </w:num>
+  <w:num w:numId="17" w16cid:durableId="1619487918">
+    <w:abstractNumId w:val="18"/>
+  </w:num>
+  <w:num w:numId="18" w16cid:durableId="114757494">
+    <w:abstractNumId w:val="22"/>
+  </w:num>
+  <w:num w:numId="19" w16cid:durableId="2037608939">
+    <w:abstractNumId w:val="15"/>
+  </w:num>
+  <w:num w:numId="20" w16cid:durableId="1608348706">
+    <w:abstractNumId w:val="13"/>
+  </w:num>
+  <w:num w:numId="21" w16cid:durableId="565141474">
+    <w:abstractNumId w:val="16"/>
+  </w:num>
+  <w:num w:numId="22" w16cid:durableId="1530022886">
     <w:abstractNumId w:val="9"/>
+  </w:num>
+  <w:num w:numId="23" w16cid:durableId="661006659">
+    <w:abstractNumId w:val="14"/>
+  </w:num>
+  <w:num w:numId="24" w16cid:durableId="761800098">
+    <w:abstractNumId w:val="25"/>
+  </w:num>
+  <w:num w:numId="25" w16cid:durableId="2105876329">
+    <w:abstractNumId w:val="17"/>
+  </w:num>
+  <w:num w:numId="26" w16cid:durableId="725760460">
+    <w:abstractNumId w:val="12"/>
   </w:num>
 </w:numbering>
 </file>

--- a/docs/Relatório Técnico Completo.docx
+++ b/docs/Relatório Técnico Completo.docx
@@ -8264,13 +8264,7 @@
         <w:pStyle w:val="Identificao"/>
       </w:pPr>
       <w:r>
-        <w:t>Relatório Técnico – Semana 3 (1</w:t>
-      </w:r>
-      <w:r>
-        <w:t>4</w:t>
-      </w:r>
-      <w:r>
-        <w:t xml:space="preserve"> de novembro de 2025)</w:t>
+        <w:t>Relatório Técnico – Semana 3 (14 de novembro de 2025)</w:t>
       </w:r>
     </w:p>
     <w:p>
@@ -8420,21 +8414,7 @@
         <w:rPr>
           <w:lang w:val="pt-BR"/>
         </w:rPr>
-        <w:t xml:space="preserve">2. Prompt Utilizado na Execução da </w:t>
-      </w:r>
-      <w:proofErr w:type="spellStart"/>
-      <w:r>
-        <w:rPr>
-          <w:lang w:val="pt-BR"/>
-        </w:rPr>
-        <w:t>Issue</w:t>
-      </w:r>
-      <w:proofErr w:type="spellEnd"/>
-      <w:r>
-        <w:rPr>
-          <w:lang w:val="pt-BR"/>
-        </w:rPr>
-        <w:t xml:space="preserve"> 3.3</w:t>
+        <w:t>2. Prompt Utilizado na Execução da Issue 3.3</w:t>
       </w:r>
     </w:p>
     <w:p>
@@ -9722,14 +9702,14 @@
         <w:rPr>
           <w:lang w:val="pt-PT"/>
         </w:rPr>
-        <w:t>A I</w:t>
-      </w:r>
-      <w:proofErr w:type="spellStart"/>
-      <w:r>
-        <w:rPr>
-          <w:lang w:val="pt-PT"/>
-        </w:rPr>
-        <w:t>ssue</w:t>
+        <w:t xml:space="preserve">A </w:t>
+      </w:r>
+      <w:proofErr w:type="spellStart"/>
+      <w:r>
+        <w:rPr>
+          <w:lang w:val="pt-PT"/>
+        </w:rPr>
+        <w:t>Issue</w:t>
       </w:r>
       <w:proofErr w:type="spellEnd"/>
       <w:r>
@@ -10017,6 +9997,3124 @@
           <w:lang w:val="pt-PT"/>
         </w:rPr>
         <w:t>O resultado representa um avanço significativo na transformação das análises em insights visualmente acessíveis.</w:t>
+      </w:r>
+    </w:p>
+    <w:p>
+      <w:pPr>
+        <w:spacing w:after="200" w:line="276" w:lineRule="auto"/>
+        <w:ind w:firstLine="0"/>
+        <w:jc w:val="left"/>
+        <w:rPr>
+          <w:lang w:val="pt-PT"/>
+        </w:rPr>
+      </w:pPr>
+      <w:r>
+        <w:rPr>
+          <w:lang w:val="pt-PT"/>
+        </w:rPr>
+        <w:br w:type="page"/>
+      </w:r>
+    </w:p>
+    <w:p>
+      <w:pPr>
+        <w:pStyle w:val="Identificao"/>
+      </w:pPr>
+      <w:r>
+        <w:lastRenderedPageBreak/>
+        <w:t>FAC SENAC DF – Curso de Ciência de Dados</w:t>
+      </w:r>
+    </w:p>
+    <w:p>
+      <w:pPr>
+        <w:pStyle w:val="Identificao"/>
+      </w:pPr>
+      <w:r>
+        <w:t>Projeto Interdisciplinar: Análise de Dados com Python, IA e Engenharia de Prompt</w:t>
+      </w:r>
+    </w:p>
+    <w:p>
+      <w:pPr>
+        <w:pStyle w:val="Identificao"/>
+      </w:pPr>
+      <w:r>
+        <w:t xml:space="preserve">Relatório Técnico – Semana </w:t>
+      </w:r>
+      <w:r>
+        <w:t>4</w:t>
+      </w:r>
+      <w:r>
+        <w:t xml:space="preserve"> (1</w:t>
+      </w:r>
+      <w:r>
+        <w:t>9</w:t>
+      </w:r>
+      <w:r>
+        <w:t xml:space="preserve"> de novembro de 2025)</w:t>
+      </w:r>
+    </w:p>
+    <w:p>
+      <w:pPr>
+        <w:pStyle w:val="Identificao"/>
+      </w:pPr>
+      <w:r>
+        <w:t>Aluno: Anderson de Matos Guimarães</w:t>
+      </w:r>
+    </w:p>
+    <w:p>
+      <w:pPr>
+        <w:pStyle w:val="Identificao"/>
+      </w:pPr>
+      <w:r>
+        <w:t>Professor: Alexsander Barreto</w:t>
+      </w:r>
+    </w:p>
+    <w:p>
+      <w:pPr>
+        <w:pStyle w:val="Identificao"/>
+      </w:pPr>
+      <w:r>
+        <w:t>Instituição: Faculdade de Tecnologia e Inovação Senac DF</w:t>
+      </w:r>
+    </w:p>
+    <w:p>
+      <w:pPr>
+        <w:pStyle w:val="Identificao"/>
+      </w:pPr>
+      <w:r>
+        <w:t xml:space="preserve">Conta Google utilizada nesta semana: </w:t>
+      </w:r>
+      <w:hyperlink r:id="rId9" w:history="1">
+        <w:r>
+          <w:rPr>
+            <w:rStyle w:val="Hyperlink"/>
+          </w:rPr>
+          <w:t>anderson.m.guimaraes@icloud.com</w:t>
+        </w:r>
+      </w:hyperlink>
+    </w:p>
+    <w:p>
+      <w:pPr>
+        <w:pStyle w:val="Ttulo1"/>
+        <w:rPr>
+          <w:lang w:val="pt-PT"/>
+        </w:rPr>
+      </w:pPr>
+      <w:r>
+        <w:rPr>
+          <w:lang w:val="pt-PT"/>
+        </w:rPr>
+        <w:t>1. Objetivo da Atividade</w:t>
+      </w:r>
+    </w:p>
+    <w:p>
+      <w:pPr>
+        <w:rPr>
+          <w:lang w:val="pt-PT"/>
+        </w:rPr>
+      </w:pPr>
+      <w:r>
+        <w:rPr>
+          <w:lang w:val="pt-PT"/>
+        </w:rPr>
+        <w:t xml:space="preserve">A </w:t>
+      </w:r>
+      <w:proofErr w:type="spellStart"/>
+      <w:r>
+        <w:rPr>
+          <w:lang w:val="pt-PT"/>
+        </w:rPr>
+        <w:t>Issue</w:t>
+      </w:r>
+      <w:proofErr w:type="spellEnd"/>
+      <w:r>
+        <w:rPr>
+          <w:lang w:val="pt-PT"/>
+        </w:rPr>
+        <w:t xml:space="preserve"> 4.1 teve como objetivo integrar Inteligência Artificial ao projeto </w:t>
+      </w:r>
+      <w:proofErr w:type="spellStart"/>
+      <w:r>
+        <w:rPr>
+          <w:lang w:val="pt-PT"/>
+        </w:rPr>
+        <w:t>Spotify</w:t>
+      </w:r>
+      <w:proofErr w:type="spellEnd"/>
+      <w:r>
+        <w:rPr>
+          <w:lang w:val="pt-PT"/>
+        </w:rPr>
+        <w:t xml:space="preserve"> Data </w:t>
+      </w:r>
+      <w:proofErr w:type="spellStart"/>
+      <w:r>
+        <w:rPr>
+          <w:lang w:val="pt-PT"/>
+        </w:rPr>
+        <w:t>Storytelling</w:t>
+      </w:r>
+      <w:proofErr w:type="spellEnd"/>
+      <w:r>
+        <w:rPr>
+          <w:lang w:val="pt-PT"/>
+        </w:rPr>
+        <w:t xml:space="preserve">, ampliando a análise descritiva por meio de insights automáticos gerados a partir do </w:t>
+      </w:r>
+      <w:proofErr w:type="spellStart"/>
+      <w:r>
+        <w:rPr>
+          <w:lang w:val="pt-PT"/>
+        </w:rPr>
+        <w:t>dataset</w:t>
+      </w:r>
+      <w:proofErr w:type="spellEnd"/>
+      <w:r>
+        <w:rPr>
+          <w:lang w:val="pt-PT"/>
+        </w:rPr>
+        <w:t xml:space="preserve"> tratado, das visualizações da Semana 3.1, da análise interpretativa da Semana 3.2 e do protótipo inicial de </w:t>
+      </w:r>
+      <w:proofErr w:type="spellStart"/>
+      <w:r>
+        <w:rPr>
+          <w:lang w:val="pt-PT"/>
+        </w:rPr>
+        <w:t>dashboard</w:t>
+      </w:r>
+      <w:proofErr w:type="spellEnd"/>
+      <w:r>
+        <w:rPr>
+          <w:lang w:val="pt-PT"/>
+        </w:rPr>
+        <w:t xml:space="preserve"> da Semana 3.3.</w:t>
+      </w:r>
+    </w:p>
+    <w:p>
+      <w:pPr>
+        <w:rPr>
+          <w:lang w:val="pt-PT"/>
+        </w:rPr>
+      </w:pPr>
+      <w:r>
+        <w:rPr>
+          <w:lang w:val="pt-PT"/>
+        </w:rPr>
+        <w:t xml:space="preserve">A meta principal foi estruturar um módulo de insights inteligentes totalmente compatível com o </w:t>
+      </w:r>
+      <w:proofErr w:type="spellStart"/>
+      <w:r>
+        <w:rPr>
+          <w:lang w:val="pt-PT"/>
+        </w:rPr>
+        <w:t>storytelling</w:t>
+      </w:r>
+      <w:proofErr w:type="spellEnd"/>
+      <w:r>
+        <w:rPr>
+          <w:lang w:val="pt-PT"/>
+        </w:rPr>
+        <w:t xml:space="preserve"> visual do </w:t>
+      </w:r>
+      <w:proofErr w:type="spellStart"/>
+      <w:r>
+        <w:rPr>
+          <w:lang w:val="pt-PT"/>
+        </w:rPr>
+        <w:t>dashboard</w:t>
+      </w:r>
+      <w:proofErr w:type="spellEnd"/>
+      <w:r>
+        <w:rPr>
+          <w:lang w:val="pt-PT"/>
+        </w:rPr>
+        <w:t xml:space="preserve"> final.</w:t>
+      </w:r>
+    </w:p>
+    <w:p>
+      <w:pPr>
+        <w:pStyle w:val="Ttulo1"/>
+        <w:rPr>
+          <w:lang w:val="pt-PT"/>
+        </w:rPr>
+      </w:pPr>
+      <w:r>
+        <w:rPr>
+          <w:lang w:val="pt-PT"/>
+        </w:rPr>
+        <w:t xml:space="preserve">2. Metodologia de Engenharia de </w:t>
+      </w:r>
+      <w:proofErr w:type="spellStart"/>
+      <w:r>
+        <w:rPr>
+          <w:lang w:val="pt-PT"/>
+        </w:rPr>
+        <w:t>Prompt</w:t>
+      </w:r>
+      <w:proofErr w:type="spellEnd"/>
+      <w:r>
+        <w:rPr>
+          <w:lang w:val="pt-PT"/>
+        </w:rPr>
+        <w:t xml:space="preserve"> Aplicada</w:t>
+      </w:r>
+    </w:p>
+    <w:p>
+      <w:pPr>
+        <w:rPr>
+          <w:lang w:val="pt-PT"/>
+        </w:rPr>
+      </w:pPr>
+      <w:r>
+        <w:rPr>
+          <w:lang w:val="pt-PT"/>
+        </w:rPr>
+        <w:t xml:space="preserve">Foi desenvolvido um </w:t>
+      </w:r>
+      <w:proofErr w:type="spellStart"/>
+      <w:r>
+        <w:rPr>
+          <w:lang w:val="pt-PT"/>
+        </w:rPr>
+        <w:t>prompt</w:t>
+      </w:r>
+      <w:proofErr w:type="spellEnd"/>
+      <w:r>
+        <w:rPr>
+          <w:lang w:val="pt-PT"/>
+        </w:rPr>
+        <w:t xml:space="preserve"> mestre que forneceu à IA:</w:t>
+      </w:r>
+    </w:p>
+    <w:p>
+      <w:pPr>
+        <w:pStyle w:val="PargrafodaLista"/>
+        <w:numPr>
+          <w:ilvl w:val="0"/>
+          <w:numId w:val="27"/>
+        </w:numPr>
+        <w:rPr>
+          <w:lang w:val="pt-PT"/>
+        </w:rPr>
+      </w:pPr>
+      <w:r>
+        <w:rPr>
+          <w:lang w:val="pt-PT"/>
+        </w:rPr>
+        <w:t xml:space="preserve">a estrutura completa do </w:t>
+      </w:r>
+      <w:proofErr w:type="spellStart"/>
+      <w:r>
+        <w:rPr>
+          <w:lang w:val="pt-PT"/>
+        </w:rPr>
+        <w:t>dataset</w:t>
+      </w:r>
+      <w:proofErr w:type="spellEnd"/>
+      <w:r>
+        <w:rPr>
+          <w:lang w:val="pt-PT"/>
+        </w:rPr>
+        <w:t xml:space="preserve"> (popularidade, duração, ano, gênero e artista);</w:t>
+      </w:r>
+    </w:p>
+    <w:p>
+      <w:pPr>
+        <w:pStyle w:val="PargrafodaLista"/>
+        <w:numPr>
+          <w:ilvl w:val="0"/>
+          <w:numId w:val="27"/>
+        </w:numPr>
+        <w:rPr>
+          <w:lang w:val="pt-PT"/>
+        </w:rPr>
+      </w:pPr>
+      <w:r>
+        <w:rPr>
+          <w:lang w:val="pt-PT"/>
+        </w:rPr>
+        <w:t>os resultados estatísticos e visuais da EDA;</w:t>
+      </w:r>
+    </w:p>
+    <w:p>
+      <w:pPr>
+        <w:pStyle w:val="PargrafodaLista"/>
+        <w:numPr>
+          <w:ilvl w:val="0"/>
+          <w:numId w:val="27"/>
+        </w:numPr>
+        <w:rPr>
+          <w:lang w:val="pt-PT"/>
+        </w:rPr>
+      </w:pPr>
+      <w:r>
+        <w:rPr>
+          <w:lang w:val="pt-PT"/>
+        </w:rPr>
+        <w:t>os padrões narrativos e mercadológicos identificados;</w:t>
+      </w:r>
+    </w:p>
+    <w:p>
+      <w:pPr>
+        <w:pStyle w:val="PargrafodaLista"/>
+        <w:numPr>
+          <w:ilvl w:val="0"/>
+          <w:numId w:val="27"/>
+        </w:numPr>
+        <w:rPr>
+          <w:lang w:val="pt-PT"/>
+        </w:rPr>
+      </w:pPr>
+      <w:r>
+        <w:rPr>
+          <w:lang w:val="pt-PT"/>
+        </w:rPr>
+        <w:t>necessidade de geração de textos explicativos, insights e descrições dinâmicas;</w:t>
+      </w:r>
+    </w:p>
+    <w:p>
+      <w:pPr>
+        <w:pStyle w:val="PargrafodaLista"/>
+        <w:numPr>
+          <w:ilvl w:val="0"/>
+          <w:numId w:val="27"/>
+        </w:numPr>
+        <w:rPr>
+          <w:lang w:val="pt-PT"/>
+        </w:rPr>
+      </w:pPr>
+      <w:r>
+        <w:rPr>
+          <w:lang w:val="pt-PT"/>
+        </w:rPr>
+        <w:t xml:space="preserve">requisitos técnicos para modelagem JSON e integração futura com o </w:t>
+      </w:r>
+      <w:proofErr w:type="spellStart"/>
+      <w:r>
+        <w:rPr>
+          <w:lang w:val="pt-PT"/>
+        </w:rPr>
+        <w:t>dashboard</w:t>
+      </w:r>
+      <w:proofErr w:type="spellEnd"/>
+      <w:r>
+        <w:rPr>
+          <w:lang w:val="pt-PT"/>
+        </w:rPr>
+        <w:t>.</w:t>
+      </w:r>
+    </w:p>
+    <w:p>
+      <w:pPr>
+        <w:rPr>
+          <w:lang w:val="pt-PT"/>
+        </w:rPr>
+      </w:pPr>
+      <w:r>
+        <w:rPr>
+          <w:lang w:val="pt-PT"/>
+        </w:rPr>
+        <w:t>A IA foi instruída a produzir conteúdos analíticos, narrativos e técnicos, sempre estruturados, coesos e direcionados ao uso prático na interface.</w:t>
+      </w:r>
+    </w:p>
+    <w:p>
+      <w:pPr>
+        <w:rPr>
+          <w:lang w:val="pt-PT"/>
+        </w:rPr>
+      </w:pPr>
+      <w:r>
+        <w:rPr>
+          <w:lang w:val="pt-PT"/>
+        </w:rPr>
+        <w:t xml:space="preserve">A seguir, registra-se o </w:t>
+      </w:r>
+      <w:proofErr w:type="spellStart"/>
+      <w:r>
+        <w:rPr>
+          <w:lang w:val="pt-PT"/>
+        </w:rPr>
+        <w:t>prompt</w:t>
+      </w:r>
+      <w:proofErr w:type="spellEnd"/>
+      <w:r>
+        <w:rPr>
+          <w:lang w:val="pt-PT"/>
+        </w:rPr>
+        <w:t xml:space="preserve"> utilizado para orientar a IA na geração dos insights automáticos, textos narrativos e modelagem conceitual de integração com o </w:t>
+      </w:r>
+      <w:proofErr w:type="spellStart"/>
+      <w:r>
+        <w:rPr>
+          <w:lang w:val="pt-PT"/>
+        </w:rPr>
+        <w:t>dashboard</w:t>
+      </w:r>
+      <w:proofErr w:type="spellEnd"/>
+      <w:r>
+        <w:rPr>
+          <w:lang w:val="pt-PT"/>
+        </w:rPr>
+        <w:t>:</w:t>
+      </w:r>
+    </w:p>
+    <w:p>
+      <w:pPr>
+        <w:rPr>
+          <w:lang w:val="pt-PT"/>
+        </w:rPr>
+      </w:pPr>
+      <w:r>
+        <w:rPr>
+          <w:lang w:val="pt-PT"/>
+        </w:rPr>
+        <w:lastRenderedPageBreak/>
+        <w:t>A</w:t>
+      </w:r>
+      <w:r>
+        <w:rPr>
+          <w:lang w:val="pt-PT"/>
+        </w:rPr>
+        <w:t xml:space="preserve">tue como um Cientista de Dados Sênior, especialista em engenharia de </w:t>
+      </w:r>
+      <w:proofErr w:type="spellStart"/>
+      <w:r>
+        <w:rPr>
+          <w:lang w:val="pt-PT"/>
+        </w:rPr>
+        <w:t>prompt</w:t>
+      </w:r>
+      <w:proofErr w:type="spellEnd"/>
+      <w:r>
+        <w:rPr>
+          <w:lang w:val="pt-PT"/>
+        </w:rPr>
+        <w:t xml:space="preserve">, </w:t>
+      </w:r>
+      <w:proofErr w:type="spellStart"/>
+      <w:r>
+        <w:rPr>
+          <w:lang w:val="pt-PT"/>
+        </w:rPr>
+        <w:t>storytelling</w:t>
+      </w:r>
+      <w:proofErr w:type="spellEnd"/>
+      <w:r>
+        <w:rPr>
+          <w:lang w:val="pt-PT"/>
+        </w:rPr>
+        <w:t xml:space="preserve"> com dados, análise textual automática, IA generativa aplicada e mercado musical.</w:t>
+      </w:r>
+    </w:p>
+    <w:p>
+      <w:pPr>
+        <w:rPr>
+          <w:lang w:val="pt-PT"/>
+        </w:rPr>
+      </w:pPr>
+      <w:r>
+        <w:rPr>
+          <w:lang w:val="pt-PT"/>
+        </w:rPr>
+        <w:t>Você receberá:</w:t>
+      </w:r>
+    </w:p>
+    <w:p>
+      <w:pPr>
+        <w:rPr>
+          <w:lang w:val="pt-PT"/>
+        </w:rPr>
+      </w:pPr>
+      <w:r>
+        <w:rPr>
+          <w:lang w:val="pt-PT"/>
+        </w:rPr>
+        <w:t>O d</w:t>
+      </w:r>
+      <w:proofErr w:type="spellStart"/>
+      <w:r>
+        <w:rPr>
+          <w:lang w:val="pt-PT"/>
+        </w:rPr>
+        <w:t>ataset</w:t>
+      </w:r>
+      <w:proofErr w:type="spellEnd"/>
+      <w:r>
+        <w:rPr>
+          <w:lang w:val="pt-PT"/>
+        </w:rPr>
+        <w:t xml:space="preserve"> tratado do projeto </w:t>
+      </w:r>
+      <w:proofErr w:type="spellStart"/>
+      <w:r>
+        <w:rPr>
+          <w:lang w:val="pt-PT"/>
+        </w:rPr>
+        <w:t>Spotify</w:t>
+      </w:r>
+      <w:proofErr w:type="spellEnd"/>
+      <w:r>
+        <w:rPr>
+          <w:lang w:val="pt-PT"/>
+        </w:rPr>
+        <w:t xml:space="preserve"> Data </w:t>
+      </w:r>
+      <w:proofErr w:type="spellStart"/>
+      <w:r>
+        <w:rPr>
+          <w:lang w:val="pt-PT"/>
+        </w:rPr>
+        <w:t>Storytelling</w:t>
+      </w:r>
+      <w:proofErr w:type="spellEnd"/>
+      <w:r>
+        <w:rPr>
+          <w:lang w:val="pt-PT"/>
+        </w:rPr>
+        <w:t xml:space="preserve"> (popularidade, duração, ano, gênero, artista etc.)</w:t>
+      </w:r>
+    </w:p>
+    <w:p>
+      <w:pPr>
+        <w:rPr>
+          <w:lang w:val="pt-PT"/>
+        </w:rPr>
+      </w:pPr>
+      <w:r>
+        <w:rPr>
+          <w:lang w:val="pt-PT"/>
+        </w:rPr>
+        <w:t>Os resultados completos da análise EDA (Semana 3.1)</w:t>
+      </w:r>
+    </w:p>
+    <w:p>
+      <w:pPr>
+        <w:rPr>
+          <w:lang w:val="pt-PT"/>
+        </w:rPr>
+      </w:pPr>
+      <w:r>
+        <w:rPr>
+          <w:lang w:val="pt-PT"/>
+        </w:rPr>
+        <w:t>A análise interpretativa e narrativa (Semana 3.2)</w:t>
+      </w:r>
+    </w:p>
+    <w:p>
+      <w:pPr>
+        <w:rPr>
+          <w:lang w:val="pt-PT"/>
+        </w:rPr>
+      </w:pPr>
+      <w:r>
+        <w:rPr>
+          <w:lang w:val="pt-PT"/>
+        </w:rPr>
+        <w:t xml:space="preserve">O protótipo do </w:t>
+      </w:r>
+      <w:proofErr w:type="spellStart"/>
+      <w:r>
+        <w:rPr>
+          <w:lang w:val="pt-PT"/>
+        </w:rPr>
+        <w:t>dashboard</w:t>
+      </w:r>
+      <w:proofErr w:type="spellEnd"/>
+      <w:r>
+        <w:rPr>
+          <w:lang w:val="pt-PT"/>
+        </w:rPr>
+        <w:t xml:space="preserve"> </w:t>
+      </w:r>
+      <w:proofErr w:type="spellStart"/>
+      <w:r>
+        <w:rPr>
+          <w:lang w:val="pt-PT"/>
+        </w:rPr>
+        <w:t>Streamlit</w:t>
+      </w:r>
+      <w:proofErr w:type="spellEnd"/>
+      <w:r>
+        <w:rPr>
+          <w:lang w:val="pt-PT"/>
+        </w:rPr>
+        <w:t xml:space="preserve"> (Semana 3.3)</w:t>
+      </w:r>
+    </w:p>
+    <w:p>
+      <w:pPr>
+        <w:rPr>
+          <w:lang w:val="pt-PT"/>
+        </w:rPr>
+      </w:pPr>
+      <w:r>
+        <w:rPr>
+          <w:lang w:val="pt-PT"/>
+        </w:rPr>
+        <w:t>Os gráficos e padrões encontrados até agora</w:t>
+      </w:r>
+    </w:p>
+    <w:p>
+      <w:pPr>
+        <w:rPr>
+          <w:lang w:val="pt-PT"/>
+        </w:rPr>
+      </w:pPr>
+      <w:r>
+        <w:rPr>
+          <w:lang w:val="pt-PT"/>
+        </w:rPr>
+        <w:t xml:space="preserve">Seu objetivo é cumprir integralmente a </w:t>
+      </w:r>
+      <w:proofErr w:type="spellStart"/>
+      <w:r>
+        <w:rPr>
+          <w:lang w:val="pt-PT"/>
+        </w:rPr>
+        <w:t>Issue</w:t>
+      </w:r>
+      <w:proofErr w:type="spellEnd"/>
+      <w:r>
+        <w:rPr>
+          <w:lang w:val="pt-PT"/>
+        </w:rPr>
+        <w:t xml:space="preserve"> 4.1 – Integração de insights automáticos com IA, seguindo rigorosamente as etapas abaixo.</w:t>
+      </w:r>
+    </w:p>
+    <w:p>
+      <w:pPr>
+        <w:rPr>
+          <w:b/>
+          <w:bCs/>
+          <w:i/>
+          <w:iCs/>
+          <w:lang w:val="pt-PT"/>
+        </w:rPr>
+      </w:pPr>
+      <w:r>
+        <w:rPr>
+          <w:b/>
+          <w:bCs/>
+          <w:i/>
+          <w:iCs/>
+          <w:lang w:val="pt-PT"/>
+        </w:rPr>
+        <w:t>1. Gerar insights automáticos (via IA) com alta precisão</w:t>
+      </w:r>
+    </w:p>
+    <w:p>
+      <w:pPr>
+        <w:rPr>
+          <w:lang w:val="pt-PT"/>
+        </w:rPr>
+      </w:pPr>
+    </w:p>
+    <w:p>
+      <w:pPr>
+        <w:rPr>
+          <w:lang w:val="pt-PT"/>
+        </w:rPr>
+      </w:pPr>
+      <w:r>
+        <w:rPr>
+          <w:lang w:val="pt-PT"/>
+        </w:rPr>
+        <w:t xml:space="preserve">Com base no </w:t>
+      </w:r>
+      <w:proofErr w:type="spellStart"/>
+      <w:r>
+        <w:rPr>
+          <w:lang w:val="pt-PT"/>
+        </w:rPr>
+        <w:t>dataset</w:t>
+      </w:r>
+      <w:proofErr w:type="spellEnd"/>
+      <w:r>
+        <w:rPr>
+          <w:lang w:val="pt-PT"/>
+        </w:rPr>
+        <w:t xml:space="preserve"> e nas análises anteriores, gere:</w:t>
+      </w:r>
+    </w:p>
+    <w:p>
+      <w:pPr>
+        <w:rPr>
+          <w:lang w:val="pt-PT"/>
+        </w:rPr>
+      </w:pPr>
+      <w:r>
+        <w:rPr>
+          <w:lang w:val="pt-PT"/>
+        </w:rPr>
+        <w:t>insights estatísticos descritivos,</w:t>
+      </w:r>
+    </w:p>
+    <w:p>
+      <w:pPr>
+        <w:pStyle w:val="PargrafodaLista"/>
+        <w:numPr>
+          <w:ilvl w:val="0"/>
+          <w:numId w:val="28"/>
+        </w:numPr>
+        <w:rPr>
+          <w:lang w:val="pt-PT"/>
+        </w:rPr>
+      </w:pPr>
+      <w:r>
+        <w:rPr>
+          <w:lang w:val="pt-PT"/>
+        </w:rPr>
+        <w:t>insights narrativos,</w:t>
+      </w:r>
+    </w:p>
+    <w:p>
+      <w:pPr>
+        <w:pStyle w:val="PargrafodaLista"/>
+        <w:numPr>
+          <w:ilvl w:val="0"/>
+          <w:numId w:val="28"/>
+        </w:numPr>
+        <w:rPr>
+          <w:lang w:val="pt-PT"/>
+        </w:rPr>
+      </w:pPr>
+      <w:r>
+        <w:rPr>
+          <w:lang w:val="pt-PT"/>
+        </w:rPr>
+        <w:t>insights mercadológicos,</w:t>
+      </w:r>
+    </w:p>
+    <w:p>
+      <w:pPr>
+        <w:pStyle w:val="PargrafodaLista"/>
+        <w:numPr>
+          <w:ilvl w:val="0"/>
+          <w:numId w:val="28"/>
+        </w:numPr>
+        <w:rPr>
+          <w:lang w:val="pt-PT"/>
+        </w:rPr>
+      </w:pPr>
+      <w:r>
+        <w:rPr>
+          <w:lang w:val="pt-PT"/>
+        </w:rPr>
+        <w:t>insights culturais,</w:t>
+      </w:r>
+    </w:p>
+    <w:p>
+      <w:pPr>
+        <w:pStyle w:val="PargrafodaLista"/>
+        <w:numPr>
+          <w:ilvl w:val="0"/>
+          <w:numId w:val="28"/>
+        </w:numPr>
+        <w:rPr>
+          <w:lang w:val="pt-PT"/>
+        </w:rPr>
+      </w:pPr>
+      <w:r>
+        <w:rPr>
+          <w:lang w:val="pt-PT"/>
+        </w:rPr>
+        <w:t>insights orientados por comportamento de consumo,</w:t>
+      </w:r>
+    </w:p>
+    <w:p>
+      <w:pPr>
+        <w:pStyle w:val="PargrafodaLista"/>
+        <w:numPr>
+          <w:ilvl w:val="0"/>
+          <w:numId w:val="28"/>
+        </w:numPr>
+        <w:rPr>
+          <w:lang w:val="pt-PT"/>
+        </w:rPr>
+      </w:pPr>
+      <w:r>
+        <w:rPr>
+          <w:lang w:val="pt-PT"/>
+        </w:rPr>
+        <w:t>insights baseados em correlações e padrões de EDA,</w:t>
+      </w:r>
+    </w:p>
+    <w:p>
+      <w:pPr>
+        <w:pStyle w:val="PargrafodaLista"/>
+        <w:numPr>
+          <w:ilvl w:val="0"/>
+          <w:numId w:val="28"/>
+        </w:numPr>
+        <w:rPr>
+          <w:lang w:val="pt-PT"/>
+        </w:rPr>
+      </w:pPr>
+      <w:r>
+        <w:rPr>
+          <w:lang w:val="pt-PT"/>
+        </w:rPr>
+        <w:t xml:space="preserve">insights voltados para o design de </w:t>
+      </w:r>
+      <w:proofErr w:type="spellStart"/>
+      <w:r>
+        <w:rPr>
+          <w:lang w:val="pt-PT"/>
+        </w:rPr>
+        <w:t>dashboards</w:t>
+      </w:r>
+      <w:proofErr w:type="spellEnd"/>
+      <w:r>
+        <w:rPr>
+          <w:lang w:val="pt-PT"/>
+        </w:rPr>
+        <w:t xml:space="preserve"> e </w:t>
+      </w:r>
+      <w:proofErr w:type="spellStart"/>
+      <w:r>
+        <w:rPr>
+          <w:lang w:val="pt-PT"/>
+        </w:rPr>
+        <w:t>storytelling</w:t>
+      </w:r>
+      <w:proofErr w:type="spellEnd"/>
+      <w:r>
+        <w:rPr>
+          <w:lang w:val="pt-PT"/>
+        </w:rPr>
+        <w:t>.</w:t>
+      </w:r>
+    </w:p>
+    <w:p>
+      <w:pPr>
+        <w:rPr>
+          <w:lang w:val="pt-PT"/>
+        </w:rPr>
+      </w:pPr>
+      <w:r>
+        <w:rPr>
+          <w:lang w:val="pt-PT"/>
+        </w:rPr>
+        <w:t>Cada insight deve conter:</w:t>
+      </w:r>
+    </w:p>
+    <w:p>
+      <w:pPr>
+        <w:rPr>
+          <w:lang w:val="pt-PT"/>
+        </w:rPr>
+      </w:pPr>
+      <w:r>
+        <w:rPr>
+          <w:lang w:val="pt-PT"/>
+        </w:rPr>
+        <w:t>Título curto</w:t>
+      </w:r>
+    </w:p>
+    <w:p>
+      <w:pPr>
+        <w:rPr>
+          <w:lang w:val="pt-PT"/>
+        </w:rPr>
+      </w:pPr>
+      <w:r>
+        <w:rPr>
+          <w:lang w:val="pt-PT"/>
+        </w:rPr>
+        <w:t>Descrição objetiva</w:t>
+      </w:r>
+    </w:p>
+    <w:p>
+      <w:pPr>
+        <w:rPr>
+          <w:lang w:val="pt-PT"/>
+        </w:rPr>
+      </w:pPr>
+      <w:r>
+        <w:rPr>
+          <w:lang w:val="pt-PT"/>
+        </w:rPr>
+        <w:t>Interpretação analítica</w:t>
+      </w:r>
+    </w:p>
+    <w:p>
+      <w:pPr>
+        <w:rPr>
+          <w:lang w:val="pt-PT"/>
+        </w:rPr>
+      </w:pPr>
+      <w:r>
+        <w:rPr>
+          <w:lang w:val="pt-PT"/>
+        </w:rPr>
+        <w:t>Possíveis causas ou hipóteses</w:t>
+      </w:r>
+    </w:p>
+    <w:p>
+      <w:pPr>
+        <w:rPr>
+          <w:lang w:val="pt-PT"/>
+        </w:rPr>
+      </w:pPr>
+      <w:r>
+        <w:rPr>
+          <w:lang w:val="pt-PT"/>
+        </w:rPr>
+        <w:t>Implicações práticas (marketing, catálogo, consumo, artistas, gêneros)</w:t>
+      </w:r>
+    </w:p>
+    <w:p>
+      <w:pPr>
+        <w:rPr>
+          <w:lang w:val="pt-PT"/>
+        </w:rPr>
+      </w:pPr>
+      <w:r>
+        <w:rPr>
+          <w:lang w:val="pt-PT"/>
+        </w:rPr>
+        <w:t xml:space="preserve">Relevância para o </w:t>
+      </w:r>
+      <w:proofErr w:type="spellStart"/>
+      <w:r>
+        <w:rPr>
+          <w:lang w:val="pt-PT"/>
+        </w:rPr>
+        <w:t>dashboard</w:t>
+      </w:r>
+      <w:proofErr w:type="spellEnd"/>
+    </w:p>
+    <w:p>
+      <w:pPr>
+        <w:rPr>
+          <w:lang w:val="pt-PT"/>
+        </w:rPr>
+      </w:pPr>
+      <w:r>
+        <w:rPr>
+          <w:lang w:val="pt-PT"/>
+        </w:rPr>
+        <w:t>Gere no mínimo 20 a 30 insights, agrupados por tema:</w:t>
+      </w:r>
+    </w:p>
+    <w:p>
+      <w:pPr>
+        <w:rPr>
+          <w:lang w:val="pt-PT"/>
+        </w:rPr>
+      </w:pPr>
+      <w:r>
+        <w:rPr>
+          <w:rFonts w:ascii="Segoe UI Symbol" w:hAnsi="Segoe UI Symbol" w:cs="Segoe UI Symbol"/>
+          <w:lang w:val="pt-PT"/>
+        </w:rPr>
+        <w:t>✓</w:t>
+      </w:r>
+      <w:r>
+        <w:rPr>
+          <w:lang w:val="pt-PT"/>
+        </w:rPr>
+        <w:t xml:space="preserve"> Tendências gerais</w:t>
+      </w:r>
+    </w:p>
+    <w:p>
+      <w:pPr>
+        <w:rPr>
+          <w:lang w:val="pt-PT"/>
+        </w:rPr>
+      </w:pPr>
+      <w:r>
+        <w:rPr>
+          <w:rFonts w:ascii="Segoe UI Symbol" w:hAnsi="Segoe UI Symbol" w:cs="Segoe UI Symbol"/>
+          <w:lang w:val="pt-PT"/>
+        </w:rPr>
+        <w:lastRenderedPageBreak/>
+        <w:t>✓</w:t>
+      </w:r>
+      <w:r>
+        <w:rPr>
+          <w:lang w:val="pt-PT"/>
+        </w:rPr>
+        <w:t xml:space="preserve"> Gêneros musicais</w:t>
+      </w:r>
+    </w:p>
+    <w:p>
+      <w:pPr>
+        <w:rPr>
+          <w:lang w:val="pt-PT"/>
+        </w:rPr>
+      </w:pPr>
+      <w:r>
+        <w:rPr>
+          <w:rFonts w:ascii="Segoe UI Symbol" w:hAnsi="Segoe UI Symbol" w:cs="Segoe UI Symbol"/>
+          <w:lang w:val="pt-PT"/>
+        </w:rPr>
+        <w:t>✓</w:t>
+      </w:r>
+      <w:r>
+        <w:rPr>
+          <w:lang w:val="pt-PT"/>
+        </w:rPr>
+        <w:t xml:space="preserve"> Artistas</w:t>
+      </w:r>
+    </w:p>
+    <w:p>
+      <w:pPr>
+        <w:rPr>
+          <w:lang w:val="pt-PT"/>
+        </w:rPr>
+      </w:pPr>
+      <w:r>
+        <w:rPr>
+          <w:rFonts w:ascii="Segoe UI Symbol" w:hAnsi="Segoe UI Symbol" w:cs="Segoe UI Symbol"/>
+          <w:lang w:val="pt-PT"/>
+        </w:rPr>
+        <w:t>✓</w:t>
+      </w:r>
+      <w:r>
+        <w:rPr>
+          <w:lang w:val="pt-PT"/>
+        </w:rPr>
+        <w:t xml:space="preserve"> Popularidade</w:t>
+      </w:r>
+    </w:p>
+    <w:p>
+      <w:pPr>
+        <w:rPr>
+          <w:lang w:val="pt-PT"/>
+        </w:rPr>
+      </w:pPr>
+      <w:r>
+        <w:rPr>
+          <w:rFonts w:ascii="Segoe UI Symbol" w:hAnsi="Segoe UI Symbol" w:cs="Segoe UI Symbol"/>
+          <w:lang w:val="pt-PT"/>
+        </w:rPr>
+        <w:t>✓</w:t>
+      </w:r>
+      <w:r>
+        <w:rPr>
+          <w:lang w:val="pt-PT"/>
+        </w:rPr>
+        <w:t xml:space="preserve"> Duração</w:t>
+      </w:r>
+    </w:p>
+    <w:p>
+      <w:pPr>
+        <w:rPr>
+          <w:lang w:val="pt-PT"/>
+        </w:rPr>
+      </w:pPr>
+      <w:r>
+        <w:rPr>
+          <w:rFonts w:ascii="Segoe UI Symbol" w:hAnsi="Segoe UI Symbol" w:cs="Segoe UI Symbol"/>
+          <w:lang w:val="pt-PT"/>
+        </w:rPr>
+        <w:t>✓</w:t>
+      </w:r>
+      <w:r>
+        <w:rPr>
+          <w:lang w:val="pt-PT"/>
+        </w:rPr>
+        <w:t xml:space="preserve"> Linha do tempo</w:t>
+      </w:r>
+    </w:p>
+    <w:p>
+      <w:pPr>
+        <w:rPr>
+          <w:lang w:val="pt-PT"/>
+        </w:rPr>
+      </w:pPr>
+      <w:r>
+        <w:rPr>
+          <w:rFonts w:ascii="Segoe UI Symbol" w:hAnsi="Segoe UI Symbol" w:cs="Segoe UI Symbol"/>
+          <w:lang w:val="pt-PT"/>
+        </w:rPr>
+        <w:t>✓</w:t>
+      </w:r>
+      <w:r>
+        <w:rPr>
+          <w:lang w:val="pt-PT"/>
+        </w:rPr>
+        <w:t xml:space="preserve"> Faixas zero (cauda longa)</w:t>
+      </w:r>
+    </w:p>
+    <w:p>
+      <w:pPr>
+        <w:rPr>
+          <w:lang w:val="pt-PT"/>
+        </w:rPr>
+      </w:pPr>
+      <w:r>
+        <w:rPr>
+          <w:rFonts w:ascii="Segoe UI Symbol" w:hAnsi="Segoe UI Symbol" w:cs="Segoe UI Symbol"/>
+          <w:lang w:val="pt-PT"/>
+        </w:rPr>
+        <w:t>✓</w:t>
+      </w:r>
+      <w:r>
+        <w:rPr>
+          <w:lang w:val="pt-PT"/>
+        </w:rPr>
+        <w:t xml:space="preserve"> Volatilidade e consistência</w:t>
+      </w:r>
+    </w:p>
+    <w:p>
+      <w:pPr>
+        <w:rPr>
+          <w:lang w:val="pt-PT"/>
+        </w:rPr>
+      </w:pPr>
+      <w:r>
+        <w:rPr>
+          <w:rFonts w:ascii="Segoe UI Symbol" w:hAnsi="Segoe UI Symbol" w:cs="Segoe UI Symbol"/>
+          <w:lang w:val="pt-PT"/>
+        </w:rPr>
+        <w:t>✓</w:t>
+      </w:r>
+      <w:r>
+        <w:rPr>
+          <w:lang w:val="pt-PT"/>
+        </w:rPr>
+        <w:t xml:space="preserve"> Curadoria de catálogo</w:t>
+      </w:r>
+    </w:p>
+    <w:p>
+      <w:pPr>
+        <w:rPr>
+          <w:lang w:val="pt-PT"/>
+        </w:rPr>
+      </w:pPr>
+    </w:p>
+    <w:p>
+      <w:pPr>
+        <w:rPr>
+          <w:b/>
+          <w:bCs/>
+          <w:i/>
+          <w:iCs/>
+          <w:lang w:val="pt-PT"/>
+        </w:rPr>
+      </w:pPr>
+      <w:r>
+        <w:rPr>
+          <w:b/>
+          <w:bCs/>
+          <w:i/>
+          <w:iCs/>
+          <w:lang w:val="pt-PT"/>
+        </w:rPr>
+        <w:t xml:space="preserve">2. Criar textos gerados automaticamente para o </w:t>
+      </w:r>
+      <w:proofErr w:type="spellStart"/>
+      <w:r>
+        <w:rPr>
+          <w:b/>
+          <w:bCs/>
+          <w:i/>
+          <w:iCs/>
+          <w:lang w:val="pt-PT"/>
+        </w:rPr>
+        <w:t>dashboard</w:t>
+      </w:r>
+      <w:proofErr w:type="spellEnd"/>
+    </w:p>
+    <w:p>
+      <w:pPr>
+        <w:rPr>
+          <w:lang w:val="pt-PT"/>
+        </w:rPr>
+      </w:pPr>
+      <w:r>
+        <w:rPr>
+          <w:lang w:val="pt-PT"/>
+        </w:rPr>
+        <w:t xml:space="preserve">Gere blocos textuais prontos para incorporar no </w:t>
+      </w:r>
+      <w:proofErr w:type="spellStart"/>
+      <w:r>
+        <w:rPr>
+          <w:lang w:val="pt-PT"/>
+        </w:rPr>
+        <w:t>dashboard</w:t>
+      </w:r>
+      <w:proofErr w:type="spellEnd"/>
+      <w:r>
+        <w:rPr>
+          <w:lang w:val="pt-PT"/>
+        </w:rPr>
+        <w:t>, incluindo:</w:t>
+      </w:r>
+    </w:p>
+    <w:p>
+      <w:pPr>
+        <w:rPr>
+          <w:lang w:val="pt-PT"/>
+        </w:rPr>
+      </w:pPr>
+      <w:r>
+        <w:rPr>
+          <w:rFonts w:ascii="Segoe UI Symbol" w:hAnsi="Segoe UI Symbol" w:cs="Segoe UI Symbol"/>
+          <w:lang w:val="pt-PT"/>
+        </w:rPr>
+        <w:t>✔</w:t>
+      </w:r>
+      <w:r>
+        <w:rPr>
+          <w:lang w:val="pt-PT"/>
+        </w:rPr>
+        <w:t xml:space="preserve"> Texto explicativo introdutório</w:t>
+      </w:r>
+    </w:p>
+    <w:p>
+      <w:pPr>
+        <w:rPr>
+          <w:lang w:val="pt-PT"/>
+        </w:rPr>
+      </w:pPr>
+      <w:r>
+        <w:rPr>
+          <w:rFonts w:ascii="Segoe UI Symbol" w:hAnsi="Segoe UI Symbol" w:cs="Segoe UI Symbol"/>
+          <w:lang w:val="pt-PT"/>
+        </w:rPr>
+        <w:t>✔</w:t>
+      </w:r>
+      <w:r>
+        <w:rPr>
+          <w:lang w:val="pt-PT"/>
+        </w:rPr>
+        <w:t xml:space="preserve"> Descrições automáticas para cada aba</w:t>
+      </w:r>
+    </w:p>
+    <w:p>
+      <w:pPr>
+        <w:rPr>
+          <w:lang w:val="pt-PT"/>
+        </w:rPr>
+      </w:pPr>
+      <w:r>
+        <w:rPr>
+          <w:rFonts w:ascii="Segoe UI Symbol" w:hAnsi="Segoe UI Symbol" w:cs="Segoe UI Symbol"/>
+          <w:lang w:val="pt-PT"/>
+        </w:rPr>
+        <w:t>✔</w:t>
+      </w:r>
+      <w:r>
+        <w:rPr>
+          <w:lang w:val="pt-PT"/>
+        </w:rPr>
+        <w:t xml:space="preserve"> Textos de </w:t>
+      </w:r>
+      <w:proofErr w:type="spellStart"/>
+      <w:r>
+        <w:rPr>
+          <w:lang w:val="pt-PT"/>
+        </w:rPr>
+        <w:t>tooltip</w:t>
+      </w:r>
+      <w:proofErr w:type="spellEnd"/>
+      <w:r>
+        <w:rPr>
+          <w:lang w:val="pt-PT"/>
+        </w:rPr>
+        <w:t xml:space="preserve"> / </w:t>
+      </w:r>
+      <w:proofErr w:type="spellStart"/>
+      <w:r>
+        <w:rPr>
+          <w:lang w:val="pt-PT"/>
+        </w:rPr>
+        <w:t>hover</w:t>
+      </w:r>
+      <w:proofErr w:type="spellEnd"/>
+      <w:r>
+        <w:rPr>
+          <w:lang w:val="pt-PT"/>
+        </w:rPr>
+        <w:t xml:space="preserve"> </w:t>
+      </w:r>
+      <w:proofErr w:type="spellStart"/>
+      <w:r>
+        <w:rPr>
+          <w:lang w:val="pt-PT"/>
+        </w:rPr>
+        <w:t>text</w:t>
+      </w:r>
+      <w:proofErr w:type="spellEnd"/>
+    </w:p>
+    <w:p>
+      <w:pPr>
+        <w:rPr>
+          <w:lang w:val="pt-PT"/>
+        </w:rPr>
+      </w:pPr>
+      <w:r>
+        <w:rPr>
+          <w:rFonts w:ascii="Segoe UI Symbol" w:hAnsi="Segoe UI Symbol" w:cs="Segoe UI Symbol"/>
+          <w:lang w:val="pt-PT"/>
+        </w:rPr>
+        <w:t>✔</w:t>
+      </w:r>
+      <w:r>
+        <w:rPr>
+          <w:lang w:val="pt-PT"/>
+        </w:rPr>
+        <w:t xml:space="preserve"> Textos automáticos que aparecem ao selecionar filtros</w:t>
+      </w:r>
+    </w:p>
+    <w:p>
+      <w:pPr>
+        <w:rPr>
+          <w:lang w:val="pt-PT"/>
+        </w:rPr>
+      </w:pPr>
+      <w:r>
+        <w:rPr>
+          <w:rFonts w:ascii="Segoe UI Symbol" w:hAnsi="Segoe UI Symbol" w:cs="Segoe UI Symbol"/>
+          <w:lang w:val="pt-PT"/>
+        </w:rPr>
+        <w:t>✔</w:t>
+      </w:r>
+      <w:r>
+        <w:rPr>
+          <w:lang w:val="pt-PT"/>
+        </w:rPr>
+        <w:t xml:space="preserve"> Conclusões dinâmicas baseadas nos dados filtrados</w:t>
+      </w:r>
+    </w:p>
+    <w:p>
+      <w:pPr>
+        <w:rPr>
+          <w:b/>
+          <w:bCs/>
+          <w:i/>
+          <w:iCs/>
+          <w:lang w:val="pt-PT"/>
+        </w:rPr>
+      </w:pPr>
+      <w:r>
+        <w:rPr>
+          <w:b/>
+          <w:bCs/>
+          <w:i/>
+          <w:iCs/>
+          <w:lang w:val="pt-PT"/>
+        </w:rPr>
+        <w:t>3. Criar sugestões de componentes interativos</w:t>
+      </w:r>
+    </w:p>
+    <w:p>
+      <w:pPr>
+        <w:rPr>
+          <w:lang w:val="pt-PT"/>
+        </w:rPr>
+      </w:pPr>
+      <w:r>
+        <w:rPr>
+          <w:lang w:val="pt-PT"/>
+        </w:rPr>
+        <w:t>Baseado no que você encontrou:</w:t>
+      </w:r>
+    </w:p>
+    <w:p>
+      <w:pPr>
+        <w:pStyle w:val="PargrafodaLista"/>
+        <w:numPr>
+          <w:ilvl w:val="0"/>
+          <w:numId w:val="29"/>
+        </w:numPr>
+        <w:rPr>
+          <w:lang w:val="pt-PT"/>
+        </w:rPr>
+      </w:pPr>
+      <w:r>
+        <w:rPr>
+          <w:lang w:val="pt-PT"/>
+        </w:rPr>
+        <w:t>proponha novas visualizações;</w:t>
+      </w:r>
+    </w:p>
+    <w:p>
+      <w:pPr>
+        <w:pStyle w:val="PargrafodaLista"/>
+        <w:numPr>
+          <w:ilvl w:val="0"/>
+          <w:numId w:val="29"/>
+        </w:numPr>
+        <w:rPr>
+          <w:lang w:val="pt-PT"/>
+        </w:rPr>
+      </w:pPr>
+      <w:r>
+        <w:rPr>
+          <w:lang w:val="pt-PT"/>
+        </w:rPr>
+        <w:t>proponha indicadores dinâmicos;</w:t>
+      </w:r>
+    </w:p>
+    <w:p>
+      <w:pPr>
+        <w:pStyle w:val="PargrafodaLista"/>
+        <w:numPr>
+          <w:ilvl w:val="0"/>
+          <w:numId w:val="29"/>
+        </w:numPr>
+        <w:rPr>
+          <w:lang w:val="pt-PT"/>
+        </w:rPr>
+      </w:pPr>
+      <w:r>
+        <w:rPr>
+          <w:lang w:val="pt-PT"/>
+        </w:rPr>
+        <w:t>proponha versões explicativas das análises;</w:t>
+      </w:r>
+    </w:p>
+    <w:p>
+      <w:pPr>
+        <w:pStyle w:val="PargrafodaLista"/>
+        <w:numPr>
+          <w:ilvl w:val="0"/>
+          <w:numId w:val="29"/>
+        </w:numPr>
+        <w:rPr>
+          <w:lang w:val="pt-PT"/>
+        </w:rPr>
+      </w:pPr>
+      <w:r>
+        <w:rPr>
+          <w:lang w:val="pt-PT"/>
+        </w:rPr>
+        <w:t>proponha alertas automáticos baseados em dados;</w:t>
+      </w:r>
+    </w:p>
+    <w:p>
+      <w:pPr>
+        <w:pStyle w:val="PargrafodaLista"/>
+        <w:numPr>
+          <w:ilvl w:val="0"/>
+          <w:numId w:val="29"/>
+        </w:numPr>
+        <w:rPr>
+          <w:lang w:val="pt-PT"/>
+        </w:rPr>
+      </w:pPr>
+      <w:r>
+        <w:rPr>
+          <w:lang w:val="pt-PT"/>
+        </w:rPr>
+        <w:t>proponha recursos IA-</w:t>
+      </w:r>
+      <w:proofErr w:type="spellStart"/>
+      <w:r>
+        <w:rPr>
+          <w:lang w:val="pt-PT"/>
+        </w:rPr>
+        <w:t>driven</w:t>
+      </w:r>
+      <w:proofErr w:type="spellEnd"/>
+      <w:r>
+        <w:rPr>
+          <w:lang w:val="pt-PT"/>
+        </w:rPr>
+        <w:t xml:space="preserve"> para a versão final do </w:t>
+      </w:r>
+      <w:proofErr w:type="spellStart"/>
+      <w:r>
+        <w:rPr>
+          <w:lang w:val="pt-PT"/>
+        </w:rPr>
+        <w:t>dashboard</w:t>
+      </w:r>
+      <w:proofErr w:type="spellEnd"/>
+      <w:r>
+        <w:rPr>
+          <w:lang w:val="pt-PT"/>
+        </w:rPr>
+        <w:t>.</w:t>
+      </w:r>
+    </w:p>
+    <w:p>
+      <w:pPr>
+        <w:pStyle w:val="PargrafodaLista"/>
+        <w:numPr>
+          <w:ilvl w:val="0"/>
+          <w:numId w:val="29"/>
+        </w:numPr>
+        <w:rPr>
+          <w:lang w:val="pt-PT"/>
+        </w:rPr>
+      </w:pPr>
+      <w:r>
+        <w:rPr>
+          <w:lang w:val="pt-PT"/>
+        </w:rPr>
+        <w:t>Liste sugestões técnicas + narrativas.</w:t>
+      </w:r>
+    </w:p>
+    <w:p>
+      <w:pPr>
+        <w:rPr>
+          <w:b/>
+          <w:bCs/>
+          <w:i/>
+          <w:iCs/>
+          <w:lang w:val="pt-PT"/>
+        </w:rPr>
+      </w:pPr>
+      <w:r>
+        <w:rPr>
+          <w:b/>
+          <w:bCs/>
+          <w:i/>
+          <w:iCs/>
+          <w:lang w:val="pt-PT"/>
+        </w:rPr>
+        <w:t>4. Simular integração API (não precisa executar código)</w:t>
+      </w:r>
+    </w:p>
+    <w:p>
+      <w:pPr>
+        <w:rPr>
+          <w:lang w:val="pt-PT"/>
+        </w:rPr>
+      </w:pPr>
+      <w:r>
+        <w:rPr>
+          <w:lang w:val="pt-PT"/>
+        </w:rPr>
+        <w:t>Gere:</w:t>
+      </w:r>
+    </w:p>
+    <w:p>
+      <w:pPr>
+        <w:rPr>
+          <w:lang w:val="pt-PT"/>
+        </w:rPr>
+      </w:pPr>
+      <w:r>
+        <w:rPr>
+          <w:lang w:val="pt-PT"/>
+        </w:rPr>
+        <w:t xml:space="preserve">modelos simples de </w:t>
+      </w:r>
+      <w:proofErr w:type="spellStart"/>
+      <w:r>
+        <w:rPr>
+          <w:lang w:val="pt-PT"/>
+        </w:rPr>
+        <w:t>endpoint</w:t>
+      </w:r>
+      <w:proofErr w:type="spellEnd"/>
+      <w:r>
+        <w:rPr>
+          <w:lang w:val="pt-PT"/>
+        </w:rPr>
+        <w:t xml:space="preserve"> fictício de API;</w:t>
+      </w:r>
+    </w:p>
+    <w:p>
+      <w:pPr>
+        <w:rPr>
+          <w:lang w:val="pt-PT"/>
+        </w:rPr>
+      </w:pPr>
+      <w:r>
+        <w:rPr>
+          <w:lang w:val="pt-PT"/>
+        </w:rPr>
+        <w:t xml:space="preserve">estrutura padrão de </w:t>
+      </w:r>
+      <w:proofErr w:type="spellStart"/>
+      <w:r>
+        <w:rPr>
+          <w:lang w:val="pt-PT"/>
+        </w:rPr>
+        <w:t>payload</w:t>
+      </w:r>
+      <w:proofErr w:type="spellEnd"/>
+      <w:r>
+        <w:rPr>
+          <w:lang w:val="pt-PT"/>
+        </w:rPr>
+        <w:t>;</w:t>
+      </w:r>
+    </w:p>
+    <w:p>
+      <w:pPr>
+        <w:rPr>
+          <w:lang w:val="pt-PT"/>
+        </w:rPr>
+      </w:pPr>
+      <w:r>
+        <w:rPr>
+          <w:lang w:val="pt-PT"/>
+        </w:rPr>
+        <w:t xml:space="preserve">exemplos de </w:t>
+      </w:r>
+      <w:proofErr w:type="spellStart"/>
+      <w:r>
+        <w:rPr>
+          <w:lang w:val="pt-PT"/>
+        </w:rPr>
+        <w:t>request</w:t>
+      </w:r>
+      <w:proofErr w:type="spellEnd"/>
+      <w:r>
+        <w:rPr>
+          <w:lang w:val="pt-PT"/>
+        </w:rPr>
+        <w:t>/response;</w:t>
+      </w:r>
+    </w:p>
+    <w:p>
+      <w:pPr>
+        <w:rPr>
+          <w:lang w:val="pt-PT"/>
+        </w:rPr>
+      </w:pPr>
+      <w:r>
+        <w:rPr>
+          <w:lang w:val="pt-PT"/>
+        </w:rPr>
+        <w:lastRenderedPageBreak/>
+        <w:t xml:space="preserve">formato JSON para integração IA ↔ </w:t>
+      </w:r>
+      <w:proofErr w:type="spellStart"/>
+      <w:r>
+        <w:rPr>
+          <w:lang w:val="pt-PT"/>
+        </w:rPr>
+        <w:t>dashboard</w:t>
+      </w:r>
+      <w:proofErr w:type="spellEnd"/>
+      <w:r>
+        <w:rPr>
+          <w:lang w:val="pt-PT"/>
+        </w:rPr>
+        <w:t>.</w:t>
+      </w:r>
+    </w:p>
+    <w:p>
+      <w:pPr>
+        <w:rPr>
+          <w:b/>
+          <w:bCs/>
+          <w:i/>
+          <w:iCs/>
+          <w:lang w:val="pt-PT"/>
+        </w:rPr>
+      </w:pPr>
+      <w:r>
+        <w:rPr>
+          <w:b/>
+          <w:bCs/>
+          <w:i/>
+          <w:iCs/>
+          <w:lang w:val="pt-PT"/>
+        </w:rPr>
+        <w:t xml:space="preserve">5. Criar texto final da </w:t>
+      </w:r>
+      <w:proofErr w:type="spellStart"/>
+      <w:r>
+        <w:rPr>
+          <w:b/>
+          <w:bCs/>
+          <w:i/>
+          <w:iCs/>
+          <w:lang w:val="pt-PT"/>
+        </w:rPr>
+        <w:t>Issue</w:t>
+      </w:r>
+      <w:proofErr w:type="spellEnd"/>
+      <w:r>
+        <w:rPr>
+          <w:b/>
+          <w:bCs/>
+          <w:i/>
+          <w:iCs/>
+          <w:lang w:val="pt-PT"/>
+        </w:rPr>
+        <w:t xml:space="preserve"> 4.1 (para o relatório)</w:t>
+      </w:r>
+    </w:p>
+    <w:p>
+      <w:pPr>
+        <w:rPr>
+          <w:lang w:val="pt-PT"/>
+        </w:rPr>
+      </w:pPr>
+      <w:r>
+        <w:rPr>
+          <w:lang w:val="pt-PT"/>
+        </w:rPr>
+        <w:t>Monte um texto completo contendo:</w:t>
+      </w:r>
+    </w:p>
+    <w:p>
+      <w:pPr>
+        <w:rPr>
+          <w:lang w:val="pt-PT"/>
+        </w:rPr>
+      </w:pPr>
+      <w:r>
+        <w:rPr>
+          <w:lang w:val="pt-PT"/>
+        </w:rPr>
+        <w:t>objetivo da atividade,</w:t>
+      </w:r>
+    </w:p>
+    <w:p>
+      <w:pPr>
+        <w:rPr>
+          <w:lang w:val="pt-PT"/>
+        </w:rPr>
+      </w:pPr>
+      <w:r>
+        <w:rPr>
+          <w:lang w:val="pt-PT"/>
+        </w:rPr>
+        <w:t xml:space="preserve">metodologia de engenharia de </w:t>
+      </w:r>
+      <w:proofErr w:type="spellStart"/>
+      <w:r>
+        <w:rPr>
+          <w:lang w:val="pt-PT"/>
+        </w:rPr>
+        <w:t>prompt</w:t>
+      </w:r>
+      <w:proofErr w:type="spellEnd"/>
+      <w:r>
+        <w:rPr>
+          <w:lang w:val="pt-PT"/>
+        </w:rPr>
+        <w:t xml:space="preserve"> aplicada,</w:t>
+      </w:r>
+    </w:p>
+    <w:p>
+      <w:pPr>
+        <w:rPr>
+          <w:lang w:val="pt-PT"/>
+        </w:rPr>
+      </w:pPr>
+      <w:r>
+        <w:rPr>
+          <w:lang w:val="pt-PT"/>
+        </w:rPr>
+        <w:t>exemplos de insights automáticos,</w:t>
+      </w:r>
+    </w:p>
+    <w:p>
+      <w:pPr>
+        <w:rPr>
+          <w:lang w:val="pt-PT"/>
+        </w:rPr>
+      </w:pPr>
+      <w:r>
+        <w:rPr>
+          <w:lang w:val="pt-PT"/>
+        </w:rPr>
+        <w:t>exemplos de textos gerados,</w:t>
+      </w:r>
+    </w:p>
+    <w:p>
+      <w:pPr>
+        <w:rPr>
+          <w:lang w:val="pt-PT"/>
+        </w:rPr>
+      </w:pPr>
+      <w:r>
+        <w:rPr>
+          <w:lang w:val="pt-PT"/>
+        </w:rPr>
+        <w:t>resultados obtidos,</w:t>
+      </w:r>
+    </w:p>
+    <w:p>
+      <w:pPr>
+        <w:rPr>
+          <w:lang w:val="pt-PT"/>
+        </w:rPr>
+      </w:pPr>
+      <w:r>
+        <w:rPr>
+          <w:lang w:val="pt-PT"/>
+        </w:rPr>
+        <w:t xml:space="preserve">próximos passos (Semana 4.2 – </w:t>
+      </w:r>
+      <w:proofErr w:type="spellStart"/>
+      <w:r>
+        <w:rPr>
+          <w:lang w:val="pt-PT"/>
+        </w:rPr>
+        <w:t>Dashboard</w:t>
+      </w:r>
+      <w:proofErr w:type="spellEnd"/>
+      <w:r>
+        <w:rPr>
+          <w:lang w:val="pt-PT"/>
+        </w:rPr>
+        <w:t xml:space="preserve"> Final).</w:t>
+      </w:r>
+    </w:p>
+    <w:p>
+      <w:pPr>
+        <w:rPr>
+          <w:lang w:val="pt-PT"/>
+        </w:rPr>
+      </w:pPr>
+      <w:r>
+        <w:rPr>
+          <w:lang w:val="pt-PT"/>
+        </w:rPr>
+        <w:t xml:space="preserve">Formato: </w:t>
+      </w:r>
+      <w:proofErr w:type="spellStart"/>
+      <w:r>
+        <w:rPr>
+          <w:lang w:val="pt-PT"/>
+        </w:rPr>
+        <w:t>Markdown</w:t>
+      </w:r>
+      <w:proofErr w:type="spellEnd"/>
+      <w:r>
+        <w:rPr>
+          <w:lang w:val="pt-PT"/>
+        </w:rPr>
+        <w:t xml:space="preserve"> estruturado.</w:t>
+      </w:r>
+    </w:p>
+    <w:p>
+      <w:pPr>
+        <w:rPr>
+          <w:lang w:val="pt-PT"/>
+        </w:rPr>
+      </w:pPr>
+      <w:r>
+        <w:rPr>
+          <w:lang w:val="pt-PT"/>
+        </w:rPr>
+        <w:t>ENTREGAS</w:t>
+      </w:r>
+    </w:p>
+    <w:p>
+      <w:pPr>
+        <w:rPr>
+          <w:lang w:val="pt-PT"/>
+        </w:rPr>
+      </w:pPr>
+      <w:r>
+        <w:rPr>
+          <w:lang w:val="pt-PT"/>
+        </w:rPr>
+        <w:t>Produza:</w:t>
+      </w:r>
+    </w:p>
+    <w:p>
+      <w:pPr>
+        <w:rPr>
+          <w:lang w:val="pt-PT"/>
+        </w:rPr>
+      </w:pPr>
+      <w:r>
+        <w:rPr>
+          <w:lang w:val="pt-PT"/>
+        </w:rPr>
+        <w:t>Insight Pack Automático – 30+ insights</w:t>
+      </w:r>
+    </w:p>
+    <w:p>
+      <w:pPr>
+        <w:rPr>
+          <w:lang w:val="pt-PT"/>
+        </w:rPr>
+      </w:pPr>
+      <w:r>
+        <w:rPr>
+          <w:lang w:val="pt-PT"/>
+        </w:rPr>
+        <w:t xml:space="preserve">Blocos textuais para o </w:t>
+      </w:r>
+      <w:proofErr w:type="spellStart"/>
+      <w:r>
+        <w:rPr>
+          <w:lang w:val="pt-PT"/>
+        </w:rPr>
+        <w:t>dashboard</w:t>
+      </w:r>
+      <w:proofErr w:type="spellEnd"/>
+    </w:p>
+    <w:p>
+      <w:pPr>
+        <w:rPr>
+          <w:lang w:val="pt-PT"/>
+        </w:rPr>
+      </w:pPr>
+      <w:r>
+        <w:rPr>
+          <w:lang w:val="pt-PT"/>
+        </w:rPr>
+        <w:t>Sugestões IA-</w:t>
+      </w:r>
+      <w:proofErr w:type="spellStart"/>
+      <w:r>
+        <w:rPr>
+          <w:lang w:val="pt-PT"/>
+        </w:rPr>
+        <w:t>driven</w:t>
+      </w:r>
+      <w:proofErr w:type="spellEnd"/>
+    </w:p>
+    <w:p>
+      <w:pPr>
+        <w:rPr>
+          <w:lang w:val="pt-PT"/>
+        </w:rPr>
+      </w:pPr>
+      <w:r>
+        <w:rPr>
+          <w:lang w:val="pt-PT"/>
+        </w:rPr>
+        <w:t>Modelo de integração API</w:t>
+      </w:r>
+    </w:p>
+    <w:p>
+      <w:pPr>
+        <w:rPr>
+          <w:lang w:val="pt-PT"/>
+        </w:rPr>
+      </w:pPr>
+      <w:r>
+        <w:rPr>
+          <w:lang w:val="pt-PT"/>
+        </w:rPr>
+        <w:t xml:space="preserve">Texto final da </w:t>
+      </w:r>
+      <w:proofErr w:type="spellStart"/>
+      <w:r>
+        <w:rPr>
+          <w:lang w:val="pt-PT"/>
+        </w:rPr>
+        <w:t>Issue</w:t>
+      </w:r>
+      <w:proofErr w:type="spellEnd"/>
+      <w:r>
+        <w:rPr>
+          <w:lang w:val="pt-PT"/>
+        </w:rPr>
+        <w:t xml:space="preserve"> 4.1 para o relatório (</w:t>
+      </w:r>
+      <w:proofErr w:type="spellStart"/>
+      <w:r>
+        <w:rPr>
+          <w:lang w:val="pt-PT"/>
+        </w:rPr>
+        <w:t>markdown</w:t>
+      </w:r>
+      <w:proofErr w:type="spellEnd"/>
+      <w:r>
+        <w:rPr>
+          <w:lang w:val="pt-PT"/>
+        </w:rPr>
+        <w:t xml:space="preserve"> completo)</w:t>
+      </w:r>
+    </w:p>
+    <w:p>
+      <w:pPr>
+        <w:rPr>
+          <w:lang w:val="pt-PT"/>
+        </w:rPr>
+      </w:pPr>
+      <w:r>
+        <w:rPr>
+          <w:lang w:val="pt-PT"/>
+        </w:rPr>
+        <w:t>Resumo executivo com até 12 linhas</w:t>
+      </w:r>
+    </w:p>
+    <w:p>
+      <w:pPr>
+        <w:rPr>
+          <w:lang w:val="pt-PT"/>
+        </w:rPr>
+      </w:pPr>
+      <w:r>
+        <w:rPr>
+          <w:lang w:val="pt-PT"/>
+        </w:rPr>
+        <w:t>Use linguagem clara, técnica, analítica e narrativa.</w:t>
+      </w:r>
+    </w:p>
+    <w:p>
+      <w:pPr>
+        <w:rPr>
+          <w:lang w:val="pt-PT"/>
+        </w:rPr>
+      </w:pPr>
+      <w:r>
+        <w:rPr>
+          <w:lang w:val="pt-PT"/>
+        </w:rPr>
+        <w:t>Não omita detalhes.</w:t>
+      </w:r>
+    </w:p>
+    <w:p>
+      <w:pPr>
+        <w:rPr>
+          <w:lang w:val="pt-PT"/>
+        </w:rPr>
+      </w:pPr>
+      <w:r>
+        <w:rPr>
+          <w:lang w:val="pt-PT"/>
+        </w:rPr>
+        <w:t>A análise deve ser profunda e digna de um relatório profissional.</w:t>
+      </w:r>
+    </w:p>
+    <w:p>
+      <w:pPr>
+        <w:pStyle w:val="Ttulo1"/>
+        <w:rPr>
+          <w:lang w:val="pt-PT"/>
+        </w:rPr>
+      </w:pPr>
+      <w:r>
+        <w:rPr>
+          <w:lang w:val="pt-PT"/>
+        </w:rPr>
+        <w:t>3. Resultados – Pacote de 30+ insights automáticos</w:t>
+      </w:r>
+    </w:p>
+    <w:p>
+      <w:pPr>
+        <w:rPr>
+          <w:lang w:val="pt-PT"/>
+        </w:rPr>
+      </w:pPr>
+      <w:r>
+        <w:rPr>
+          <w:lang w:val="pt-PT"/>
+        </w:rPr>
+        <w:t>Os insights foram organizados em:</w:t>
+      </w:r>
+    </w:p>
+    <w:p>
+      <w:pPr>
+        <w:rPr>
+          <w:lang w:val="pt-PT"/>
+        </w:rPr>
+      </w:pPr>
+      <w:r>
+        <w:rPr>
+          <w:lang w:val="pt-PT"/>
+        </w:rPr>
+        <w:t>tendências gerais do catálogo,</w:t>
+      </w:r>
+    </w:p>
+    <w:p>
+      <w:pPr>
+        <w:rPr>
+          <w:lang w:val="pt-PT"/>
+        </w:rPr>
+      </w:pPr>
+      <w:r>
+        <w:rPr>
+          <w:lang w:val="pt-PT"/>
+        </w:rPr>
+        <w:t>padrões de popularidade,</w:t>
+      </w:r>
+    </w:p>
+    <w:p>
+      <w:pPr>
+        <w:rPr>
+          <w:lang w:val="pt-PT"/>
+        </w:rPr>
+      </w:pPr>
+      <w:r>
+        <w:rPr>
+          <w:lang w:val="pt-PT"/>
+        </w:rPr>
+        <w:t>comportamento por gênero,</w:t>
+      </w:r>
+    </w:p>
+    <w:p>
+      <w:pPr>
+        <w:rPr>
+          <w:lang w:val="pt-PT"/>
+        </w:rPr>
+      </w:pPr>
+      <w:r>
+        <w:rPr>
+          <w:lang w:val="pt-PT"/>
+        </w:rPr>
+        <w:t>consistência e volatilidade artística,</w:t>
+      </w:r>
+    </w:p>
+    <w:p>
+      <w:pPr>
+        <w:rPr>
+          <w:lang w:val="pt-PT"/>
+        </w:rPr>
+      </w:pPr>
+      <w:r>
+        <w:rPr>
+          <w:lang w:val="pt-PT"/>
+        </w:rPr>
+        <w:t>dinâmica dos lançamentos,</w:t>
+      </w:r>
+    </w:p>
+    <w:p>
+      <w:pPr>
+        <w:rPr>
+          <w:lang w:val="pt-PT"/>
+        </w:rPr>
+      </w:pPr>
+      <w:r>
+        <w:rPr>
+          <w:lang w:val="pt-PT"/>
+        </w:rPr>
+        <w:t>comportamento das faixas zero (cauda longa),</w:t>
+      </w:r>
+    </w:p>
+    <w:p>
+      <w:pPr>
+        <w:rPr>
+          <w:lang w:val="pt-PT"/>
+        </w:rPr>
+      </w:pPr>
+      <w:r>
+        <w:rPr>
+          <w:lang w:val="pt-PT"/>
+        </w:rPr>
+        <w:t>efeitos de duração,</w:t>
+      </w:r>
+    </w:p>
+    <w:p>
+      <w:pPr>
+        <w:rPr>
+          <w:lang w:val="pt-PT"/>
+        </w:rPr>
+      </w:pPr>
+      <w:r>
+        <w:rPr>
+          <w:lang w:val="pt-PT"/>
+        </w:rPr>
+        <w:lastRenderedPageBreak/>
+        <w:t>padrões mercadológicos e culturais.</w:t>
+      </w:r>
+    </w:p>
+    <w:p>
+      <w:pPr>
+        <w:rPr>
+          <w:lang w:val="pt-PT"/>
+        </w:rPr>
+      </w:pPr>
+      <w:r>
+        <w:rPr>
+          <w:lang w:val="pt-PT"/>
+        </w:rPr>
+        <w:t>Os outputs entregam explicações claras, hipóteses causais e implicações práticas para marketing musical, curadoria, recomendação e análise cultural.</w:t>
+      </w:r>
+    </w:p>
+    <w:p>
+      <w:pPr>
+        <w:pStyle w:val="Ttulo1"/>
+        <w:rPr>
+          <w:lang w:val="pt-PT"/>
+        </w:rPr>
+      </w:pPr>
+      <w:r>
+        <w:rPr>
+          <w:lang w:val="pt-PT"/>
+        </w:rPr>
+        <w:t xml:space="preserve">4. Textos Automáticos Gerados para o </w:t>
+      </w:r>
+      <w:proofErr w:type="spellStart"/>
+      <w:r>
+        <w:rPr>
+          <w:lang w:val="pt-PT"/>
+        </w:rPr>
+        <w:t>Dashboard</w:t>
+      </w:r>
+      <w:proofErr w:type="spellEnd"/>
+    </w:p>
+    <w:p>
+      <w:pPr>
+        <w:rPr>
+          <w:lang w:val="pt-PT"/>
+        </w:rPr>
+      </w:pPr>
+      <w:r>
+        <w:rPr>
+          <w:lang w:val="pt-PT"/>
+        </w:rPr>
+        <w:t>A IA produziu:</w:t>
+      </w:r>
+    </w:p>
+    <w:p>
+      <w:pPr>
+        <w:rPr>
+          <w:lang w:val="pt-PT"/>
+        </w:rPr>
+      </w:pPr>
+      <w:r>
+        <w:rPr>
+          <w:lang w:val="pt-PT"/>
+        </w:rPr>
+        <w:t>texto introdutório da página principal,</w:t>
+      </w:r>
+    </w:p>
+    <w:p>
+      <w:pPr>
+        <w:rPr>
+          <w:lang w:val="pt-PT"/>
+        </w:rPr>
+      </w:pPr>
+      <w:r>
+        <w:rPr>
+          <w:lang w:val="pt-PT"/>
+        </w:rPr>
+        <w:t>descrições automáticas das quatro abas,</w:t>
+      </w:r>
+    </w:p>
+    <w:p>
+      <w:pPr>
+        <w:rPr>
+          <w:lang w:val="pt-PT"/>
+        </w:rPr>
+      </w:pPr>
+      <w:proofErr w:type="spellStart"/>
+      <w:r>
+        <w:rPr>
+          <w:lang w:val="pt-PT"/>
+        </w:rPr>
+        <w:t>tooltips</w:t>
+      </w:r>
+      <w:proofErr w:type="spellEnd"/>
+      <w:r>
+        <w:rPr>
+          <w:lang w:val="pt-PT"/>
+        </w:rPr>
+        <w:t xml:space="preserve"> explicativos,</w:t>
+      </w:r>
+    </w:p>
+    <w:p>
+      <w:pPr>
+        <w:rPr>
+          <w:lang w:val="pt-PT"/>
+        </w:rPr>
+      </w:pPr>
+      <w:r>
+        <w:rPr>
+          <w:lang w:val="pt-PT"/>
+        </w:rPr>
+        <w:t>conclusões narrativas,</w:t>
+      </w:r>
+    </w:p>
+    <w:p>
+      <w:pPr>
+        <w:rPr>
+          <w:lang w:val="pt-PT"/>
+        </w:rPr>
+      </w:pPr>
+      <w:r>
+        <w:rPr>
+          <w:lang w:val="pt-PT"/>
+        </w:rPr>
+        <w:t>mensagens para diferentes combinações de filtros.</w:t>
+      </w:r>
+    </w:p>
+    <w:p>
+      <w:pPr>
+        <w:rPr>
+          <w:lang w:val="pt-PT"/>
+        </w:rPr>
+      </w:pPr>
+      <w:r>
+        <w:rPr>
+          <w:lang w:val="pt-PT"/>
+        </w:rPr>
+        <w:t xml:space="preserve">Esses textos serão integrados diretamente ao </w:t>
+      </w:r>
+      <w:proofErr w:type="spellStart"/>
+      <w:r>
+        <w:rPr>
+          <w:lang w:val="pt-PT"/>
+        </w:rPr>
+        <w:t>dashboard</w:t>
+      </w:r>
+      <w:proofErr w:type="spellEnd"/>
+      <w:r>
+        <w:rPr>
+          <w:lang w:val="pt-PT"/>
+        </w:rPr>
+        <w:t xml:space="preserve"> na Semana 4.2.</w:t>
+      </w:r>
+    </w:p>
+    <w:p>
+      <w:pPr>
+        <w:pStyle w:val="Ttulo1"/>
+        <w:rPr>
+          <w:lang w:val="pt-PT"/>
+        </w:rPr>
+      </w:pPr>
+      <w:r>
+        <w:rPr>
+          <w:lang w:val="pt-PT"/>
+        </w:rPr>
+        <w:t>5. Sugestões IA-</w:t>
+      </w:r>
+      <w:proofErr w:type="spellStart"/>
+      <w:r>
+        <w:rPr>
+          <w:lang w:val="pt-PT"/>
+        </w:rPr>
+        <w:t>driven</w:t>
+      </w:r>
+      <w:proofErr w:type="spellEnd"/>
+      <w:r>
+        <w:rPr>
+          <w:lang w:val="pt-PT"/>
+        </w:rPr>
+        <w:t xml:space="preserve"> para aprimorar o </w:t>
+      </w:r>
+      <w:proofErr w:type="spellStart"/>
+      <w:r>
+        <w:rPr>
+          <w:lang w:val="pt-PT"/>
+        </w:rPr>
+        <w:t>Dashboard</w:t>
+      </w:r>
+      <w:proofErr w:type="spellEnd"/>
+    </w:p>
+    <w:p>
+      <w:pPr>
+        <w:rPr>
+          <w:lang w:val="pt-PT"/>
+        </w:rPr>
+      </w:pPr>
+      <w:r>
+        <w:rPr>
+          <w:lang w:val="pt-PT"/>
+        </w:rPr>
+        <w:t>Entre as recomendações:</w:t>
+      </w:r>
+    </w:p>
+    <w:p>
+      <w:pPr>
+        <w:rPr>
+          <w:lang w:val="pt-PT"/>
+        </w:rPr>
+      </w:pPr>
+      <w:r>
+        <w:rPr>
+          <w:lang w:val="pt-PT"/>
+        </w:rPr>
+        <w:t>rankings dinâmicos por consistência artística,</w:t>
+      </w:r>
+    </w:p>
+    <w:p>
+      <w:pPr>
+        <w:rPr>
+          <w:lang w:val="pt-PT"/>
+        </w:rPr>
+      </w:pPr>
+      <w:r>
+        <w:rPr>
+          <w:lang w:val="pt-PT"/>
+        </w:rPr>
+        <w:t>alertas sobre picos de lançamentos,</w:t>
+      </w:r>
+    </w:p>
+    <w:p>
+      <w:pPr>
+        <w:rPr>
+          <w:lang w:val="pt-PT"/>
+        </w:rPr>
+      </w:pPr>
+      <w:r>
+        <w:rPr>
+          <w:lang w:val="pt-PT"/>
+        </w:rPr>
+        <w:t>comparações automáticas entre gêneros,</w:t>
+      </w:r>
+    </w:p>
+    <w:p>
+      <w:pPr>
+        <w:rPr>
+          <w:lang w:val="pt-PT"/>
+        </w:rPr>
+      </w:pPr>
+      <w:r>
+        <w:rPr>
+          <w:lang w:val="pt-PT"/>
+        </w:rPr>
+        <w:t>indicadores de “energia do catálogo”,</w:t>
+      </w:r>
+    </w:p>
+    <w:p>
+      <w:pPr>
+        <w:rPr>
+          <w:lang w:val="pt-PT"/>
+        </w:rPr>
+      </w:pPr>
+      <w:r>
+        <w:rPr>
+          <w:lang w:val="pt-PT"/>
+        </w:rPr>
+        <w:t>análise automática da cauda longa,</w:t>
+      </w:r>
+    </w:p>
+    <w:p>
+      <w:pPr>
+        <w:rPr>
+          <w:lang w:val="pt-PT"/>
+        </w:rPr>
+      </w:pPr>
+      <w:r>
+        <w:rPr>
+          <w:lang w:val="pt-PT"/>
+        </w:rPr>
+        <w:t xml:space="preserve">modo </w:t>
+      </w:r>
+      <w:proofErr w:type="spellStart"/>
+      <w:r>
+        <w:rPr>
+          <w:lang w:val="pt-PT"/>
+        </w:rPr>
+        <w:t>storytelling</w:t>
+      </w:r>
+      <w:proofErr w:type="spellEnd"/>
+      <w:r>
+        <w:rPr>
+          <w:lang w:val="pt-PT"/>
+        </w:rPr>
+        <w:t xml:space="preserve"> guiado (passo a passo narrativo).</w:t>
+      </w:r>
+    </w:p>
+    <w:p>
+      <w:pPr>
+        <w:pStyle w:val="Ttulo1"/>
+        <w:rPr>
+          <w:lang w:val="pt-PT"/>
+        </w:rPr>
+      </w:pPr>
+      <w:r>
+        <w:rPr>
+          <w:lang w:val="pt-PT"/>
+        </w:rPr>
+        <w:t>6. Modelagem Conceitual da Integração API</w:t>
+      </w:r>
+    </w:p>
+    <w:p>
+      <w:pPr>
+        <w:rPr>
+          <w:lang w:val="pt-PT"/>
+        </w:rPr>
+      </w:pPr>
+      <w:r>
+        <w:rPr>
+          <w:lang w:val="pt-PT"/>
+        </w:rPr>
+        <w:t>Foi estruturado:</w:t>
+      </w:r>
+    </w:p>
+    <w:p>
+      <w:pPr>
+        <w:rPr>
+          <w:lang w:val="pt-PT"/>
+        </w:rPr>
+      </w:pPr>
+      <w:proofErr w:type="spellStart"/>
+      <w:r>
+        <w:rPr>
+          <w:lang w:val="pt-PT"/>
+        </w:rPr>
+        <w:t>endpoint</w:t>
+      </w:r>
+      <w:proofErr w:type="spellEnd"/>
+      <w:r>
+        <w:rPr>
+          <w:lang w:val="pt-PT"/>
+        </w:rPr>
+        <w:t xml:space="preserve"> fictício: /</w:t>
+      </w:r>
+      <w:proofErr w:type="spellStart"/>
+      <w:r>
+        <w:rPr>
+          <w:lang w:val="pt-PT"/>
+        </w:rPr>
+        <w:t>api</w:t>
+      </w:r>
+      <w:proofErr w:type="spellEnd"/>
+      <w:r>
+        <w:rPr>
+          <w:lang w:val="pt-PT"/>
+        </w:rPr>
+        <w:t>/insights</w:t>
+      </w:r>
+    </w:p>
+    <w:p>
+      <w:pPr>
+        <w:rPr>
+          <w:lang w:val="pt-PT"/>
+        </w:rPr>
+      </w:pPr>
+      <w:proofErr w:type="spellStart"/>
+      <w:r>
+        <w:rPr>
+          <w:lang w:val="pt-PT"/>
+        </w:rPr>
+        <w:t>payload</w:t>
+      </w:r>
+      <w:proofErr w:type="spellEnd"/>
+      <w:r>
+        <w:rPr>
+          <w:lang w:val="pt-PT"/>
+        </w:rPr>
+        <w:t xml:space="preserve"> contendo filtros enviados pelo </w:t>
+      </w:r>
+      <w:proofErr w:type="spellStart"/>
+      <w:r>
+        <w:rPr>
+          <w:lang w:val="pt-PT"/>
+        </w:rPr>
+        <w:t>dashboard</w:t>
+      </w:r>
+      <w:proofErr w:type="spellEnd"/>
+    </w:p>
+    <w:p>
+      <w:pPr>
+        <w:rPr>
+          <w:lang w:val="pt-PT"/>
+        </w:rPr>
+      </w:pPr>
+      <w:r>
+        <w:rPr>
+          <w:lang w:val="pt-PT"/>
+        </w:rPr>
+        <w:t>resposta JSON com insights correspondentes</w:t>
+      </w:r>
+    </w:p>
+    <w:p>
+      <w:pPr>
+        <w:rPr>
+          <w:lang w:val="pt-PT"/>
+        </w:rPr>
+      </w:pPr>
+      <w:r>
+        <w:rPr>
+          <w:lang w:val="pt-PT"/>
+        </w:rPr>
+        <w:t>Essa modelagem servirá como base na Semana 4.2 para integração narrativa real.</w:t>
+      </w:r>
+    </w:p>
+    <w:p>
+      <w:pPr>
+        <w:pStyle w:val="Ttulo1"/>
+        <w:rPr>
+          <w:lang w:val="pt-PT"/>
+        </w:rPr>
+      </w:pPr>
+      <w:r>
+        <w:rPr>
+          <w:lang w:val="pt-PT"/>
+        </w:rPr>
+        <w:lastRenderedPageBreak/>
+        <w:t>7. Conclusão</w:t>
+      </w:r>
+    </w:p>
+    <w:p>
+      <w:pPr>
+        <w:rPr>
+          <w:lang w:val="pt-PT"/>
+        </w:rPr>
+      </w:pPr>
+      <w:r>
+        <w:rPr>
+          <w:lang w:val="pt-PT"/>
+        </w:rPr>
+        <w:t xml:space="preserve">A </w:t>
+      </w:r>
+      <w:proofErr w:type="spellStart"/>
+      <w:r>
+        <w:rPr>
+          <w:lang w:val="pt-PT"/>
+        </w:rPr>
+        <w:t>Issue</w:t>
+      </w:r>
+      <w:proofErr w:type="spellEnd"/>
+      <w:r>
+        <w:rPr>
+          <w:lang w:val="pt-PT"/>
+        </w:rPr>
+        <w:t xml:space="preserve"> 4.1 se encerra com:</w:t>
+      </w:r>
+    </w:p>
+    <w:p>
+      <w:pPr>
+        <w:rPr>
+          <w:lang w:val="pt-PT"/>
+        </w:rPr>
+      </w:pPr>
+      <w:r>
+        <w:rPr>
+          <w:lang w:val="pt-PT"/>
+        </w:rPr>
+        <w:t>insights completos,</w:t>
+      </w:r>
+    </w:p>
+    <w:p>
+      <w:pPr>
+        <w:rPr>
+          <w:lang w:val="pt-PT"/>
+        </w:rPr>
+      </w:pPr>
+      <w:r>
+        <w:rPr>
+          <w:lang w:val="pt-PT"/>
+        </w:rPr>
+        <w:t>textos narrativos preparados,</w:t>
+      </w:r>
+    </w:p>
+    <w:p>
+      <w:pPr>
+        <w:rPr>
+          <w:lang w:val="pt-PT"/>
+        </w:rPr>
+      </w:pPr>
+      <w:r>
+        <w:rPr>
+          <w:lang w:val="pt-PT"/>
+        </w:rPr>
+        <w:t>arquitetura de integração definida,</w:t>
+      </w:r>
+    </w:p>
+    <w:p>
+      <w:pPr>
+        <w:rPr>
+          <w:lang w:val="pt-PT"/>
+        </w:rPr>
+      </w:pPr>
+      <w:r>
+        <w:rPr>
+          <w:lang w:val="pt-PT"/>
+        </w:rPr>
+        <w:t xml:space="preserve">prontidão total para o </w:t>
+      </w:r>
+      <w:proofErr w:type="spellStart"/>
+      <w:r>
+        <w:rPr>
+          <w:lang w:val="pt-PT"/>
+        </w:rPr>
+        <w:t>dashboard</w:t>
+      </w:r>
+      <w:proofErr w:type="spellEnd"/>
+      <w:r>
+        <w:rPr>
+          <w:lang w:val="pt-PT"/>
+        </w:rPr>
+        <w:t xml:space="preserve"> final.</w:t>
+      </w:r>
+    </w:p>
+    <w:p>
+      <w:pPr>
+        <w:rPr>
+          <w:lang w:val="pt-PT"/>
+        </w:rPr>
+      </w:pPr>
+      <w:r>
+        <w:rPr>
+          <w:lang w:val="pt-PT"/>
+        </w:rPr>
+        <w:t>A próxima etapa será a implementação prática desses elementos (</w:t>
+      </w:r>
+      <w:proofErr w:type="spellStart"/>
+      <w:r>
+        <w:rPr>
+          <w:lang w:val="pt-PT"/>
+        </w:rPr>
+        <w:t>Issue</w:t>
+      </w:r>
+      <w:proofErr w:type="spellEnd"/>
+      <w:r>
+        <w:rPr>
+          <w:lang w:val="pt-PT"/>
+        </w:rPr>
+        <w:t xml:space="preserve"> 4.2 – </w:t>
+      </w:r>
+      <w:proofErr w:type="spellStart"/>
+      <w:r>
+        <w:rPr>
+          <w:lang w:val="pt-PT"/>
+        </w:rPr>
+        <w:t>Dashboard</w:t>
+      </w:r>
+      <w:proofErr w:type="spellEnd"/>
+      <w:r>
+        <w:rPr>
+          <w:lang w:val="pt-PT"/>
+        </w:rPr>
+        <w:t xml:space="preserve"> Final).</w:t>
+      </w:r>
+    </w:p>
+    <w:p>
+      <w:pPr>
+        <w:pStyle w:val="Ttulo1"/>
+        <w:rPr>
+          <w:lang w:val="pt-PT"/>
+        </w:rPr>
+      </w:pPr>
+      <w:r>
+        <w:rPr>
+          <w:lang w:val="pt-PT"/>
+        </w:rPr>
+        <w:t>8. Resumo Executivo (12 linhas)</w:t>
+      </w:r>
+    </w:p>
+    <w:p>
+      <w:pPr>
+        <w:rPr>
+          <w:lang w:val="pt-PT"/>
+        </w:rPr>
+      </w:pPr>
+      <w:r>
+        <w:rPr>
+          <w:lang w:val="pt-PT"/>
+        </w:rPr>
+        <w:t xml:space="preserve">A </w:t>
+      </w:r>
+      <w:proofErr w:type="spellStart"/>
+      <w:r>
+        <w:rPr>
+          <w:lang w:val="pt-PT"/>
+        </w:rPr>
+        <w:t>Issue</w:t>
+      </w:r>
+      <w:proofErr w:type="spellEnd"/>
+      <w:r>
+        <w:rPr>
+          <w:lang w:val="pt-PT"/>
+        </w:rPr>
+        <w:t xml:space="preserve"> 4.1 integrou IA ao projeto para gerar insights automáticos, textos explicativos e modelagem narrativa avançada.</w:t>
+      </w:r>
+    </w:p>
+    <w:p>
+      <w:pPr>
+        <w:rPr>
+          <w:lang w:val="pt-PT"/>
+        </w:rPr>
+      </w:pPr>
+      <w:r>
+        <w:rPr>
+          <w:lang w:val="pt-PT"/>
+        </w:rPr>
+        <w:t xml:space="preserve">Foram criados </w:t>
+      </w:r>
+      <w:proofErr w:type="spellStart"/>
+      <w:r>
+        <w:rPr>
+          <w:lang w:val="pt-PT"/>
+        </w:rPr>
+        <w:t>prompts</w:t>
+      </w:r>
+      <w:proofErr w:type="spellEnd"/>
+      <w:r>
+        <w:rPr>
+          <w:lang w:val="pt-PT"/>
+        </w:rPr>
+        <w:t xml:space="preserve"> especializados para produzir análises culturais, estatísticas e mercadológicas.</w:t>
+      </w:r>
+    </w:p>
+    <w:p>
+      <w:pPr>
+        <w:rPr>
+          <w:lang w:val="pt-PT"/>
+        </w:rPr>
+      </w:pPr>
+      <w:r>
+        <w:rPr>
+          <w:lang w:val="pt-PT"/>
+        </w:rPr>
+        <w:t>A IA gerou mais de 30 insights inteligentes, categorizados e interpretados.</w:t>
+      </w:r>
+    </w:p>
+    <w:p>
+      <w:pPr>
+        <w:rPr>
+          <w:lang w:val="pt-PT"/>
+        </w:rPr>
+      </w:pPr>
+      <w:r>
+        <w:rPr>
+          <w:lang w:val="pt-PT"/>
+        </w:rPr>
+        <w:t xml:space="preserve">Textos completos para o </w:t>
+      </w:r>
+      <w:proofErr w:type="spellStart"/>
+      <w:r>
+        <w:rPr>
+          <w:lang w:val="pt-PT"/>
+        </w:rPr>
+        <w:t>dashboard</w:t>
+      </w:r>
+      <w:proofErr w:type="spellEnd"/>
+      <w:r>
+        <w:rPr>
+          <w:lang w:val="pt-PT"/>
+        </w:rPr>
+        <w:t xml:space="preserve"> foram criados, incluindo introduções, </w:t>
+      </w:r>
+      <w:proofErr w:type="spellStart"/>
+      <w:r>
+        <w:rPr>
+          <w:lang w:val="pt-PT"/>
+        </w:rPr>
+        <w:t>tooltips</w:t>
+      </w:r>
+      <w:proofErr w:type="spellEnd"/>
+      <w:r>
+        <w:rPr>
+          <w:lang w:val="pt-PT"/>
+        </w:rPr>
+        <w:t>, conclusões e mensagens dinâmicas.</w:t>
+      </w:r>
+    </w:p>
+    <w:p>
+      <w:pPr>
+        <w:rPr>
+          <w:lang w:val="pt-PT"/>
+        </w:rPr>
+      </w:pPr>
+      <w:r>
+        <w:rPr>
+          <w:lang w:val="pt-PT"/>
+        </w:rPr>
+        <w:t>Foram propostas visualizações adicionais e métricas IA-</w:t>
+      </w:r>
+      <w:proofErr w:type="spellStart"/>
+      <w:r>
+        <w:rPr>
+          <w:lang w:val="pt-PT"/>
+        </w:rPr>
+        <w:t>driven</w:t>
+      </w:r>
+      <w:proofErr w:type="spellEnd"/>
+      <w:r>
+        <w:rPr>
+          <w:lang w:val="pt-PT"/>
+        </w:rPr>
+        <w:t>.</w:t>
+      </w:r>
+    </w:p>
+    <w:p>
+      <w:pPr>
+        <w:rPr>
+          <w:lang w:val="pt-PT"/>
+        </w:rPr>
+      </w:pPr>
+      <w:r>
+        <w:rPr>
+          <w:lang w:val="pt-PT"/>
+        </w:rPr>
+        <w:t xml:space="preserve">Foi modelado um </w:t>
+      </w:r>
+      <w:proofErr w:type="spellStart"/>
+      <w:r>
+        <w:rPr>
+          <w:lang w:val="pt-PT"/>
+        </w:rPr>
+        <w:t>endpoint</w:t>
+      </w:r>
+      <w:proofErr w:type="spellEnd"/>
+      <w:r>
+        <w:rPr>
+          <w:lang w:val="pt-PT"/>
+        </w:rPr>
+        <w:t xml:space="preserve"> conceitual para integração JSON.</w:t>
+      </w:r>
+    </w:p>
+    <w:p>
+      <w:pPr>
+        <w:rPr>
+          <w:lang w:val="pt-PT"/>
+        </w:rPr>
+      </w:pPr>
+      <w:r>
+        <w:rPr>
+          <w:lang w:val="pt-PT"/>
+        </w:rPr>
+        <w:t>Nenhum código precisava ser implementado nesta etapa — somente a modelagem e a documentação.</w:t>
+      </w:r>
+    </w:p>
+    <w:p>
+      <w:pPr>
+        <w:rPr>
+          <w:lang w:val="pt-PT"/>
+        </w:rPr>
+      </w:pPr>
+      <w:r>
+        <w:rPr>
+          <w:lang w:val="pt-PT"/>
+        </w:rPr>
+        <w:t xml:space="preserve">A </w:t>
+      </w:r>
+      <w:proofErr w:type="spellStart"/>
+      <w:r>
+        <w:rPr>
+          <w:lang w:val="pt-PT"/>
+        </w:rPr>
+        <w:t>Issue</w:t>
+      </w:r>
+      <w:proofErr w:type="spellEnd"/>
+      <w:r>
+        <w:rPr>
+          <w:lang w:val="pt-PT"/>
+        </w:rPr>
+        <w:t xml:space="preserve"> estabelece a base intelectual e narrativa para o </w:t>
+      </w:r>
+      <w:proofErr w:type="spellStart"/>
+      <w:r>
+        <w:rPr>
+          <w:lang w:val="pt-PT"/>
+        </w:rPr>
+        <w:t>dashboard</w:t>
+      </w:r>
+      <w:proofErr w:type="spellEnd"/>
+      <w:r>
+        <w:rPr>
+          <w:lang w:val="pt-PT"/>
+        </w:rPr>
+        <w:t xml:space="preserve"> final da Semana 4.2.</w:t>
+      </w:r>
+    </w:p>
+    <w:p>
+      <w:pPr>
+        <w:pStyle w:val="Ttulo1"/>
+        <w:rPr>
+          <w:lang w:val="pt-PT"/>
+        </w:rPr>
+      </w:pPr>
+      <w:r>
+        <w:rPr>
+          <w:lang w:val="pt-PT"/>
+        </w:rPr>
+        <w:t>CONCLUSÃO FINAL</w:t>
+      </w:r>
+    </w:p>
+    <w:p>
+      <w:pPr>
+        <w:rPr>
+          <w:lang w:val="pt-PT"/>
+        </w:rPr>
+      </w:pPr>
+      <w:r>
+        <w:rPr>
+          <w:rFonts w:ascii="Segoe UI Symbol" w:hAnsi="Segoe UI Symbol" w:cs="Segoe UI Symbol"/>
+          <w:lang w:val="pt-PT"/>
+        </w:rPr>
+        <w:t>✔</w:t>
+      </w:r>
+      <w:r>
+        <w:rPr>
+          <w:lang w:val="pt-PT"/>
+        </w:rPr>
+        <w:t xml:space="preserve"> A </w:t>
+      </w:r>
+      <w:proofErr w:type="spellStart"/>
+      <w:r>
+        <w:rPr>
+          <w:lang w:val="pt-PT"/>
+        </w:rPr>
+        <w:t>Issue</w:t>
+      </w:r>
+      <w:proofErr w:type="spellEnd"/>
+      <w:r>
+        <w:rPr>
+          <w:lang w:val="pt-PT"/>
+        </w:rPr>
+        <w:t xml:space="preserve"> 4.1 é totalmente teórica, porém profundamente técnica.</w:t>
+      </w:r>
+    </w:p>
+    <w:p>
+      <w:pPr>
+        <w:rPr>
+          <w:lang w:val="pt-PT"/>
+        </w:rPr>
+      </w:pPr>
+      <w:r>
+        <w:rPr>
+          <w:rFonts w:ascii="Segoe UI Symbol" w:hAnsi="Segoe UI Symbol" w:cs="Segoe UI Symbol"/>
+          <w:lang w:val="pt-PT"/>
+        </w:rPr>
+        <w:t>✔</w:t>
+      </w:r>
+      <w:r>
+        <w:rPr>
+          <w:lang w:val="pt-PT"/>
+        </w:rPr>
+        <w:t xml:space="preserve"> Você cumpriu TODAS as etapas com excelência.</w:t>
+      </w:r>
+    </w:p>
+    <w:p>
+      <w:pPr>
+        <w:rPr>
+          <w:lang w:val="pt-PT"/>
+        </w:rPr>
+      </w:pPr>
+      <w:r>
+        <w:rPr>
+          <w:rFonts w:ascii="Segoe UI Symbol" w:hAnsi="Segoe UI Symbol" w:cs="Segoe UI Symbol"/>
+          <w:lang w:val="pt-PT"/>
+        </w:rPr>
+        <w:lastRenderedPageBreak/>
+        <w:t>✔</w:t>
+      </w:r>
+      <w:r>
+        <w:rPr>
+          <w:lang w:val="pt-PT"/>
+        </w:rPr>
+        <w:t xml:space="preserve"> Agora o </w:t>
+      </w:r>
+      <w:proofErr w:type="spellStart"/>
+      <w:r>
+        <w:rPr>
+          <w:lang w:val="pt-PT"/>
+        </w:rPr>
+        <w:t>notebook</w:t>
+      </w:r>
+      <w:proofErr w:type="spellEnd"/>
+      <w:r>
+        <w:rPr>
+          <w:lang w:val="pt-PT"/>
+        </w:rPr>
+        <w:t xml:space="preserve">, o </w:t>
+      </w:r>
+      <w:proofErr w:type="spellStart"/>
+      <w:r>
+        <w:rPr>
+          <w:lang w:val="pt-PT"/>
+        </w:rPr>
+        <w:t>commit</w:t>
+      </w:r>
+      <w:proofErr w:type="spellEnd"/>
+      <w:r>
+        <w:rPr>
+          <w:lang w:val="pt-PT"/>
+        </w:rPr>
+        <w:t xml:space="preserve">, o relatório e o encerramento da </w:t>
+      </w:r>
+      <w:proofErr w:type="spellStart"/>
+      <w:r>
+        <w:rPr>
+          <w:lang w:val="pt-PT"/>
+        </w:rPr>
+        <w:t>issue</w:t>
+      </w:r>
+      <w:proofErr w:type="spellEnd"/>
+      <w:r>
+        <w:rPr>
+          <w:lang w:val="pt-PT"/>
+        </w:rPr>
+        <w:t xml:space="preserve"> estão prontos.</w:t>
       </w:r>
     </w:p>
     <w:sectPr>
@@ -11220,6 +14318,119 @@
     </w:lvl>
   </w:abstractNum>
   <w:abstractNum w:abstractNumId="18" w15:restartNumberingAfterBreak="0">
+    <w:nsid w:val="2F2270D7"/>
+    <w:multiLevelType w:val="hybridMultilevel"/>
+    <w:tmpl w:val="8692F632"/>
+    <w:lvl w:ilvl="0" w:tplc="08160001">
+      <w:start w:val="1"/>
+      <w:numFmt w:val="bullet"/>
+      <w:lvlText w:val=""/>
+      <w:lvlJc w:val="left"/>
+      <w:pPr>
+        <w:ind w:left="1429" w:hanging="360"/>
+      </w:pPr>
+      <w:rPr>
+        <w:rFonts w:ascii="Symbol" w:hAnsi="Symbol" w:hint="default"/>
+      </w:rPr>
+    </w:lvl>
+    <w:lvl w:ilvl="1" w:tplc="08160003" w:tentative="1">
+      <w:start w:val="1"/>
+      <w:numFmt w:val="bullet"/>
+      <w:lvlText w:val="o"/>
+      <w:lvlJc w:val="left"/>
+      <w:pPr>
+        <w:ind w:left="2149" w:hanging="360"/>
+      </w:pPr>
+      <w:rPr>
+        <w:rFonts w:ascii="Courier New" w:hAnsi="Courier New" w:cs="Courier New" w:hint="default"/>
+      </w:rPr>
+    </w:lvl>
+    <w:lvl w:ilvl="2" w:tplc="08160005" w:tentative="1">
+      <w:start w:val="1"/>
+      <w:numFmt w:val="bullet"/>
+      <w:lvlText w:val=""/>
+      <w:lvlJc w:val="left"/>
+      <w:pPr>
+        <w:ind w:left="2869" w:hanging="360"/>
+      </w:pPr>
+      <w:rPr>
+        <w:rFonts w:ascii="Wingdings" w:hAnsi="Wingdings" w:hint="default"/>
+      </w:rPr>
+    </w:lvl>
+    <w:lvl w:ilvl="3" w:tplc="08160001" w:tentative="1">
+      <w:start w:val="1"/>
+      <w:numFmt w:val="bullet"/>
+      <w:lvlText w:val=""/>
+      <w:lvlJc w:val="left"/>
+      <w:pPr>
+        <w:ind w:left="3589" w:hanging="360"/>
+      </w:pPr>
+      <w:rPr>
+        <w:rFonts w:ascii="Symbol" w:hAnsi="Symbol" w:hint="default"/>
+      </w:rPr>
+    </w:lvl>
+    <w:lvl w:ilvl="4" w:tplc="08160003" w:tentative="1">
+      <w:start w:val="1"/>
+      <w:numFmt w:val="bullet"/>
+      <w:lvlText w:val="o"/>
+      <w:lvlJc w:val="left"/>
+      <w:pPr>
+        <w:ind w:left="4309" w:hanging="360"/>
+      </w:pPr>
+      <w:rPr>
+        <w:rFonts w:ascii="Courier New" w:hAnsi="Courier New" w:cs="Courier New" w:hint="default"/>
+      </w:rPr>
+    </w:lvl>
+    <w:lvl w:ilvl="5" w:tplc="08160005" w:tentative="1">
+      <w:start w:val="1"/>
+      <w:numFmt w:val="bullet"/>
+      <w:lvlText w:val=""/>
+      <w:lvlJc w:val="left"/>
+      <w:pPr>
+        <w:ind w:left="5029" w:hanging="360"/>
+      </w:pPr>
+      <w:rPr>
+        <w:rFonts w:ascii="Wingdings" w:hAnsi="Wingdings" w:hint="default"/>
+      </w:rPr>
+    </w:lvl>
+    <w:lvl w:ilvl="6" w:tplc="08160001" w:tentative="1">
+      <w:start w:val="1"/>
+      <w:numFmt w:val="bullet"/>
+      <w:lvlText w:val=""/>
+      <w:lvlJc w:val="left"/>
+      <w:pPr>
+        <w:ind w:left="5749" w:hanging="360"/>
+      </w:pPr>
+      <w:rPr>
+        <w:rFonts w:ascii="Symbol" w:hAnsi="Symbol" w:hint="default"/>
+      </w:rPr>
+    </w:lvl>
+    <w:lvl w:ilvl="7" w:tplc="08160003" w:tentative="1">
+      <w:start w:val="1"/>
+      <w:numFmt w:val="bullet"/>
+      <w:lvlText w:val="o"/>
+      <w:lvlJc w:val="left"/>
+      <w:pPr>
+        <w:ind w:left="6469" w:hanging="360"/>
+      </w:pPr>
+      <w:rPr>
+        <w:rFonts w:ascii="Courier New" w:hAnsi="Courier New" w:cs="Courier New" w:hint="default"/>
+      </w:rPr>
+    </w:lvl>
+    <w:lvl w:ilvl="8" w:tplc="08160005" w:tentative="1">
+      <w:start w:val="1"/>
+      <w:numFmt w:val="bullet"/>
+      <w:lvlText w:val=""/>
+      <w:lvlJc w:val="left"/>
+      <w:pPr>
+        <w:ind w:left="7189" w:hanging="360"/>
+      </w:pPr>
+      <w:rPr>
+        <w:rFonts w:ascii="Wingdings" w:hAnsi="Wingdings" w:hint="default"/>
+      </w:rPr>
+    </w:lvl>
+  </w:abstractNum>
+  <w:abstractNum w:abstractNumId="19" w15:restartNumberingAfterBreak="0">
     <w:nsid w:val="2FA87073"/>
     <w:multiLevelType w:val="hybridMultilevel"/>
     <w:tmpl w:val="88025776"/>
@@ -11332,7 +14543,120 @@
       </w:rPr>
     </w:lvl>
   </w:abstractNum>
-  <w:abstractNum w:abstractNumId="19" w15:restartNumberingAfterBreak="0">
+  <w:abstractNum w:abstractNumId="20" w15:restartNumberingAfterBreak="0">
+    <w:nsid w:val="34AA1BF8"/>
+    <w:multiLevelType w:val="hybridMultilevel"/>
+    <w:tmpl w:val="4C8C225E"/>
+    <w:lvl w:ilvl="0" w:tplc="08160001">
+      <w:start w:val="1"/>
+      <w:numFmt w:val="bullet"/>
+      <w:lvlText w:val=""/>
+      <w:lvlJc w:val="left"/>
+      <w:pPr>
+        <w:ind w:left="1429" w:hanging="360"/>
+      </w:pPr>
+      <w:rPr>
+        <w:rFonts w:ascii="Symbol" w:hAnsi="Symbol" w:hint="default"/>
+      </w:rPr>
+    </w:lvl>
+    <w:lvl w:ilvl="1" w:tplc="08160003" w:tentative="1">
+      <w:start w:val="1"/>
+      <w:numFmt w:val="bullet"/>
+      <w:lvlText w:val="o"/>
+      <w:lvlJc w:val="left"/>
+      <w:pPr>
+        <w:ind w:left="2149" w:hanging="360"/>
+      </w:pPr>
+      <w:rPr>
+        <w:rFonts w:ascii="Courier New" w:hAnsi="Courier New" w:cs="Courier New" w:hint="default"/>
+      </w:rPr>
+    </w:lvl>
+    <w:lvl w:ilvl="2" w:tplc="08160005" w:tentative="1">
+      <w:start w:val="1"/>
+      <w:numFmt w:val="bullet"/>
+      <w:lvlText w:val=""/>
+      <w:lvlJc w:val="left"/>
+      <w:pPr>
+        <w:ind w:left="2869" w:hanging="360"/>
+      </w:pPr>
+      <w:rPr>
+        <w:rFonts w:ascii="Wingdings" w:hAnsi="Wingdings" w:hint="default"/>
+      </w:rPr>
+    </w:lvl>
+    <w:lvl w:ilvl="3" w:tplc="08160001" w:tentative="1">
+      <w:start w:val="1"/>
+      <w:numFmt w:val="bullet"/>
+      <w:lvlText w:val=""/>
+      <w:lvlJc w:val="left"/>
+      <w:pPr>
+        <w:ind w:left="3589" w:hanging="360"/>
+      </w:pPr>
+      <w:rPr>
+        <w:rFonts w:ascii="Symbol" w:hAnsi="Symbol" w:hint="default"/>
+      </w:rPr>
+    </w:lvl>
+    <w:lvl w:ilvl="4" w:tplc="08160003" w:tentative="1">
+      <w:start w:val="1"/>
+      <w:numFmt w:val="bullet"/>
+      <w:lvlText w:val="o"/>
+      <w:lvlJc w:val="left"/>
+      <w:pPr>
+        <w:ind w:left="4309" w:hanging="360"/>
+      </w:pPr>
+      <w:rPr>
+        <w:rFonts w:ascii="Courier New" w:hAnsi="Courier New" w:cs="Courier New" w:hint="default"/>
+      </w:rPr>
+    </w:lvl>
+    <w:lvl w:ilvl="5" w:tplc="08160005" w:tentative="1">
+      <w:start w:val="1"/>
+      <w:numFmt w:val="bullet"/>
+      <w:lvlText w:val=""/>
+      <w:lvlJc w:val="left"/>
+      <w:pPr>
+        <w:ind w:left="5029" w:hanging="360"/>
+      </w:pPr>
+      <w:rPr>
+        <w:rFonts w:ascii="Wingdings" w:hAnsi="Wingdings" w:hint="default"/>
+      </w:rPr>
+    </w:lvl>
+    <w:lvl w:ilvl="6" w:tplc="08160001" w:tentative="1">
+      <w:start w:val="1"/>
+      <w:numFmt w:val="bullet"/>
+      <w:lvlText w:val=""/>
+      <w:lvlJc w:val="left"/>
+      <w:pPr>
+        <w:ind w:left="5749" w:hanging="360"/>
+      </w:pPr>
+      <w:rPr>
+        <w:rFonts w:ascii="Symbol" w:hAnsi="Symbol" w:hint="default"/>
+      </w:rPr>
+    </w:lvl>
+    <w:lvl w:ilvl="7" w:tplc="08160003" w:tentative="1">
+      <w:start w:val="1"/>
+      <w:numFmt w:val="bullet"/>
+      <w:lvlText w:val="o"/>
+      <w:lvlJc w:val="left"/>
+      <w:pPr>
+        <w:ind w:left="6469" w:hanging="360"/>
+      </w:pPr>
+      <w:rPr>
+        <w:rFonts w:ascii="Courier New" w:hAnsi="Courier New" w:cs="Courier New" w:hint="default"/>
+      </w:rPr>
+    </w:lvl>
+    <w:lvl w:ilvl="8" w:tplc="08160005" w:tentative="1">
+      <w:start w:val="1"/>
+      <w:numFmt w:val="bullet"/>
+      <w:lvlText w:val=""/>
+      <w:lvlJc w:val="left"/>
+      <w:pPr>
+        <w:ind w:left="7189" w:hanging="360"/>
+      </w:pPr>
+      <w:rPr>
+        <w:rFonts w:ascii="Wingdings" w:hAnsi="Wingdings" w:hint="default"/>
+      </w:rPr>
+    </w:lvl>
+  </w:abstractNum>
+  <w:abstractNum w:abstractNumId="21" w15:restartNumberingAfterBreak="0">
     <w:nsid w:val="3C000E1F"/>
     <w:multiLevelType w:val="hybridMultilevel"/>
     <w:tmpl w:val="C6BC9CC0"/>
@@ -11445,7 +14769,7 @@
       </w:rPr>
     </w:lvl>
   </w:abstractNum>
-  <w:abstractNum w:abstractNumId="20" w15:restartNumberingAfterBreak="0">
+  <w:abstractNum w:abstractNumId="22" w15:restartNumberingAfterBreak="0">
     <w:nsid w:val="40524BAD"/>
     <w:multiLevelType w:val="hybridMultilevel"/>
     <w:tmpl w:val="D2582CD0"/>
@@ -11534,7 +14858,7 @@
       </w:pPr>
     </w:lvl>
   </w:abstractNum>
-  <w:abstractNum w:abstractNumId="21" w15:restartNumberingAfterBreak="0">
+  <w:abstractNum w:abstractNumId="23" w15:restartNumberingAfterBreak="0">
     <w:nsid w:val="48A073AD"/>
     <w:multiLevelType w:val="hybridMultilevel"/>
     <w:tmpl w:val="21B2143E"/>
@@ -11647,7 +14971,7 @@
       </w:rPr>
     </w:lvl>
   </w:abstractNum>
-  <w:abstractNum w:abstractNumId="22" w15:restartNumberingAfterBreak="0">
+  <w:abstractNum w:abstractNumId="24" w15:restartNumberingAfterBreak="0">
     <w:nsid w:val="4ADF222E"/>
     <w:multiLevelType w:val="hybridMultilevel"/>
     <w:tmpl w:val="FFAE58F6"/>
@@ -11760,7 +15084,7 @@
       </w:rPr>
     </w:lvl>
   </w:abstractNum>
-  <w:abstractNum w:abstractNumId="23" w15:restartNumberingAfterBreak="0">
+  <w:abstractNum w:abstractNumId="25" w15:restartNumberingAfterBreak="0">
     <w:nsid w:val="64E446CC"/>
     <w:multiLevelType w:val="hybridMultilevel"/>
     <w:tmpl w:val="6B864BFC"/>
@@ -11873,7 +15197,7 @@
       </w:rPr>
     </w:lvl>
   </w:abstractNum>
-  <w:abstractNum w:abstractNumId="24" w15:restartNumberingAfterBreak="0">
+  <w:abstractNum w:abstractNumId="26" w15:restartNumberingAfterBreak="0">
     <w:nsid w:val="67E76626"/>
     <w:multiLevelType w:val="hybridMultilevel"/>
     <w:tmpl w:val="2C96C970"/>
@@ -11986,10 +15310,123 @@
       </w:rPr>
     </w:lvl>
   </w:abstractNum>
-  <w:abstractNum w:abstractNumId="25" w15:restartNumberingAfterBreak="0">
+  <w:abstractNum w:abstractNumId="27" w15:restartNumberingAfterBreak="0">
     <w:nsid w:val="70344B19"/>
     <w:multiLevelType w:val="hybridMultilevel"/>
     <w:tmpl w:val="8AE61E4A"/>
+    <w:lvl w:ilvl="0" w:tplc="08160001">
+      <w:start w:val="1"/>
+      <w:numFmt w:val="bullet"/>
+      <w:lvlText w:val=""/>
+      <w:lvlJc w:val="left"/>
+      <w:pPr>
+        <w:ind w:left="1429" w:hanging="360"/>
+      </w:pPr>
+      <w:rPr>
+        <w:rFonts w:ascii="Symbol" w:hAnsi="Symbol" w:hint="default"/>
+      </w:rPr>
+    </w:lvl>
+    <w:lvl w:ilvl="1" w:tplc="08160003" w:tentative="1">
+      <w:start w:val="1"/>
+      <w:numFmt w:val="bullet"/>
+      <w:lvlText w:val="o"/>
+      <w:lvlJc w:val="left"/>
+      <w:pPr>
+        <w:ind w:left="2149" w:hanging="360"/>
+      </w:pPr>
+      <w:rPr>
+        <w:rFonts w:ascii="Courier New" w:hAnsi="Courier New" w:cs="Courier New" w:hint="default"/>
+      </w:rPr>
+    </w:lvl>
+    <w:lvl w:ilvl="2" w:tplc="08160005" w:tentative="1">
+      <w:start w:val="1"/>
+      <w:numFmt w:val="bullet"/>
+      <w:lvlText w:val=""/>
+      <w:lvlJc w:val="left"/>
+      <w:pPr>
+        <w:ind w:left="2869" w:hanging="360"/>
+      </w:pPr>
+      <w:rPr>
+        <w:rFonts w:ascii="Wingdings" w:hAnsi="Wingdings" w:hint="default"/>
+      </w:rPr>
+    </w:lvl>
+    <w:lvl w:ilvl="3" w:tplc="08160001" w:tentative="1">
+      <w:start w:val="1"/>
+      <w:numFmt w:val="bullet"/>
+      <w:lvlText w:val=""/>
+      <w:lvlJc w:val="left"/>
+      <w:pPr>
+        <w:ind w:left="3589" w:hanging="360"/>
+      </w:pPr>
+      <w:rPr>
+        <w:rFonts w:ascii="Symbol" w:hAnsi="Symbol" w:hint="default"/>
+      </w:rPr>
+    </w:lvl>
+    <w:lvl w:ilvl="4" w:tplc="08160003" w:tentative="1">
+      <w:start w:val="1"/>
+      <w:numFmt w:val="bullet"/>
+      <w:lvlText w:val="o"/>
+      <w:lvlJc w:val="left"/>
+      <w:pPr>
+        <w:ind w:left="4309" w:hanging="360"/>
+      </w:pPr>
+      <w:rPr>
+        <w:rFonts w:ascii="Courier New" w:hAnsi="Courier New" w:cs="Courier New" w:hint="default"/>
+      </w:rPr>
+    </w:lvl>
+    <w:lvl w:ilvl="5" w:tplc="08160005" w:tentative="1">
+      <w:start w:val="1"/>
+      <w:numFmt w:val="bullet"/>
+      <w:lvlText w:val=""/>
+      <w:lvlJc w:val="left"/>
+      <w:pPr>
+        <w:ind w:left="5029" w:hanging="360"/>
+      </w:pPr>
+      <w:rPr>
+        <w:rFonts w:ascii="Wingdings" w:hAnsi="Wingdings" w:hint="default"/>
+      </w:rPr>
+    </w:lvl>
+    <w:lvl w:ilvl="6" w:tplc="08160001" w:tentative="1">
+      <w:start w:val="1"/>
+      <w:numFmt w:val="bullet"/>
+      <w:lvlText w:val=""/>
+      <w:lvlJc w:val="left"/>
+      <w:pPr>
+        <w:ind w:left="5749" w:hanging="360"/>
+      </w:pPr>
+      <w:rPr>
+        <w:rFonts w:ascii="Symbol" w:hAnsi="Symbol" w:hint="default"/>
+      </w:rPr>
+    </w:lvl>
+    <w:lvl w:ilvl="7" w:tplc="08160003" w:tentative="1">
+      <w:start w:val="1"/>
+      <w:numFmt w:val="bullet"/>
+      <w:lvlText w:val="o"/>
+      <w:lvlJc w:val="left"/>
+      <w:pPr>
+        <w:ind w:left="6469" w:hanging="360"/>
+      </w:pPr>
+      <w:rPr>
+        <w:rFonts w:ascii="Courier New" w:hAnsi="Courier New" w:cs="Courier New" w:hint="default"/>
+      </w:rPr>
+    </w:lvl>
+    <w:lvl w:ilvl="8" w:tplc="08160005" w:tentative="1">
+      <w:start w:val="1"/>
+      <w:numFmt w:val="bullet"/>
+      <w:lvlText w:val=""/>
+      <w:lvlJc w:val="left"/>
+      <w:pPr>
+        <w:ind w:left="7189" w:hanging="360"/>
+      </w:pPr>
+      <w:rPr>
+        <w:rFonts w:ascii="Wingdings" w:hAnsi="Wingdings" w:hint="default"/>
+      </w:rPr>
+    </w:lvl>
+  </w:abstractNum>
+  <w:abstractNum w:abstractNumId="28" w15:restartNumberingAfterBreak="0">
+    <w:nsid w:val="720158C3"/>
+    <w:multiLevelType w:val="hybridMultilevel"/>
+    <w:tmpl w:val="F698E7C6"/>
     <w:lvl w:ilvl="0" w:tplc="08160001">
       <w:start w:val="1"/>
       <w:numFmt w:val="bullet"/>
@@ -12127,31 +15564,31 @@
     <w:abstractNumId w:val="0"/>
   </w:num>
   <w:num w:numId="10" w16cid:durableId="274293149">
-    <w:abstractNumId w:val="20"/>
+    <w:abstractNumId w:val="22"/>
   </w:num>
   <w:num w:numId="11" w16cid:durableId="1227834827">
-    <w:abstractNumId w:val="21"/>
+    <w:abstractNumId w:val="23"/>
   </w:num>
   <w:num w:numId="12" w16cid:durableId="547185612">
-    <w:abstractNumId w:val="24"/>
+    <w:abstractNumId w:val="26"/>
   </w:num>
   <w:num w:numId="13" w16cid:durableId="1743718560">
     <w:abstractNumId w:val="10"/>
   </w:num>
   <w:num w:numId="14" w16cid:durableId="1082529874">
-    <w:abstractNumId w:val="19"/>
+    <w:abstractNumId w:val="21"/>
   </w:num>
   <w:num w:numId="15" w16cid:durableId="484516274">
-    <w:abstractNumId w:val="23"/>
+    <w:abstractNumId w:val="25"/>
   </w:num>
   <w:num w:numId="16" w16cid:durableId="1856339249">
     <w:abstractNumId w:val="11"/>
   </w:num>
   <w:num w:numId="17" w16cid:durableId="1619487918">
-    <w:abstractNumId w:val="18"/>
+    <w:abstractNumId w:val="19"/>
   </w:num>
   <w:num w:numId="18" w16cid:durableId="114757494">
-    <w:abstractNumId w:val="22"/>
+    <w:abstractNumId w:val="24"/>
   </w:num>
   <w:num w:numId="19" w16cid:durableId="2037608939">
     <w:abstractNumId w:val="15"/>
@@ -12169,13 +15606,22 @@
     <w:abstractNumId w:val="14"/>
   </w:num>
   <w:num w:numId="24" w16cid:durableId="761800098">
-    <w:abstractNumId w:val="25"/>
+    <w:abstractNumId w:val="27"/>
   </w:num>
   <w:num w:numId="25" w16cid:durableId="2105876329">
     <w:abstractNumId w:val="17"/>
   </w:num>
   <w:num w:numId="26" w16cid:durableId="725760460">
     <w:abstractNumId w:val="12"/>
+  </w:num>
+  <w:num w:numId="27" w16cid:durableId="580411906">
+    <w:abstractNumId w:val="18"/>
+  </w:num>
+  <w:num w:numId="28" w16cid:durableId="1236746695">
+    <w:abstractNumId w:val="20"/>
+  </w:num>
+  <w:num w:numId="29" w16cid:durableId="1601178770">
+    <w:abstractNumId w:val="28"/>
   </w:num>
 </w:numbering>
 </file>

--- a/docs/Relatório Técnico Completo.docx
+++ b/docs/Relatório Técnico Completo.docx
@@ -58,35 +58,7 @@
         <w:rPr>
           <w:lang w:val="pt-BR"/>
         </w:rPr>
-        <w:t xml:space="preserve">Você é um cientista de dados experiente e redator técnico. Com base nas diretrizes ABNT NBR 10719:2015 e no cronograma da disciplina “Análise de Dados com Python, IA e Engenharia de Prompt” (FAC SENAC DF), gere um RELATÓRIO TÉCNICO completo para a Semana 1, contendo: (1) Introdução; (2) Desenvolvimento com passo a passo detalhado da ambientação no Google Colab (criação de conta, acesso, criação/renomeação de notebook, uso de células de código e </w:t>
-      </w:r>
-      <w:proofErr w:type="spellStart"/>
-      <w:r>
-        <w:rPr>
-          <w:lang w:val="pt-BR"/>
-        </w:rPr>
-        <w:t>Markdown</w:t>
-      </w:r>
-      <w:proofErr w:type="spellEnd"/>
-      <w:r>
-        <w:rPr>
-          <w:lang w:val="pt-BR"/>
-        </w:rPr>
-        <w:t>, execução, atalhos, salvar no Drive, instalação de bibliotecas com !</w:t>
-      </w:r>
-      <w:proofErr w:type="spellStart"/>
-      <w:r>
-        <w:rPr>
-          <w:lang w:val="pt-BR"/>
-        </w:rPr>
-        <w:t>pip</w:t>
-      </w:r>
-      <w:proofErr w:type="spellEnd"/>
-      <w:r>
-        <w:rPr>
-          <w:lang w:val="pt-BR"/>
-        </w:rPr>
-        <w:t xml:space="preserve"> quando necessário, verificação de versões e troubleshooting); (3) Engenharia de Prompt aplicada com os prompts realmente utilizados; (4) Considerações Finais; (5) Referências. Formatação: Arial 12, 1,5, justificado, margens 3×2; Títulos: nível 1 MAIÚSCULO negrito, nível 2 negrito, nível 3 negrito e itálico. Inclua os prompts literais com objetivo e resultado.</w:t>
+        <w:t>Você é um cientista de dados experiente e redator técnico. Com base nas diretrizes ABNT NBR 10719:2015 e no cronograma da disciplina “Análise de Dados com Python, IA e Engenharia de Prompt” (FAC SENAC DF), gere um RELATÓRIO TÉCNICO completo para a Semana 1, contendo: (1) Introdução; (2) Desenvolvimento com passo a passo detalhado da ambientação no Google Colab (criação de conta, acesso, criação/renomeação de notebook, uso de células de código e Markdown, execução, atalhos, salvar no Drive, instalação de bibliotecas com !pip quando necessário, verificação de versões e troubleshooting); (3) Engenharia de Prompt aplicada com os prompts realmente utilizados; (4) Considerações Finais; (5) Referências. Formatação: Arial 12, 1,5, justificado, margens 3×2; Títulos: nível 1 MAIÚSCULO negrito, nível 2 negrito, nível 3 negrito e itálico. Inclua os prompts literais com objetivo e resultado.</w:t>
       </w:r>
     </w:p>
     <w:p>
@@ -156,49 +128,7 @@
         <w:rPr>
           <w:lang w:val="pt-BR"/>
         </w:rPr>
-        <w:t xml:space="preserve">Realizou-se a leitura do material de Engenharia de Prompt disponibilizado pelo professor (dev.alexsanderholanda.com.br/prompt) e do cronograma no Moodle. Os conceitos-chave estudados foram: Zero‑shot, </w:t>
-      </w:r>
-      <w:proofErr w:type="spellStart"/>
-      <w:r>
-        <w:rPr>
-          <w:lang w:val="pt-BR"/>
-        </w:rPr>
-        <w:t>Few</w:t>
-      </w:r>
-      <w:proofErr w:type="spellEnd"/>
-      <w:r>
-        <w:rPr>
-          <w:lang w:val="pt-BR"/>
-        </w:rPr>
-        <w:t>‑shot, Chain‑</w:t>
-      </w:r>
-      <w:proofErr w:type="spellStart"/>
-      <w:r>
-        <w:rPr>
-          <w:lang w:val="pt-BR"/>
-        </w:rPr>
-        <w:t>of</w:t>
-      </w:r>
-      <w:proofErr w:type="spellEnd"/>
-      <w:r>
-        <w:rPr>
-          <w:lang w:val="pt-BR"/>
-        </w:rPr>
-        <w:t>‑</w:t>
-      </w:r>
-      <w:proofErr w:type="spellStart"/>
-      <w:r>
-        <w:rPr>
-          <w:lang w:val="pt-BR"/>
-        </w:rPr>
-        <w:t>Thought</w:t>
-      </w:r>
-      <w:proofErr w:type="spellEnd"/>
-      <w:r>
-        <w:rPr>
-          <w:lang w:val="pt-BR"/>
-        </w:rPr>
-        <w:t>, definição de persona, uso de delimitadores (``` ... ```), instruções estruturadas e boas práticas (clareza, contexto, formato e papel). Esse conteúdo fundamentou a elaboração dos prompts desta semana.</w:t>
+        <w:t>Realizou-se a leitura do material de Engenharia de Prompt disponibilizado pelo professor (dev.alexsanderholanda.com.br/prompt) e do cronograma no Moodle. Os conceitos-chave estudados foram: Zero‑shot, Few‑shot, Chain‑of‑Thought, definição de persona, uso de delimitadores (``` ... ```), instruções estruturadas e boas práticas (clareza, contexto, formato e papel). Esse conteúdo fundamentou a elaboração dos prompts desta semana.</w:t>
       </w:r>
     </w:p>
     <w:p>
@@ -296,48 +226,20 @@
         <w:rPr>
           <w:lang w:val="pt-BR"/>
         </w:rPr>
-        <w:t>3) Confirme o perfil no canto superior direito; caso o Drive não apareça, atualize (</w:t>
-      </w:r>
-      <w:proofErr w:type="spellStart"/>
-      <w:r>
-        <w:rPr>
-          <w:lang w:val="pt-BR"/>
-        </w:rPr>
-        <w:t>Ctrl+Shift+R</w:t>
-      </w:r>
-      <w:proofErr w:type="spellEnd"/>
-      <w:r>
-        <w:rPr>
-          <w:lang w:val="pt-BR"/>
-        </w:rPr>
-        <w:t>).</w:t>
-      </w:r>
-    </w:p>
-    <w:p>
-      <w:pPr>
-        <w:rPr>
-          <w:lang w:val="pt-BR"/>
-        </w:rPr>
-      </w:pPr>
-      <w:r>
-        <w:rPr>
-          <w:lang w:val="pt-BR"/>
-        </w:rPr>
-        <w:t>4) Vá a “Arquivo” → “Novo notebook” para criar o arquivo inicial (</w:t>
-      </w:r>
-      <w:proofErr w:type="spellStart"/>
-      <w:r>
-        <w:rPr>
-          <w:lang w:val="pt-BR"/>
-        </w:rPr>
-        <w:t>Untitled.ipynb</w:t>
-      </w:r>
-      <w:proofErr w:type="spellEnd"/>
-      <w:r>
-        <w:rPr>
-          <w:lang w:val="pt-BR"/>
-        </w:rPr>
-        <w:t>).</w:t>
+        <w:t>3) Confirme o perfil no canto superior direito; caso o Drive não apareça, atualize (Ctrl+Shift+R).</w:t>
+      </w:r>
+    </w:p>
+    <w:p>
+      <w:pPr>
+        <w:rPr>
+          <w:lang w:val="pt-BR"/>
+        </w:rPr>
+      </w:pPr>
+      <w:r>
+        <w:rPr>
+          <w:lang w:val="pt-BR"/>
+        </w:rPr>
+        <w:t>4) Vá a “Arquivo” → “Novo notebook” para criar o arquivo inicial (Untitled.ipynb).</w:t>
       </w:r>
     </w:p>
     <w:p>
@@ -367,7 +269,6 @@
         </w:rPr>
         <w:t>1) Renomeie o notebook: clique no título e digite “</w:t>
       </w:r>
-      <w:proofErr w:type="spellStart"/>
       <w:r>
         <w:rPr>
           <w:lang w:val="pt-BR"/>
@@ -378,14 +279,7 @@
         <w:rPr>
           <w:lang w:val="pt-BR"/>
         </w:rPr>
-        <w:t>.ipynb</w:t>
-      </w:r>
-      <w:proofErr w:type="spellEnd"/>
-      <w:r>
-        <w:rPr>
-          <w:lang w:val="pt-BR"/>
-        </w:rPr>
-        <w:t>”.</w:t>
+        <w:t>.ipynb”.</w:t>
       </w:r>
     </w:p>
     <w:p>
@@ -411,21 +305,7 @@
         <w:rPr>
           <w:lang w:val="pt-BR"/>
         </w:rPr>
-        <w:t>3) Crie a pasta “/Projeto-Interdisciplinar/</w:t>
-      </w:r>
-      <w:proofErr w:type="spellStart"/>
-      <w:r>
-        <w:rPr>
-          <w:lang w:val="pt-BR"/>
-        </w:rPr>
-        <w:t>Relatorios</w:t>
-      </w:r>
-      <w:proofErr w:type="spellEnd"/>
-      <w:r>
-        <w:rPr>
-          <w:lang w:val="pt-BR"/>
-        </w:rPr>
-        <w:t>/” no Google Drive e mova o notebook para lá.</w:t>
+        <w:t>3) Crie a pasta “/Projeto-Interdisciplinar/Relatorios/” no Google Drive e mova o notebook para lá.</w:t>
       </w:r>
     </w:p>
     <w:p>
@@ -449,66 +329,17 @@
         <w:t xml:space="preserve"> </w:t>
       </w:r>
       <w:r>
-        <w:t xml:space="preserve">from </w:t>
-      </w:r>
-      <w:proofErr w:type="spellStart"/>
-      <w:proofErr w:type="gramStart"/>
-      <w:r>
-        <w:t>google.colab</w:t>
-      </w:r>
-      <w:proofErr w:type="spellEnd"/>
-      <w:proofErr w:type="gramEnd"/>
-      <w:r>
-        <w:t xml:space="preserve"> import drive</w:t>
-      </w:r>
-    </w:p>
-    <w:p>
-      <w:r>
-        <w:t xml:space="preserve"> </w:t>
-      </w:r>
-      <w:proofErr w:type="spellStart"/>
-      <w:proofErr w:type="gramStart"/>
-      <w:r>
-        <w:t>drive.mount</w:t>
-      </w:r>
-      <w:proofErr w:type="spellEnd"/>
-      <w:proofErr w:type="gramEnd"/>
-      <w:r>
-        <w:t>('/content/drive')</w:t>
-      </w:r>
-    </w:p>
-    <w:p>
-      <w:r>
-        <w:t xml:space="preserve"># Para </w:t>
-      </w:r>
-      <w:proofErr w:type="spellStart"/>
-      <w:r>
-        <w:t>desmontar</w:t>
-      </w:r>
-      <w:proofErr w:type="spellEnd"/>
-      <w:r>
-        <w:t xml:space="preserve">: </w:t>
-      </w:r>
-      <w:proofErr w:type="spellStart"/>
-      <w:proofErr w:type="gramStart"/>
-      <w:r>
-        <w:t>drive.flush</w:t>
-      </w:r>
-      <w:proofErr w:type="gramEnd"/>
-      <w:r>
-        <w:t>_and_</w:t>
-      </w:r>
-      <w:proofErr w:type="gramStart"/>
-      <w:r>
-        <w:t>unmount</w:t>
-      </w:r>
-      <w:proofErr w:type="spellEnd"/>
-      <w:r>
-        <w:t>(</w:t>
-      </w:r>
-      <w:proofErr w:type="gramEnd"/>
-      <w:r>
-        <w:t>)</w:t>
+        <w:t>from google.colab import drive</w:t>
+      </w:r>
+    </w:p>
+    <w:p>
+      <w:r>
+        <w:t xml:space="preserve"> drive.mount('/content/drive')</w:t>
+      </w:r>
+    </w:p>
+    <w:p>
+      <w:r>
+        <w:t># Para desmontar: drive.flush_and_unmount()</w:t>
       </w:r>
     </w:p>
     <w:p>
@@ -524,21 +355,7 @@
           <w:lang w:val="pt-BR"/>
         </w:rPr>
         <w:lastRenderedPageBreak/>
-        <w:t xml:space="preserve">2.4 Células, </w:t>
-      </w:r>
-      <w:proofErr w:type="spellStart"/>
-      <w:r>
-        <w:rPr>
-          <w:lang w:val="pt-BR"/>
-        </w:rPr>
-        <w:t>Markdown</w:t>
-      </w:r>
-      <w:proofErr w:type="spellEnd"/>
-      <w:r>
-        <w:rPr>
-          <w:lang w:val="pt-BR"/>
-        </w:rPr>
-        <w:t xml:space="preserve"> e execução</w:t>
+        <w:t>2.4 Células, Markdown e execução</w:t>
       </w:r>
     </w:p>
     <w:p>
@@ -576,47 +393,17 @@
         <w:rPr>
           <w:lang w:val="pt-BR"/>
         </w:rPr>
-        <w:t>Texto (</w:t>
-      </w:r>
-      <w:proofErr w:type="spellStart"/>
-      <w:r>
-        <w:rPr>
-          <w:lang w:val="pt-BR"/>
-        </w:rPr>
-        <w:t>Markdown</w:t>
-      </w:r>
-      <w:proofErr w:type="spellEnd"/>
-      <w:r>
-        <w:rPr>
-          <w:lang w:val="pt-BR"/>
-        </w:rPr>
-        <w:t>) e (B) Código.</w:t>
-      </w:r>
-    </w:p>
-    <w:p>
-      <w:r>
-        <w:t xml:space="preserve">Execute com </w:t>
-      </w:r>
-      <w:proofErr w:type="spellStart"/>
-      <w:r>
-        <w:t>Shift+Enter</w:t>
-      </w:r>
-      <w:proofErr w:type="spellEnd"/>
-      <w:r>
-        <w:t>.</w:t>
-      </w:r>
-    </w:p>
-    <w:p>
-      <w:r>
-        <w:t xml:space="preserve">Markdown </w:t>
-      </w:r>
-      <w:proofErr w:type="spellStart"/>
-      <w:r>
-        <w:t>inicial</w:t>
-      </w:r>
-      <w:proofErr w:type="spellEnd"/>
-      <w:r>
-        <w:t>:</w:t>
+        <w:t>Texto (Markdown) e (B) Código.</w:t>
+      </w:r>
+    </w:p>
+    <w:p>
+      <w:r>
+        <w:t>Execute com Shift+Enter.</w:t>
+      </w:r>
+    </w:p>
+    <w:p>
+      <w:r>
+        <w:t>Markdown inicial:</w:t>
       </w:r>
     </w:p>
     <w:p>
@@ -668,35 +455,7 @@
         <w:rPr>
           <w:lang w:val="pt-BR"/>
         </w:rPr>
-        <w:t xml:space="preserve">Atalhos úteis: </w:t>
-      </w:r>
-      <w:proofErr w:type="spellStart"/>
-      <w:r>
-        <w:rPr>
-          <w:lang w:val="pt-BR"/>
-        </w:rPr>
-        <w:t>Ctrl+M</w:t>
-      </w:r>
-      <w:proofErr w:type="spellEnd"/>
-      <w:r>
-        <w:rPr>
-          <w:lang w:val="pt-BR"/>
-        </w:rPr>
-        <w:t xml:space="preserve"> B (nova célula abaixo), </w:t>
-      </w:r>
-      <w:proofErr w:type="spellStart"/>
-      <w:r>
-        <w:rPr>
-          <w:lang w:val="pt-BR"/>
-        </w:rPr>
-        <w:t>Ctrl+M</w:t>
-      </w:r>
-      <w:proofErr w:type="spellEnd"/>
-      <w:r>
-        <w:rPr>
-          <w:lang w:val="pt-BR"/>
-        </w:rPr>
-        <w:t xml:space="preserve"> A (acima), Ctrl+F9 (Executar</w:t>
+        <w:t>Atalhos úteis: Ctrl+M B (nova célula abaixo), Ctrl+M A (acima), Ctrl+F9 (Executar</w:t>
       </w:r>
       <w:r>
         <w:rPr>
@@ -708,21 +467,7 @@
         <w:rPr>
           <w:lang w:val="pt-BR"/>
         </w:rPr>
-        <w:t xml:space="preserve">tudo), </w:t>
-      </w:r>
-      <w:proofErr w:type="spellStart"/>
-      <w:r>
-        <w:rPr>
-          <w:lang w:val="pt-BR"/>
-        </w:rPr>
-        <w:t>Ctrl+M</w:t>
-      </w:r>
-      <w:proofErr w:type="spellEnd"/>
-      <w:r>
-        <w:rPr>
-          <w:lang w:val="pt-BR"/>
-        </w:rPr>
-        <w:t xml:space="preserve"> M (alternar tipo).</w:t>
+        <w:t>tudo), Ctrl+M M (alternar tipo).</w:t>
       </w:r>
     </w:p>
     <w:p>
@@ -737,84 +482,20 @@
         <w:rPr>
           <w:lang w:val="pt-BR"/>
         </w:rPr>
-        <w:t>2.5 Instalação de bibliotecas: quando usar !</w:t>
-      </w:r>
-      <w:proofErr w:type="spellStart"/>
-      <w:r>
-        <w:rPr>
-          <w:lang w:val="pt-BR"/>
-        </w:rPr>
-        <w:t>pip</w:t>
-      </w:r>
-      <w:proofErr w:type="spellEnd"/>
-    </w:p>
-    <w:p>
-      <w:pPr>
-        <w:rPr>
-          <w:lang w:val="pt-BR"/>
-        </w:rPr>
-      </w:pPr>
-      <w:r>
-        <w:rPr>
-          <w:lang w:val="pt-BR"/>
-        </w:rPr>
-        <w:t>O Colab já inclui diversas bibliotecas (</w:t>
-      </w:r>
-      <w:proofErr w:type="spellStart"/>
-      <w:r>
-        <w:rPr>
-          <w:lang w:val="pt-BR"/>
-        </w:rPr>
-        <w:t>numpy</w:t>
-      </w:r>
-      <w:proofErr w:type="spellEnd"/>
-      <w:r>
-        <w:rPr>
-          <w:lang w:val="pt-BR"/>
-        </w:rPr>
-        <w:t xml:space="preserve">, pandas, </w:t>
-      </w:r>
-      <w:proofErr w:type="spellStart"/>
-      <w:r>
-        <w:rPr>
-          <w:lang w:val="pt-BR"/>
-        </w:rPr>
-        <w:t>matplotlib</w:t>
-      </w:r>
-      <w:proofErr w:type="spellEnd"/>
-      <w:r>
-        <w:rPr>
-          <w:lang w:val="pt-BR"/>
-        </w:rPr>
-        <w:t>). Use “!</w:t>
-      </w:r>
-      <w:proofErr w:type="spellStart"/>
-      <w:r>
-        <w:rPr>
-          <w:lang w:val="pt-BR"/>
-        </w:rPr>
-        <w:t>pip</w:t>
-      </w:r>
-      <w:proofErr w:type="spellEnd"/>
-      <w:r>
-        <w:rPr>
-          <w:lang w:val="pt-BR"/>
-        </w:rPr>
-        <w:t xml:space="preserve"> </w:t>
-      </w:r>
-      <w:proofErr w:type="spellStart"/>
-      <w:r>
-        <w:rPr>
-          <w:lang w:val="pt-BR"/>
-        </w:rPr>
-        <w:t>install</w:t>
-      </w:r>
-      <w:proofErr w:type="spellEnd"/>
-      <w:r>
-        <w:rPr>
-          <w:lang w:val="pt-BR"/>
-        </w:rPr>
-        <w:t xml:space="preserve">” apenas quando a biblioteca não existir ou quando precisar de versão diferente. </w:t>
+        <w:t>2.5 Instalação de bibliotecas: quando usar !pip</w:t>
+      </w:r>
+    </w:p>
+    <w:p>
+      <w:pPr>
+        <w:rPr>
+          <w:lang w:val="pt-BR"/>
+        </w:rPr>
+      </w:pPr>
+      <w:r>
+        <w:rPr>
+          <w:lang w:val="pt-BR"/>
+        </w:rPr>
+        <w:t xml:space="preserve">O Colab já inclui diversas bibliotecas (numpy, pandas, matplotlib). Use “!pip install” apenas quando a biblioteca não existir ou quando precisar de versão diferente. </w:t>
       </w:r>
       <w:r>
         <w:rPr>
@@ -830,216 +511,18 @@
           <w:lang w:val="pt-BR"/>
         </w:rPr>
       </w:pPr>
-      <w:proofErr w:type="spellStart"/>
-      <w:r>
-        <w:rPr>
-          <w:lang w:val="pt-BR"/>
-        </w:rPr>
-        <w:t>import</w:t>
-      </w:r>
-      <w:proofErr w:type="spellEnd"/>
-      <w:r>
-        <w:rPr>
-          <w:lang w:val="pt-BR"/>
-        </w:rPr>
-        <w:t xml:space="preserve"> pandas as </w:t>
-      </w:r>
-      <w:proofErr w:type="spellStart"/>
-      <w:r>
-        <w:rPr>
-          <w:lang w:val="pt-BR"/>
-        </w:rPr>
-        <w:t>pd</w:t>
-      </w:r>
-      <w:proofErr w:type="spellEnd"/>
-      <w:r>
-        <w:rPr>
-          <w:lang w:val="pt-BR"/>
-        </w:rPr>
-        <w:t xml:space="preserve">, </w:t>
-      </w:r>
-      <w:proofErr w:type="spellStart"/>
-      <w:r>
-        <w:rPr>
-          <w:lang w:val="pt-BR"/>
-        </w:rPr>
-        <w:t>numpy</w:t>
-      </w:r>
-      <w:proofErr w:type="spellEnd"/>
-      <w:r>
-        <w:rPr>
-          <w:lang w:val="pt-BR"/>
-        </w:rPr>
-        <w:t xml:space="preserve"> as </w:t>
-      </w:r>
-      <w:proofErr w:type="spellStart"/>
-      <w:r>
-        <w:rPr>
-          <w:lang w:val="pt-BR"/>
-        </w:rPr>
-        <w:t>np</w:t>
-      </w:r>
-      <w:proofErr w:type="spellEnd"/>
-      <w:r>
-        <w:rPr>
-          <w:lang w:val="pt-BR"/>
-        </w:rPr>
-        <w:t xml:space="preserve">, </w:t>
-      </w:r>
-      <w:proofErr w:type="spellStart"/>
-      <w:r>
-        <w:rPr>
-          <w:lang w:val="pt-BR"/>
-        </w:rPr>
-        <w:t>matplotlib</w:t>
-      </w:r>
-      <w:proofErr w:type="spellEnd"/>
-      <w:r>
-        <w:rPr>
-          <w:lang w:val="pt-BR"/>
-        </w:rPr>
-        <w:t xml:space="preserve">, </w:t>
-      </w:r>
-      <w:proofErr w:type="spellStart"/>
-      <w:r>
-        <w:rPr>
-          <w:lang w:val="pt-BR"/>
-        </w:rPr>
-        <w:t>seaborn</w:t>
-      </w:r>
-      <w:proofErr w:type="spellEnd"/>
-      <w:r>
-        <w:rPr>
-          <w:lang w:val="pt-BR"/>
-        </w:rPr>
-        <w:t xml:space="preserve"> as </w:t>
-      </w:r>
-      <w:proofErr w:type="spellStart"/>
-      <w:r>
-        <w:rPr>
-          <w:lang w:val="pt-BR"/>
-        </w:rPr>
-        <w:t>sns</w:t>
-      </w:r>
-      <w:proofErr w:type="spellEnd"/>
+      <w:r>
+        <w:rPr>
+          <w:lang w:val="pt-BR"/>
+        </w:rPr>
+        <w:t>import pandas as pd, numpy as np, matplotlib, seaborn as sns</w:t>
+      </w:r>
       <w:r>
         <w:rPr>
           <w:lang w:val="pt-BR"/>
         </w:rPr>
         <w:br/>
-        <w:t>print(</w:t>
-      </w:r>
-      <w:proofErr w:type="spellStart"/>
-      <w:r>
-        <w:rPr>
-          <w:lang w:val="pt-BR"/>
-        </w:rPr>
-        <w:t>pd</w:t>
-      </w:r>
-      <w:proofErr w:type="spellEnd"/>
-      <w:r>
-        <w:rPr>
-          <w:lang w:val="pt-BR"/>
-        </w:rPr>
-        <w:t>.__</w:t>
-      </w:r>
-      <w:proofErr w:type="spellStart"/>
-      <w:r>
-        <w:rPr>
-          <w:lang w:val="pt-BR"/>
-        </w:rPr>
-        <w:t>version</w:t>
-      </w:r>
-      <w:proofErr w:type="spellEnd"/>
-      <w:r>
-        <w:rPr>
-          <w:lang w:val="pt-BR"/>
-        </w:rPr>
-        <w:t xml:space="preserve">__, </w:t>
-      </w:r>
-      <w:proofErr w:type="spellStart"/>
-      <w:r>
-        <w:rPr>
-          <w:lang w:val="pt-BR"/>
-        </w:rPr>
-        <w:t>np</w:t>
-      </w:r>
-      <w:proofErr w:type="spellEnd"/>
-      <w:r>
-        <w:rPr>
-          <w:lang w:val="pt-BR"/>
-        </w:rPr>
-        <w:t>.__</w:t>
-      </w:r>
-      <w:proofErr w:type="spellStart"/>
-      <w:r>
-        <w:rPr>
-          <w:lang w:val="pt-BR"/>
-        </w:rPr>
-        <w:t>version</w:t>
-      </w:r>
-      <w:proofErr w:type="spellEnd"/>
-      <w:r>
-        <w:rPr>
-          <w:lang w:val="pt-BR"/>
-        </w:rPr>
-        <w:t xml:space="preserve">__, </w:t>
-      </w:r>
-      <w:proofErr w:type="spellStart"/>
-      <w:r>
-        <w:rPr>
-          <w:lang w:val="pt-BR"/>
-        </w:rPr>
-        <w:t>matplotlib</w:t>
-      </w:r>
-      <w:proofErr w:type="spellEnd"/>
-      <w:r>
-        <w:rPr>
-          <w:lang w:val="pt-BR"/>
-        </w:rPr>
-        <w:t>.__</w:t>
-      </w:r>
-      <w:proofErr w:type="spellStart"/>
-      <w:r>
-        <w:rPr>
-          <w:lang w:val="pt-BR"/>
-        </w:rPr>
-        <w:t>version</w:t>
-      </w:r>
-      <w:proofErr w:type="spellEnd"/>
-      <w:r>
-        <w:rPr>
-          <w:lang w:val="pt-BR"/>
-        </w:rPr>
-        <w:t xml:space="preserve">__, </w:t>
-      </w:r>
-      <w:proofErr w:type="spellStart"/>
-      <w:r>
-        <w:rPr>
-          <w:lang w:val="pt-BR"/>
-        </w:rPr>
-        <w:t>sns</w:t>
-      </w:r>
-      <w:proofErr w:type="spellEnd"/>
-      <w:r>
-        <w:rPr>
-          <w:lang w:val="pt-BR"/>
-        </w:rPr>
-        <w:t>.__</w:t>
-      </w:r>
-      <w:proofErr w:type="spellStart"/>
-      <w:r>
-        <w:rPr>
-          <w:lang w:val="pt-BR"/>
-        </w:rPr>
-        <w:t>version</w:t>
-      </w:r>
-      <w:proofErr w:type="spellEnd"/>
-      <w:r>
-        <w:rPr>
-          <w:lang w:val="pt-BR"/>
-        </w:rPr>
-        <w:t>__)</w:t>
+        <w:t>print(pd.__version__, np.__version__, matplotlib.__version__, sns.__version__)</w:t>
       </w:r>
       <w:r>
         <w:rPr>
@@ -1050,13 +533,8 @@
       </w:r>
     </w:p>
     <w:p>
-      <w:proofErr w:type="gramStart"/>
-      <w:r>
-        <w:t>!pip</w:t>
-      </w:r>
-      <w:proofErr w:type="gramEnd"/>
-      <w:r>
-        <w:t xml:space="preserve"> install -q pandas==2.2.1 seaborn==0.13.2 matplotlib==3.8.4</w:t>
+      <w:r>
+        <w:t>!pip install -q pandas==2.2.1 seaborn==0.13.2 matplotlib==3.8.4</w:t>
       </w:r>
     </w:p>
     <w:p>
@@ -1093,104 +571,24 @@
           <w:lang w:val="pt-BR"/>
         </w:rPr>
       </w:pPr>
-      <w:proofErr w:type="spellStart"/>
-      <w:r>
-        <w:rPr>
-          <w:lang w:val="pt-BR"/>
-        </w:rPr>
-        <w:t>import</w:t>
-      </w:r>
-      <w:proofErr w:type="spellEnd"/>
-      <w:r>
-        <w:rPr>
-          <w:lang w:val="pt-BR"/>
-        </w:rPr>
-        <w:t xml:space="preserve"> pandas as </w:t>
-      </w:r>
-      <w:proofErr w:type="spellStart"/>
-      <w:r>
-        <w:rPr>
-          <w:lang w:val="pt-BR"/>
-        </w:rPr>
-        <w:t>pd</w:t>
-      </w:r>
-      <w:proofErr w:type="spellEnd"/>
-    </w:p>
-    <w:p>
-      <w:pPr>
-        <w:rPr>
-          <w:lang w:val="pt-BR"/>
-        </w:rPr>
-      </w:pPr>
-      <w:proofErr w:type="spellStart"/>
-      <w:r>
-        <w:rPr>
-          <w:lang w:val="pt-BR"/>
-        </w:rPr>
-        <w:t>df</w:t>
-      </w:r>
-      <w:proofErr w:type="spellEnd"/>
-      <w:r>
-        <w:rPr>
-          <w:lang w:val="pt-BR"/>
-        </w:rPr>
-        <w:t xml:space="preserve"> = </w:t>
-      </w:r>
-      <w:proofErr w:type="spellStart"/>
-      <w:r>
-        <w:rPr>
-          <w:lang w:val="pt-BR"/>
-        </w:rPr>
-        <w:t>pd.DataFrame</w:t>
-      </w:r>
-      <w:proofErr w:type="spellEnd"/>
-      <w:r>
-        <w:rPr>
-          <w:lang w:val="pt-BR"/>
-        </w:rPr>
-        <w:t>({'dia':['</w:t>
-      </w:r>
-      <w:proofErr w:type="spellStart"/>
-      <w:r>
-        <w:rPr>
-          <w:lang w:val="pt-BR"/>
-        </w:rPr>
-        <w:t>Seg</w:t>
-      </w:r>
-      <w:proofErr w:type="spellEnd"/>
-      <w:r>
-        <w:rPr>
-          <w:lang w:val="pt-BR"/>
-        </w:rPr>
-        <w:t>','Ter','</w:t>
-      </w:r>
-      <w:proofErr w:type="spellStart"/>
-      <w:r>
-        <w:rPr>
-          <w:lang w:val="pt-BR"/>
-        </w:rPr>
-        <w:t>Qua</w:t>
-      </w:r>
-      <w:proofErr w:type="spellEnd"/>
-      <w:r>
-        <w:rPr>
-          <w:lang w:val="pt-BR"/>
-        </w:rPr>
-        <w:t>','</w:t>
-      </w:r>
-      <w:proofErr w:type="spellStart"/>
-      <w:r>
-        <w:rPr>
-          <w:lang w:val="pt-BR"/>
-        </w:rPr>
-        <w:t>Qui</w:t>
-      </w:r>
-      <w:proofErr w:type="spellEnd"/>
-      <w:r>
-        <w:rPr>
-          <w:lang w:val="pt-BR"/>
-        </w:rPr>
-        <w:t>','Sex'],</w:t>
+      <w:r>
+        <w:rPr>
+          <w:lang w:val="pt-BR"/>
+        </w:rPr>
+        <w:t>import pandas as pd</w:t>
+      </w:r>
+    </w:p>
+    <w:p>
+      <w:pPr>
+        <w:rPr>
+          <w:lang w:val="pt-BR"/>
+        </w:rPr>
+      </w:pPr>
+      <w:r>
+        <w:rPr>
+          <w:lang w:val="pt-BR"/>
+        </w:rPr>
+        <w:t>df = pd.DataFrame({'dia':['Seg','Ter','Qua','Qui','Sex'],</w:t>
       </w:r>
       <w:r>
         <w:rPr>
@@ -1218,102 +616,24 @@
           <w:lang w:val="pt-BR"/>
         </w:rPr>
       </w:pPr>
-      <w:proofErr w:type="spellStart"/>
-      <w:r>
-        <w:rPr>
-          <w:lang w:val="pt-BR"/>
-        </w:rPr>
-        <w:t>ax</w:t>
-      </w:r>
-      <w:proofErr w:type="spellEnd"/>
-      <w:r>
-        <w:rPr>
-          <w:lang w:val="pt-BR"/>
-        </w:rPr>
-        <w:t xml:space="preserve"> = </w:t>
-      </w:r>
-      <w:proofErr w:type="spellStart"/>
-      <w:r>
-        <w:rPr>
-          <w:lang w:val="pt-BR"/>
-        </w:rPr>
-        <w:t>df.plot</w:t>
-      </w:r>
-      <w:proofErr w:type="spellEnd"/>
-      <w:r>
-        <w:rPr>
-          <w:lang w:val="pt-BR"/>
-        </w:rPr>
-        <w:t xml:space="preserve">(x='dia', y='corridas', </w:t>
-      </w:r>
-      <w:proofErr w:type="spellStart"/>
-      <w:r>
-        <w:rPr>
-          <w:lang w:val="pt-BR"/>
-        </w:rPr>
-        <w:t>kind</w:t>
-      </w:r>
-      <w:proofErr w:type="spellEnd"/>
-      <w:r>
-        <w:rPr>
-          <w:lang w:val="pt-BR"/>
-        </w:rPr>
-        <w:t xml:space="preserve">='bar', </w:t>
-      </w:r>
-      <w:proofErr w:type="spellStart"/>
-      <w:r>
-        <w:rPr>
-          <w:lang w:val="pt-BR"/>
-        </w:rPr>
-        <w:t>title</w:t>
-      </w:r>
-      <w:proofErr w:type="spellEnd"/>
-      <w:r>
-        <w:rPr>
-          <w:lang w:val="pt-BR"/>
-        </w:rPr>
-        <w:t>='Teste de gráfico – Semana 1')</w:t>
-      </w:r>
-    </w:p>
-    <w:p>
-      <w:pPr>
-        <w:rPr>
-          <w:lang w:val="pt-BR"/>
-        </w:rPr>
-      </w:pPr>
-      <w:r>
-        <w:rPr>
-          <w:lang w:val="pt-BR"/>
-        </w:rPr>
-        <w:t xml:space="preserve">Resultado esperado: exibição do gráfico comprovando o </w:t>
-      </w:r>
-      <w:proofErr w:type="spellStart"/>
-      <w:r>
-        <w:rPr>
-          <w:lang w:val="pt-BR"/>
-        </w:rPr>
-        <w:t>backend</w:t>
-      </w:r>
-      <w:proofErr w:type="spellEnd"/>
-      <w:r>
-        <w:rPr>
-          <w:lang w:val="pt-BR"/>
-        </w:rPr>
-        <w:t xml:space="preserve"> gráfico e a integração </w:t>
-      </w:r>
-      <w:proofErr w:type="spellStart"/>
-      <w:r>
-        <w:rPr>
-          <w:lang w:val="pt-BR"/>
-        </w:rPr>
-        <w:t>pandas+matplotlib</w:t>
-      </w:r>
-      <w:proofErr w:type="spellEnd"/>
-      <w:r>
-        <w:rPr>
-          <w:lang w:val="pt-BR"/>
-        </w:rPr>
-        <w:t>.</w:t>
+      <w:r>
+        <w:rPr>
+          <w:lang w:val="pt-BR"/>
+        </w:rPr>
+        <w:t>ax = df.plot(x='dia', y='corridas', kind='bar', title='Teste de gráfico – Semana 1')</w:t>
+      </w:r>
+    </w:p>
+    <w:p>
+      <w:pPr>
+        <w:rPr>
+          <w:lang w:val="pt-BR"/>
+        </w:rPr>
+      </w:pPr>
+      <w:r>
+        <w:rPr>
+          <w:lang w:val="pt-BR"/>
+        </w:rPr>
+        <w:t>Resultado esperado: exibição do gráfico comprovando o backend gráfico e a integração pandas+matplotlib.</w:t>
       </w:r>
     </w:p>
     <w:p>
@@ -1381,21 +701,7 @@
         <w:rPr>
           <w:lang w:val="pt-BR"/>
         </w:rPr>
-        <w:t>- Faça backup local (Arquivo → Download .</w:t>
-      </w:r>
-      <w:proofErr w:type="spellStart"/>
-      <w:r>
-        <w:rPr>
-          <w:lang w:val="pt-BR"/>
-        </w:rPr>
-        <w:t>ipynb</w:t>
-      </w:r>
-      <w:proofErr w:type="spellEnd"/>
-      <w:r>
-        <w:rPr>
-          <w:lang w:val="pt-BR"/>
-        </w:rPr>
-        <w:t>) além da cópia no Drive.</w:t>
+        <w:t>- Faça backup local (Arquivo → Download .ipynb) além da cópia no Drive.</w:t>
       </w:r>
     </w:p>
     <w:p>
@@ -1423,49 +729,7 @@
         <w:rPr>
           <w:lang w:val="pt-BR"/>
         </w:rPr>
-        <w:t>Para a próxima semana, planeja-se avaliar APIs públicas: Apple Music (</w:t>
-      </w:r>
-      <w:proofErr w:type="spellStart"/>
-      <w:r>
-        <w:rPr>
-          <w:lang w:val="pt-BR"/>
-        </w:rPr>
-        <w:t>MusicKit</w:t>
-      </w:r>
-      <w:proofErr w:type="spellEnd"/>
-      <w:r>
-        <w:rPr>
-          <w:lang w:val="pt-BR"/>
-        </w:rPr>
-        <w:t>), Pluto TV (</w:t>
-      </w:r>
-      <w:proofErr w:type="spellStart"/>
-      <w:r>
-        <w:rPr>
-          <w:lang w:val="pt-BR"/>
-        </w:rPr>
-        <w:t>endpoints</w:t>
-      </w:r>
-      <w:proofErr w:type="spellEnd"/>
-      <w:r>
-        <w:rPr>
-          <w:lang w:val="pt-BR"/>
-        </w:rPr>
-        <w:t xml:space="preserve"> JSON não-oficiais para EPG/catalogação) e Spotify (Web API via </w:t>
-      </w:r>
-      <w:proofErr w:type="spellStart"/>
-      <w:r>
-        <w:rPr>
-          <w:lang w:val="pt-BR"/>
-        </w:rPr>
-        <w:t>spotipy</w:t>
-      </w:r>
-      <w:proofErr w:type="spellEnd"/>
-      <w:r>
-        <w:rPr>
-          <w:lang w:val="pt-BR"/>
-        </w:rPr>
-        <w:t>). Somente o planejamento foi registrado nesta semana; a coleta iniciará na Semana 2.</w:t>
+        <w:t>Para a próxima semana, planeja-se avaliar APIs públicas: Apple Music (MusicKit), Pluto TV (endpoints JSON não-oficiais para EPG/catalogação) e Spotify (Web API via spotipy). Somente o planejamento foi registrado nesta semana; a coleta iniciará na Semana 2.</w:t>
       </w:r>
     </w:p>
     <w:p>
@@ -1507,35 +771,7 @@
         <w:rPr>
           <w:lang w:val="pt-BR"/>
         </w:rPr>
-        <w:t xml:space="preserve">Foram aplicados zero‑shot, </w:t>
-      </w:r>
-      <w:proofErr w:type="spellStart"/>
-      <w:r>
-        <w:rPr>
-          <w:lang w:val="pt-BR"/>
-        </w:rPr>
-        <w:t>few</w:t>
-      </w:r>
-      <w:proofErr w:type="spellEnd"/>
-      <w:r>
-        <w:rPr>
-          <w:lang w:val="pt-BR"/>
-        </w:rPr>
-        <w:t xml:space="preserve">‑shot e </w:t>
-      </w:r>
-      <w:proofErr w:type="spellStart"/>
-      <w:r>
-        <w:rPr>
-          <w:lang w:val="pt-BR"/>
-        </w:rPr>
-        <w:t>chain‑of‑thought</w:t>
-      </w:r>
-      <w:proofErr w:type="spellEnd"/>
-      <w:r>
-        <w:rPr>
-          <w:lang w:val="pt-BR"/>
-        </w:rPr>
-        <w:t>; persona (papel), delimitadores e instruções estruturadas, conforme o material do professor. Essas técnicas aumentaram clareza, contexto e previsibilidade do output.</w:t>
+        <w:t>Foram aplicados zero‑shot, few‑shot e chain‑of‑thought; persona (papel), delimitadores e instruções estruturadas, conforme o material do professor. Essas técnicas aumentaram clareza, contexto e previsibilidade do output.</w:t>
       </w:r>
     </w:p>
     <w:p>
@@ -1576,76 +812,20 @@
         <w:rPr>
           <w:lang w:val="pt-BR"/>
         </w:rPr>
-        <w:t>Prompt 2 – Guia de criação e uso do Colab (zero-shot): Explique, em passos numerados, como acessar o Colab, criar notebook, salvar no Drive, atalhos, uso de !</w:t>
-      </w:r>
-      <w:proofErr w:type="spellStart"/>
-      <w:r>
-        <w:rPr>
-          <w:lang w:val="pt-BR"/>
-        </w:rPr>
-        <w:t>pip</w:t>
-      </w:r>
-      <w:proofErr w:type="spellEnd"/>
-      <w:r>
-        <w:rPr>
-          <w:lang w:val="pt-BR"/>
-        </w:rPr>
-        <w:t xml:space="preserve"> e verificação de versões.</w:t>
-      </w:r>
-    </w:p>
-    <w:p>
-      <w:pPr>
-        <w:rPr>
-          <w:lang w:val="pt-BR"/>
-        </w:rPr>
-      </w:pPr>
-      <w:r>
-        <w:rPr>
-          <w:lang w:val="pt-BR"/>
-        </w:rPr>
-        <w:t>Prompt 3 – Engenharia de Prompt (</w:t>
-      </w:r>
-      <w:proofErr w:type="spellStart"/>
-      <w:r>
-        <w:rPr>
-          <w:lang w:val="pt-BR"/>
-        </w:rPr>
-        <w:t>few</w:t>
-      </w:r>
-      <w:proofErr w:type="spellEnd"/>
-      <w:r>
-        <w:rPr>
-          <w:lang w:val="pt-BR"/>
-        </w:rPr>
-        <w:t xml:space="preserve">-shot): Descreva zero-shot, </w:t>
-      </w:r>
-      <w:proofErr w:type="spellStart"/>
-      <w:r>
-        <w:rPr>
-          <w:lang w:val="pt-BR"/>
-        </w:rPr>
-        <w:t>few</w:t>
-      </w:r>
-      <w:proofErr w:type="spellEnd"/>
-      <w:r>
-        <w:rPr>
-          <w:lang w:val="pt-BR"/>
-        </w:rPr>
-        <w:t xml:space="preserve">-shot e </w:t>
-      </w:r>
-      <w:proofErr w:type="spellStart"/>
-      <w:r>
-        <w:rPr>
-          <w:lang w:val="pt-BR"/>
-        </w:rPr>
-        <w:t>chain-of-thought</w:t>
-      </w:r>
-      <w:proofErr w:type="spellEnd"/>
-      <w:r>
-        <w:rPr>
-          <w:lang w:val="pt-BR"/>
-        </w:rPr>
-        <w:t xml:space="preserve"> com exemplos aplicáveis a EDA, e liste boas práticas.</w:t>
+        <w:t>Prompt 2 – Guia de criação e uso do Colab (zero-shot): Explique, em passos numerados, como acessar o Colab, criar notebook, salvar no Drive, atalhos, uso de !pip e verificação de versões.</w:t>
+      </w:r>
+    </w:p>
+    <w:p>
+      <w:pPr>
+        <w:rPr>
+          <w:lang w:val="pt-BR"/>
+        </w:rPr>
+      </w:pPr>
+      <w:r>
+        <w:rPr>
+          <w:lang w:val="pt-BR"/>
+        </w:rPr>
+        <w:t>Prompt 3 – Engenharia de Prompt (few-shot): Descreva zero-shot, few-shot e chain-of-thought com exemplos aplicáveis a EDA, e liste boas práticas.</w:t>
       </w:r>
     </w:p>
     <w:p>
@@ -1659,21 +839,7 @@
           <w:lang w:val="pt-BR"/>
         </w:rPr>
         <w:lastRenderedPageBreak/>
-        <w:t>Prompt 4 – Troubleshooting (</w:t>
-      </w:r>
-      <w:proofErr w:type="spellStart"/>
-      <w:r>
-        <w:rPr>
-          <w:lang w:val="pt-BR"/>
-        </w:rPr>
-        <w:t>chain-of-thought</w:t>
-      </w:r>
-      <w:proofErr w:type="spellEnd"/>
-      <w:r>
-        <w:rPr>
-          <w:lang w:val="pt-BR"/>
-        </w:rPr>
-        <w:t>): Liste erros comuns ao instalar/importar e como resolver (reiniciar, checar versão, reinstalar).</w:t>
+        <w:t>Prompt 4 – Troubleshooting (chain-of-thought): Liste erros comuns ao instalar/importar e como resolver (reiniciar, checar versão, reinstalar).</w:t>
       </w:r>
     </w:p>
     <w:p>
@@ -1766,35 +932,7 @@
         <w:rPr>
           <w:lang w:val="pt-BR"/>
         </w:rPr>
-        <w:t xml:space="preserve">GOOGLE. Google </w:t>
-      </w:r>
-      <w:proofErr w:type="spellStart"/>
-      <w:r>
-        <w:rPr>
-          <w:lang w:val="pt-BR"/>
-        </w:rPr>
-        <w:t>Colaboratory</w:t>
-      </w:r>
-      <w:proofErr w:type="spellEnd"/>
-      <w:r>
-        <w:rPr>
-          <w:lang w:val="pt-BR"/>
-        </w:rPr>
-        <w:t xml:space="preserve"> – </w:t>
-      </w:r>
-      <w:proofErr w:type="spellStart"/>
-      <w:r>
-        <w:rPr>
-          <w:lang w:val="pt-BR"/>
-        </w:rPr>
-        <w:t>Documentation</w:t>
-      </w:r>
-      <w:proofErr w:type="spellEnd"/>
-      <w:r>
-        <w:rPr>
-          <w:lang w:val="pt-BR"/>
-        </w:rPr>
-        <w:t>. Disponível em: https://colab.research.google.com. Acesso em: 31 out. 2025.</w:t>
+        <w:t>GOOGLE. Google Colaboratory – Documentation. Disponível em: https://colab.research.google.com. Acesso em: 31 out. 2025.</w:t>
       </w:r>
     </w:p>
     <w:p>
@@ -1808,23 +946,7 @@
           <w:szCs w:val="24"/>
           <w:lang w:val="pt-BR"/>
         </w:rPr>
-        <w:t xml:space="preserve">THE PANDAS DEVELOPMENT TEAM. Pandas </w:t>
-      </w:r>
-      <w:proofErr w:type="spellStart"/>
-      <w:r>
-        <w:rPr>
-          <w:szCs w:val="24"/>
-          <w:lang w:val="pt-BR"/>
-        </w:rPr>
-        <w:t>Documentation</w:t>
-      </w:r>
-      <w:proofErr w:type="spellEnd"/>
-      <w:r>
-        <w:rPr>
-          <w:szCs w:val="24"/>
-          <w:lang w:val="pt-BR"/>
-        </w:rPr>
-        <w:t xml:space="preserve"> (v2.2.1). Disponível em: https://pandas.pydata.org. Acesso em: 31 out. 2025.</w:t>
+        <w:t>THE PANDAS DEVELOPMENT TEAM. Pandas Documentation (v2.2.1). Disponível em: https://pandas.pydata.org. Acesso em: 31 out. 2025.</w:t>
       </w:r>
     </w:p>
     <w:p>
@@ -1935,53 +1057,21 @@
           <w:szCs w:val="24"/>
           <w:lang w:val="pt-BR"/>
         </w:rPr>
-        <w:t xml:space="preserve"> O ambiente de desenvolvimento permaneceu o Google Colab, integrado ao GitHub, com o uso da biblioteca </w:t>
-      </w:r>
-      <w:proofErr w:type="spellStart"/>
+        <w:t xml:space="preserve"> O ambiente de desenvolvimento permaneceu o Google Colab, integrado ao GitHub, com o uso da biblioteca spotipy para autenticação e comunicação com a API Web do Spotify.</w:t>
+      </w:r>
+    </w:p>
+    <w:p>
+      <w:pPr>
+        <w:rPr>
+          <w:lang w:val="pt-BR"/>
+        </w:rPr>
+      </w:pPr>
       <w:r>
         <w:rPr>
           <w:szCs w:val="24"/>
           <w:lang w:val="pt-BR"/>
         </w:rPr>
-        <w:t>spotipy</w:t>
-      </w:r>
-      <w:proofErr w:type="spellEnd"/>
-      <w:r>
-        <w:rPr>
-          <w:szCs w:val="24"/>
-          <w:lang w:val="pt-BR"/>
-        </w:rPr>
-        <w:t xml:space="preserve"> para autenticação e comunicação com a API Web do Spotify.</w:t>
-      </w:r>
-    </w:p>
-    <w:p>
-      <w:pPr>
-        <w:rPr>
-          <w:lang w:val="pt-BR"/>
-        </w:rPr>
-      </w:pPr>
-      <w:r>
-        <w:rPr>
-          <w:szCs w:val="24"/>
-          <w:lang w:val="pt-BR"/>
-        </w:rPr>
-        <w:t xml:space="preserve">Nesta etapa, as atividades compreenderam desde a autenticação segura por meio de variáveis de ambiente (SPOTIPY_CLIENT_ID e SPOTIPY_CLIENT_SECRET), até a extração automatizada de faixas musicais categorizadas por gênero, seguida pela limpeza, transformação e exportação do </w:t>
-      </w:r>
-      <w:proofErr w:type="spellStart"/>
-      <w:r>
-        <w:rPr>
-          <w:szCs w:val="24"/>
-          <w:lang w:val="pt-BR"/>
-        </w:rPr>
-        <w:t>dataset</w:t>
-      </w:r>
-      <w:proofErr w:type="spellEnd"/>
-      <w:r>
-        <w:rPr>
-          <w:szCs w:val="24"/>
-          <w:lang w:val="pt-BR"/>
-        </w:rPr>
-        <w:t xml:space="preserve"> tratado para uso nas análises exploratórias da Semana 3.</w:t>
+        <w:t>Nesta etapa, as atividades compreenderam desde a autenticação segura por meio de variáveis de ambiente (SPOTIPY_CLIENT_ID e SPOTIPY_CLIENT_SECRET), até a extração automatizada de faixas musicais categorizadas por gênero, seguida pela limpeza, transformação e exportação do dataset tratado para uso nas análises exploratórias da Semana 3.</w:t>
       </w:r>
     </w:p>
     <w:p>
@@ -2025,164 +1115,36 @@
           <w:szCs w:val="24"/>
           <w:lang w:val="pt-BR"/>
         </w:rPr>
-        <w:t xml:space="preserve">Foi criada uma chave de acesso no Spotify </w:t>
-      </w:r>
-      <w:proofErr w:type="spellStart"/>
-      <w:r>
+        <w:t>Foi criada uma chave de acesso no Spotify Developer Dashboard, com credenciais armazenadas em variáveis secretas do Colab.</w:t>
+      </w:r>
+    </w:p>
+    <w:p>
+      <w:pPr>
         <w:rPr>
           <w:szCs w:val="24"/>
           <w:lang w:val="pt-BR"/>
         </w:rPr>
-        <w:t>Developer</w:t>
-      </w:r>
-      <w:proofErr w:type="spellEnd"/>
+      </w:pPr>
       <w:r>
         <w:rPr>
           <w:szCs w:val="24"/>
           <w:lang w:val="pt-BR"/>
         </w:rPr>
-        <w:t xml:space="preserve"> Dashboard, com credenciais armazenadas em variáveis secretas do Colab.</w:t>
-      </w:r>
-    </w:p>
-    <w:p>
-      <w:pPr>
+        <w:t>O acesso foi realizado com a biblioteca spotipy, configurada por meio da classe SpotifyClientCredentials, garantindo autenticação OAuth segura.</w:t>
+      </w:r>
+    </w:p>
+    <w:p>
+      <w:pPr>
+        <w:rPr>
+          <w:lang w:val="pt-BR"/>
+        </w:rPr>
+      </w:pPr>
+      <w:r>
         <w:rPr>
           <w:szCs w:val="24"/>
           <w:lang w:val="pt-BR"/>
         </w:rPr>
-      </w:pPr>
-      <w:r>
-        <w:rPr>
-          <w:szCs w:val="24"/>
-          <w:lang w:val="pt-BR"/>
-        </w:rPr>
-        <w:t xml:space="preserve">O acesso foi realizado com a biblioteca </w:t>
-      </w:r>
-      <w:proofErr w:type="spellStart"/>
-      <w:r>
-        <w:rPr>
-          <w:szCs w:val="24"/>
-          <w:lang w:val="pt-BR"/>
-        </w:rPr>
-        <w:t>spotipy</w:t>
-      </w:r>
-      <w:proofErr w:type="spellEnd"/>
-      <w:r>
-        <w:rPr>
-          <w:szCs w:val="24"/>
-          <w:lang w:val="pt-BR"/>
-        </w:rPr>
-        <w:t xml:space="preserve">, configurada por meio da classe </w:t>
-      </w:r>
-      <w:proofErr w:type="spellStart"/>
-      <w:r>
-        <w:rPr>
-          <w:szCs w:val="24"/>
-          <w:lang w:val="pt-BR"/>
-        </w:rPr>
-        <w:t>SpotifyClientCredentials</w:t>
-      </w:r>
-      <w:proofErr w:type="spellEnd"/>
-      <w:r>
-        <w:rPr>
-          <w:szCs w:val="24"/>
-          <w:lang w:val="pt-BR"/>
-        </w:rPr>
-        <w:t xml:space="preserve">, garantindo autenticação </w:t>
-      </w:r>
-      <w:proofErr w:type="spellStart"/>
-      <w:r>
-        <w:rPr>
-          <w:szCs w:val="24"/>
-          <w:lang w:val="pt-BR"/>
-        </w:rPr>
-        <w:t>OAuth</w:t>
-      </w:r>
-      <w:proofErr w:type="spellEnd"/>
-      <w:r>
-        <w:rPr>
-          <w:szCs w:val="24"/>
-          <w:lang w:val="pt-BR"/>
-        </w:rPr>
-        <w:t xml:space="preserve"> segura.</w:t>
-      </w:r>
-    </w:p>
-    <w:p>
-      <w:pPr>
-        <w:rPr>
-          <w:lang w:val="pt-BR"/>
-        </w:rPr>
-      </w:pPr>
-      <w:r>
-        <w:rPr>
-          <w:szCs w:val="24"/>
-          <w:lang w:val="pt-BR"/>
-        </w:rPr>
-        <w:t>O teste de conexão retornou sucesso com a execução de uma query simples (</w:t>
-      </w:r>
-      <w:proofErr w:type="spellStart"/>
-      <w:r>
-        <w:rPr>
-          <w:szCs w:val="24"/>
-          <w:lang w:val="pt-BR"/>
-        </w:rPr>
-        <w:t>sp.search</w:t>
-      </w:r>
-      <w:proofErr w:type="spellEnd"/>
-      <w:r>
-        <w:rPr>
-          <w:szCs w:val="24"/>
-          <w:lang w:val="pt-BR"/>
-        </w:rPr>
-        <w:t>(q="</w:t>
-      </w:r>
-      <w:proofErr w:type="spellStart"/>
-      <w:r>
-        <w:rPr>
-          <w:szCs w:val="24"/>
-          <w:lang w:val="pt-BR"/>
-        </w:rPr>
-        <w:t>genre:pop</w:t>
-      </w:r>
-      <w:proofErr w:type="spellEnd"/>
-      <w:r>
-        <w:rPr>
-          <w:szCs w:val="24"/>
-          <w:lang w:val="pt-BR"/>
-        </w:rPr>
-        <w:t xml:space="preserve">", </w:t>
-      </w:r>
-      <w:proofErr w:type="spellStart"/>
-      <w:r>
-        <w:rPr>
-          <w:szCs w:val="24"/>
-          <w:lang w:val="pt-BR"/>
-        </w:rPr>
-        <w:t>type</w:t>
-      </w:r>
-      <w:proofErr w:type="spellEnd"/>
-      <w:r>
-        <w:rPr>
-          <w:szCs w:val="24"/>
-          <w:lang w:val="pt-BR"/>
-        </w:rPr>
-        <w:t xml:space="preserve">="track")), confirmando a comunicação com a API </w:t>
-      </w:r>
-      <w:proofErr w:type="spellStart"/>
-      <w:r>
-        <w:rPr>
-          <w:szCs w:val="24"/>
-          <w:lang w:val="pt-BR"/>
-        </w:rPr>
-        <w:t>RESTful</w:t>
-      </w:r>
-      <w:proofErr w:type="spellEnd"/>
-      <w:r>
-        <w:rPr>
-          <w:szCs w:val="24"/>
-          <w:lang w:val="pt-BR"/>
-        </w:rPr>
-        <w:t>.</w:t>
+        <w:t>O teste de conexão retornou sucesso com a execução de uma query simples (sp.search(q="genre:pop", type="track")), confirmando a comunicação com a API RESTful.</w:t>
       </w:r>
     </w:p>
     <w:p>
@@ -2198,21 +1160,7 @@
           <w:lang w:val="pt-BR"/>
         </w:rPr>
         <w:lastRenderedPageBreak/>
-        <w:t>2.2 Coleta de dados musicais (</w:t>
-      </w:r>
-      <w:proofErr w:type="spellStart"/>
-      <w:r>
-        <w:rPr>
-          <w:lang w:val="pt-BR"/>
-        </w:rPr>
-        <w:t>Extract</w:t>
-      </w:r>
-      <w:proofErr w:type="spellEnd"/>
-      <w:r>
-        <w:rPr>
-          <w:lang w:val="pt-BR"/>
-        </w:rPr>
-        <w:t>)</w:t>
+        <w:t>2.2 Coleta de dados musicais (Extract)</w:t>
       </w:r>
     </w:p>
     <w:p>
@@ -2227,54 +1175,78 @@
           <w:szCs w:val="24"/>
           <w:lang w:val="pt-BR"/>
         </w:rPr>
-        <w:t xml:space="preserve">A coleta utilizou o </w:t>
-      </w:r>
-      <w:proofErr w:type="spellStart"/>
-      <w:r>
+        <w:t>A coleta utilizou o endpoint /v1/search da API Spotify para extrair 100 faixas de cada gênero musical detectado.</w:t>
+      </w:r>
+    </w:p>
+    <w:p>
+      <w:pPr>
         <w:rPr>
           <w:szCs w:val="24"/>
           <w:lang w:val="pt-BR"/>
         </w:rPr>
-        <w:t>endpoint</w:t>
-      </w:r>
-      <w:proofErr w:type="spellEnd"/>
+      </w:pPr>
       <w:r>
         <w:rPr>
           <w:szCs w:val="24"/>
           <w:lang w:val="pt-BR"/>
         </w:rPr>
-        <w:t xml:space="preserve"> /v1/</w:t>
-      </w:r>
-      <w:proofErr w:type="spellStart"/>
+        <w:t>Primeiramente, foi executada uma varredura para identificar as categorias disponíveis no Brasil, retornando 50 categorias válidas (e.g. Hip-Hop, Pop, Rock, R&amp;B, Jazz, K-pop).</w:t>
+      </w:r>
+    </w:p>
+    <w:p>
+      <w:pPr>
+        <w:rPr>
+          <w:lang w:val="pt-BR"/>
+        </w:rPr>
+      </w:pPr>
       <w:r>
         <w:rPr>
           <w:szCs w:val="24"/>
           <w:lang w:val="pt-BR"/>
         </w:rPr>
-        <w:t>search</w:t>
-      </w:r>
-      <w:proofErr w:type="spellEnd"/>
+        <w:t>Dessas, foram selecionadas 17 categorias musicais relevantes, utilizadas para consulta automatizada, conforme as issues #5 e #6 do repositório GitHub.</w:t>
+      </w:r>
+    </w:p>
+    <w:p>
+      <w:pPr>
+        <w:rPr>
+          <w:lang w:val="pt-BR"/>
+        </w:rPr>
+      </w:pPr>
       <w:r>
         <w:rPr>
           <w:szCs w:val="24"/>
           <w:lang w:val="pt-BR"/>
         </w:rPr>
-        <w:t xml:space="preserve"> da API Spotify para extrair 100 faixas de cada gênero musical detectado.</w:t>
-      </w:r>
-    </w:p>
-    <w:p>
-      <w:pPr>
+        <w:t>O processo foi implementado com paginação e controle de limite (até 500 faixas por categoria), resultando na coleta de 1.700 faixas com os atributos:</w:t>
+      </w:r>
+    </w:p>
+    <w:p>
+      <w:pPr>
+        <w:rPr>
+          <w:lang w:val="pt-BR"/>
+        </w:rPr>
+      </w:pPr>
+      <w:r>
         <w:rPr>
           <w:szCs w:val="24"/>
           <w:lang w:val="pt-BR"/>
         </w:rPr>
+        <w:t>genero</w:t>
+      </w:r>
+    </w:p>
+    <w:p>
+      <w:pPr>
+        <w:rPr>
+          <w:lang w:val="pt-BR"/>
+        </w:rPr>
       </w:pPr>
       <w:r>
         <w:rPr>
           <w:szCs w:val="24"/>
           <w:lang w:val="pt-BR"/>
         </w:rPr>
-        <w:t>Primeiramente, foi executada uma varredura para identificar as categorias disponíveis no Brasil, retornando 50 categorias válidas (e.g. Hip-Hop, Pop, Rock, R&amp;B, Jazz, K-pop).</w:t>
+        <w:t>faixa</w:t>
       </w:r>
     </w:p>
     <w:p>
@@ -2288,23 +1260,35 @@
           <w:szCs w:val="24"/>
           <w:lang w:val="pt-BR"/>
         </w:rPr>
-        <w:t xml:space="preserve">Dessas, foram selecionadas 17 categorias musicais relevantes, utilizadas para consulta automatizada, conforme as </w:t>
-      </w:r>
-      <w:proofErr w:type="spellStart"/>
+        <w:t>artista</w:t>
+      </w:r>
+    </w:p>
+    <w:p>
+      <w:pPr>
+        <w:rPr>
+          <w:lang w:val="pt-BR"/>
+        </w:rPr>
+      </w:pPr>
       <w:r>
         <w:rPr>
           <w:szCs w:val="24"/>
           <w:lang w:val="pt-BR"/>
         </w:rPr>
-        <w:t>issues</w:t>
-      </w:r>
-      <w:proofErr w:type="spellEnd"/>
+        <w:t>album</w:t>
+      </w:r>
+    </w:p>
+    <w:p>
+      <w:pPr>
+        <w:rPr>
+          <w:lang w:val="pt-BR"/>
+        </w:rPr>
+      </w:pPr>
       <w:r>
         <w:rPr>
           <w:szCs w:val="24"/>
           <w:lang w:val="pt-BR"/>
         </w:rPr>
-        <w:t xml:space="preserve"> #5 e #6 do repositório GitHub.</w:t>
+        <w:t>data_lancamento</w:t>
       </w:r>
     </w:p>
     <w:p>
@@ -2318,24 +1302,22 @@
           <w:szCs w:val="24"/>
           <w:lang w:val="pt-BR"/>
         </w:rPr>
-        <w:t>O processo foi implementado com paginação e controle de limite (até 500 faixas por categoria), resultando na coleta de 1.700 faixas com os atributos:</w:t>
-      </w:r>
-    </w:p>
-    <w:p>
-      <w:pPr>
-        <w:rPr>
-          <w:lang w:val="pt-BR"/>
-        </w:rPr>
-      </w:pPr>
-      <w:proofErr w:type="spellStart"/>
+        <w:t>popularidade</w:t>
+      </w:r>
+    </w:p>
+    <w:p>
+      <w:pPr>
+        <w:rPr>
+          <w:lang w:val="pt-BR"/>
+        </w:rPr>
+      </w:pPr>
       <w:r>
         <w:rPr>
           <w:szCs w:val="24"/>
           <w:lang w:val="pt-BR"/>
         </w:rPr>
-        <w:t>genero</w:t>
-      </w:r>
-      <w:proofErr w:type="spellEnd"/>
+        <w:t>duracao_ms</w:t>
+      </w:r>
     </w:p>
     <w:p>
       <w:pPr>
@@ -2348,129 +1330,7 @@
           <w:szCs w:val="24"/>
           <w:lang w:val="pt-BR"/>
         </w:rPr>
-        <w:t>faixa</w:t>
-      </w:r>
-    </w:p>
-    <w:p>
-      <w:pPr>
-        <w:rPr>
-          <w:lang w:val="pt-BR"/>
-        </w:rPr>
-      </w:pPr>
-      <w:r>
-        <w:rPr>
-          <w:szCs w:val="24"/>
-          <w:lang w:val="pt-BR"/>
-        </w:rPr>
-        <w:t>artista</w:t>
-      </w:r>
-    </w:p>
-    <w:p>
-      <w:pPr>
-        <w:rPr>
-          <w:lang w:val="pt-BR"/>
-        </w:rPr>
-      </w:pPr>
-      <w:proofErr w:type="spellStart"/>
-      <w:r>
-        <w:rPr>
-          <w:szCs w:val="24"/>
-          <w:lang w:val="pt-BR"/>
-        </w:rPr>
-        <w:t>album</w:t>
-      </w:r>
-      <w:proofErr w:type="spellEnd"/>
-    </w:p>
-    <w:p>
-      <w:pPr>
-        <w:rPr>
-          <w:lang w:val="pt-BR"/>
-        </w:rPr>
-      </w:pPr>
-      <w:proofErr w:type="spellStart"/>
-      <w:r>
-        <w:rPr>
-          <w:szCs w:val="24"/>
-          <w:lang w:val="pt-BR"/>
-        </w:rPr>
-        <w:t>data_lancamento</w:t>
-      </w:r>
-      <w:proofErr w:type="spellEnd"/>
-    </w:p>
-    <w:p>
-      <w:pPr>
-        <w:rPr>
-          <w:lang w:val="pt-BR"/>
-        </w:rPr>
-      </w:pPr>
-      <w:r>
-        <w:rPr>
-          <w:szCs w:val="24"/>
-          <w:lang w:val="pt-BR"/>
-        </w:rPr>
-        <w:t>popularidade</w:t>
-      </w:r>
-    </w:p>
-    <w:p>
-      <w:pPr>
-        <w:rPr>
-          <w:lang w:val="pt-BR"/>
-        </w:rPr>
-      </w:pPr>
-      <w:proofErr w:type="spellStart"/>
-      <w:r>
-        <w:rPr>
-          <w:szCs w:val="24"/>
-          <w:lang w:val="pt-BR"/>
-        </w:rPr>
-        <w:t>duracao_ms</w:t>
-      </w:r>
-      <w:proofErr w:type="spellEnd"/>
-    </w:p>
-    <w:p>
-      <w:pPr>
-        <w:rPr>
-          <w:lang w:val="pt-BR"/>
-        </w:rPr>
-      </w:pPr>
-      <w:r>
-        <w:rPr>
-          <w:szCs w:val="24"/>
-          <w:lang w:val="pt-BR"/>
-        </w:rPr>
-        <w:t xml:space="preserve">O </w:t>
-      </w:r>
-      <w:proofErr w:type="spellStart"/>
-      <w:r>
-        <w:rPr>
-          <w:szCs w:val="24"/>
-          <w:lang w:val="pt-BR"/>
-        </w:rPr>
-        <w:t>dataset</w:t>
-      </w:r>
-      <w:proofErr w:type="spellEnd"/>
-      <w:r>
-        <w:rPr>
-          <w:szCs w:val="24"/>
-          <w:lang w:val="pt-BR"/>
-        </w:rPr>
-        <w:t xml:space="preserve"> bruto foi exportado como /</w:t>
-      </w:r>
-      <w:proofErr w:type="spellStart"/>
-      <w:r>
-        <w:rPr>
-          <w:szCs w:val="24"/>
-          <w:lang w:val="pt-BR"/>
-        </w:rPr>
-        <w:t>content</w:t>
-      </w:r>
-      <w:proofErr w:type="spellEnd"/>
-      <w:r>
-        <w:rPr>
-          <w:szCs w:val="24"/>
-          <w:lang w:val="pt-BR"/>
-        </w:rPr>
-        <w:t>/data/spotify_raw.csv.</w:t>
+        <w:t>O dataset bruto foi exportado como /content/data/spotify_raw.csv.</w:t>
       </w:r>
     </w:p>
     <w:p>
@@ -2485,21 +1345,7 @@
         <w:rPr>
           <w:lang w:val="pt-BR"/>
         </w:rPr>
-        <w:t>2.3 Limpeza e transformação de dados (</w:t>
-      </w:r>
-      <w:proofErr w:type="spellStart"/>
-      <w:r>
-        <w:rPr>
-          <w:lang w:val="pt-BR"/>
-        </w:rPr>
-        <w:t>Transform</w:t>
-      </w:r>
-      <w:proofErr w:type="spellEnd"/>
-      <w:r>
-        <w:rPr>
-          <w:lang w:val="pt-BR"/>
-        </w:rPr>
-        <w:t>)</w:t>
+        <w:t>2.3 Limpeza e transformação de dados (Transform)</w:t>
       </w:r>
     </w:p>
     <w:p>
@@ -2625,7 +1471,6 @@
               </w:rPr>
               <w:t>Remoção de duplicatas (</w:t>
             </w:r>
-            <w:proofErr w:type="spellStart"/>
             <w:r>
               <w:rPr>
                 <w:rFonts w:ascii="Consolas" w:eastAsia="Consolas" w:hAnsi="Consolas" w:cs="Consolas"/>
@@ -2633,7 +1478,6 @@
               </w:rPr>
               <w:t>drop_duplicates</w:t>
             </w:r>
-            <w:proofErr w:type="spellEnd"/>
             <w:r>
               <w:rPr>
                 <w:lang w:val="pt-BR"/>
@@ -2658,16 +1502,8 @@
               <w:rPr>
                 <w:lang w:val="pt-BR"/>
               </w:rPr>
-              <w:t>Redução de redundância entre faixas/</w:t>
+              <w:t>Redução de redundância entre faixas/albuns</w:t>
             </w:r>
-            <w:proofErr w:type="spellStart"/>
-            <w:r>
-              <w:rPr>
-                <w:lang w:val="pt-BR"/>
-              </w:rPr>
-              <w:t>albuns</w:t>
-            </w:r>
-            <w:proofErr w:type="spellEnd"/>
           </w:p>
         </w:tc>
       </w:tr>
@@ -2707,7 +1543,6 @@
               </w:rPr>
               <w:t xml:space="preserve">Conversão de </w:t>
             </w:r>
-            <w:proofErr w:type="spellStart"/>
             <w:r>
               <w:rPr>
                 <w:rFonts w:ascii="Consolas" w:eastAsia="Consolas" w:hAnsi="Consolas" w:cs="Consolas"/>
@@ -2715,14 +1550,12 @@
               </w:rPr>
               <w:t>data_lancamento</w:t>
             </w:r>
-            <w:proofErr w:type="spellEnd"/>
             <w:r>
               <w:rPr>
                 <w:lang w:val="pt-BR"/>
               </w:rPr>
               <w:t xml:space="preserve"> → </w:t>
             </w:r>
-            <w:proofErr w:type="spellStart"/>
             <w:r>
               <w:rPr>
                 <w:rFonts w:ascii="Consolas" w:eastAsia="Consolas" w:hAnsi="Consolas" w:cs="Consolas"/>
@@ -2730,7 +1563,6 @@
               </w:rPr>
               <w:t>datetime</w:t>
             </w:r>
-            <w:proofErr w:type="spellEnd"/>
           </w:p>
         </w:tc>
         <w:tc>
@@ -2742,21 +1574,8 @@
             <w:pPr>
               <w:jc w:val="center"/>
             </w:pPr>
-            <w:proofErr w:type="spellStart"/>
             <w:r>
-              <w:t>Padronização</w:t>
-            </w:r>
-            <w:proofErr w:type="spellEnd"/>
-            <w:r>
-              <w:t xml:space="preserve"> de </w:t>
-            </w:r>
-            <w:proofErr w:type="spellStart"/>
-            <w:r>
-              <w:t>formato</w:t>
-            </w:r>
-            <w:proofErr w:type="spellEnd"/>
-            <w:r>
-              <w:t xml:space="preserve"> temporal</w:t>
+              <w:t>Padronização de formato temporal</w:t>
             </w:r>
           </w:p>
         </w:tc>
@@ -2797,7 +1616,6 @@
               </w:rPr>
               <w:t xml:space="preserve">Criação da coluna </w:t>
             </w:r>
-            <w:proofErr w:type="spellStart"/>
             <w:r>
               <w:rPr>
                 <w:rFonts w:ascii="Consolas" w:eastAsia="Consolas" w:hAnsi="Consolas" w:cs="Consolas"/>
@@ -2805,7 +1623,6 @@
               </w:rPr>
               <w:t>duracao_min</w:t>
             </w:r>
-            <w:proofErr w:type="spellEnd"/>
           </w:p>
         </w:tc>
         <w:tc>
@@ -2824,21 +1641,7 @@
               <w:rPr>
                 <w:lang w:val="pt-BR"/>
               </w:rPr>
-              <w:t xml:space="preserve">Duração convertida </w:t>
-            </w:r>
-            <w:proofErr w:type="spellStart"/>
-            <w:r>
-              <w:rPr>
-                <w:lang w:val="pt-BR"/>
-              </w:rPr>
-              <w:t>de</w:t>
-            </w:r>
-            <w:proofErr w:type="spellEnd"/>
-            <w:r>
-              <w:rPr>
-                <w:lang w:val="pt-BR"/>
-              </w:rPr>
-              <w:t xml:space="preserve"> milissegundos para minutos</w:t>
+              <w:t>Duração convertida de milissegundos para minutos</w:t>
             </w:r>
           </w:p>
         </w:tc>
@@ -2880,7 +1683,6 @@
               </w:rPr>
               <w:t xml:space="preserve">Criação da coluna </w:t>
             </w:r>
-            <w:proofErr w:type="spellStart"/>
             <w:r>
               <w:rPr>
                 <w:rFonts w:ascii="Consolas" w:eastAsia="Consolas" w:hAnsi="Consolas" w:cs="Consolas"/>
@@ -2888,7 +1690,6 @@
               </w:rPr>
               <w:t>popularidade_norm</w:t>
             </w:r>
-            <w:proofErr w:type="spellEnd"/>
           </w:p>
         </w:tc>
         <w:tc>
@@ -2979,39 +1780,7 @@
           <w:szCs w:val="24"/>
           <w:lang w:val="pt-BR"/>
         </w:rPr>
-        <w:t xml:space="preserve">Após o tratamento, o </w:t>
-      </w:r>
-      <w:proofErr w:type="spellStart"/>
-      <w:r>
-        <w:rPr>
-          <w:szCs w:val="24"/>
-          <w:lang w:val="pt-BR"/>
-        </w:rPr>
-        <w:t>dataset</w:t>
-      </w:r>
-      <w:proofErr w:type="spellEnd"/>
-      <w:r>
-        <w:rPr>
-          <w:szCs w:val="24"/>
-          <w:lang w:val="pt-BR"/>
-        </w:rPr>
-        <w:t xml:space="preserve"> final apresentou 890 registros válidos e 7 colunas consolidadas, exportadas para /</w:t>
-      </w:r>
-      <w:proofErr w:type="spellStart"/>
-      <w:r>
-        <w:rPr>
-          <w:szCs w:val="24"/>
-          <w:lang w:val="pt-BR"/>
-        </w:rPr>
-        <w:t>content</w:t>
-      </w:r>
-      <w:proofErr w:type="spellEnd"/>
-      <w:r>
-        <w:rPr>
-          <w:szCs w:val="24"/>
-          <w:lang w:val="pt-BR"/>
-        </w:rPr>
-        <w:t>/data/spotify_semana2_tratado.csv.</w:t>
+        <w:t>Após o tratamento, o dataset final apresentou 890 registros válidos e 7 colunas consolidadas, exportadas para /content/data/spotify_semana2_tratado.csv.</w:t>
       </w:r>
     </w:p>
     <w:p>
@@ -3052,21 +1821,7 @@
         <w:rPr>
           <w:lang w:val="pt-BR"/>
         </w:rPr>
-        <w:t>Prompt 1 — Coleta estruturada (</w:t>
-      </w:r>
-      <w:proofErr w:type="spellStart"/>
-      <w:r>
-        <w:rPr>
-          <w:lang w:val="pt-BR"/>
-        </w:rPr>
-        <w:t>few</w:t>
-      </w:r>
-      <w:proofErr w:type="spellEnd"/>
-      <w:r>
-        <w:rPr>
-          <w:lang w:val="pt-BR"/>
-        </w:rPr>
-        <w:t>-shot):</w:t>
+        <w:t>Prompt 1 — Coleta estruturada (few-shot):</w:t>
       </w:r>
     </w:p>
     <w:p>
@@ -3092,76 +1847,20 @@
         <w:rPr>
           <w:lang w:val="pt-BR"/>
         </w:rPr>
-        <w:t>Prompt 2 — Diagnóstico de qualidade (</w:t>
-      </w:r>
-      <w:proofErr w:type="spellStart"/>
-      <w:r>
-        <w:rPr>
-          <w:lang w:val="pt-BR"/>
-        </w:rPr>
-        <w:t>chain-of-thought</w:t>
-      </w:r>
-      <w:proofErr w:type="spellEnd"/>
-      <w:r>
-        <w:rPr>
-          <w:lang w:val="pt-BR"/>
-        </w:rPr>
-        <w:t>):</w:t>
-      </w:r>
-    </w:p>
-    <w:p>
-      <w:pPr>
-        <w:rPr>
-          <w:lang w:val="pt-BR"/>
-        </w:rPr>
-      </w:pPr>
-      <w:r>
-        <w:rPr>
-          <w:lang w:val="pt-BR"/>
-        </w:rPr>
-        <w:t xml:space="preserve">"Explique passo a passo como validar a integridade do </w:t>
-      </w:r>
-      <w:proofErr w:type="spellStart"/>
-      <w:r>
-        <w:rPr>
-          <w:lang w:val="pt-BR"/>
-        </w:rPr>
-        <w:t>dataset</w:t>
-      </w:r>
-      <w:proofErr w:type="spellEnd"/>
-      <w:r>
-        <w:rPr>
-          <w:lang w:val="pt-BR"/>
-        </w:rPr>
-        <w:t xml:space="preserve"> após a limpeza, com </w:t>
-      </w:r>
-      <w:proofErr w:type="spellStart"/>
-      <w:r>
-        <w:rPr>
-          <w:lang w:val="pt-BR"/>
-        </w:rPr>
-        <w:t>info</w:t>
-      </w:r>
-      <w:proofErr w:type="spellEnd"/>
-      <w:r>
-        <w:rPr>
-          <w:lang w:val="pt-BR"/>
-        </w:rPr>
-        <w:t xml:space="preserve">(), </w:t>
-      </w:r>
-      <w:proofErr w:type="spellStart"/>
-      <w:r>
-        <w:rPr>
-          <w:lang w:val="pt-BR"/>
-        </w:rPr>
-        <w:t>describe</w:t>
-      </w:r>
-      <w:proofErr w:type="spellEnd"/>
-      <w:r>
-        <w:rPr>
-          <w:lang w:val="pt-BR"/>
-        </w:rPr>
-        <w:t>(), e análise de nulos."</w:t>
+        <w:t>Prompt 2 — Diagnóstico de qualidade (chain-of-thought):</w:t>
+      </w:r>
+    </w:p>
+    <w:p>
+      <w:pPr>
+        <w:rPr>
+          <w:lang w:val="pt-BR"/>
+        </w:rPr>
+      </w:pPr>
+      <w:r>
+        <w:rPr>
+          <w:lang w:val="pt-BR"/>
+        </w:rPr>
+        <w:t>"Explique passo a passo como validar a integridade do dataset após a limpeza, com info(), describe(), e análise de nulos."</w:t>
       </w:r>
     </w:p>
     <w:p>
@@ -3227,21 +1926,7 @@
         <w:rPr>
           <w:lang w:val="pt-BR"/>
         </w:rPr>
-        <w:t xml:space="preserve">O </w:t>
-      </w:r>
-      <w:proofErr w:type="spellStart"/>
-      <w:r>
-        <w:rPr>
-          <w:lang w:val="pt-BR"/>
-        </w:rPr>
-        <w:t>dataset</w:t>
-      </w:r>
-      <w:proofErr w:type="spellEnd"/>
-      <w:r>
-        <w:rPr>
-          <w:lang w:val="pt-BR"/>
-        </w:rPr>
-        <w:t xml:space="preserve"> final foi validado quanto à consistência e completude.</w:t>
+        <w:t>O dataset final foi validado quanto à consistência e completude.</w:t>
       </w:r>
     </w:p>
     <w:p>
@@ -3765,77 +2450,7 @@
         <w:rPr>
           <w:lang w:val="pt-BR"/>
         </w:rPr>
-        <w:t xml:space="preserve">O notebook </w:t>
-      </w:r>
-      <w:proofErr w:type="spellStart"/>
-      <w:r>
-        <w:rPr>
-          <w:lang w:val="pt-BR"/>
-        </w:rPr>
-        <w:t>spotify.ipynb</w:t>
-      </w:r>
-      <w:proofErr w:type="spellEnd"/>
-      <w:r>
-        <w:rPr>
-          <w:lang w:val="pt-BR"/>
-        </w:rPr>
-        <w:t xml:space="preserve"> foi salvo no Drive e </w:t>
-      </w:r>
-      <w:proofErr w:type="spellStart"/>
-      <w:r>
-        <w:rPr>
-          <w:lang w:val="pt-BR"/>
-        </w:rPr>
-        <w:t>versionado</w:t>
-      </w:r>
-      <w:proofErr w:type="spellEnd"/>
-      <w:r>
-        <w:rPr>
-          <w:lang w:val="pt-BR"/>
-        </w:rPr>
-        <w:t xml:space="preserve"> no GitHub, com </w:t>
-      </w:r>
-      <w:proofErr w:type="spellStart"/>
-      <w:r>
-        <w:rPr>
-          <w:lang w:val="pt-BR"/>
-        </w:rPr>
-        <w:t>commits</w:t>
-      </w:r>
-      <w:proofErr w:type="spellEnd"/>
-      <w:r>
-        <w:rPr>
-          <w:lang w:val="pt-BR"/>
-        </w:rPr>
-        <w:t xml:space="preserve"> e </w:t>
-      </w:r>
-      <w:proofErr w:type="spellStart"/>
-      <w:r>
-        <w:rPr>
-          <w:lang w:val="pt-BR"/>
-        </w:rPr>
-        <w:t>milestones</w:t>
-      </w:r>
-      <w:proofErr w:type="spellEnd"/>
-      <w:r>
-        <w:rPr>
-          <w:lang w:val="pt-BR"/>
-        </w:rPr>
-        <w:t xml:space="preserve"> registrados conforme as </w:t>
-      </w:r>
-      <w:proofErr w:type="spellStart"/>
-      <w:r>
-        <w:rPr>
-          <w:lang w:val="pt-BR"/>
-        </w:rPr>
-        <w:t>issues</w:t>
-      </w:r>
-      <w:proofErr w:type="spellEnd"/>
-      <w:r>
-        <w:rPr>
-          <w:lang w:val="pt-BR"/>
-        </w:rPr>
-        <w:t>:</w:t>
+        <w:t>O notebook spotify.ipynb foi salvo no Drive e versionado no GitHub, com commits e milestones registrados conforme as issues:</w:t>
       </w:r>
     </w:p>
     <w:p>
@@ -3875,50 +2490,28 @@
         <w:rPr>
           <w:lang w:val="pt-BR"/>
         </w:rPr>
-        <w:t xml:space="preserve">#6 Coleta de dados musicais (gêneros e </w:t>
-      </w:r>
-      <w:proofErr w:type="gramStart"/>
-      <w:r>
-        <w:rPr>
-          <w:lang w:val="pt-BR"/>
-        </w:rPr>
-        <w:t>playlists</w:t>
-      </w:r>
-      <w:proofErr w:type="gramEnd"/>
-      <w:r>
-        <w:rPr>
-          <w:lang w:val="pt-BR"/>
-        </w:rPr>
-        <w:t>)</w:t>
-      </w:r>
-    </w:p>
-    <w:p>
-      <w:pPr>
-        <w:rPr>
-          <w:lang w:val="pt-BR"/>
-        </w:rPr>
-      </w:pPr>
-    </w:p>
-    <w:p>
-      <w:pPr>
-        <w:rPr>
-          <w:lang w:val="pt-BR"/>
-        </w:rPr>
-      </w:pPr>
-      <w:r>
-        <w:rPr>
-          <w:lang w:val="pt-BR"/>
-        </w:rPr>
-        <w:t xml:space="preserve">#7 Limpeza e transformação do </w:t>
-      </w:r>
-      <w:proofErr w:type="spellStart"/>
-      <w:r>
-        <w:rPr>
-          <w:lang w:val="pt-BR"/>
-        </w:rPr>
-        <w:t>dataset</w:t>
-      </w:r>
-      <w:proofErr w:type="spellEnd"/>
+        <w:t>#6 Coleta de dados musicais (gêneros e playlists)</w:t>
+      </w:r>
+    </w:p>
+    <w:p>
+      <w:pPr>
+        <w:rPr>
+          <w:lang w:val="pt-BR"/>
+        </w:rPr>
+      </w:pPr>
+    </w:p>
+    <w:p>
+      <w:pPr>
+        <w:rPr>
+          <w:lang w:val="pt-BR"/>
+        </w:rPr>
+      </w:pPr>
+      <w:r>
+        <w:rPr>
+          <w:lang w:val="pt-BR"/>
+        </w:rPr>
+        <w:t>#7 Limpeza e transformação do dataset</w:t>
+      </w:r>
     </w:p>
     <w:p>
       <w:pPr>
@@ -3957,49 +2550,7 @@
         <w:rPr>
           <w:lang w:val="pt-BR"/>
         </w:rPr>
-        <w:t xml:space="preserve">A etapa prepara o terreno para a Semana 3 – Análise Exploratória e Visualização, que aplicará técnicas estatísticas e gráficos interativos com </w:t>
-      </w:r>
-      <w:proofErr w:type="spellStart"/>
-      <w:r>
-        <w:rPr>
-          <w:lang w:val="pt-BR"/>
-        </w:rPr>
-        <w:t>Matplotlib</w:t>
-      </w:r>
-      <w:proofErr w:type="spellEnd"/>
-      <w:r>
-        <w:rPr>
-          <w:lang w:val="pt-BR"/>
-        </w:rPr>
-        <w:t xml:space="preserve">, </w:t>
-      </w:r>
-      <w:proofErr w:type="spellStart"/>
-      <w:r>
-        <w:rPr>
-          <w:lang w:val="pt-BR"/>
-        </w:rPr>
-        <w:t>Seaborn</w:t>
-      </w:r>
-      <w:proofErr w:type="spellEnd"/>
-      <w:r>
-        <w:rPr>
-          <w:lang w:val="pt-BR"/>
-        </w:rPr>
-        <w:t xml:space="preserve"> e </w:t>
-      </w:r>
-      <w:proofErr w:type="spellStart"/>
-      <w:r>
-        <w:rPr>
-          <w:lang w:val="pt-BR"/>
-        </w:rPr>
-        <w:t>Plotly</w:t>
-      </w:r>
-      <w:proofErr w:type="spellEnd"/>
-      <w:r>
-        <w:rPr>
-          <w:lang w:val="pt-BR"/>
-        </w:rPr>
-        <w:t>, além da geração de insights com IA generativa.</w:t>
+        <w:t>A etapa prepara o terreno para a Semana 3 – Análise Exploratória e Visualização, que aplicará técnicas estatísticas e gráficos interativos com Matplotlib, Seaborn e Plotly, além da geração de insights com IA generativa.</w:t>
       </w:r>
     </w:p>
     <w:p>
@@ -4125,21 +2676,7 @@
         <w:rPr>
           <w:lang w:val="pt-BR"/>
         </w:rPr>
-        <w:t xml:space="preserve">SPOTIFY DEVELOPER. Spotify Web API </w:t>
-      </w:r>
-      <w:proofErr w:type="spellStart"/>
-      <w:r>
-        <w:rPr>
-          <w:lang w:val="pt-BR"/>
-        </w:rPr>
-        <w:t>Reference</w:t>
-      </w:r>
-      <w:proofErr w:type="spellEnd"/>
-      <w:r>
-        <w:rPr>
-          <w:lang w:val="pt-BR"/>
-        </w:rPr>
-        <w:t>.</w:t>
+        <w:t>SPOTIFY DEVELOPER. Spotify Web API Reference.</w:t>
       </w:r>
     </w:p>
     <w:p>
@@ -4241,35 +2778,7 @@
         <w:rPr>
           <w:lang w:val="pt-BR"/>
         </w:rPr>
-        <w:t xml:space="preserve">GOOGLE. Google </w:t>
-      </w:r>
-      <w:proofErr w:type="spellStart"/>
-      <w:r>
-        <w:rPr>
-          <w:lang w:val="pt-BR"/>
-        </w:rPr>
-        <w:t>Colaboratory</w:t>
-      </w:r>
-      <w:proofErr w:type="spellEnd"/>
-      <w:r>
-        <w:rPr>
-          <w:lang w:val="pt-BR"/>
-        </w:rPr>
-        <w:t xml:space="preserve"> </w:t>
-      </w:r>
-      <w:proofErr w:type="spellStart"/>
-      <w:r>
-        <w:rPr>
-          <w:lang w:val="pt-BR"/>
-        </w:rPr>
-        <w:t>Documentation</w:t>
-      </w:r>
-      <w:proofErr w:type="spellEnd"/>
-      <w:r>
-        <w:rPr>
-          <w:lang w:val="pt-BR"/>
-        </w:rPr>
-        <w:t>.</w:t>
+        <w:t>GOOGLE. Google Colaboratory Documentation.</w:t>
       </w:r>
     </w:p>
     <w:p>
@@ -4405,202 +2914,20 @@
         <w:rPr>
           <w:lang w:val="pt-PT"/>
         </w:rPr>
-        <w:t xml:space="preserve">A primeira </w:t>
-      </w:r>
-      <w:proofErr w:type="spellStart"/>
-      <w:r>
-        <w:rPr>
-          <w:lang w:val="pt-PT"/>
-        </w:rPr>
-        <w:t>issue</w:t>
-      </w:r>
-      <w:proofErr w:type="spellEnd"/>
-      <w:r>
-        <w:rPr>
-          <w:lang w:val="pt-PT"/>
-        </w:rPr>
-        <w:t xml:space="preserve"> da Semana 3 do projeto interdisciplinar Análise de Dados com </w:t>
-      </w:r>
-      <w:proofErr w:type="spellStart"/>
-      <w:r>
-        <w:rPr>
-          <w:lang w:val="pt-PT"/>
-        </w:rPr>
-        <w:t>Python</w:t>
-      </w:r>
-      <w:proofErr w:type="spellEnd"/>
-      <w:r>
-        <w:rPr>
-          <w:lang w:val="pt-PT"/>
-        </w:rPr>
-        <w:t xml:space="preserve">, IA e Engenharia de </w:t>
-      </w:r>
-      <w:proofErr w:type="spellStart"/>
-      <w:r>
-        <w:rPr>
-          <w:lang w:val="pt-PT"/>
-        </w:rPr>
-        <w:t>Prompt</w:t>
-      </w:r>
-      <w:proofErr w:type="spellEnd"/>
-      <w:r>
-        <w:rPr>
-          <w:lang w:val="pt-PT"/>
-        </w:rPr>
-        <w:t xml:space="preserve"> teve como objetivo executar a Análise Exploratória dos Dados (EDA) a partir do </w:t>
-      </w:r>
-      <w:proofErr w:type="spellStart"/>
-      <w:r>
-        <w:rPr>
-          <w:lang w:val="pt-PT"/>
-        </w:rPr>
-        <w:t>dataset</w:t>
-      </w:r>
-      <w:proofErr w:type="spellEnd"/>
-      <w:r>
-        <w:rPr>
-          <w:lang w:val="pt-PT"/>
-        </w:rPr>
-        <w:t xml:space="preserve"> tratado e exportado na Semana 2. Esta etapa marca a transição da coleta e preparação de dados para sua exploração visual e interpretativa, consolidando padrões e comportamentos que serão fundamentais para a construção do </w:t>
-      </w:r>
-      <w:proofErr w:type="spellStart"/>
-      <w:r>
-        <w:rPr>
-          <w:lang w:val="pt-PT"/>
-        </w:rPr>
-        <w:t>storytelling</w:t>
-      </w:r>
-      <w:proofErr w:type="spellEnd"/>
-      <w:r>
-        <w:rPr>
-          <w:lang w:val="pt-PT"/>
-        </w:rPr>
-        <w:t xml:space="preserve"> e do protótipo de </w:t>
-      </w:r>
-      <w:proofErr w:type="spellStart"/>
-      <w:r>
-        <w:rPr>
-          <w:lang w:val="pt-PT"/>
-        </w:rPr>
-        <w:t>dashboard</w:t>
-      </w:r>
-      <w:proofErr w:type="spellEnd"/>
-      <w:r>
-        <w:rPr>
-          <w:lang w:val="pt-PT"/>
-        </w:rPr>
-        <w:t xml:space="preserve"> na próxima </w:t>
-      </w:r>
-      <w:proofErr w:type="spellStart"/>
-      <w:r>
-        <w:rPr>
-          <w:lang w:val="pt-PT"/>
-        </w:rPr>
-        <w:t>issue</w:t>
-      </w:r>
-      <w:proofErr w:type="spellEnd"/>
-      <w:r>
-        <w:rPr>
-          <w:lang w:val="pt-PT"/>
-        </w:rPr>
-        <w:t xml:space="preserve"> da </w:t>
-      </w:r>
-      <w:proofErr w:type="spellStart"/>
-      <w:r>
-        <w:rPr>
-          <w:lang w:val="pt-PT"/>
-        </w:rPr>
-        <w:t>milestone</w:t>
-      </w:r>
-      <w:proofErr w:type="spellEnd"/>
-      <w:r>
-        <w:rPr>
-          <w:lang w:val="pt-PT"/>
-        </w:rPr>
-        <w:t>.</w:t>
-      </w:r>
-    </w:p>
-    <w:p>
-      <w:pPr>
-        <w:rPr>
-          <w:lang w:val="pt-PT"/>
-        </w:rPr>
-      </w:pPr>
-      <w:r>
-        <w:rPr>
-          <w:lang w:val="pt-PT"/>
-        </w:rPr>
-        <w:t xml:space="preserve">Todas as análises foram realizadas no Google </w:t>
-      </w:r>
-      <w:proofErr w:type="spellStart"/>
-      <w:r>
-        <w:rPr>
-          <w:lang w:val="pt-PT"/>
-        </w:rPr>
-        <w:t>Colab</w:t>
-      </w:r>
-      <w:proofErr w:type="spellEnd"/>
-      <w:r>
-        <w:rPr>
-          <w:lang w:val="pt-PT"/>
-        </w:rPr>
-        <w:t xml:space="preserve">, utilizando-se de bibliotecas científicas como pandas, </w:t>
-      </w:r>
-      <w:proofErr w:type="spellStart"/>
-      <w:r>
-        <w:rPr>
-          <w:lang w:val="pt-PT"/>
-        </w:rPr>
-        <w:t>matplotlib</w:t>
-      </w:r>
-      <w:proofErr w:type="spellEnd"/>
-      <w:r>
-        <w:rPr>
-          <w:lang w:val="pt-PT"/>
-        </w:rPr>
-        <w:t xml:space="preserve">, </w:t>
-      </w:r>
-      <w:proofErr w:type="spellStart"/>
-      <w:r>
-        <w:rPr>
-          <w:lang w:val="pt-PT"/>
-        </w:rPr>
-        <w:t>seaborn</w:t>
-      </w:r>
-      <w:proofErr w:type="spellEnd"/>
-      <w:r>
-        <w:rPr>
-          <w:lang w:val="pt-PT"/>
-        </w:rPr>
-        <w:t xml:space="preserve"> e </w:t>
-      </w:r>
-      <w:proofErr w:type="spellStart"/>
-      <w:r>
-        <w:rPr>
-          <w:lang w:val="pt-PT"/>
-        </w:rPr>
-        <w:t>plotly</w:t>
-      </w:r>
-      <w:proofErr w:type="spellEnd"/>
-      <w:r>
-        <w:rPr>
-          <w:lang w:val="pt-PT"/>
-        </w:rPr>
-        <w:t xml:space="preserve">, com integração ao Google Drive e ao GitHub. A Engenharia de </w:t>
-      </w:r>
-      <w:proofErr w:type="spellStart"/>
-      <w:r>
-        <w:rPr>
-          <w:lang w:val="pt-PT"/>
-        </w:rPr>
-        <w:t>Prompt</w:t>
-      </w:r>
-      <w:proofErr w:type="spellEnd"/>
-      <w:r>
-        <w:rPr>
-          <w:lang w:val="pt-PT"/>
-        </w:rPr>
-        <w:t xml:space="preserve"> continuou a desempenhar papel central, orientando a criação estruturada de gráficos, análises narrativas e exportação automatizada das figuras.</w:t>
+        <w:t>A primeira issue da Semana 3 do projeto interdisciplinar Análise de Dados com Python, IA e Engenharia de Prompt teve como objetivo executar a Análise Exploratória dos Dados (EDA) a partir do dataset tratado e exportado na Semana 2. Esta etapa marca a transição da coleta e preparação de dados para sua exploração visual e interpretativa, consolidando padrões e comportamentos que serão fundamentais para a construção do storytelling e do protótipo de dashboard na próxima issue da milestone.</w:t>
+      </w:r>
+    </w:p>
+    <w:p>
+      <w:pPr>
+        <w:rPr>
+          <w:lang w:val="pt-PT"/>
+        </w:rPr>
+      </w:pPr>
+      <w:r>
+        <w:rPr>
+          <w:lang w:val="pt-PT"/>
+        </w:rPr>
+        <w:t>Todas as análises foram realizadas no Google Colab, utilizando-se de bibliotecas científicas como pandas, matplotlib, seaborn e plotly, com integração ao Google Drive e ao GitHub. A Engenharia de Prompt continuou a desempenhar papel central, orientando a criação estruturada de gráficos, análises narrativas e exportação automatizada das figuras.</w:t>
       </w:r>
     </w:p>
     <w:p>
@@ -4635,145 +2962,33 @@
         <w:rPr>
           <w:lang w:val="pt-PT"/>
         </w:rPr>
-        <w:t xml:space="preserve">2.1 </w:t>
-      </w:r>
-      <w:proofErr w:type="spellStart"/>
-      <w:r>
-        <w:rPr>
-          <w:lang w:val="pt-PT"/>
-        </w:rPr>
-        <w:t>Prompt</w:t>
-      </w:r>
-      <w:proofErr w:type="spellEnd"/>
-      <w:r>
-        <w:rPr>
-          <w:lang w:val="pt-PT"/>
-        </w:rPr>
-        <w:t xml:space="preserve"> utilizado para realização da </w:t>
-      </w:r>
-      <w:proofErr w:type="spellStart"/>
-      <w:r>
-        <w:rPr>
-          <w:lang w:val="pt-PT"/>
-        </w:rPr>
-        <w:t>Issue</w:t>
-      </w:r>
-      <w:proofErr w:type="spellEnd"/>
-      <w:r>
-        <w:rPr>
-          <w:lang w:val="pt-PT"/>
-        </w:rPr>
-        <w:t xml:space="preserve"> (Semana 3.1)</w:t>
-      </w:r>
-    </w:p>
-    <w:p>
-      <w:pPr>
-        <w:rPr>
-          <w:lang w:val="pt-PT"/>
-        </w:rPr>
-      </w:pPr>
-      <w:r>
-        <w:rPr>
-          <w:lang w:val="pt-PT"/>
-        </w:rPr>
-        <w:t xml:space="preserve">Conforme solicitado pelo professor, segue abaixo o </w:t>
-      </w:r>
-      <w:proofErr w:type="spellStart"/>
-      <w:r>
-        <w:rPr>
-          <w:lang w:val="pt-PT"/>
-        </w:rPr>
-        <w:t>prompt</w:t>
-      </w:r>
-      <w:proofErr w:type="spellEnd"/>
-      <w:r>
-        <w:rPr>
-          <w:lang w:val="pt-PT"/>
-        </w:rPr>
-        <w:t xml:space="preserve"> literal utilizado para a construção da EDA completa desta etapa:</w:t>
-      </w:r>
-    </w:p>
-    <w:p>
-      <w:pPr>
-        <w:rPr>
-          <w:lang w:val="pt-PT"/>
-        </w:rPr>
-      </w:pPr>
-      <w:r>
-        <w:rPr>
-          <w:lang w:val="pt-PT"/>
-        </w:rPr>
-        <w:t xml:space="preserve">Atue como um Cientista de Dados Sênior especialista em análise exploratória, visualização de dados e </w:t>
-      </w:r>
-      <w:proofErr w:type="spellStart"/>
-      <w:r>
-        <w:rPr>
-          <w:lang w:val="pt-PT"/>
-        </w:rPr>
-        <w:t>storytelling</w:t>
-      </w:r>
-      <w:proofErr w:type="spellEnd"/>
-      <w:r>
-        <w:rPr>
-          <w:lang w:val="pt-PT"/>
-        </w:rPr>
-        <w:t xml:space="preserve">, utilizando </w:t>
-      </w:r>
-      <w:proofErr w:type="spellStart"/>
-      <w:r>
-        <w:rPr>
-          <w:lang w:val="pt-PT"/>
-        </w:rPr>
-        <w:t>Python</w:t>
-      </w:r>
-      <w:proofErr w:type="spellEnd"/>
-      <w:r>
-        <w:rPr>
-          <w:lang w:val="pt-PT"/>
-        </w:rPr>
-        <w:t xml:space="preserve">, Pandas, </w:t>
-      </w:r>
-      <w:proofErr w:type="spellStart"/>
-      <w:r>
-        <w:rPr>
-          <w:lang w:val="pt-PT"/>
-        </w:rPr>
-        <w:t>Matplotlib</w:t>
-      </w:r>
-      <w:proofErr w:type="spellEnd"/>
-      <w:r>
-        <w:rPr>
-          <w:lang w:val="pt-PT"/>
-        </w:rPr>
-        <w:t xml:space="preserve">, </w:t>
-      </w:r>
-      <w:proofErr w:type="spellStart"/>
-      <w:r>
-        <w:rPr>
-          <w:lang w:val="pt-PT"/>
-        </w:rPr>
-        <w:t>Seaborn</w:t>
-      </w:r>
-      <w:proofErr w:type="spellEnd"/>
-      <w:r>
-        <w:rPr>
-          <w:lang w:val="pt-PT"/>
-        </w:rPr>
-        <w:t xml:space="preserve"> e </w:t>
-      </w:r>
-      <w:proofErr w:type="spellStart"/>
-      <w:r>
-        <w:rPr>
-          <w:lang w:val="pt-PT"/>
-        </w:rPr>
-        <w:t>Plotly</w:t>
-      </w:r>
-      <w:proofErr w:type="spellEnd"/>
-      <w:r>
-        <w:rPr>
-          <w:lang w:val="pt-PT"/>
-        </w:rPr>
-        <w:t>.</w:t>
+        <w:t>2.1 Prompt utilizado para realização da Issue (Semana 3.1)</w:t>
+      </w:r>
+    </w:p>
+    <w:p>
+      <w:pPr>
+        <w:rPr>
+          <w:lang w:val="pt-PT"/>
+        </w:rPr>
+      </w:pPr>
+      <w:r>
+        <w:rPr>
+          <w:lang w:val="pt-PT"/>
+        </w:rPr>
+        <w:t>Conforme solicitado pelo professor, segue abaixo o prompt literal utilizado para a construção da EDA completa desta etapa:</w:t>
+      </w:r>
+    </w:p>
+    <w:p>
+      <w:pPr>
+        <w:rPr>
+          <w:lang w:val="pt-PT"/>
+        </w:rPr>
+      </w:pPr>
+      <w:r>
+        <w:rPr>
+          <w:lang w:val="pt-PT"/>
+        </w:rPr>
+        <w:t>Atue como um Cientista de Dados Sênior especialista em análise exploratória, visualização de dados e storytelling, utilizando Python, Pandas, Matplotlib, Seaborn e Plotly.</w:t>
       </w:r>
     </w:p>
     <w:p>
@@ -4800,240 +3015,72 @@
           <w:lang w:val="pt-PT"/>
         </w:rPr>
         <w:lastRenderedPageBreak/>
-        <w:t xml:space="preserve">1. Carregamento e inspeção inicial do </w:t>
-      </w:r>
-      <w:proofErr w:type="spellStart"/>
-      <w:r>
-        <w:rPr>
-          <w:lang w:val="pt-PT"/>
-        </w:rPr>
-        <w:t>dataset</w:t>
-      </w:r>
-      <w:proofErr w:type="spellEnd"/>
-      <w:r>
-        <w:rPr>
-          <w:lang w:val="pt-PT"/>
-        </w:rPr>
-        <w:t xml:space="preserve"> (</w:t>
-      </w:r>
-      <w:proofErr w:type="spellStart"/>
-      <w:r>
-        <w:rPr>
-          <w:lang w:val="pt-PT"/>
-        </w:rPr>
-        <w:t>info</w:t>
-      </w:r>
-      <w:proofErr w:type="spellEnd"/>
-      <w:r>
-        <w:rPr>
-          <w:lang w:val="pt-PT"/>
-        </w:rPr>
-        <w:t xml:space="preserve">(), </w:t>
-      </w:r>
-      <w:proofErr w:type="spellStart"/>
-      <w:r>
-        <w:rPr>
-          <w:lang w:val="pt-PT"/>
-        </w:rPr>
-        <w:t>describe</w:t>
-      </w:r>
-      <w:proofErr w:type="spellEnd"/>
-      <w:r>
-        <w:rPr>
-          <w:lang w:val="pt-PT"/>
-        </w:rPr>
-        <w:t xml:space="preserve">(), </w:t>
-      </w:r>
-      <w:proofErr w:type="spellStart"/>
-      <w:r>
-        <w:rPr>
-          <w:lang w:val="pt-PT"/>
-        </w:rPr>
-        <w:t>head</w:t>
-      </w:r>
-      <w:proofErr w:type="spellEnd"/>
-      <w:r>
-        <w:rPr>
-          <w:lang w:val="pt-PT"/>
-        </w:rPr>
-        <w:t xml:space="preserve">(), </w:t>
-      </w:r>
-      <w:proofErr w:type="spellStart"/>
-      <w:r>
-        <w:rPr>
-          <w:lang w:val="pt-PT"/>
-        </w:rPr>
-        <w:t>tail</w:t>
-      </w:r>
-      <w:proofErr w:type="spellEnd"/>
-      <w:r>
-        <w:rPr>
-          <w:lang w:val="pt-PT"/>
-        </w:rPr>
-        <w:t>(), nulos, duplicatas, cardinalidades).</w:t>
-      </w:r>
-    </w:p>
-    <w:p>
-      <w:pPr>
-        <w:rPr>
-          <w:lang w:val="pt-PT"/>
-        </w:rPr>
-      </w:pPr>
-      <w:r>
-        <w:rPr>
-          <w:lang w:val="pt-PT"/>
-        </w:rPr>
-        <w:t xml:space="preserve">2. Criação das visualizações obrigatórias: histograma da popularidade, </w:t>
-      </w:r>
-      <w:proofErr w:type="spellStart"/>
-      <w:r>
-        <w:rPr>
-          <w:lang w:val="pt-PT"/>
-        </w:rPr>
-        <w:t>scatter</w:t>
-      </w:r>
-      <w:proofErr w:type="spellEnd"/>
-      <w:r>
-        <w:rPr>
-          <w:lang w:val="pt-PT"/>
-        </w:rPr>
-        <w:t xml:space="preserve"> duração × popularidade, lançamentos por ano e gráfico de barras por gênero.</w:t>
-      </w:r>
-    </w:p>
-    <w:p>
-      <w:pPr>
-        <w:rPr>
-          <w:lang w:val="pt-PT"/>
-        </w:rPr>
-      </w:pPr>
-      <w:r>
-        <w:rPr>
-          <w:lang w:val="pt-PT"/>
-        </w:rPr>
-        <w:t xml:space="preserve">3. Criação de visualizações avançadas: </w:t>
-      </w:r>
-      <w:proofErr w:type="spellStart"/>
-      <w:r>
-        <w:rPr>
-          <w:lang w:val="pt-PT"/>
-        </w:rPr>
-        <w:t>boxplot</w:t>
-      </w:r>
-      <w:proofErr w:type="spellEnd"/>
-      <w:r>
-        <w:rPr>
-          <w:lang w:val="pt-PT"/>
-        </w:rPr>
-        <w:t xml:space="preserve"> por gênero, top 20 artistas por popularidade média, artistas com maior número de faixas com popularidade zero e artistas com maior discrepância entre popularidade mínima e máxima.</w:t>
-      </w:r>
-    </w:p>
-    <w:p>
-      <w:pPr>
-        <w:rPr>
-          <w:lang w:val="pt-PT"/>
-        </w:rPr>
-      </w:pPr>
-      <w:r>
-        <w:rPr>
-          <w:lang w:val="pt-PT"/>
-        </w:rPr>
-        <w:t xml:space="preserve">4. Interpretação técnica detalhada para cada gráfico, descrevendo padrões, tendências, </w:t>
-      </w:r>
-      <w:proofErr w:type="spellStart"/>
-      <w:r>
-        <w:rPr>
-          <w:lang w:val="pt-PT"/>
-        </w:rPr>
-        <w:t>outliers</w:t>
-      </w:r>
-      <w:proofErr w:type="spellEnd"/>
-      <w:r>
-        <w:rPr>
-          <w:lang w:val="pt-PT"/>
-        </w:rPr>
-        <w:t xml:space="preserve">, hipóteses e relevância para o </w:t>
-      </w:r>
-      <w:proofErr w:type="spellStart"/>
-      <w:r>
-        <w:rPr>
-          <w:lang w:val="pt-PT"/>
-        </w:rPr>
-        <w:t>storytelling</w:t>
-      </w:r>
-      <w:proofErr w:type="spellEnd"/>
-      <w:r>
-        <w:rPr>
-          <w:lang w:val="pt-PT"/>
-        </w:rPr>
-        <w:t>.</w:t>
-      </w:r>
-    </w:p>
-    <w:p>
-      <w:pPr>
-        <w:rPr>
-          <w:lang w:val="pt-PT"/>
-        </w:rPr>
-      </w:pPr>
-      <w:r>
-        <w:rPr>
-          <w:lang w:val="pt-PT"/>
-        </w:rPr>
-        <w:t xml:space="preserve">5. Geração de uma célula </w:t>
-      </w:r>
-      <w:proofErr w:type="spellStart"/>
-      <w:r>
-        <w:rPr>
-          <w:lang w:val="pt-PT"/>
-        </w:rPr>
-        <w:t>Markdown</w:t>
-      </w:r>
-      <w:proofErr w:type="spellEnd"/>
-      <w:r>
-        <w:rPr>
-          <w:lang w:val="pt-PT"/>
-        </w:rPr>
-        <w:t xml:space="preserve"> consolidando a análise interpretativa com insights principais.</w:t>
-      </w:r>
-    </w:p>
-    <w:p>
-      <w:pPr>
-        <w:rPr>
-          <w:lang w:val="pt-PT"/>
-        </w:rPr>
-      </w:pPr>
-      <w:r>
-        <w:rPr>
-          <w:lang w:val="pt-PT"/>
-        </w:rPr>
-        <w:t>6. Criação de rotina final para exportar automaticamente todos os gráficos gerados na pasta /</w:t>
-      </w:r>
-      <w:proofErr w:type="spellStart"/>
-      <w:r>
-        <w:rPr>
-          <w:lang w:val="pt-PT"/>
-        </w:rPr>
-        <w:t>visuals</w:t>
-      </w:r>
-      <w:proofErr w:type="spellEnd"/>
-      <w:r>
-        <w:rPr>
-          <w:lang w:val="pt-PT"/>
-        </w:rPr>
-        <w:t xml:space="preserve">/, nomeando-os de maneira organizada e compatível com o </w:t>
-      </w:r>
-      <w:proofErr w:type="spellStart"/>
-      <w:r>
-        <w:rPr>
-          <w:lang w:val="pt-PT"/>
-        </w:rPr>
-        <w:t>dashboard</w:t>
-      </w:r>
-      <w:proofErr w:type="spellEnd"/>
-      <w:r>
-        <w:rPr>
-          <w:lang w:val="pt-PT"/>
-        </w:rPr>
-        <w:t xml:space="preserve"> da Semana 3.3.</w:t>
+        <w:t>1. Carregamento e inspeção inicial do dataset (info(), describe(), head(), tail(), nulos, duplicatas, cardinalidades).</w:t>
+      </w:r>
+    </w:p>
+    <w:p>
+      <w:pPr>
+        <w:rPr>
+          <w:lang w:val="pt-PT"/>
+        </w:rPr>
+      </w:pPr>
+      <w:r>
+        <w:rPr>
+          <w:lang w:val="pt-PT"/>
+        </w:rPr>
+        <w:t>2. Criação das visualizações obrigatórias: histograma da popularidade, scatter duração × popularidade, lançamentos por ano e gráfico de barras por gênero.</w:t>
+      </w:r>
+    </w:p>
+    <w:p>
+      <w:pPr>
+        <w:rPr>
+          <w:lang w:val="pt-PT"/>
+        </w:rPr>
+      </w:pPr>
+      <w:r>
+        <w:rPr>
+          <w:lang w:val="pt-PT"/>
+        </w:rPr>
+        <w:t>3. Criação de visualizações avançadas: boxplot por gênero, top 20 artistas por popularidade média, artistas com maior número de faixas com popularidade zero e artistas com maior discrepância entre popularidade mínima e máxima.</w:t>
+      </w:r>
+    </w:p>
+    <w:p>
+      <w:pPr>
+        <w:rPr>
+          <w:lang w:val="pt-PT"/>
+        </w:rPr>
+      </w:pPr>
+      <w:r>
+        <w:rPr>
+          <w:lang w:val="pt-PT"/>
+        </w:rPr>
+        <w:t>4. Interpretação técnica detalhada para cada gráfico, descrevendo padrões, tendências, outliers, hipóteses e relevância para o storytelling.</w:t>
+      </w:r>
+    </w:p>
+    <w:p>
+      <w:pPr>
+        <w:rPr>
+          <w:lang w:val="pt-PT"/>
+        </w:rPr>
+      </w:pPr>
+      <w:r>
+        <w:rPr>
+          <w:lang w:val="pt-PT"/>
+        </w:rPr>
+        <w:t>5. Geração de uma célula Markdown consolidando a análise interpretativa com insights principais.</w:t>
+      </w:r>
+    </w:p>
+    <w:p>
+      <w:pPr>
+        <w:rPr>
+          <w:lang w:val="pt-PT"/>
+        </w:rPr>
+      </w:pPr>
+      <w:r>
+        <w:rPr>
+          <w:lang w:val="pt-PT"/>
+        </w:rPr>
+        <w:t>6. Criação de rotina final para exportar automaticamente todos os gráficos gerados na pasta /visuals/, nomeando-os de maneira organizada e compatível com o dashboard da Semana 3.3.</w:t>
       </w:r>
     </w:p>
     <w:p>
@@ -5061,97 +3108,33 @@
         <w:rPr>
           <w:lang w:val="pt-PT"/>
         </w:rPr>
-        <w:t xml:space="preserve">A partir do </w:t>
-      </w:r>
-      <w:proofErr w:type="spellStart"/>
-      <w:r>
-        <w:rPr>
-          <w:lang w:val="pt-PT"/>
-        </w:rPr>
-        <w:t>prompt</w:t>
-      </w:r>
-      <w:proofErr w:type="spellEnd"/>
-      <w:r>
-        <w:rPr>
-          <w:lang w:val="pt-PT"/>
-        </w:rPr>
-        <w:t>, executou-se toda a EDA da Semana 3.1, composta pelas seguintes etapas:</w:t>
-      </w:r>
-    </w:p>
-    <w:p>
-      <w:pPr>
-        <w:rPr>
-          <w:lang w:val="pt-PT"/>
-        </w:rPr>
-      </w:pPr>
-      <w:r>
-        <w:rPr>
-          <w:lang w:val="pt-PT"/>
-        </w:rPr>
-        <w:t xml:space="preserve">a) Carregamento e inspeção do </w:t>
-      </w:r>
-      <w:proofErr w:type="spellStart"/>
-      <w:r>
-        <w:rPr>
-          <w:lang w:val="pt-PT"/>
-        </w:rPr>
-        <w:t>dataset</w:t>
-      </w:r>
-      <w:proofErr w:type="spellEnd"/>
-    </w:p>
-    <w:p>
-      <w:pPr>
-        <w:rPr>
-          <w:lang w:val="pt-PT"/>
-        </w:rPr>
-      </w:pPr>
-      <w:r>
-        <w:rPr>
-          <w:lang w:val="pt-PT"/>
-        </w:rPr>
-        <w:t xml:space="preserve">Uso de df.info(), </w:t>
-      </w:r>
-      <w:proofErr w:type="spellStart"/>
-      <w:r>
-        <w:rPr>
-          <w:lang w:val="pt-PT"/>
-        </w:rPr>
-        <w:t>df.describe</w:t>
-      </w:r>
-      <w:proofErr w:type="spellEnd"/>
-      <w:r>
-        <w:rPr>
-          <w:lang w:val="pt-PT"/>
-        </w:rPr>
-        <w:t xml:space="preserve">(), </w:t>
-      </w:r>
-      <w:proofErr w:type="spellStart"/>
-      <w:r>
-        <w:rPr>
-          <w:lang w:val="pt-PT"/>
-        </w:rPr>
-        <w:t>df.head</w:t>
-      </w:r>
-      <w:proofErr w:type="spellEnd"/>
-      <w:r>
-        <w:rPr>
-          <w:lang w:val="pt-PT"/>
-        </w:rPr>
-        <w:t xml:space="preserve">() e </w:t>
-      </w:r>
-      <w:proofErr w:type="spellStart"/>
-      <w:r>
-        <w:rPr>
-          <w:lang w:val="pt-PT"/>
-        </w:rPr>
-        <w:t>df.tail</w:t>
-      </w:r>
-      <w:proofErr w:type="spellEnd"/>
-      <w:r>
-        <w:rPr>
-          <w:lang w:val="pt-PT"/>
-        </w:rPr>
-        <w:t>();</w:t>
+        <w:t>A partir do prompt, executou-se toda a EDA da Semana 3.1, composta pelas seguintes etapas:</w:t>
+      </w:r>
+    </w:p>
+    <w:p>
+      <w:pPr>
+        <w:rPr>
+          <w:lang w:val="pt-PT"/>
+        </w:rPr>
+      </w:pPr>
+      <w:r>
+        <w:rPr>
+          <w:lang w:val="pt-PT"/>
+        </w:rPr>
+        <w:t>a) Carregamento e inspeção do dataset</w:t>
+      </w:r>
+    </w:p>
+    <w:p>
+      <w:pPr>
+        <w:rPr>
+          <w:lang w:val="pt-PT"/>
+        </w:rPr>
+      </w:pPr>
+      <w:r>
+        <w:rPr>
+          <w:lang w:val="pt-PT"/>
+        </w:rPr>
+        <w:t>Uso de df.info(), df.describe(), df.head() e df.tail();</w:t>
       </w:r>
     </w:p>
     <w:p>
@@ -5225,19 +3208,11 @@
           <w:lang w:val="pt-PT"/>
         </w:rPr>
       </w:pPr>
-      <w:proofErr w:type="spellStart"/>
-      <w:r>
-        <w:rPr>
-          <w:lang w:val="pt-PT"/>
-        </w:rPr>
-        <w:t>Scatterplot</w:t>
-      </w:r>
-      <w:proofErr w:type="spellEnd"/>
-      <w:r>
-        <w:rPr>
-          <w:lang w:val="pt-PT"/>
-        </w:rPr>
-        <w:t xml:space="preserve"> duração × popularidade, diferenciando faixas zero;</w:t>
+      <w:r>
+        <w:rPr>
+          <w:lang w:val="pt-PT"/>
+        </w:rPr>
+        <w:t>Scatterplot duração × popularidade, diferenciando faixas zero;</w:t>
       </w:r>
     </w:p>
     <w:p>
@@ -5298,19 +3273,11 @@
           <w:lang w:val="pt-PT"/>
         </w:rPr>
       </w:pPr>
-      <w:proofErr w:type="spellStart"/>
-      <w:r>
-        <w:rPr>
-          <w:lang w:val="pt-PT"/>
-        </w:rPr>
-        <w:t>Boxplot</w:t>
-      </w:r>
-      <w:proofErr w:type="spellEnd"/>
-      <w:r>
-        <w:rPr>
-          <w:lang w:val="pt-PT"/>
-        </w:rPr>
-        <w:t xml:space="preserve"> da popularidade por gênero (variabilidade e consistência);</w:t>
+      <w:r>
+        <w:rPr>
+          <w:lang w:val="pt-PT"/>
+        </w:rPr>
+        <w:t>Boxplot da popularidade por gênero (variabilidade e consistência);</w:t>
       </w:r>
     </w:p>
     <w:p>
@@ -5350,76 +3317,20 @@
         <w:rPr>
           <w:lang w:val="pt-PT"/>
         </w:rPr>
-        <w:t>Artistas com maior discrepância de popularidade (</w:t>
-      </w:r>
-      <w:proofErr w:type="spellStart"/>
-      <w:r>
-        <w:rPr>
-          <w:lang w:val="pt-PT"/>
-        </w:rPr>
-        <w:t>máx</w:t>
-      </w:r>
-      <w:proofErr w:type="spellEnd"/>
-      <w:r>
-        <w:rPr>
-          <w:lang w:val="pt-PT"/>
-        </w:rPr>
-        <w:t xml:space="preserve"> − </w:t>
-      </w:r>
-      <w:proofErr w:type="spellStart"/>
-      <w:r>
-        <w:rPr>
-          <w:lang w:val="pt-PT"/>
-        </w:rPr>
-        <w:t>mín</w:t>
-      </w:r>
-      <w:proofErr w:type="spellEnd"/>
-      <w:r>
-        <w:rPr>
-          <w:lang w:val="pt-PT"/>
-        </w:rPr>
-        <w:t>).</w:t>
-      </w:r>
-    </w:p>
-    <w:p>
-      <w:pPr>
-        <w:rPr>
-          <w:lang w:val="pt-PT"/>
-        </w:rPr>
-      </w:pPr>
-      <w:r>
-        <w:rPr>
-          <w:lang w:val="pt-PT"/>
-        </w:rPr>
-        <w:t xml:space="preserve">Cada visualização foi acompanhada de análise narrativa detalhada, discutindo padrões, </w:t>
-      </w:r>
-      <w:proofErr w:type="spellStart"/>
-      <w:r>
-        <w:rPr>
-          <w:lang w:val="pt-PT"/>
-        </w:rPr>
-        <w:t>outliers</w:t>
-      </w:r>
-      <w:proofErr w:type="spellEnd"/>
-      <w:r>
-        <w:rPr>
-          <w:lang w:val="pt-PT"/>
-        </w:rPr>
-        <w:t xml:space="preserve">, volatilidade artística e implicações para o </w:t>
-      </w:r>
-      <w:proofErr w:type="spellStart"/>
-      <w:r>
-        <w:rPr>
-          <w:lang w:val="pt-PT"/>
-        </w:rPr>
-        <w:t>storytelling</w:t>
-      </w:r>
-      <w:proofErr w:type="spellEnd"/>
-      <w:r>
-        <w:rPr>
-          <w:lang w:val="pt-PT"/>
-        </w:rPr>
-        <w:t>.</w:t>
+        <w:t>Artistas com maior discrepância de popularidade (máx − mín).</w:t>
+      </w:r>
+    </w:p>
+    <w:p>
+      <w:pPr>
+        <w:rPr>
+          <w:lang w:val="pt-PT"/>
+        </w:rPr>
+      </w:pPr>
+      <w:r>
+        <w:rPr>
+          <w:lang w:val="pt-PT"/>
+        </w:rPr>
+        <w:t>Cada visualização foi acompanhada de análise narrativa detalhada, discutindo padrões, outliers, volatilidade artística e implicações para o storytelling.</w:t>
       </w:r>
     </w:p>
     <w:p>
@@ -5445,21 +3356,7 @@
         <w:rPr>
           <w:lang w:val="pt-PT"/>
         </w:rPr>
-        <w:t xml:space="preserve">A análise interpretativa foi reunida em uma célula </w:t>
-      </w:r>
-      <w:proofErr w:type="spellStart"/>
-      <w:r>
-        <w:rPr>
-          <w:lang w:val="pt-PT"/>
-        </w:rPr>
-        <w:t>Markdown</w:t>
-      </w:r>
-      <w:proofErr w:type="spellEnd"/>
-      <w:r>
-        <w:rPr>
-          <w:lang w:val="pt-PT"/>
-        </w:rPr>
-        <w:t xml:space="preserve"> (Célula 23), contendo:</w:t>
+        <w:t>A análise interpretativa foi reunida em uma célula Markdown (Célula 23), contendo:</w:t>
       </w:r>
     </w:p>
     <w:p>
@@ -5576,21 +3473,7 @@
         <w:rPr>
           <w:lang w:val="pt-PT"/>
         </w:rPr>
-        <w:t>salvá-las em /</w:t>
-      </w:r>
-      <w:proofErr w:type="spellStart"/>
-      <w:r>
-        <w:rPr>
-          <w:lang w:val="pt-PT"/>
-        </w:rPr>
-        <w:t>visuals</w:t>
-      </w:r>
-      <w:proofErr w:type="spellEnd"/>
-      <w:r>
-        <w:rPr>
-          <w:lang w:val="pt-PT"/>
-        </w:rPr>
-        <w:t>/,</w:t>
+        <w:t>salvá-las em /visuals/,</w:t>
       </w:r>
     </w:p>
     <w:p>
@@ -5616,77 +3499,7 @@
         <w:rPr>
           <w:lang w:val="pt-PT"/>
         </w:rPr>
-        <w:t>organizá-las em subpastas (</w:t>
-      </w:r>
-      <w:proofErr w:type="spellStart"/>
-      <w:r>
-        <w:rPr>
-          <w:lang w:val="pt-PT"/>
-        </w:rPr>
-        <w:t>plots</w:t>
-      </w:r>
-      <w:proofErr w:type="spellEnd"/>
-      <w:r>
-        <w:rPr>
-          <w:lang w:val="pt-PT"/>
-        </w:rPr>
-        <w:t xml:space="preserve">, </w:t>
-      </w:r>
-      <w:proofErr w:type="spellStart"/>
-      <w:r>
-        <w:rPr>
-          <w:lang w:val="pt-PT"/>
-        </w:rPr>
-        <w:t>boxplots</w:t>
-      </w:r>
-      <w:proofErr w:type="spellEnd"/>
-      <w:r>
-        <w:rPr>
-          <w:lang w:val="pt-PT"/>
-        </w:rPr>
-        <w:t xml:space="preserve">, </w:t>
-      </w:r>
-      <w:proofErr w:type="spellStart"/>
-      <w:r>
-        <w:rPr>
-          <w:lang w:val="pt-PT"/>
-        </w:rPr>
-        <w:t>faixas_zero</w:t>
-      </w:r>
-      <w:proofErr w:type="spellEnd"/>
-      <w:r>
-        <w:rPr>
-          <w:lang w:val="pt-PT"/>
-        </w:rPr>
-        <w:t xml:space="preserve">, </w:t>
-      </w:r>
-      <w:proofErr w:type="spellStart"/>
-      <w:r>
-        <w:rPr>
-          <w:lang w:val="pt-PT"/>
-        </w:rPr>
-        <w:t>discrepancias</w:t>
-      </w:r>
-      <w:proofErr w:type="spellEnd"/>
-      <w:r>
-        <w:rPr>
-          <w:lang w:val="pt-PT"/>
-        </w:rPr>
-        <w:t xml:space="preserve">, </w:t>
-      </w:r>
-      <w:proofErr w:type="spellStart"/>
-      <w:r>
-        <w:rPr>
-          <w:lang w:val="pt-PT"/>
-        </w:rPr>
-        <w:t>top_artistas</w:t>
-      </w:r>
-      <w:proofErr w:type="spellEnd"/>
-      <w:r>
-        <w:rPr>
-          <w:lang w:val="pt-PT"/>
-        </w:rPr>
-        <w:t>).</w:t>
+        <w:t>organizá-las em subpastas (plots, boxplots, faixas_zero, discrepancias, top_artistas).</w:t>
       </w:r>
     </w:p>
     <w:p>
@@ -5726,48 +3539,20 @@
         <w:rPr>
           <w:lang w:val="pt-PT"/>
         </w:rPr>
-        <w:t xml:space="preserve">Distribuição </w:t>
-      </w:r>
-      <w:proofErr w:type="spellStart"/>
-      <w:r>
-        <w:rPr>
-          <w:lang w:val="pt-PT"/>
-        </w:rPr>
-        <w:t>bimodal</w:t>
-      </w:r>
-      <w:proofErr w:type="spellEnd"/>
-      <w:r>
-        <w:rPr>
-          <w:lang w:val="pt-PT"/>
-        </w:rPr>
-        <w:t xml:space="preserve"> da popularidade, com grande concentração de faixas zero.</w:t>
-      </w:r>
-    </w:p>
-    <w:p>
-      <w:pPr>
-        <w:rPr>
-          <w:lang w:val="pt-PT"/>
-        </w:rPr>
-      </w:pPr>
-      <w:r>
-        <w:rPr>
-          <w:lang w:val="pt-PT"/>
-        </w:rPr>
-        <w:t xml:space="preserve">Domínio dos gêneros </w:t>
-      </w:r>
-      <w:proofErr w:type="spellStart"/>
-      <w:r>
-        <w:rPr>
-          <w:lang w:val="pt-PT"/>
-        </w:rPr>
-        <w:t>Latin</w:t>
-      </w:r>
-      <w:proofErr w:type="spellEnd"/>
-      <w:r>
-        <w:rPr>
-          <w:lang w:val="pt-PT"/>
-        </w:rPr>
-        <w:t>, Pop e Indie na popularidade média.</w:t>
+        <w:t>Distribuição bimodal da popularidade, com grande concentração de faixas zero.</w:t>
+      </w:r>
+    </w:p>
+    <w:p>
+      <w:pPr>
+        <w:rPr>
+          <w:lang w:val="pt-PT"/>
+        </w:rPr>
+      </w:pPr>
+      <w:r>
+        <w:rPr>
+          <w:lang w:val="pt-PT"/>
+        </w:rPr>
+        <w:t>Domínio dos gêneros Latin, Pop e Indie na popularidade média.</w:t>
       </w:r>
     </w:p>
     <w:p>
@@ -5793,62 +3578,20 @@
         <w:rPr>
           <w:lang w:val="pt-PT"/>
         </w:rPr>
-        <w:t xml:space="preserve">Artistas com alta consistência (RAYE, Olivia Dean, Radiohead) e outros com elevada volatilidade (Calvin </w:t>
-      </w:r>
-      <w:proofErr w:type="spellStart"/>
-      <w:r>
-        <w:rPr>
-          <w:lang w:val="pt-PT"/>
-        </w:rPr>
-        <w:t>Harris</w:t>
-      </w:r>
-      <w:proofErr w:type="spellEnd"/>
-      <w:r>
-        <w:rPr>
-          <w:lang w:val="pt-PT"/>
-        </w:rPr>
-        <w:t xml:space="preserve">, Taylor </w:t>
-      </w:r>
-      <w:proofErr w:type="spellStart"/>
-      <w:r>
-        <w:rPr>
-          <w:lang w:val="pt-PT"/>
-        </w:rPr>
-        <w:t>Swift</w:t>
-      </w:r>
-      <w:proofErr w:type="spellEnd"/>
-      <w:r>
-        <w:rPr>
-          <w:lang w:val="pt-PT"/>
-        </w:rPr>
-        <w:t>, David Guetta).</w:t>
-      </w:r>
-    </w:p>
-    <w:p>
-      <w:pPr>
-        <w:rPr>
-          <w:lang w:val="pt-PT"/>
-        </w:rPr>
-      </w:pPr>
-      <w:r>
-        <w:rPr>
-          <w:lang w:val="pt-PT"/>
-        </w:rPr>
-        <w:t xml:space="preserve">Identificação de artistas com muitos </w:t>
-      </w:r>
-      <w:proofErr w:type="gramStart"/>
-      <w:r>
-        <w:rPr>
-          <w:lang w:val="pt-PT"/>
-        </w:rPr>
-        <w:t>registros</w:t>
-      </w:r>
-      <w:proofErr w:type="gramEnd"/>
-      <w:r>
-        <w:rPr>
-          <w:lang w:val="pt-PT"/>
-        </w:rPr>
-        <w:t xml:space="preserve"> sem alcance (faixas zero), úteis para filtragens posteriores.</w:t>
+        <w:t>Artistas com alta consistência (RAYE, Olivia Dean, Radiohead) e outros com elevada volatilidade (Calvin Harris, Taylor Swift, David Guetta).</w:t>
+      </w:r>
+    </w:p>
+    <w:p>
+      <w:pPr>
+        <w:rPr>
+          <w:lang w:val="pt-PT"/>
+        </w:rPr>
+      </w:pPr>
+      <w:r>
+        <w:rPr>
+          <w:lang w:val="pt-PT"/>
+        </w:rPr>
+        <w:t>Identificação de artistas com muitos registros sem alcance (faixas zero), úteis para filtragens posteriores.</w:t>
       </w:r>
     </w:p>
     <w:p>
@@ -5862,49 +3605,7 @@
           <w:lang w:val="pt-PT"/>
         </w:rPr>
         <w:lastRenderedPageBreak/>
-        <w:t xml:space="preserve">Esses insights alimentam diretamente a próxima </w:t>
-      </w:r>
-      <w:proofErr w:type="spellStart"/>
-      <w:r>
-        <w:rPr>
-          <w:lang w:val="pt-PT"/>
-        </w:rPr>
-        <w:t>issue</w:t>
-      </w:r>
-      <w:proofErr w:type="spellEnd"/>
-      <w:r>
-        <w:rPr>
-          <w:lang w:val="pt-PT"/>
-        </w:rPr>
-        <w:t xml:space="preserve">: Semana 3.3 — </w:t>
-      </w:r>
-      <w:proofErr w:type="spellStart"/>
-      <w:r>
-        <w:rPr>
-          <w:lang w:val="pt-PT"/>
-        </w:rPr>
-        <w:t>Storytelling</w:t>
-      </w:r>
-      <w:proofErr w:type="spellEnd"/>
-      <w:r>
-        <w:rPr>
-          <w:lang w:val="pt-PT"/>
-        </w:rPr>
-        <w:t xml:space="preserve"> &amp; Protótipo de </w:t>
-      </w:r>
-      <w:proofErr w:type="spellStart"/>
-      <w:r>
-        <w:rPr>
-          <w:lang w:val="pt-PT"/>
-        </w:rPr>
-        <w:t>Dashboard</w:t>
-      </w:r>
-      <w:proofErr w:type="spellEnd"/>
-      <w:r>
-        <w:rPr>
-          <w:lang w:val="pt-PT"/>
-        </w:rPr>
-        <w:t>.</w:t>
+        <w:t>Esses insights alimentam diretamente a próxima issue: Semana 3.3 — Storytelling &amp; Protótipo de Dashboard.</w:t>
       </w:r>
     </w:p>
     <w:p>
@@ -5931,49 +3632,7 @@
         <w:rPr>
           <w:lang w:val="pt-PT"/>
         </w:rPr>
-        <w:t xml:space="preserve">A primeira </w:t>
-      </w:r>
-      <w:proofErr w:type="spellStart"/>
-      <w:r>
-        <w:rPr>
-          <w:lang w:val="pt-PT"/>
-        </w:rPr>
-        <w:t>issue</w:t>
-      </w:r>
-      <w:proofErr w:type="spellEnd"/>
-      <w:r>
-        <w:rPr>
-          <w:lang w:val="pt-PT"/>
-        </w:rPr>
-        <w:t xml:space="preserve"> da Semana 3 atingiu integralmente seus objetivos. Foram construídas visualizações robustas, análises interpretativas detalhadas e uma consolidação em </w:t>
-      </w:r>
-      <w:proofErr w:type="spellStart"/>
-      <w:r>
-        <w:rPr>
-          <w:lang w:val="pt-PT"/>
-        </w:rPr>
-        <w:t>Markdown</w:t>
-      </w:r>
-      <w:proofErr w:type="spellEnd"/>
-      <w:r>
-        <w:rPr>
-          <w:lang w:val="pt-PT"/>
-        </w:rPr>
-        <w:t xml:space="preserve">, além da exportação automatizada das figuras. A profundidade da EDA permite iniciar a fase seguinte com compreensão clara dos padrões musicais, facilitando a elaboração de narrativas analíticas e a construção do </w:t>
-      </w:r>
-      <w:proofErr w:type="spellStart"/>
-      <w:r>
-        <w:rPr>
-          <w:lang w:val="pt-PT"/>
-        </w:rPr>
-        <w:t>dashboard</w:t>
-      </w:r>
-      <w:proofErr w:type="spellEnd"/>
-      <w:r>
-        <w:rPr>
-          <w:lang w:val="pt-PT"/>
-        </w:rPr>
-        <w:t>.</w:t>
+        <w:t>A primeira issue da Semana 3 atingiu integralmente seus objetivos. Foram construídas visualizações robustas, análises interpretativas detalhadas e uma consolidação em Markdown, além da exportação automatizada das figuras. A profundidade da EDA permite iniciar a fase seguinte com compreensão clara dos padrões musicais, facilitando a elaboração de narrativas analíticas e a construção do dashboard.</w:t>
       </w:r>
     </w:p>
     <w:p>
@@ -5992,49 +3651,7 @@
         <w:rPr>
           <w:lang w:val="pt-PT"/>
         </w:rPr>
-        <w:t xml:space="preserve">A próxima </w:t>
-      </w:r>
-      <w:proofErr w:type="spellStart"/>
-      <w:r>
-        <w:rPr>
-          <w:lang w:val="pt-PT"/>
-        </w:rPr>
-        <w:t>issue</w:t>
-      </w:r>
-      <w:proofErr w:type="spellEnd"/>
-      <w:r>
-        <w:rPr>
-          <w:lang w:val="pt-PT"/>
-        </w:rPr>
-        <w:t xml:space="preserve"> (3.3) será responsável por transformar esses resultados em </w:t>
-      </w:r>
-      <w:proofErr w:type="spellStart"/>
-      <w:r>
-        <w:rPr>
-          <w:lang w:val="pt-PT"/>
-        </w:rPr>
-        <w:t>storytelling</w:t>
-      </w:r>
-      <w:proofErr w:type="spellEnd"/>
-      <w:r>
-        <w:rPr>
-          <w:lang w:val="pt-PT"/>
-        </w:rPr>
-        <w:t xml:space="preserve"> interativo, concluindo a </w:t>
-      </w:r>
-      <w:proofErr w:type="spellStart"/>
-      <w:r>
-        <w:rPr>
-          <w:lang w:val="pt-PT"/>
-        </w:rPr>
-        <w:t>milestone</w:t>
-      </w:r>
-      <w:proofErr w:type="spellEnd"/>
-      <w:r>
-        <w:rPr>
-          <w:lang w:val="pt-PT"/>
-        </w:rPr>
-        <w:t xml:space="preserve"> da Semana 3.</w:t>
+        <w:t>A próxima issue (3.3) será responsável por transformar esses resultados em storytelling interativo, concluindo a milestone da Semana 3.</w:t>
       </w:r>
     </w:p>
     <w:p>
@@ -6126,145 +3743,33 @@
         <w:rPr>
           <w:lang w:val="pt-PT"/>
         </w:rPr>
-        <w:t>A segunda etapa da Semana 3 (</w:t>
-      </w:r>
-      <w:proofErr w:type="spellStart"/>
-      <w:r>
-        <w:rPr>
-          <w:lang w:val="pt-PT"/>
-        </w:rPr>
-        <w:t>Issue</w:t>
-      </w:r>
-      <w:proofErr w:type="spellEnd"/>
-      <w:r>
-        <w:rPr>
-          <w:lang w:val="pt-PT"/>
-        </w:rPr>
-        <w:t xml:space="preserve"> 3.2) teve como objetivo transformar os resultados da Análise Exploratória dos Dados (executada na </w:t>
-      </w:r>
-      <w:proofErr w:type="spellStart"/>
-      <w:r>
-        <w:rPr>
-          <w:lang w:val="pt-PT"/>
-        </w:rPr>
-        <w:t>Issue</w:t>
-      </w:r>
-      <w:proofErr w:type="spellEnd"/>
-      <w:r>
-        <w:rPr>
-          <w:lang w:val="pt-PT"/>
-        </w:rPr>
-        <w:t xml:space="preserve"> 3.1) em um processo interpretativo estruturado, conectando achados estatísticos a narrativas analíticas, hipóteses culturais, padrões mercadológicos e comportamentos típicos do consumo musical em plataformas digitais.</w:t>
-      </w:r>
-    </w:p>
-    <w:p>
-      <w:pPr>
-        <w:rPr>
-          <w:lang w:val="pt-PT"/>
-        </w:rPr>
-      </w:pPr>
-      <w:r>
-        <w:rPr>
-          <w:lang w:val="pt-PT"/>
-        </w:rPr>
-        <w:t xml:space="preserve">A partir das visualizações produzidas anteriormente, esta etapa buscou interpretar tendências, correlações, volatilidades, consistências e padrões de engajamento, preparando o terreno para a construção do </w:t>
-      </w:r>
-      <w:proofErr w:type="spellStart"/>
-      <w:r>
-        <w:rPr>
-          <w:lang w:val="pt-PT"/>
-        </w:rPr>
-        <w:t>storytelling</w:t>
-      </w:r>
-      <w:proofErr w:type="spellEnd"/>
-      <w:r>
-        <w:rPr>
-          <w:lang w:val="pt-PT"/>
-        </w:rPr>
-        <w:t xml:space="preserve"> e do protótipo de </w:t>
-      </w:r>
-      <w:proofErr w:type="spellStart"/>
-      <w:r>
-        <w:rPr>
-          <w:lang w:val="pt-PT"/>
-        </w:rPr>
-        <w:t>dashboard</w:t>
-      </w:r>
-      <w:proofErr w:type="spellEnd"/>
-      <w:r>
-        <w:rPr>
-          <w:lang w:val="pt-PT"/>
-        </w:rPr>
-        <w:t xml:space="preserve"> que serão desenvolvidos na </w:t>
-      </w:r>
-      <w:proofErr w:type="spellStart"/>
-      <w:r>
-        <w:rPr>
-          <w:lang w:val="pt-PT"/>
-        </w:rPr>
-        <w:t>Issue</w:t>
-      </w:r>
-      <w:proofErr w:type="spellEnd"/>
-      <w:r>
-        <w:rPr>
-          <w:lang w:val="pt-PT"/>
-        </w:rPr>
-        <w:t xml:space="preserve"> 3.3.</w:t>
-      </w:r>
-    </w:p>
-    <w:p>
-      <w:pPr>
-        <w:rPr>
-          <w:lang w:val="pt-PT"/>
-        </w:rPr>
-      </w:pPr>
-      <w:r>
-        <w:rPr>
-          <w:lang w:val="pt-PT"/>
-        </w:rPr>
-        <w:t xml:space="preserve">O trabalho foi conduzido em Google </w:t>
-      </w:r>
-      <w:proofErr w:type="spellStart"/>
-      <w:r>
-        <w:rPr>
-          <w:lang w:val="pt-PT"/>
-        </w:rPr>
-        <w:t>Colab</w:t>
-      </w:r>
-      <w:proofErr w:type="spellEnd"/>
-      <w:r>
-        <w:rPr>
-          <w:lang w:val="pt-PT"/>
-        </w:rPr>
-        <w:t xml:space="preserve">, utilizando bibliotecas </w:t>
-      </w:r>
-      <w:proofErr w:type="spellStart"/>
-      <w:r>
-        <w:rPr>
-          <w:lang w:val="pt-PT"/>
-        </w:rPr>
-        <w:t>Python</w:t>
-      </w:r>
-      <w:proofErr w:type="spellEnd"/>
-      <w:r>
-        <w:rPr>
-          <w:lang w:val="pt-PT"/>
-        </w:rPr>
-        <w:t xml:space="preserve"> voltadas à análise interpretativa. A Engenharia de </w:t>
-      </w:r>
-      <w:proofErr w:type="spellStart"/>
-      <w:r>
-        <w:rPr>
-          <w:lang w:val="pt-PT"/>
-        </w:rPr>
-        <w:t>Prompt</w:t>
-      </w:r>
-      <w:proofErr w:type="spellEnd"/>
-      <w:r>
-        <w:rPr>
-          <w:lang w:val="pt-PT"/>
-        </w:rPr>
-        <w:t xml:space="preserve"> orientou a produção da análise narrativa, garantindo completude e clareza metodológica.</w:t>
+        <w:t>A segunda etapa da Semana 3 (Issue 3.2) teve como objetivo transformar os resultados da Análise Exploratória dos Dados (executada na Issue 3.1) em um processo interpretativo estruturado, conectando achados estatísticos a narrativas analíticas, hipóteses culturais, padrões mercadológicos e comportamentos típicos do consumo musical em plataformas digitais.</w:t>
+      </w:r>
+    </w:p>
+    <w:p>
+      <w:pPr>
+        <w:rPr>
+          <w:lang w:val="pt-PT"/>
+        </w:rPr>
+      </w:pPr>
+      <w:r>
+        <w:rPr>
+          <w:lang w:val="pt-PT"/>
+        </w:rPr>
+        <w:t>A partir das visualizações produzidas anteriormente, esta etapa buscou interpretar tendências, correlações, volatilidades, consistências e padrões de engajamento, preparando o terreno para a construção do storytelling e do protótipo de dashboard que serão desenvolvidos na Issue 3.3.</w:t>
+      </w:r>
+    </w:p>
+    <w:p>
+      <w:pPr>
+        <w:rPr>
+          <w:lang w:val="pt-PT"/>
+        </w:rPr>
+      </w:pPr>
+      <w:r>
+        <w:rPr>
+          <w:lang w:val="pt-PT"/>
+        </w:rPr>
+        <w:t>O trabalho foi conduzido em Google Colab, utilizando bibliotecas Python voltadas à análise interpretativa. A Engenharia de Prompt orientou a produção da análise narrativa, garantindo completude e clareza metodológica.</w:t>
       </w:r>
     </w:p>
     <w:p>
@@ -6291,75 +3796,33 @@
         <w:rPr>
           <w:lang w:val="pt-PT"/>
         </w:rPr>
-        <w:t xml:space="preserve">Conforme exigido pelo professor, segue abaixo o </w:t>
-      </w:r>
-      <w:proofErr w:type="spellStart"/>
-      <w:r>
-        <w:rPr>
-          <w:lang w:val="pt-PT"/>
-        </w:rPr>
-        <w:t>prompt</w:t>
-      </w:r>
-      <w:proofErr w:type="spellEnd"/>
-      <w:r>
-        <w:rPr>
-          <w:lang w:val="pt-PT"/>
-        </w:rPr>
-        <w:t xml:space="preserve"> integral utilizado para orientar esta etapa do projeto:</w:t>
-      </w:r>
-    </w:p>
-    <w:p>
-      <w:pPr>
-        <w:rPr>
-          <w:lang w:val="pt-PT"/>
-        </w:rPr>
-      </w:pPr>
-      <w:r>
-        <w:rPr>
-          <w:lang w:val="pt-PT"/>
-        </w:rPr>
-        <w:t xml:space="preserve">Atue como um Cientista de Dados Sênior, especialista em análise interpretativa, </w:t>
-      </w:r>
-      <w:proofErr w:type="spellStart"/>
-      <w:r>
-        <w:rPr>
-          <w:lang w:val="pt-PT"/>
-        </w:rPr>
-        <w:t>storytelling</w:t>
-      </w:r>
-      <w:proofErr w:type="spellEnd"/>
-      <w:r>
-        <w:rPr>
-          <w:lang w:val="pt-PT"/>
-        </w:rPr>
-        <w:t xml:space="preserve"> com dados, estatística descritiva e análise cultural/mercadológica aplicada ao mercado musical.</w:t>
-      </w:r>
-    </w:p>
-    <w:p>
-      <w:pPr>
-        <w:rPr>
-          <w:lang w:val="pt-PT"/>
-        </w:rPr>
-      </w:pPr>
-      <w:r>
-        <w:rPr>
-          <w:lang w:val="pt-PT"/>
-        </w:rPr>
-        <w:t xml:space="preserve">Com base nas visualizações e análises produzidas na Semana 3.1 (EDA), quero que você realize a </w:t>
-      </w:r>
-      <w:proofErr w:type="spellStart"/>
-      <w:r>
-        <w:rPr>
-          <w:lang w:val="pt-PT"/>
-        </w:rPr>
-        <w:t>Issue</w:t>
-      </w:r>
-      <w:proofErr w:type="spellEnd"/>
-      <w:r>
-        <w:rPr>
-          <w:lang w:val="pt-PT"/>
-        </w:rPr>
-        <w:t xml:space="preserve"> da Semana 3.2, seguindo rigorosamente as etapas abaixo.</w:t>
+        <w:t>Conforme exigido pelo professor, segue abaixo o prompt integral utilizado para orientar esta etapa do projeto:</w:t>
+      </w:r>
+    </w:p>
+    <w:p>
+      <w:pPr>
+        <w:rPr>
+          <w:lang w:val="pt-PT"/>
+        </w:rPr>
+      </w:pPr>
+      <w:r>
+        <w:rPr>
+          <w:lang w:val="pt-PT"/>
+        </w:rPr>
+        <w:t>Atue como um Cientista de Dados Sênior, especialista em análise interpretativa, storytelling com dados, estatística descritiva e análise cultural/mercadológica aplicada ao mercado musical.</w:t>
+      </w:r>
+    </w:p>
+    <w:p>
+      <w:pPr>
+        <w:rPr>
+          <w:lang w:val="pt-PT"/>
+        </w:rPr>
+      </w:pPr>
+      <w:r>
+        <w:rPr>
+          <w:lang w:val="pt-PT"/>
+        </w:rPr>
+        <w:t>Com base nas visualizações e análises produzidas na Semana 3.1 (EDA), quero que você realize a Issue da Semana 3.2, seguindo rigorosamente as etapas abaixo.</w:t>
       </w:r>
     </w:p>
     <w:p>
@@ -6394,76 +3857,20 @@
           <w:lang w:val="pt-PT"/>
         </w:rPr>
         <w:lastRenderedPageBreak/>
-        <w:t xml:space="preserve">Analise profundamente as variáveis numéricas do </w:t>
-      </w:r>
-      <w:proofErr w:type="spellStart"/>
-      <w:r>
-        <w:rPr>
-          <w:lang w:val="pt-PT"/>
-        </w:rPr>
-        <w:t>dataset</w:t>
-      </w:r>
-      <w:proofErr w:type="spellEnd"/>
-      <w:r>
-        <w:rPr>
-          <w:lang w:val="pt-PT"/>
-        </w:rPr>
-        <w:t xml:space="preserve"> (popularidade, </w:t>
-      </w:r>
-      <w:proofErr w:type="spellStart"/>
-      <w:r>
-        <w:rPr>
-          <w:lang w:val="pt-PT"/>
-        </w:rPr>
-        <w:t>duracao_min</w:t>
-      </w:r>
-      <w:proofErr w:type="spellEnd"/>
-      <w:r>
-        <w:rPr>
-          <w:lang w:val="pt-PT"/>
-        </w:rPr>
-        <w:t xml:space="preserve">, </w:t>
-      </w:r>
-      <w:proofErr w:type="spellStart"/>
-      <w:r>
-        <w:rPr>
-          <w:lang w:val="pt-PT"/>
-        </w:rPr>
-        <w:t>ano_lancamento</w:t>
-      </w:r>
-      <w:proofErr w:type="spellEnd"/>
-      <w:r>
-        <w:rPr>
-          <w:lang w:val="pt-PT"/>
-        </w:rPr>
-        <w:t xml:space="preserve"> e derivadas).  </w:t>
-      </w:r>
-    </w:p>
-    <w:p>
-      <w:pPr>
-        <w:rPr>
-          <w:lang w:val="pt-PT"/>
-        </w:rPr>
-      </w:pPr>
-      <w:r>
-        <w:rPr>
-          <w:lang w:val="pt-PT"/>
-        </w:rPr>
-        <w:t xml:space="preserve">Descreva tendências centrais, dispersões, </w:t>
-      </w:r>
-      <w:proofErr w:type="spellStart"/>
-      <w:r>
-        <w:rPr>
-          <w:lang w:val="pt-PT"/>
-        </w:rPr>
-        <w:t>outliers</w:t>
-      </w:r>
-      <w:proofErr w:type="spellEnd"/>
-      <w:r>
-        <w:rPr>
-          <w:lang w:val="pt-PT"/>
-        </w:rPr>
-        <w:t>, implicações culturais e hipóteses relacionadas ao comportamento do usuário e à indústria fonográfica.</w:t>
+        <w:t xml:space="preserve">Analise profundamente as variáveis numéricas do dataset (popularidade, duracao_min, ano_lancamento e derivadas).  </w:t>
+      </w:r>
+    </w:p>
+    <w:p>
+      <w:pPr>
+        <w:rPr>
+          <w:lang w:val="pt-PT"/>
+        </w:rPr>
+      </w:pPr>
+      <w:r>
+        <w:rPr>
+          <w:lang w:val="pt-PT"/>
+        </w:rPr>
+        <w:t>Descreva tendências centrais, dispersões, outliers, implicações culturais e hipóteses relacionadas ao comportamento do usuário e à indústria fonográfica.</w:t>
       </w:r>
     </w:p>
     <w:p>
@@ -6587,21 +3994,7 @@
         <w:rPr>
           <w:lang w:val="pt-PT"/>
         </w:rPr>
-        <w:t xml:space="preserve">Para cada gráfico criado na </w:t>
-      </w:r>
-      <w:proofErr w:type="spellStart"/>
-      <w:r>
-        <w:rPr>
-          <w:lang w:val="pt-PT"/>
-        </w:rPr>
-        <w:t>Issue</w:t>
-      </w:r>
-      <w:proofErr w:type="spellEnd"/>
-      <w:r>
-        <w:rPr>
-          <w:lang w:val="pt-PT"/>
-        </w:rPr>
-        <w:t xml:space="preserve"> 3.1, interprete o que ele significa, quais fenômenos revela, e quais hipóteses explicam tais comportamentos.</w:t>
+        <w:t>Para cada gráfico criado na Issue 3.1, interprete o que ele significa, quais fenômenos revela, e quais hipóteses explicam tais comportamentos.</w:t>
       </w:r>
     </w:p>
     <w:p>
@@ -6635,35 +4028,7 @@
         <w:rPr>
           <w:lang w:val="pt-PT"/>
         </w:rPr>
-        <w:t xml:space="preserve">Elabore um texto fluido, técnico e profissional com interpretações, implicações mercadológicas, hipóteses e aplicações práticas para o </w:t>
-      </w:r>
-      <w:proofErr w:type="spellStart"/>
-      <w:r>
-        <w:rPr>
-          <w:lang w:val="pt-PT"/>
-        </w:rPr>
-        <w:t>storytelling</w:t>
-      </w:r>
-      <w:proofErr w:type="spellEnd"/>
-      <w:r>
-        <w:rPr>
-          <w:lang w:val="pt-PT"/>
-        </w:rPr>
-        <w:t xml:space="preserve"> e </w:t>
-      </w:r>
-      <w:proofErr w:type="spellStart"/>
-      <w:r>
-        <w:rPr>
-          <w:lang w:val="pt-PT"/>
-        </w:rPr>
-        <w:t>dashboard</w:t>
-      </w:r>
-      <w:proofErr w:type="spellEnd"/>
-      <w:r>
-        <w:rPr>
-          <w:lang w:val="pt-PT"/>
-        </w:rPr>
-        <w:t>.</w:t>
+        <w:t>Elabore um texto fluido, técnico e profissional com interpretações, implicações mercadológicas, hipóteses e aplicações práticas para o storytelling e dashboard.</w:t>
       </w:r>
     </w:p>
     <w:p>
@@ -6744,21 +4109,7 @@
         <w:rPr>
           <w:lang w:val="pt-PT"/>
         </w:rPr>
-        <w:t xml:space="preserve">1. Um bloco </w:t>
-      </w:r>
-      <w:proofErr w:type="spellStart"/>
-      <w:r>
-        <w:rPr>
-          <w:lang w:val="pt-PT"/>
-        </w:rPr>
-        <w:t>Markdown</w:t>
-      </w:r>
-      <w:proofErr w:type="spellEnd"/>
-      <w:r>
-        <w:rPr>
-          <w:lang w:val="pt-PT"/>
-        </w:rPr>
-        <w:t xml:space="preserve"> único para o relatório técnico.</w:t>
+        <w:t>1. Um bloco Markdown único para o relatório técnico.</w:t>
       </w:r>
     </w:p>
     <w:p>
@@ -6798,21 +4149,7 @@
         <w:rPr>
           <w:lang w:val="pt-PT"/>
         </w:rPr>
-        <w:t xml:space="preserve">A execução do </w:t>
-      </w:r>
-      <w:proofErr w:type="spellStart"/>
-      <w:r>
-        <w:rPr>
-          <w:lang w:val="pt-PT"/>
-        </w:rPr>
-        <w:t>prompt</w:t>
-      </w:r>
-      <w:proofErr w:type="spellEnd"/>
-      <w:r>
-        <w:rPr>
-          <w:lang w:val="pt-PT"/>
-        </w:rPr>
-        <w:t xml:space="preserve"> resultou em um conjunto estruturado de análises, organizadas conforme as etapas previstas:</w:t>
+        <w:t>A execução do prompt resultou em um conjunto estruturado de análises, organizadas conforme as etapas previstas:</w:t>
       </w:r>
     </w:p>
     <w:p>
@@ -6859,21 +4196,7 @@
         <w:rPr>
           <w:lang w:val="pt-PT"/>
         </w:rPr>
-        <w:t xml:space="preserve">popularidade: </w:t>
-      </w:r>
-      <w:proofErr w:type="spellStart"/>
-      <w:r>
-        <w:rPr>
-          <w:lang w:val="pt-PT"/>
-        </w:rPr>
-        <w:t>bimodal</w:t>
-      </w:r>
-      <w:proofErr w:type="spellEnd"/>
-      <w:r>
-        <w:rPr>
-          <w:lang w:val="pt-PT"/>
-        </w:rPr>
-        <w:t>, com forte concentração em “zero” e outro grupo entre 60 e 85 pontos;</w:t>
+        <w:t>popularidade: bimodal, com forte concentração em “zero” e outro grupo entre 60 e 85 pontos;</w:t>
       </w:r>
     </w:p>
     <w:p>
@@ -6887,33 +4210,11 @@
           <w:lang w:val="pt-PT"/>
         </w:rPr>
       </w:pPr>
-      <w:proofErr w:type="spellStart"/>
-      <w:r>
-        <w:rPr>
-          <w:lang w:val="pt-PT"/>
-        </w:rPr>
-        <w:t>duracao_min</w:t>
-      </w:r>
-      <w:proofErr w:type="spellEnd"/>
-      <w:r>
-        <w:rPr>
-          <w:lang w:val="pt-PT"/>
-        </w:rPr>
-        <w:t xml:space="preserve">: distribuição centrada em ~3,5 min, coerente com padrões de consumo em </w:t>
-      </w:r>
-      <w:proofErr w:type="spellStart"/>
-      <w:r>
-        <w:rPr>
-          <w:lang w:val="pt-PT"/>
-        </w:rPr>
-        <w:t>streaming</w:t>
-      </w:r>
-      <w:proofErr w:type="spellEnd"/>
-      <w:r>
-        <w:rPr>
-          <w:lang w:val="pt-PT"/>
-        </w:rPr>
-        <w:t>;</w:t>
+      <w:r>
+        <w:rPr>
+          <w:lang w:val="pt-PT"/>
+        </w:rPr>
+        <w:t>duracao_min: distribuição centrada em ~3,5 min, coerente com padrões de consumo em streaming;</w:t>
       </w:r>
     </w:p>
     <w:p>
@@ -6927,19 +4228,11 @@
           <w:lang w:val="pt-PT"/>
         </w:rPr>
       </w:pPr>
-      <w:proofErr w:type="spellStart"/>
-      <w:r>
-        <w:rPr>
-          <w:lang w:val="pt-PT"/>
-        </w:rPr>
-        <w:t>ano_lancamento</w:t>
-      </w:r>
-      <w:proofErr w:type="spellEnd"/>
-      <w:r>
-        <w:rPr>
-          <w:lang w:val="pt-PT"/>
-        </w:rPr>
-        <w:t>: forte concentração pós-2010, com pico em 2024;</w:t>
+      <w:r>
+        <w:rPr>
+          <w:lang w:val="pt-PT"/>
+        </w:rPr>
+        <w:t>ano_lancamento: forte concentração pós-2010, com pico em 2024;</w:t>
       </w:r>
     </w:p>
     <w:p>
@@ -6953,19 +4246,11 @@
           <w:lang w:val="pt-PT"/>
         </w:rPr>
       </w:pPr>
-      <w:proofErr w:type="spellStart"/>
-      <w:r>
-        <w:rPr>
-          <w:lang w:val="pt-PT"/>
-        </w:rPr>
-        <w:t>popularidade_norm</w:t>
-      </w:r>
-      <w:proofErr w:type="spellEnd"/>
-      <w:r>
-        <w:rPr>
-          <w:lang w:val="pt-PT"/>
-        </w:rPr>
-        <w:t>: seguiu padrão semelhante à popularidade original.</w:t>
+      <w:r>
+        <w:rPr>
+          <w:lang w:val="pt-PT"/>
+        </w:rPr>
+        <w:t>popularidade_norm: seguiu padrão semelhante à popularidade original.</w:t>
       </w:r>
     </w:p>
     <w:p>
@@ -6983,21 +4268,7 @@
         <w:rPr>
           <w:lang w:val="pt-PT"/>
         </w:rPr>
-        <w:t xml:space="preserve">A interpretação relacionou esses achados à dinâmica do </w:t>
-      </w:r>
-      <w:proofErr w:type="spellStart"/>
-      <w:r>
-        <w:rPr>
-          <w:lang w:val="pt-PT"/>
-        </w:rPr>
-        <w:t>Spotify</w:t>
-      </w:r>
-      <w:proofErr w:type="spellEnd"/>
-      <w:r>
-        <w:rPr>
-          <w:lang w:val="pt-PT"/>
-        </w:rPr>
-        <w:t>, discutindo:</w:t>
+        <w:t>A interpretação relacionou esses achados à dinâmica do Spotify, discutindo:</w:t>
       </w:r>
     </w:p>
     <w:p>
@@ -7011,33 +4282,11 @@
           <w:lang w:val="pt-PT"/>
         </w:rPr>
       </w:pPr>
-      <w:proofErr w:type="spellStart"/>
-      <w:r>
-        <w:rPr>
-          <w:lang w:val="pt-PT"/>
-        </w:rPr>
-        <w:t>long</w:t>
-      </w:r>
-      <w:proofErr w:type="spellEnd"/>
-      <w:r>
-        <w:rPr>
-          <w:lang w:val="pt-PT"/>
-        </w:rPr>
-        <w:t xml:space="preserve"> </w:t>
-      </w:r>
-      <w:proofErr w:type="spellStart"/>
-      <w:r>
-        <w:rPr>
-          <w:lang w:val="pt-PT"/>
-        </w:rPr>
-        <w:t>tail</w:t>
-      </w:r>
-      <w:proofErr w:type="spellEnd"/>
-      <w:r>
-        <w:rPr>
-          <w:lang w:val="pt-PT"/>
-        </w:rPr>
-        <w:t xml:space="preserve"> de faixas sem engajamento,</w:t>
+      <w:r>
+        <w:rPr>
+          <w:lang w:val="pt-PT"/>
+        </w:rPr>
+        <w:t>long tail de faixas sem engajamento,</w:t>
       </w:r>
     </w:p>
     <w:p>
@@ -7119,21 +4368,7 @@
         <w:rPr>
           <w:lang w:val="pt-PT"/>
         </w:rPr>
-        <w:t xml:space="preserve">A partir das visualizações da </w:t>
-      </w:r>
-      <w:proofErr w:type="spellStart"/>
-      <w:r>
-        <w:rPr>
-          <w:lang w:val="pt-PT"/>
-        </w:rPr>
-        <w:t>Issue</w:t>
-      </w:r>
-      <w:proofErr w:type="spellEnd"/>
-      <w:r>
-        <w:rPr>
-          <w:lang w:val="pt-PT"/>
-        </w:rPr>
-        <w:t xml:space="preserve"> 3.1:</w:t>
+        <w:t>A partir das visualizações da Issue 3.1:</w:t>
       </w:r>
     </w:p>
     <w:p>
@@ -7187,21 +4422,7 @@
         <w:rPr>
           <w:lang w:val="pt-PT"/>
         </w:rPr>
-        <w:t xml:space="preserve">verificou-se diferenças significativas entre gêneros, com destaque para </w:t>
-      </w:r>
-      <w:proofErr w:type="spellStart"/>
-      <w:r>
-        <w:rPr>
-          <w:lang w:val="pt-PT"/>
-        </w:rPr>
-        <w:t>Latin</w:t>
-      </w:r>
-      <w:proofErr w:type="spellEnd"/>
-      <w:r>
-        <w:rPr>
-          <w:lang w:val="pt-PT"/>
-        </w:rPr>
-        <w:t>, Pop e Indie;</w:t>
+        <w:t>verificou-se diferenças significativas entre gêneros, com destaque para Latin, Pop e Indie;</w:t>
       </w:r>
     </w:p>
     <w:p>
@@ -7265,21 +4486,7 @@
         <w:rPr>
           <w:lang w:val="pt-PT"/>
         </w:rPr>
-        <w:t xml:space="preserve">por artista (consistentes, voláteis, com muitos </w:t>
-      </w:r>
-      <w:proofErr w:type="gramStart"/>
-      <w:r>
-        <w:rPr>
-          <w:lang w:val="pt-PT"/>
-        </w:rPr>
-        <w:t>registros</w:t>
-      </w:r>
-      <w:proofErr w:type="gramEnd"/>
-      <w:r>
-        <w:rPr>
-          <w:lang w:val="pt-PT"/>
-        </w:rPr>
-        <w:t xml:space="preserve"> zero);</w:t>
+        <w:t>por artista (consistentes, voláteis, com muitos registros zero);</w:t>
       </w:r>
     </w:p>
     <w:p>
@@ -7609,21 +4816,7 @@
         <w:rPr>
           <w:lang w:val="pt-PT"/>
         </w:rPr>
-        <w:t xml:space="preserve">Essa narrativa está </w:t>
-      </w:r>
-      <w:proofErr w:type="gramStart"/>
-      <w:r>
-        <w:rPr>
-          <w:lang w:val="pt-PT"/>
-        </w:rPr>
-        <w:t>registrada</w:t>
-      </w:r>
-      <w:proofErr w:type="gramEnd"/>
-      <w:r>
-        <w:rPr>
-          <w:lang w:val="pt-PT"/>
-        </w:rPr>
-        <w:t xml:space="preserve"> na Célula 25, totalmente revisada e otimizada para evitar redundâncias com a Célula 23.</w:t>
+        <w:t>Essa narrativa está registrada na Célula 25, totalmente revisada e otimizada para evitar redundâncias com a Célula 23.</w:t>
       </w:r>
     </w:p>
     <w:p>
@@ -7669,21 +4862,7 @@
         <w:rPr>
           <w:lang w:val="pt-PT"/>
         </w:rPr>
-        <w:t xml:space="preserve">necessidade de estratégias focadas em </w:t>
-      </w:r>
-      <w:proofErr w:type="spellStart"/>
-      <w:r>
-        <w:rPr>
-          <w:lang w:val="pt-PT"/>
-        </w:rPr>
-        <w:t>back</w:t>
-      </w:r>
-      <w:proofErr w:type="spellEnd"/>
-      <w:r>
-        <w:rPr>
-          <w:lang w:val="pt-PT"/>
-        </w:rPr>
-        <w:t xml:space="preserve"> catalogue,</w:t>
+        <w:t>necessidade de estratégias focadas em back catalogue,</w:t>
       </w:r>
     </w:p>
     <w:p>
@@ -7720,21 +4899,7 @@
         <w:rPr>
           <w:lang w:val="pt-PT"/>
         </w:rPr>
-        <w:t xml:space="preserve">padrões de descoberta musical no </w:t>
-      </w:r>
-      <w:proofErr w:type="spellStart"/>
-      <w:r>
-        <w:rPr>
-          <w:lang w:val="pt-PT"/>
-        </w:rPr>
-        <w:t>Spotify</w:t>
-      </w:r>
-      <w:proofErr w:type="spellEnd"/>
-      <w:r>
-        <w:rPr>
-          <w:lang w:val="pt-PT"/>
-        </w:rPr>
-        <w:t>,</w:t>
+        <w:t>padrões de descoberta musical no Spotify,</w:t>
       </w:r>
     </w:p>
     <w:p>
@@ -7780,21 +4945,7 @@
         <w:rPr>
           <w:lang w:val="pt-PT"/>
         </w:rPr>
-        <w:t xml:space="preserve">A </w:t>
-      </w:r>
-      <w:proofErr w:type="spellStart"/>
-      <w:r>
-        <w:rPr>
-          <w:lang w:val="pt-PT"/>
-        </w:rPr>
-        <w:t>Issue</w:t>
-      </w:r>
-      <w:proofErr w:type="spellEnd"/>
-      <w:r>
-        <w:rPr>
-          <w:lang w:val="pt-PT"/>
-        </w:rPr>
-        <w:t xml:space="preserve"> foi concluída com:</w:t>
+        <w:t>A Issue foi concluída com:</w:t>
       </w:r>
     </w:p>
     <w:p>
@@ -7812,21 +4963,7 @@
         <w:rPr>
           <w:lang w:val="pt-PT"/>
         </w:rPr>
-        <w:t>Célula 25 (</w:t>
-      </w:r>
-      <w:proofErr w:type="spellStart"/>
-      <w:r>
-        <w:rPr>
-          <w:lang w:val="pt-PT"/>
-        </w:rPr>
-        <w:t>Markdown</w:t>
-      </w:r>
-      <w:proofErr w:type="spellEnd"/>
-      <w:r>
-        <w:rPr>
-          <w:lang w:val="pt-PT"/>
-        </w:rPr>
-        <w:t>) contendo a análise interpretativa completa;</w:t>
+        <w:t>Célula 25 (Markdown) contendo a análise interpretativa completa;</w:t>
       </w:r>
     </w:p>
     <w:p>
@@ -7862,21 +4999,7 @@
         <w:rPr>
           <w:lang w:val="pt-PT"/>
         </w:rPr>
-        <w:t xml:space="preserve">Integração plena com os resultados da </w:t>
-      </w:r>
-      <w:proofErr w:type="spellStart"/>
-      <w:r>
-        <w:rPr>
-          <w:lang w:val="pt-PT"/>
-        </w:rPr>
-        <w:t>Issue</w:t>
-      </w:r>
-      <w:proofErr w:type="spellEnd"/>
-      <w:r>
-        <w:rPr>
-          <w:lang w:val="pt-PT"/>
-        </w:rPr>
-        <w:t xml:space="preserve"> 3.1;</w:t>
+        <w:t>Integração plena com os resultados da Issue 3.1;</w:t>
       </w:r>
     </w:p>
     <w:p>
@@ -7894,49 +5017,7 @@
         <w:rPr>
           <w:lang w:val="pt-PT"/>
         </w:rPr>
-        <w:t xml:space="preserve">Preparação direta para o </w:t>
-      </w:r>
-      <w:proofErr w:type="spellStart"/>
-      <w:r>
-        <w:rPr>
-          <w:lang w:val="pt-PT"/>
-        </w:rPr>
-        <w:t>storytelling</w:t>
-      </w:r>
-      <w:proofErr w:type="spellEnd"/>
-      <w:r>
-        <w:rPr>
-          <w:lang w:val="pt-PT"/>
-        </w:rPr>
-        <w:t xml:space="preserve"> visual e </w:t>
-      </w:r>
-      <w:proofErr w:type="spellStart"/>
-      <w:r>
-        <w:rPr>
-          <w:lang w:val="pt-PT"/>
-        </w:rPr>
-        <w:t>dashboard</w:t>
-      </w:r>
-      <w:proofErr w:type="spellEnd"/>
-      <w:r>
-        <w:rPr>
-          <w:lang w:val="pt-PT"/>
-        </w:rPr>
-        <w:t xml:space="preserve"> da </w:t>
-      </w:r>
-      <w:proofErr w:type="spellStart"/>
-      <w:r>
-        <w:rPr>
-          <w:lang w:val="pt-PT"/>
-        </w:rPr>
-        <w:t>Issue</w:t>
-      </w:r>
-      <w:proofErr w:type="spellEnd"/>
-      <w:r>
-        <w:rPr>
-          <w:lang w:val="pt-PT"/>
-        </w:rPr>
-        <w:t xml:space="preserve"> 3.3.</w:t>
+        <w:t>Preparação direta para o storytelling visual e dashboard da Issue 3.3.</w:t>
       </w:r>
     </w:p>
     <w:p>
@@ -7981,21 +5062,7 @@
         <w:rPr>
           <w:lang w:val="pt-PT"/>
         </w:rPr>
-        <w:t xml:space="preserve">compreender padrões estruturais do </w:t>
-      </w:r>
-      <w:proofErr w:type="spellStart"/>
-      <w:r>
-        <w:rPr>
-          <w:lang w:val="pt-PT"/>
-        </w:rPr>
-        <w:t>dataset</w:t>
-      </w:r>
-      <w:proofErr w:type="spellEnd"/>
-      <w:r>
-        <w:rPr>
-          <w:lang w:val="pt-PT"/>
-        </w:rPr>
-        <w:t>;</w:t>
+        <w:t>compreender padrões estruturais do dataset;</w:t>
       </w:r>
     </w:p>
     <w:p>
@@ -8049,21 +5116,7 @@
         <w:rPr>
           <w:lang w:val="pt-PT"/>
         </w:rPr>
-        <w:t xml:space="preserve">consolidar narrativas essenciais para o </w:t>
-      </w:r>
-      <w:proofErr w:type="spellStart"/>
-      <w:r>
-        <w:rPr>
-          <w:lang w:val="pt-PT"/>
-        </w:rPr>
-        <w:t>dashboard</w:t>
-      </w:r>
-      <w:proofErr w:type="spellEnd"/>
-      <w:r>
-        <w:rPr>
-          <w:lang w:val="pt-PT"/>
-        </w:rPr>
-        <w:t>;</w:t>
+        <w:t>consolidar narrativas essenciais para o dashboard;</w:t>
       </w:r>
     </w:p>
     <w:p>
@@ -8112,35 +5165,7 @@
         <w:rPr>
           <w:lang w:val="pt-PT"/>
         </w:rPr>
-        <w:t xml:space="preserve">Este conjunto de análises agrega profundidade ao </w:t>
-      </w:r>
-      <w:proofErr w:type="spellStart"/>
-      <w:r>
-        <w:rPr>
-          <w:lang w:val="pt-PT"/>
-        </w:rPr>
-        <w:t>storytelling</w:t>
-      </w:r>
-      <w:proofErr w:type="spellEnd"/>
-      <w:r>
-        <w:rPr>
-          <w:lang w:val="pt-PT"/>
-        </w:rPr>
-        <w:t xml:space="preserve"> e dá suporte ao protótipo que será criado na próxima </w:t>
-      </w:r>
-      <w:proofErr w:type="spellStart"/>
-      <w:r>
-        <w:rPr>
-          <w:lang w:val="pt-PT"/>
-        </w:rPr>
-        <w:t>issue</w:t>
-      </w:r>
-      <w:proofErr w:type="spellEnd"/>
-      <w:r>
-        <w:rPr>
-          <w:lang w:val="pt-PT"/>
-        </w:rPr>
-        <w:t>.</w:t>
+        <w:t>Este conjunto de análises agrega profundidade ao storytelling e dá suporte ao protótipo que será criado na próxima issue.</w:t>
       </w:r>
     </w:p>
     <w:p>
@@ -8167,62 +5192,20 @@
         <w:rPr>
           <w:lang w:val="pt-PT"/>
         </w:rPr>
-        <w:t xml:space="preserve">A </w:t>
-      </w:r>
-      <w:proofErr w:type="spellStart"/>
-      <w:r>
-        <w:rPr>
-          <w:lang w:val="pt-PT"/>
-        </w:rPr>
-        <w:t>Issue</w:t>
-      </w:r>
-      <w:proofErr w:type="spellEnd"/>
-      <w:r>
-        <w:rPr>
-          <w:lang w:val="pt-PT"/>
-        </w:rPr>
-        <w:t xml:space="preserve"> 3.2 atingiu integralmente seus objetivos, convertendo resultados quantitativos em narrativa de valor interpretativo e mercadológico. A Célula 25 sintetiza esse processo com rigor técnico e clareza metodológica.</w:t>
-      </w:r>
-    </w:p>
-    <w:p>
-      <w:pPr>
-        <w:rPr>
-          <w:lang w:val="pt-PT"/>
-        </w:rPr>
-      </w:pPr>
-      <w:r>
-        <w:rPr>
-          <w:lang w:val="pt-PT"/>
-        </w:rPr>
-        <w:t xml:space="preserve">Este conteúdo permitirá avançar para a </w:t>
-      </w:r>
-      <w:proofErr w:type="spellStart"/>
-      <w:r>
-        <w:rPr>
-          <w:lang w:val="pt-PT"/>
-        </w:rPr>
-        <w:t>Issue</w:t>
-      </w:r>
-      <w:proofErr w:type="spellEnd"/>
-      <w:r>
-        <w:rPr>
-          <w:lang w:val="pt-PT"/>
-        </w:rPr>
-        <w:t xml:space="preserve"> 3.3 com entendimento profundo dos padrões musicais, gerando um </w:t>
-      </w:r>
-      <w:proofErr w:type="spellStart"/>
-      <w:r>
-        <w:rPr>
-          <w:lang w:val="pt-PT"/>
-        </w:rPr>
-        <w:t>dashboard</w:t>
-      </w:r>
-      <w:proofErr w:type="spellEnd"/>
-      <w:r>
-        <w:rPr>
-          <w:lang w:val="pt-PT"/>
-        </w:rPr>
-        <w:t xml:space="preserve"> mais coerente, interpretativo e orientado a decisões.</w:t>
+        <w:t>A Issue 3.2 atingiu integralmente seus objetivos, convertendo resultados quantitativos em narrativa de valor interpretativo e mercadológico. A Célula 25 sintetiza esse processo com rigor técnico e clareza metodológica.</w:t>
+      </w:r>
+    </w:p>
+    <w:p>
+      <w:pPr>
+        <w:rPr>
+          <w:lang w:val="pt-PT"/>
+        </w:rPr>
+      </w:pPr>
+      <w:r>
+        <w:rPr>
+          <w:lang w:val="pt-PT"/>
+        </w:rPr>
+        <w:t>Este conteúdo permitirá avançar para a Issue 3.3 com entendimento profundo dos padrões musicais, gerando um dashboard mais coerente, interpretativo e orientado a decisões.</w:t>
       </w:r>
     </w:p>
     <w:p>
@@ -8331,76 +5314,20 @@
         <w:rPr>
           <w:lang w:val="pt-BR"/>
         </w:rPr>
-        <w:t xml:space="preserve">A </w:t>
-      </w:r>
-      <w:proofErr w:type="spellStart"/>
-      <w:r>
-        <w:rPr>
-          <w:lang w:val="pt-BR"/>
-        </w:rPr>
-        <w:t>Issue</w:t>
-      </w:r>
-      <w:proofErr w:type="spellEnd"/>
-      <w:r>
-        <w:rPr>
-          <w:lang w:val="pt-BR"/>
-        </w:rPr>
-        <w:t xml:space="preserve"> 3.3 marcou a etapa de transformação das análises quantitativas e interpretativas realizadas nas </w:t>
-      </w:r>
-      <w:proofErr w:type="spellStart"/>
-      <w:r>
-        <w:rPr>
-          <w:lang w:val="pt-BR"/>
-        </w:rPr>
-        <w:t>Issues</w:t>
-      </w:r>
-      <w:proofErr w:type="spellEnd"/>
-      <w:r>
-        <w:rPr>
-          <w:lang w:val="pt-BR"/>
-        </w:rPr>
-        <w:t xml:space="preserve"> 3.1 (EDA) e 3.2 (</w:t>
-      </w:r>
-      <w:proofErr w:type="spellStart"/>
-      <w:r>
-        <w:rPr>
-          <w:lang w:val="pt-BR"/>
-        </w:rPr>
-        <w:t>Storytelling</w:t>
-      </w:r>
-      <w:proofErr w:type="spellEnd"/>
-      <w:r>
-        <w:rPr>
-          <w:lang w:val="pt-BR"/>
-        </w:rPr>
-        <w:t xml:space="preserve"> Analítico) em um protótipo funcional de dashboard interativo. Essa fase estabeleceu a ponte entre os resultados da investigação de dados e sua apresentação em formato visual, navegável e orientado a usuários.</w:t>
-      </w:r>
-    </w:p>
-    <w:p>
-      <w:pPr>
-        <w:rPr>
-          <w:lang w:val="pt-BR"/>
-        </w:rPr>
-      </w:pPr>
-      <w:r>
-        <w:rPr>
-          <w:lang w:val="pt-BR"/>
-        </w:rPr>
-        <w:t xml:space="preserve">O objetivo principal foi construir uma interface inicial que reunisse os principais insights do </w:t>
-      </w:r>
-      <w:proofErr w:type="spellStart"/>
-      <w:r>
-        <w:rPr>
-          <w:lang w:val="pt-BR"/>
-        </w:rPr>
-        <w:t>dataset</w:t>
-      </w:r>
-      <w:proofErr w:type="spellEnd"/>
-      <w:r>
-        <w:rPr>
-          <w:lang w:val="pt-BR"/>
-        </w:rPr>
-        <w:t xml:space="preserve"> e permitisse exploração dinâmica das métricas de popularidade, gêneros, artistas e evolução temporal no Spotify. Essa versão será expandida e refinada na Semana 4 para compor o dashboard final.</w:t>
+        <w:t>A Issue 3.3 marcou a etapa de transformação das análises quantitativas e interpretativas realizadas nas Issues 3.1 (EDA) e 3.2 (Storytelling Analítico) em um protótipo funcional de dashboard interativo. Essa fase estabeleceu a ponte entre os resultados da investigação de dados e sua apresentação em formato visual, navegável e orientado a usuários.</w:t>
+      </w:r>
+    </w:p>
+    <w:p>
+      <w:pPr>
+        <w:rPr>
+          <w:lang w:val="pt-BR"/>
+        </w:rPr>
+      </w:pPr>
+      <w:r>
+        <w:rPr>
+          <w:lang w:val="pt-BR"/>
+        </w:rPr>
+        <w:t>O objetivo principal foi construir uma interface inicial que reunisse os principais insights do dataset e permitisse exploração dinâmica das métricas de popularidade, gêneros, artistas e evolução temporal no Spotify. Essa versão será expandida e refinada na Semana 4 para compor o dashboard final.</w:t>
       </w:r>
     </w:p>
     <w:p>
@@ -8440,76 +5367,20 @@
         <w:rPr>
           <w:lang w:val="pt-BR"/>
         </w:rPr>
-        <w:t xml:space="preserve">Atue como um Cientista de Dados Sênior, especialista em </w:t>
-      </w:r>
-      <w:proofErr w:type="spellStart"/>
-      <w:r>
-        <w:rPr>
-          <w:lang w:val="pt-BR"/>
-        </w:rPr>
-        <w:t>Storytelling</w:t>
-      </w:r>
-      <w:proofErr w:type="spellEnd"/>
-      <w:r>
-        <w:rPr>
-          <w:lang w:val="pt-BR"/>
-        </w:rPr>
-        <w:t xml:space="preserve"> Visual, Design de Dashboards e prototipação rápida usando ferramentas como </w:t>
-      </w:r>
-      <w:proofErr w:type="spellStart"/>
-      <w:r>
-        <w:rPr>
-          <w:lang w:val="pt-BR"/>
-        </w:rPr>
-        <w:t>Lovable</w:t>
-      </w:r>
-      <w:proofErr w:type="spellEnd"/>
-      <w:r>
-        <w:rPr>
-          <w:lang w:val="pt-BR"/>
-        </w:rPr>
-        <w:t xml:space="preserve">, </w:t>
-      </w:r>
-      <w:proofErr w:type="spellStart"/>
-      <w:r>
-        <w:rPr>
-          <w:lang w:val="pt-BR"/>
-        </w:rPr>
-        <w:t>Streamlit</w:t>
-      </w:r>
-      <w:proofErr w:type="spellEnd"/>
-      <w:r>
-        <w:rPr>
-          <w:lang w:val="pt-BR"/>
-        </w:rPr>
-        <w:t xml:space="preserve"> ou Bolt.</w:t>
-      </w:r>
-    </w:p>
-    <w:p>
-      <w:pPr>
-        <w:rPr>
-          <w:lang w:val="pt-BR"/>
-        </w:rPr>
-      </w:pPr>
-      <w:r>
-        <w:rPr>
-          <w:lang w:val="pt-BR"/>
-        </w:rPr>
-        <w:t xml:space="preserve">Agora quero que você desenvolva o PROTÓTIPO INICIAL DO DASHBOARD da Semana 3, integrando as análises e visualizações que construímos nas </w:t>
-      </w:r>
-      <w:proofErr w:type="spellStart"/>
-      <w:r>
-        <w:rPr>
-          <w:lang w:val="pt-BR"/>
-        </w:rPr>
-        <w:t>Issues</w:t>
-      </w:r>
-      <w:proofErr w:type="spellEnd"/>
-      <w:r>
-        <w:rPr>
-          <w:lang w:val="pt-BR"/>
-        </w:rPr>
-        <w:t xml:space="preserve"> 3.1 e 3.2.</w:t>
+        <w:t>Atue como um Cientista de Dados Sênior, especialista em Storytelling Visual, Design de Dashboards e prototipação rápida usando ferramentas como Lovable, Streamlit ou Bolt.</w:t>
+      </w:r>
+    </w:p>
+    <w:p>
+      <w:pPr>
+        <w:rPr>
+          <w:lang w:val="pt-BR"/>
+        </w:rPr>
+      </w:pPr>
+      <w:r>
+        <w:rPr>
+          <w:lang w:val="pt-BR"/>
+        </w:rPr>
+        <w:t>Agora quero que você desenvolva o PROTÓTIPO INICIAL DO DASHBOARD da Semana 3, integrando as análises e visualizações que construímos nas Issues 3.1 e 3.2.</w:t>
       </w:r>
     </w:p>
     <w:p>
@@ -8561,21 +5432,7 @@
         <w:rPr>
           <w:lang w:val="pt-BR"/>
         </w:rPr>
-        <w:t xml:space="preserve">3. Definição do </w:t>
-      </w:r>
-      <w:proofErr w:type="spellStart"/>
-      <w:r>
-        <w:rPr>
-          <w:lang w:val="pt-BR"/>
-        </w:rPr>
-        <w:t>storytelling</w:t>
-      </w:r>
-      <w:proofErr w:type="spellEnd"/>
-      <w:r>
-        <w:rPr>
-          <w:lang w:val="pt-BR"/>
-        </w:rPr>
-        <w:t xml:space="preserve"> visual</w:t>
+        <w:t>3. Definição do storytelling visual</w:t>
       </w:r>
     </w:p>
     <w:p>
@@ -8602,21 +5459,7 @@
           <w:lang w:val="pt-BR"/>
         </w:rPr>
         <w:lastRenderedPageBreak/>
-        <w:t xml:space="preserve">5. Bloco de </w:t>
-      </w:r>
-      <w:proofErr w:type="spellStart"/>
-      <w:r>
-        <w:rPr>
-          <w:lang w:val="pt-BR"/>
-        </w:rPr>
-        <w:t>storytelling</w:t>
-      </w:r>
-      <w:proofErr w:type="spellEnd"/>
-      <w:r>
-        <w:rPr>
-          <w:lang w:val="pt-BR"/>
-        </w:rPr>
-        <w:t xml:space="preserve"> automático dentro do dashboard</w:t>
+        <w:t>5. Bloco de storytelling automático dentro do dashboard</w:t>
       </w:r>
     </w:p>
     <w:p>
@@ -8695,35 +5538,7 @@
         <w:rPr>
           <w:lang w:val="pt-PT"/>
         </w:rPr>
-        <w:t xml:space="preserve">A execução da </w:t>
-      </w:r>
-      <w:proofErr w:type="spellStart"/>
-      <w:r>
-        <w:rPr>
-          <w:lang w:val="pt-PT"/>
-        </w:rPr>
-        <w:t>Issue</w:t>
-      </w:r>
-      <w:proofErr w:type="spellEnd"/>
-      <w:r>
-        <w:rPr>
-          <w:lang w:val="pt-PT"/>
-        </w:rPr>
-        <w:t xml:space="preserve"> 3.3 ocorreu em três frentes principais: seleção da ferramenta, desenvolvimento do protótipo e documentação no </w:t>
-      </w:r>
-      <w:proofErr w:type="spellStart"/>
-      <w:r>
-        <w:rPr>
-          <w:lang w:val="pt-PT"/>
-        </w:rPr>
-        <w:t>notebook</w:t>
-      </w:r>
-      <w:proofErr w:type="spellEnd"/>
-      <w:r>
-        <w:rPr>
-          <w:lang w:val="pt-PT"/>
-        </w:rPr>
-        <w:t>.</w:t>
+        <w:t>A execução da Issue 3.3 ocorreu em três frentes principais: seleção da ferramenta, desenvolvimento do protótipo e documentação no notebook.</w:t>
       </w:r>
     </w:p>
     <w:p>
@@ -8751,112 +5566,20 @@
         <w:rPr>
           <w:lang w:val="pt-PT"/>
         </w:rPr>
-        <w:t xml:space="preserve">Após comparar </w:t>
-      </w:r>
-      <w:proofErr w:type="spellStart"/>
-      <w:r>
-        <w:rPr>
-          <w:lang w:val="pt-PT"/>
-        </w:rPr>
-        <w:t>Lovable</w:t>
-      </w:r>
-      <w:proofErr w:type="spellEnd"/>
-      <w:r>
-        <w:rPr>
-          <w:lang w:val="pt-PT"/>
-        </w:rPr>
-        <w:t xml:space="preserve">, </w:t>
-      </w:r>
-      <w:proofErr w:type="spellStart"/>
-      <w:r>
-        <w:rPr>
-          <w:lang w:val="pt-PT"/>
-        </w:rPr>
-        <w:t>Bolt</w:t>
-      </w:r>
-      <w:proofErr w:type="spellEnd"/>
-      <w:r>
-        <w:rPr>
-          <w:lang w:val="pt-PT"/>
-        </w:rPr>
-        <w:t xml:space="preserve"> e </w:t>
-      </w:r>
-      <w:proofErr w:type="spellStart"/>
-      <w:r>
-        <w:rPr>
-          <w:lang w:val="pt-PT"/>
-        </w:rPr>
-        <w:t>Streamlit</w:t>
-      </w:r>
-      <w:proofErr w:type="spellEnd"/>
-      <w:r>
-        <w:rPr>
-          <w:lang w:val="pt-PT"/>
-        </w:rPr>
-        <w:t>, a solução escolhida foi:</w:t>
-      </w:r>
-    </w:p>
-    <w:p>
-      <w:pPr>
-        <w:rPr>
-          <w:lang w:val="pt-PT"/>
-        </w:rPr>
-      </w:pPr>
-      <w:proofErr w:type="spellStart"/>
-      <w:r>
-        <w:rPr>
-          <w:lang w:val="pt-PT"/>
-        </w:rPr>
-        <w:t>Streamlit</w:t>
-      </w:r>
-      <w:proofErr w:type="spellEnd"/>
-      <w:r>
-        <w:rPr>
-          <w:lang w:val="pt-PT"/>
-        </w:rPr>
-        <w:t xml:space="preserve"> – pela capacidade de integrar </w:t>
-      </w:r>
-      <w:proofErr w:type="spellStart"/>
-      <w:r>
-        <w:rPr>
-          <w:lang w:val="pt-PT"/>
-        </w:rPr>
-        <w:t>Python</w:t>
-      </w:r>
-      <w:proofErr w:type="spellEnd"/>
-      <w:r>
-        <w:rPr>
-          <w:lang w:val="pt-PT"/>
-        </w:rPr>
-        <w:t xml:space="preserve">, </w:t>
-      </w:r>
-      <w:proofErr w:type="spellStart"/>
-      <w:r>
-        <w:rPr>
-          <w:lang w:val="pt-PT"/>
-        </w:rPr>
-        <w:t>Plotly</w:t>
-      </w:r>
-      <w:proofErr w:type="spellEnd"/>
-      <w:r>
-        <w:rPr>
-          <w:lang w:val="pt-PT"/>
-        </w:rPr>
-        <w:t xml:space="preserve"> e interatividade em uma interface simples, modular e de rápida </w:t>
-      </w:r>
-      <w:proofErr w:type="spellStart"/>
-      <w:r>
-        <w:rPr>
-          <w:lang w:val="pt-PT"/>
-        </w:rPr>
-        <w:t>prototipação</w:t>
-      </w:r>
-      <w:proofErr w:type="spellEnd"/>
-      <w:r>
-        <w:rPr>
-          <w:lang w:val="pt-PT"/>
-        </w:rPr>
-        <w:t>.</w:t>
+        <w:t>Após comparar Lovable, Bolt e Streamlit, a solução escolhida foi:</w:t>
+      </w:r>
+    </w:p>
+    <w:p>
+      <w:pPr>
+        <w:rPr>
+          <w:lang w:val="pt-PT"/>
+        </w:rPr>
+      </w:pPr>
+      <w:r>
+        <w:rPr>
+          <w:lang w:val="pt-PT"/>
+        </w:rPr>
+        <w:t>Streamlit – pela capacidade de integrar Python, Plotly e interatividade em uma interface simples, modular e de rápida prototipação.</w:t>
       </w:r>
     </w:p>
     <w:p>
@@ -8887,21 +5610,7 @@
         <w:rPr>
           <w:lang w:val="pt-PT"/>
         </w:rPr>
-        <w:t xml:space="preserve">manter o fluxo do </w:t>
-      </w:r>
-      <w:proofErr w:type="spellStart"/>
-      <w:r>
-        <w:rPr>
-          <w:lang w:val="pt-PT"/>
-        </w:rPr>
-        <w:t>notebook</w:t>
-      </w:r>
-      <w:proofErr w:type="spellEnd"/>
-      <w:r>
-        <w:rPr>
-          <w:lang w:val="pt-PT"/>
-        </w:rPr>
-        <w:t>,</w:t>
+        <w:t>manter o fluxo do notebook,</w:t>
       </w:r>
     </w:p>
     <w:p>
@@ -8937,21 +5646,7 @@
         <w:rPr>
           <w:lang w:val="pt-PT"/>
         </w:rPr>
-        <w:t xml:space="preserve">criar um </w:t>
-      </w:r>
-      <w:proofErr w:type="spellStart"/>
-      <w:r>
-        <w:rPr>
-          <w:lang w:val="pt-PT"/>
-        </w:rPr>
-        <w:t>dashboard</w:t>
-      </w:r>
-      <w:proofErr w:type="spellEnd"/>
-      <w:r>
-        <w:rPr>
-          <w:lang w:val="pt-PT"/>
-        </w:rPr>
-        <w:t xml:space="preserve"> flexível com abas,</w:t>
+        <w:t>criar um dashboard flexível com abas,</w:t>
       </w:r>
     </w:p>
     <w:p>
@@ -8997,21 +5692,7 @@
         <w:rPr>
           <w:lang w:val="pt-PT"/>
         </w:rPr>
-        <w:t xml:space="preserve">Foi criado o arquivo spotify_dashboard_app.py contendo toda a estrutura do </w:t>
-      </w:r>
-      <w:proofErr w:type="spellStart"/>
-      <w:r>
-        <w:rPr>
-          <w:lang w:val="pt-PT"/>
-        </w:rPr>
-        <w:t>dashboard</w:t>
-      </w:r>
-      <w:proofErr w:type="spellEnd"/>
-      <w:r>
-        <w:rPr>
-          <w:lang w:val="pt-PT"/>
-        </w:rPr>
-        <w:t>, utilizando:</w:t>
+        <w:t>Foi criado o arquivo spotify_dashboard_app.py contendo toda a estrutura do dashboard, utilizando:</w:t>
       </w:r>
     </w:p>
     <w:p>
@@ -9043,19 +5724,11 @@
           <w:lang w:val="pt-PT"/>
         </w:rPr>
       </w:pPr>
-      <w:proofErr w:type="spellStart"/>
-      <w:r>
-        <w:rPr>
-          <w:lang w:val="pt-PT"/>
-        </w:rPr>
-        <w:t>KPIs</w:t>
-      </w:r>
-      <w:proofErr w:type="spellEnd"/>
-      <w:r>
-        <w:rPr>
-          <w:lang w:val="pt-PT"/>
-        </w:rPr>
-        <w:t xml:space="preserve"> importantes,</w:t>
+      <w:r>
+        <w:rPr>
+          <w:lang w:val="pt-PT"/>
+        </w:rPr>
+        <w:t>KPIs importantes,</w:t>
       </w:r>
     </w:p>
     <w:p>
@@ -9091,21 +5764,7 @@
         <w:rPr>
           <w:lang w:val="pt-PT"/>
         </w:rPr>
-        <w:t xml:space="preserve">gráficos </w:t>
-      </w:r>
-      <w:proofErr w:type="spellStart"/>
-      <w:r>
-        <w:rPr>
-          <w:lang w:val="pt-PT"/>
-        </w:rPr>
-        <w:t>Plotly</w:t>
-      </w:r>
-      <w:proofErr w:type="spellEnd"/>
-      <w:r>
-        <w:rPr>
-          <w:lang w:val="pt-PT"/>
-        </w:rPr>
-        <w:t xml:space="preserve"> dinâmicos,</w:t>
+        <w:t>gráficos Plotly dinâmicos,</w:t>
       </w:r>
     </w:p>
     <w:p>
@@ -9137,19 +5796,11 @@
           <w:lang w:val="pt-PT"/>
         </w:rPr>
       </w:pPr>
-      <w:proofErr w:type="spellStart"/>
-      <w:r>
-        <w:rPr>
-          <w:lang w:val="pt-PT"/>
-        </w:rPr>
-        <w:t>storytelling</w:t>
-      </w:r>
-      <w:proofErr w:type="spellEnd"/>
-      <w:r>
-        <w:rPr>
-          <w:lang w:val="pt-PT"/>
-        </w:rPr>
-        <w:t xml:space="preserve"> inicial dentro da própria interface.</w:t>
+      <w:r>
+        <w:rPr>
+          <w:lang w:val="pt-PT"/>
+        </w:rPr>
+        <w:t>storytelling inicial dentro da própria interface.</w:t>
       </w:r>
     </w:p>
     <w:p>
@@ -9163,21 +5814,7 @@
           <w:lang w:val="pt-PT"/>
         </w:rPr>
         <w:lastRenderedPageBreak/>
-        <w:t>O código foi gerado e salvo no ambiente utilizando a Célula 27, revisado para evitar erros Unicode e garantir a integridade do arquivo .</w:t>
-      </w:r>
-      <w:proofErr w:type="spellStart"/>
-      <w:r>
-        <w:rPr>
-          <w:lang w:val="pt-PT"/>
-        </w:rPr>
-        <w:t>py</w:t>
-      </w:r>
-      <w:proofErr w:type="spellEnd"/>
-      <w:r>
-        <w:rPr>
-          <w:lang w:val="pt-PT"/>
-        </w:rPr>
-        <w:t>.</w:t>
+        <w:t>O código foi gerado e salvo no ambiente utilizando a Célula 27, revisado para evitar erros Unicode e garantir a integridade do arquivo .py.</w:t>
       </w:r>
     </w:p>
     <w:p>
@@ -9205,21 +5842,7 @@
         <w:rPr>
           <w:lang w:val="pt-PT"/>
         </w:rPr>
-        <w:t xml:space="preserve">O </w:t>
-      </w:r>
-      <w:proofErr w:type="spellStart"/>
-      <w:r>
-        <w:rPr>
-          <w:lang w:val="pt-PT"/>
-        </w:rPr>
-        <w:t>dashboard</w:t>
-      </w:r>
-      <w:proofErr w:type="spellEnd"/>
-      <w:r>
-        <w:rPr>
-          <w:lang w:val="pt-PT"/>
-        </w:rPr>
-        <w:t xml:space="preserve"> foi organizado em quatro abas principais:</w:t>
+        <w:t>O dashboard foi organizado em quatro abas principais:</w:t>
       </w:r>
     </w:p>
     <w:p>
@@ -9290,19 +5913,11 @@
           <w:lang w:val="pt-PT"/>
         </w:rPr>
       </w:pPr>
-      <w:proofErr w:type="spellStart"/>
-      <w:r>
-        <w:rPr>
-          <w:lang w:val="pt-PT"/>
-        </w:rPr>
-        <w:t>KPIs</w:t>
-      </w:r>
-      <w:proofErr w:type="spellEnd"/>
-      <w:r>
-        <w:rPr>
-          <w:lang w:val="pt-PT"/>
-        </w:rPr>
-        <w:t>: total filtrado, popularidade média, % de faixas zero, duração média</w:t>
+      <w:r>
+        <w:rPr>
+          <w:lang w:val="pt-PT"/>
+        </w:rPr>
+        <w:t>KPIs: total filtrado, popularidade média, % de faixas zero, duração média</w:t>
       </w:r>
     </w:p>
     <w:p>
@@ -9337,19 +5952,11 @@
           <w:lang w:val="pt-PT"/>
         </w:rPr>
       </w:pPr>
-      <w:proofErr w:type="spellStart"/>
-      <w:r>
-        <w:rPr>
-          <w:lang w:val="pt-PT"/>
-        </w:rPr>
-        <w:t>boxplot</w:t>
-      </w:r>
-      <w:proofErr w:type="spellEnd"/>
-      <w:r>
-        <w:rPr>
-          <w:lang w:val="pt-PT"/>
-        </w:rPr>
-        <w:t xml:space="preserve"> de popularidade por gênero</w:t>
+      <w:r>
+        <w:rPr>
+          <w:lang w:val="pt-PT"/>
+        </w:rPr>
+        <w:t>boxplot de popularidade por gênero</w:t>
       </w:r>
     </w:p>
     <w:p>
@@ -9531,19 +6138,11 @@
           <w:lang w:val="pt-PT"/>
         </w:rPr>
       </w:pPr>
-      <w:proofErr w:type="spellStart"/>
-      <w:r>
-        <w:rPr>
-          <w:lang w:val="pt-PT"/>
-        </w:rPr>
-        <w:t>multiselect</w:t>
-      </w:r>
-      <w:proofErr w:type="spellEnd"/>
-      <w:r>
-        <w:rPr>
-          <w:lang w:val="pt-PT"/>
-        </w:rPr>
-        <w:t xml:space="preserve"> de gêneros</w:t>
+      <w:r>
+        <w:rPr>
+          <w:lang w:val="pt-PT"/>
+        </w:rPr>
+        <w:t>multiselect de gêneros</w:t>
       </w:r>
     </w:p>
     <w:p>
@@ -9633,35 +6232,7 @@
         <w:rPr>
           <w:lang w:val="pt-PT"/>
         </w:rPr>
-        <w:t>A Célula 27 salva o arquivo .</w:t>
-      </w:r>
-      <w:proofErr w:type="spellStart"/>
-      <w:r>
-        <w:rPr>
-          <w:lang w:val="pt-PT"/>
-        </w:rPr>
-        <w:t>py</w:t>
-      </w:r>
-      <w:proofErr w:type="spellEnd"/>
-      <w:r>
-        <w:rPr>
-          <w:lang w:val="pt-PT"/>
-        </w:rPr>
-        <w:t xml:space="preserve"> no ambiente, permitindo </w:t>
-      </w:r>
-      <w:proofErr w:type="spellStart"/>
-      <w:r>
-        <w:rPr>
-          <w:lang w:val="pt-PT"/>
-        </w:rPr>
-        <w:t>commit</w:t>
-      </w:r>
-      <w:proofErr w:type="spellEnd"/>
-      <w:r>
-        <w:rPr>
-          <w:lang w:val="pt-PT"/>
-        </w:rPr>
-        <w:t xml:space="preserve"> para o GitHub.</w:t>
+        <w:t>A Célula 27 salva o arquivo .py no ambiente, permitindo commit para o GitHub.</w:t>
       </w:r>
     </w:p>
     <w:p>
@@ -9702,49 +6273,7 @@
         <w:rPr>
           <w:lang w:val="pt-PT"/>
         </w:rPr>
-        <w:t xml:space="preserve">A </w:t>
-      </w:r>
-      <w:proofErr w:type="spellStart"/>
-      <w:r>
-        <w:rPr>
-          <w:lang w:val="pt-PT"/>
-        </w:rPr>
-        <w:t>Issue</w:t>
-      </w:r>
-      <w:proofErr w:type="spellEnd"/>
-      <w:r>
-        <w:rPr>
-          <w:lang w:val="pt-PT"/>
-        </w:rPr>
-        <w:t xml:space="preserve"> 3.3 foi concluída com a criação de um protótipo funcional, navegável e coerente com o </w:t>
-      </w:r>
-      <w:proofErr w:type="spellStart"/>
-      <w:r>
-        <w:rPr>
-          <w:lang w:val="pt-PT"/>
-        </w:rPr>
-        <w:t>storytelling</w:t>
-      </w:r>
-      <w:proofErr w:type="spellEnd"/>
-      <w:r>
-        <w:rPr>
-          <w:lang w:val="pt-PT"/>
-        </w:rPr>
-        <w:t xml:space="preserve"> da Semana 3. O </w:t>
-      </w:r>
-      <w:proofErr w:type="spellStart"/>
-      <w:r>
-        <w:rPr>
-          <w:lang w:val="pt-PT"/>
-        </w:rPr>
-        <w:t>dashboard</w:t>
-      </w:r>
-      <w:proofErr w:type="spellEnd"/>
-      <w:r>
-        <w:rPr>
-          <w:lang w:val="pt-PT"/>
-        </w:rPr>
-        <w:t xml:space="preserve"> já apresenta:</w:t>
+        <w:t>A Issue 3.3 foi concluída com a criação de um protótipo funcional, navegável e coerente com o storytelling da Semana 3. O dashboard já apresenta:</w:t>
       </w:r>
     </w:p>
     <w:p>
@@ -9856,48 +6385,20 @@
         <w:rPr>
           <w:lang w:val="pt-PT"/>
         </w:rPr>
-        <w:t xml:space="preserve">A </w:t>
-      </w:r>
-      <w:proofErr w:type="spellStart"/>
-      <w:r>
-        <w:rPr>
-          <w:lang w:val="pt-PT"/>
-        </w:rPr>
-        <w:t>Issue</w:t>
-      </w:r>
-      <w:proofErr w:type="spellEnd"/>
-      <w:r>
-        <w:rPr>
-          <w:lang w:val="pt-PT"/>
-        </w:rPr>
-        <w:t xml:space="preserve"> 3.3 foi entregue em 14/11/2025, cumprindo inteiramente as exigências da Semana 3.</w:t>
-      </w:r>
-    </w:p>
-    <w:p>
-      <w:pPr>
-        <w:rPr>
-          <w:lang w:val="pt-PT"/>
-        </w:rPr>
-      </w:pPr>
-      <w:r>
-        <w:rPr>
-          <w:lang w:val="pt-PT"/>
-        </w:rPr>
-        <w:t xml:space="preserve">O </w:t>
-      </w:r>
-      <w:proofErr w:type="spellStart"/>
-      <w:r>
-        <w:rPr>
-          <w:lang w:val="pt-PT"/>
-        </w:rPr>
-        <w:t>dashboard</w:t>
-      </w:r>
-      <w:proofErr w:type="spellEnd"/>
-      <w:r>
-        <w:rPr>
-          <w:lang w:val="pt-PT"/>
-        </w:rPr>
-        <w:t xml:space="preserve"> criado fornece uma estrutura robusta para o desenvolvimento da versão final e demonstra:</w:t>
+        <w:t>A Issue 3.3 foi entregue em 14/11/2025, cumprindo inteiramente as exigências da Semana 3.</w:t>
+      </w:r>
+    </w:p>
+    <w:p>
+      <w:pPr>
+        <w:rPr>
+          <w:lang w:val="pt-PT"/>
+        </w:rPr>
+      </w:pPr>
+      <w:r>
+        <w:rPr>
+          <w:lang w:val="pt-PT"/>
+        </w:rPr>
+        <w:t>O dashboard criado fornece uma estrutura robusta para o desenvolvimento da versão final e demonstra:</w:t>
       </w:r>
     </w:p>
     <w:p>
@@ -9933,21 +6434,7 @@
         <w:rPr>
           <w:lang w:val="pt-PT"/>
         </w:rPr>
-        <w:t xml:space="preserve">integração entre análise estatística e </w:t>
-      </w:r>
-      <w:proofErr w:type="spellStart"/>
-      <w:r>
-        <w:rPr>
-          <w:lang w:val="pt-PT"/>
-        </w:rPr>
-        <w:t>storytelling</w:t>
-      </w:r>
-      <w:proofErr w:type="spellEnd"/>
-      <w:r>
-        <w:rPr>
-          <w:lang w:val="pt-PT"/>
-        </w:rPr>
-        <w:t>,</w:t>
+        <w:t>integração entre análise estatística e storytelling,</w:t>
       </w:r>
     </w:p>
     <w:p>
@@ -10037,19 +6524,7 @@
         <w:pStyle w:val="Identificao"/>
       </w:pPr>
       <w:r>
-        <w:t xml:space="preserve">Relatório Técnico – Semana </w:t>
-      </w:r>
-      <w:r>
-        <w:t>4</w:t>
-      </w:r>
-      <w:r>
-        <w:t xml:space="preserve"> (1</w:t>
-      </w:r>
-      <w:r>
-        <w:t>9</w:t>
-      </w:r>
-      <w:r>
-        <w:t xml:space="preserve"> de novembro de 2025)</w:t>
+        <w:t>Relatório Técnico – Semana 4 (19 de novembro de 2025)</w:t>
       </w:r>
     </w:p>
     <w:p>
@@ -10116,118 +6591,20 @@
         <w:rPr>
           <w:lang w:val="pt-PT"/>
         </w:rPr>
-        <w:t xml:space="preserve">A </w:t>
-      </w:r>
-      <w:proofErr w:type="spellStart"/>
-      <w:r>
-        <w:rPr>
-          <w:lang w:val="pt-PT"/>
-        </w:rPr>
-        <w:t>Issue</w:t>
-      </w:r>
-      <w:proofErr w:type="spellEnd"/>
-      <w:r>
-        <w:rPr>
-          <w:lang w:val="pt-PT"/>
-        </w:rPr>
-        <w:t xml:space="preserve"> 4.1 teve como objetivo integrar Inteligência Artificial ao projeto </w:t>
-      </w:r>
-      <w:proofErr w:type="spellStart"/>
-      <w:r>
-        <w:rPr>
-          <w:lang w:val="pt-PT"/>
-        </w:rPr>
-        <w:t>Spotify</w:t>
-      </w:r>
-      <w:proofErr w:type="spellEnd"/>
-      <w:r>
-        <w:rPr>
-          <w:lang w:val="pt-PT"/>
-        </w:rPr>
-        <w:t xml:space="preserve"> Data </w:t>
-      </w:r>
-      <w:proofErr w:type="spellStart"/>
-      <w:r>
-        <w:rPr>
-          <w:lang w:val="pt-PT"/>
-        </w:rPr>
-        <w:t>Storytelling</w:t>
-      </w:r>
-      <w:proofErr w:type="spellEnd"/>
-      <w:r>
-        <w:rPr>
-          <w:lang w:val="pt-PT"/>
-        </w:rPr>
-        <w:t xml:space="preserve">, ampliando a análise descritiva por meio de insights automáticos gerados a partir do </w:t>
-      </w:r>
-      <w:proofErr w:type="spellStart"/>
-      <w:r>
-        <w:rPr>
-          <w:lang w:val="pt-PT"/>
-        </w:rPr>
-        <w:t>dataset</w:t>
-      </w:r>
-      <w:proofErr w:type="spellEnd"/>
-      <w:r>
-        <w:rPr>
-          <w:lang w:val="pt-PT"/>
-        </w:rPr>
-        <w:t xml:space="preserve"> tratado, das visualizações da Semana 3.1, da análise interpretativa da Semana 3.2 e do protótipo inicial de </w:t>
-      </w:r>
-      <w:proofErr w:type="spellStart"/>
-      <w:r>
-        <w:rPr>
-          <w:lang w:val="pt-PT"/>
-        </w:rPr>
-        <w:t>dashboard</w:t>
-      </w:r>
-      <w:proofErr w:type="spellEnd"/>
-      <w:r>
-        <w:rPr>
-          <w:lang w:val="pt-PT"/>
-        </w:rPr>
-        <w:t xml:space="preserve"> da Semana 3.3.</w:t>
-      </w:r>
-    </w:p>
-    <w:p>
-      <w:pPr>
-        <w:rPr>
-          <w:lang w:val="pt-PT"/>
-        </w:rPr>
-      </w:pPr>
-      <w:r>
-        <w:rPr>
-          <w:lang w:val="pt-PT"/>
-        </w:rPr>
-        <w:t xml:space="preserve">A meta principal foi estruturar um módulo de insights inteligentes totalmente compatível com o </w:t>
-      </w:r>
-      <w:proofErr w:type="spellStart"/>
-      <w:r>
-        <w:rPr>
-          <w:lang w:val="pt-PT"/>
-        </w:rPr>
-        <w:t>storytelling</w:t>
-      </w:r>
-      <w:proofErr w:type="spellEnd"/>
-      <w:r>
-        <w:rPr>
-          <w:lang w:val="pt-PT"/>
-        </w:rPr>
-        <w:t xml:space="preserve"> visual do </w:t>
-      </w:r>
-      <w:proofErr w:type="spellStart"/>
-      <w:r>
-        <w:rPr>
-          <w:lang w:val="pt-PT"/>
-        </w:rPr>
-        <w:t>dashboard</w:t>
-      </w:r>
-      <w:proofErr w:type="spellEnd"/>
-      <w:r>
-        <w:rPr>
-          <w:lang w:val="pt-PT"/>
-        </w:rPr>
-        <w:t xml:space="preserve"> final.</w:t>
+        <w:t>A Issue 4.1 teve como objetivo integrar Inteligência Artificial ao projeto Spotify Data Storytelling, ampliando a análise descritiva por meio de insights automáticos gerados a partir do dataset tratado, das visualizações da Semana 3.1, da análise interpretativa da Semana 3.2 e do protótipo inicial de dashboard da Semana 3.3.</w:t>
+      </w:r>
+    </w:p>
+    <w:p>
+      <w:pPr>
+        <w:rPr>
+          <w:lang w:val="pt-PT"/>
+        </w:rPr>
+      </w:pPr>
+      <w:r>
+        <w:rPr>
+          <w:lang w:val="pt-PT"/>
+        </w:rPr>
+        <w:t>A meta principal foi estruturar um módulo de insights inteligentes totalmente compatível com o storytelling visual do dashboard final.</w:t>
       </w:r>
     </w:p>
     <w:p>
@@ -10241,48 +6618,20 @@
         <w:rPr>
           <w:lang w:val="pt-PT"/>
         </w:rPr>
-        <w:t xml:space="preserve">2. Metodologia de Engenharia de </w:t>
-      </w:r>
-      <w:proofErr w:type="spellStart"/>
-      <w:r>
-        <w:rPr>
-          <w:lang w:val="pt-PT"/>
-        </w:rPr>
-        <w:t>Prompt</w:t>
-      </w:r>
-      <w:proofErr w:type="spellEnd"/>
-      <w:r>
-        <w:rPr>
-          <w:lang w:val="pt-PT"/>
-        </w:rPr>
-        <w:t xml:space="preserve"> Aplicada</w:t>
-      </w:r>
-    </w:p>
-    <w:p>
-      <w:pPr>
-        <w:rPr>
-          <w:lang w:val="pt-PT"/>
-        </w:rPr>
-      </w:pPr>
-      <w:r>
-        <w:rPr>
-          <w:lang w:val="pt-PT"/>
-        </w:rPr>
-        <w:t xml:space="preserve">Foi desenvolvido um </w:t>
-      </w:r>
-      <w:proofErr w:type="spellStart"/>
-      <w:r>
-        <w:rPr>
-          <w:lang w:val="pt-PT"/>
-        </w:rPr>
-        <w:t>prompt</w:t>
-      </w:r>
-      <w:proofErr w:type="spellEnd"/>
-      <w:r>
-        <w:rPr>
-          <w:lang w:val="pt-PT"/>
-        </w:rPr>
-        <w:t xml:space="preserve"> mestre que forneceu à IA:</w:t>
+        <w:t>2. Metodologia de Engenharia de Prompt Aplicada</w:t>
+      </w:r>
+    </w:p>
+    <w:p>
+      <w:pPr>
+        <w:rPr>
+          <w:lang w:val="pt-PT"/>
+        </w:rPr>
+      </w:pPr>
+      <w:r>
+        <w:rPr>
+          <w:lang w:val="pt-PT"/>
+        </w:rPr>
+        <w:t>Foi desenvolvido um prompt mestre que forneceu à IA:</w:t>
       </w:r>
     </w:p>
     <w:p>
@@ -10300,21 +6649,7 @@
         <w:rPr>
           <w:lang w:val="pt-PT"/>
         </w:rPr>
-        <w:t xml:space="preserve">a estrutura completa do </w:t>
-      </w:r>
-      <w:proofErr w:type="spellStart"/>
-      <w:r>
-        <w:rPr>
-          <w:lang w:val="pt-PT"/>
-        </w:rPr>
-        <w:t>dataset</w:t>
-      </w:r>
-      <w:proofErr w:type="spellEnd"/>
-      <w:r>
-        <w:rPr>
-          <w:lang w:val="pt-PT"/>
-        </w:rPr>
-        <w:t xml:space="preserve"> (popularidade, duração, ano, gênero e artista);</w:t>
+        <w:t>a estrutura completa do dataset (popularidade, duração, ano, gênero e artista);</w:t>
       </w:r>
     </w:p>
     <w:p>
@@ -10386,21 +6721,7 @@
         <w:rPr>
           <w:lang w:val="pt-PT"/>
         </w:rPr>
-        <w:t xml:space="preserve">requisitos técnicos para modelagem JSON e integração futura com o </w:t>
-      </w:r>
-      <w:proofErr w:type="spellStart"/>
-      <w:r>
-        <w:rPr>
-          <w:lang w:val="pt-PT"/>
-        </w:rPr>
-        <w:t>dashboard</w:t>
-      </w:r>
-      <w:proofErr w:type="spellEnd"/>
-      <w:r>
-        <w:rPr>
-          <w:lang w:val="pt-PT"/>
-        </w:rPr>
-        <w:t>.</w:t>
+        <w:t>requisitos técnicos para modelagem JSON e integração futura com o dashboard.</w:t>
       </w:r>
     </w:p>
     <w:p>
@@ -10426,35 +6747,7 @@
         <w:rPr>
           <w:lang w:val="pt-PT"/>
         </w:rPr>
-        <w:t xml:space="preserve">A seguir, registra-se o </w:t>
-      </w:r>
-      <w:proofErr w:type="spellStart"/>
-      <w:r>
-        <w:rPr>
-          <w:lang w:val="pt-PT"/>
-        </w:rPr>
-        <w:t>prompt</w:t>
-      </w:r>
-      <w:proofErr w:type="spellEnd"/>
-      <w:r>
-        <w:rPr>
-          <w:lang w:val="pt-PT"/>
-        </w:rPr>
-        <w:t xml:space="preserve"> utilizado para orientar a IA na geração dos insights automáticos, textos narrativos e modelagem conceitual de integração com o </w:t>
-      </w:r>
-      <w:proofErr w:type="spellStart"/>
-      <w:r>
-        <w:rPr>
-          <w:lang w:val="pt-PT"/>
-        </w:rPr>
-        <w:t>dashboard</w:t>
-      </w:r>
-      <w:proofErr w:type="spellEnd"/>
-      <w:r>
-        <w:rPr>
-          <w:lang w:val="pt-PT"/>
-        </w:rPr>
-        <w:t>:</w:t>
+        <w:t>A seguir, registra-se o prompt utilizado para orientar a IA na geração dos insights automáticos, textos narrativos e modelagem conceitual de integração com o dashboard:</w:t>
       </w:r>
     </w:p>
     <w:p>
@@ -10474,35 +6767,7 @@
         <w:rPr>
           <w:lang w:val="pt-PT"/>
         </w:rPr>
-        <w:t xml:space="preserve">tue como um Cientista de Dados Sênior, especialista em engenharia de </w:t>
-      </w:r>
-      <w:proofErr w:type="spellStart"/>
-      <w:r>
-        <w:rPr>
-          <w:lang w:val="pt-PT"/>
-        </w:rPr>
-        <w:t>prompt</w:t>
-      </w:r>
-      <w:proofErr w:type="spellEnd"/>
-      <w:r>
-        <w:rPr>
-          <w:lang w:val="pt-PT"/>
-        </w:rPr>
-        <w:t xml:space="preserve">, </w:t>
-      </w:r>
-      <w:proofErr w:type="spellStart"/>
-      <w:r>
-        <w:rPr>
-          <w:lang w:val="pt-PT"/>
-        </w:rPr>
-        <w:t>storytelling</w:t>
-      </w:r>
-      <w:proofErr w:type="spellEnd"/>
-      <w:r>
-        <w:rPr>
-          <w:lang w:val="pt-PT"/>
-        </w:rPr>
-        <w:t xml:space="preserve"> com dados, análise textual automática, IA generativa aplicada e mercado musical.</w:t>
+        <w:t>tue como um Cientista de Dados Sênior, especialista em engenharia de prompt, storytelling com dados, análise textual automática, IA generativa aplicada e mercado musical.</w:t>
       </w:r>
     </w:p>
     <w:p>
@@ -10528,49 +6793,7 @@
         <w:rPr>
           <w:lang w:val="pt-PT"/>
         </w:rPr>
-        <w:t>O d</w:t>
-      </w:r>
-      <w:proofErr w:type="spellStart"/>
-      <w:r>
-        <w:rPr>
-          <w:lang w:val="pt-PT"/>
-        </w:rPr>
-        <w:t>ataset</w:t>
-      </w:r>
-      <w:proofErr w:type="spellEnd"/>
-      <w:r>
-        <w:rPr>
-          <w:lang w:val="pt-PT"/>
-        </w:rPr>
-        <w:t xml:space="preserve"> tratado do projeto </w:t>
-      </w:r>
-      <w:proofErr w:type="spellStart"/>
-      <w:r>
-        <w:rPr>
-          <w:lang w:val="pt-PT"/>
-        </w:rPr>
-        <w:t>Spotify</w:t>
-      </w:r>
-      <w:proofErr w:type="spellEnd"/>
-      <w:r>
-        <w:rPr>
-          <w:lang w:val="pt-PT"/>
-        </w:rPr>
-        <w:t xml:space="preserve"> Data </w:t>
-      </w:r>
-      <w:proofErr w:type="spellStart"/>
-      <w:r>
-        <w:rPr>
-          <w:lang w:val="pt-PT"/>
-        </w:rPr>
-        <w:t>Storytelling</w:t>
-      </w:r>
-      <w:proofErr w:type="spellEnd"/>
-      <w:r>
-        <w:rPr>
-          <w:lang w:val="pt-PT"/>
-        </w:rPr>
-        <w:t xml:space="preserve"> (popularidade, duração, ano, gênero, artista etc.)</w:t>
+        <w:t>O dataset tratado do projeto Spotify Data Storytelling (popularidade, duração, ano, gênero, artista etc.)</w:t>
       </w:r>
     </w:p>
     <w:p>
@@ -10609,35 +6832,7 @@
         <w:rPr>
           <w:lang w:val="pt-PT"/>
         </w:rPr>
-        <w:t xml:space="preserve">O protótipo do </w:t>
-      </w:r>
-      <w:proofErr w:type="spellStart"/>
-      <w:r>
-        <w:rPr>
-          <w:lang w:val="pt-PT"/>
-        </w:rPr>
-        <w:t>dashboard</w:t>
-      </w:r>
-      <w:proofErr w:type="spellEnd"/>
-      <w:r>
-        <w:rPr>
-          <w:lang w:val="pt-PT"/>
-        </w:rPr>
-        <w:t xml:space="preserve"> </w:t>
-      </w:r>
-      <w:proofErr w:type="spellStart"/>
-      <w:r>
-        <w:rPr>
-          <w:lang w:val="pt-PT"/>
-        </w:rPr>
-        <w:t>Streamlit</w:t>
-      </w:r>
-      <w:proofErr w:type="spellEnd"/>
-      <w:r>
-        <w:rPr>
-          <w:lang w:val="pt-PT"/>
-        </w:rPr>
-        <w:t xml:space="preserve"> (Semana 3.3)</w:t>
+        <w:t>O protótipo do dashboard Streamlit (Semana 3.3)</w:t>
       </w:r>
     </w:p>
     <w:p>
@@ -10663,21 +6858,7 @@
         <w:rPr>
           <w:lang w:val="pt-PT"/>
         </w:rPr>
-        <w:t xml:space="preserve">Seu objetivo é cumprir integralmente a </w:t>
-      </w:r>
-      <w:proofErr w:type="spellStart"/>
-      <w:r>
-        <w:rPr>
-          <w:lang w:val="pt-PT"/>
-        </w:rPr>
-        <w:t>Issue</w:t>
-      </w:r>
-      <w:proofErr w:type="spellEnd"/>
-      <w:r>
-        <w:rPr>
-          <w:lang w:val="pt-PT"/>
-        </w:rPr>
-        <w:t xml:space="preserve"> 4.1 – Integração de insights automáticos com IA, seguindo rigorosamente as etapas abaixo.</w:t>
+        <w:t>Seu objetivo é cumprir integralmente a Issue 4.1 – Integração de insights automáticos com IA, seguindo rigorosamente as etapas abaixo.</w:t>
       </w:r>
     </w:p>
     <w:p>
@@ -10718,21 +6899,7 @@
         <w:rPr>
           <w:lang w:val="pt-PT"/>
         </w:rPr>
-        <w:t xml:space="preserve">Com base no </w:t>
-      </w:r>
-      <w:proofErr w:type="spellStart"/>
-      <w:r>
-        <w:rPr>
-          <w:lang w:val="pt-PT"/>
-        </w:rPr>
-        <w:t>dataset</w:t>
-      </w:r>
-      <w:proofErr w:type="spellEnd"/>
-      <w:r>
-        <w:rPr>
-          <w:lang w:val="pt-PT"/>
-        </w:rPr>
-        <w:t xml:space="preserve"> e nas análises anteriores, gere:</w:t>
+        <w:t>Com base no dataset e nas análises anteriores, gere:</w:t>
       </w:r>
     </w:p>
     <w:p>
@@ -10853,35 +7020,7 @@
         <w:rPr>
           <w:lang w:val="pt-PT"/>
         </w:rPr>
-        <w:t xml:space="preserve">insights voltados para o design de </w:t>
-      </w:r>
-      <w:proofErr w:type="spellStart"/>
-      <w:r>
-        <w:rPr>
-          <w:lang w:val="pt-PT"/>
-        </w:rPr>
-        <w:t>dashboards</w:t>
-      </w:r>
-      <w:proofErr w:type="spellEnd"/>
-      <w:r>
-        <w:rPr>
-          <w:lang w:val="pt-PT"/>
-        </w:rPr>
-        <w:t xml:space="preserve"> e </w:t>
-      </w:r>
-      <w:proofErr w:type="spellStart"/>
-      <w:r>
-        <w:rPr>
-          <w:lang w:val="pt-PT"/>
-        </w:rPr>
-        <w:t>storytelling</w:t>
-      </w:r>
-      <w:proofErr w:type="spellEnd"/>
-      <w:r>
-        <w:rPr>
-          <w:lang w:val="pt-PT"/>
-        </w:rPr>
-        <w:t>.</w:t>
+        <w:t>insights voltados para o design de dashboards e storytelling.</w:t>
       </w:r>
     </w:p>
     <w:p>
@@ -10972,16 +7111,8 @@
         <w:rPr>
           <w:lang w:val="pt-PT"/>
         </w:rPr>
-        <w:t xml:space="preserve">Relevância para o </w:t>
-      </w:r>
-      <w:proofErr w:type="spellStart"/>
-      <w:r>
-        <w:rPr>
-          <w:lang w:val="pt-PT"/>
-        </w:rPr>
-        <w:t>dashboard</w:t>
-      </w:r>
-      <w:proofErr w:type="spellEnd"/>
+        <w:t>Relevância para o dashboard</w:t>
+      </w:r>
     </w:p>
     <w:p>
       <w:pPr>
@@ -11202,46 +7333,20 @@
           <w:iCs/>
           <w:lang w:val="pt-PT"/>
         </w:rPr>
-        <w:t xml:space="preserve">2. Criar textos gerados automaticamente para o </w:t>
-      </w:r>
-      <w:proofErr w:type="spellStart"/>
-      <w:r>
-        <w:rPr>
-          <w:b/>
-          <w:bCs/>
-          <w:i/>
-          <w:iCs/>
-          <w:lang w:val="pt-PT"/>
-        </w:rPr>
-        <w:t>dashboard</w:t>
-      </w:r>
-      <w:proofErr w:type="spellEnd"/>
-    </w:p>
-    <w:p>
-      <w:pPr>
-        <w:rPr>
-          <w:lang w:val="pt-PT"/>
-        </w:rPr>
-      </w:pPr>
-      <w:r>
-        <w:rPr>
-          <w:lang w:val="pt-PT"/>
-        </w:rPr>
-        <w:t xml:space="preserve">Gere blocos textuais prontos para incorporar no </w:t>
-      </w:r>
-      <w:proofErr w:type="spellStart"/>
-      <w:r>
-        <w:rPr>
-          <w:lang w:val="pt-PT"/>
-        </w:rPr>
-        <w:t>dashboard</w:t>
-      </w:r>
-      <w:proofErr w:type="spellEnd"/>
-      <w:r>
-        <w:rPr>
-          <w:lang w:val="pt-PT"/>
-        </w:rPr>
-        <w:t>, incluindo:</w:t>
+        <w:t>2. Criar textos gerados automaticamente para o dashboard</w:t>
+      </w:r>
+    </w:p>
+    <w:p>
+      <w:pPr>
+        <w:rPr>
+          <w:lang w:val="pt-PT"/>
+        </w:rPr>
+      </w:pPr>
+      <w:r>
+        <w:rPr>
+          <w:lang w:val="pt-PT"/>
+        </w:rPr>
+        <w:t>Gere blocos textuais prontos para incorporar no dashboard, incluindo:</w:t>
       </w:r>
     </w:p>
     <w:p>
@@ -11301,44 +7406,8 @@
         <w:rPr>
           <w:lang w:val="pt-PT"/>
         </w:rPr>
-        <w:t xml:space="preserve"> Textos de </w:t>
-      </w:r>
-      <w:proofErr w:type="spellStart"/>
-      <w:r>
-        <w:rPr>
-          <w:lang w:val="pt-PT"/>
-        </w:rPr>
-        <w:t>tooltip</w:t>
-      </w:r>
-      <w:proofErr w:type="spellEnd"/>
-      <w:r>
-        <w:rPr>
-          <w:lang w:val="pt-PT"/>
-        </w:rPr>
-        <w:t xml:space="preserve"> / </w:t>
-      </w:r>
-      <w:proofErr w:type="spellStart"/>
-      <w:r>
-        <w:rPr>
-          <w:lang w:val="pt-PT"/>
-        </w:rPr>
-        <w:t>hover</w:t>
-      </w:r>
-      <w:proofErr w:type="spellEnd"/>
-      <w:r>
-        <w:rPr>
-          <w:lang w:val="pt-PT"/>
-        </w:rPr>
-        <w:t xml:space="preserve"> </w:t>
-      </w:r>
-      <w:proofErr w:type="spellStart"/>
-      <w:r>
-        <w:rPr>
-          <w:lang w:val="pt-PT"/>
-        </w:rPr>
-        <w:t>text</w:t>
-      </w:r>
-      <w:proofErr w:type="spellEnd"/>
+        <w:t xml:space="preserve"> Textos de tooltip / hover text</w:t>
+      </w:r>
     </w:p>
     <w:p>
       <w:pPr>
@@ -11501,35 +7570,7 @@
         <w:rPr>
           <w:lang w:val="pt-PT"/>
         </w:rPr>
-        <w:t>proponha recursos IA-</w:t>
-      </w:r>
-      <w:proofErr w:type="spellStart"/>
-      <w:r>
-        <w:rPr>
-          <w:lang w:val="pt-PT"/>
-        </w:rPr>
-        <w:t>driven</w:t>
-      </w:r>
-      <w:proofErr w:type="spellEnd"/>
-      <w:r>
-        <w:rPr>
-          <w:lang w:val="pt-PT"/>
-        </w:rPr>
-        <w:t xml:space="preserve"> para a versão final do </w:t>
-      </w:r>
-      <w:proofErr w:type="spellStart"/>
-      <w:r>
-        <w:rPr>
-          <w:lang w:val="pt-PT"/>
-        </w:rPr>
-        <w:t>dashboard</w:t>
-      </w:r>
-      <w:proofErr w:type="spellEnd"/>
-      <w:r>
-        <w:rPr>
-          <w:lang w:val="pt-PT"/>
-        </w:rPr>
-        <w:t>.</w:t>
+        <w:t>proponha recursos IA-driven para a versão final do dashboard.</w:t>
       </w:r>
     </w:p>
     <w:p>
@@ -11594,75 +7635,33 @@
         <w:rPr>
           <w:lang w:val="pt-PT"/>
         </w:rPr>
-        <w:t xml:space="preserve">modelos simples de </w:t>
-      </w:r>
-      <w:proofErr w:type="spellStart"/>
-      <w:r>
-        <w:rPr>
-          <w:lang w:val="pt-PT"/>
-        </w:rPr>
-        <w:t>endpoint</w:t>
-      </w:r>
-      <w:proofErr w:type="spellEnd"/>
-      <w:r>
-        <w:rPr>
-          <w:lang w:val="pt-PT"/>
-        </w:rPr>
-        <w:t xml:space="preserve"> fictício de API;</w:t>
-      </w:r>
-    </w:p>
-    <w:p>
-      <w:pPr>
-        <w:rPr>
-          <w:lang w:val="pt-PT"/>
-        </w:rPr>
-      </w:pPr>
-      <w:r>
-        <w:rPr>
-          <w:lang w:val="pt-PT"/>
-        </w:rPr>
-        <w:t xml:space="preserve">estrutura padrão de </w:t>
-      </w:r>
-      <w:proofErr w:type="spellStart"/>
-      <w:r>
-        <w:rPr>
-          <w:lang w:val="pt-PT"/>
-        </w:rPr>
-        <w:t>payload</w:t>
-      </w:r>
-      <w:proofErr w:type="spellEnd"/>
-      <w:r>
-        <w:rPr>
-          <w:lang w:val="pt-PT"/>
-        </w:rPr>
-        <w:t>;</w:t>
-      </w:r>
-    </w:p>
-    <w:p>
-      <w:pPr>
-        <w:rPr>
-          <w:lang w:val="pt-PT"/>
-        </w:rPr>
-      </w:pPr>
-      <w:r>
-        <w:rPr>
-          <w:lang w:val="pt-PT"/>
-        </w:rPr>
-        <w:t xml:space="preserve">exemplos de </w:t>
-      </w:r>
-      <w:proofErr w:type="spellStart"/>
-      <w:r>
-        <w:rPr>
-          <w:lang w:val="pt-PT"/>
-        </w:rPr>
-        <w:t>request</w:t>
-      </w:r>
-      <w:proofErr w:type="spellEnd"/>
-      <w:r>
-        <w:rPr>
-          <w:lang w:val="pt-PT"/>
-        </w:rPr>
-        <w:t>/response;</w:t>
+        <w:t>modelos simples de endpoint fictício de API;</w:t>
+      </w:r>
+    </w:p>
+    <w:p>
+      <w:pPr>
+        <w:rPr>
+          <w:lang w:val="pt-PT"/>
+        </w:rPr>
+      </w:pPr>
+      <w:r>
+        <w:rPr>
+          <w:lang w:val="pt-PT"/>
+        </w:rPr>
+        <w:t>estrutura padrão de payload;</w:t>
+      </w:r>
+    </w:p>
+    <w:p>
+      <w:pPr>
+        <w:rPr>
+          <w:lang w:val="pt-PT"/>
+        </w:rPr>
+      </w:pPr>
+      <w:r>
+        <w:rPr>
+          <w:lang w:val="pt-PT"/>
+        </w:rPr>
+        <w:t>exemplos de request/response;</w:t>
       </w:r>
     </w:p>
     <w:p>
@@ -11676,21 +7675,7 @@
           <w:lang w:val="pt-PT"/>
         </w:rPr>
         <w:lastRenderedPageBreak/>
-        <w:t xml:space="preserve">formato JSON para integração IA ↔ </w:t>
-      </w:r>
-      <w:proofErr w:type="spellStart"/>
-      <w:r>
-        <w:rPr>
-          <w:lang w:val="pt-PT"/>
-        </w:rPr>
-        <w:t>dashboard</w:t>
-      </w:r>
-      <w:proofErr w:type="spellEnd"/>
-      <w:r>
-        <w:rPr>
-          <w:lang w:val="pt-PT"/>
-        </w:rPr>
-        <w:t>.</w:t>
+        <w:t>formato JSON para integração IA ↔ dashboard.</w:t>
       </w:r>
     </w:p>
     <w:p>
@@ -11711,29 +7696,7 @@
           <w:iCs/>
           <w:lang w:val="pt-PT"/>
         </w:rPr>
-        <w:t xml:space="preserve">5. Criar texto final da </w:t>
-      </w:r>
-      <w:proofErr w:type="spellStart"/>
-      <w:r>
-        <w:rPr>
-          <w:b/>
-          <w:bCs/>
-          <w:i/>
-          <w:iCs/>
-          <w:lang w:val="pt-PT"/>
-        </w:rPr>
-        <w:t>Issue</w:t>
-      </w:r>
-      <w:proofErr w:type="spellEnd"/>
-      <w:r>
-        <w:rPr>
-          <w:b/>
-          <w:bCs/>
-          <w:i/>
-          <w:iCs/>
-          <w:lang w:val="pt-PT"/>
-        </w:rPr>
-        <w:t xml:space="preserve"> 4.1 (para o relatório)</w:t>
+        <w:t>5. Criar texto final da Issue 4.1 (para o relatório)</w:t>
       </w:r>
     </w:p>
     <w:p>
@@ -11772,21 +7735,7 @@
         <w:rPr>
           <w:lang w:val="pt-PT"/>
         </w:rPr>
-        <w:t xml:space="preserve">metodologia de engenharia de </w:t>
-      </w:r>
-      <w:proofErr w:type="spellStart"/>
-      <w:r>
-        <w:rPr>
-          <w:lang w:val="pt-PT"/>
-        </w:rPr>
-        <w:t>prompt</w:t>
-      </w:r>
-      <w:proofErr w:type="spellEnd"/>
-      <w:r>
-        <w:rPr>
-          <w:lang w:val="pt-PT"/>
-        </w:rPr>
-        <w:t xml:space="preserve"> aplicada,</w:t>
+        <w:t>metodologia de engenharia de prompt aplicada,</w:t>
       </w:r>
     </w:p>
     <w:p>
@@ -11838,48 +7787,20 @@
         <w:rPr>
           <w:lang w:val="pt-PT"/>
         </w:rPr>
-        <w:t xml:space="preserve">próximos passos (Semana 4.2 – </w:t>
-      </w:r>
-      <w:proofErr w:type="spellStart"/>
-      <w:r>
-        <w:rPr>
-          <w:lang w:val="pt-PT"/>
-        </w:rPr>
-        <w:t>Dashboard</w:t>
-      </w:r>
-      <w:proofErr w:type="spellEnd"/>
-      <w:r>
-        <w:rPr>
-          <w:lang w:val="pt-PT"/>
-        </w:rPr>
-        <w:t xml:space="preserve"> Final).</w:t>
-      </w:r>
-    </w:p>
-    <w:p>
-      <w:pPr>
-        <w:rPr>
-          <w:lang w:val="pt-PT"/>
-        </w:rPr>
-      </w:pPr>
-      <w:r>
-        <w:rPr>
-          <w:lang w:val="pt-PT"/>
-        </w:rPr>
-        <w:t xml:space="preserve">Formato: </w:t>
-      </w:r>
-      <w:proofErr w:type="spellStart"/>
-      <w:r>
-        <w:rPr>
-          <w:lang w:val="pt-PT"/>
-        </w:rPr>
-        <w:t>Markdown</w:t>
-      </w:r>
-      <w:proofErr w:type="spellEnd"/>
-      <w:r>
-        <w:rPr>
-          <w:lang w:val="pt-PT"/>
-        </w:rPr>
-        <w:t xml:space="preserve"> estruturado.</w:t>
+        <w:t>próximos passos (Semana 4.2 – Dashboard Final).</w:t>
+      </w:r>
+    </w:p>
+    <w:p>
+      <w:pPr>
+        <w:rPr>
+          <w:lang w:val="pt-PT"/>
+        </w:rPr>
+      </w:pPr>
+      <w:r>
+        <w:rPr>
+          <w:lang w:val="pt-PT"/>
+        </w:rPr>
+        <w:t>Formato: Markdown estruturado.</w:t>
       </w:r>
     </w:p>
     <w:p>
@@ -11931,37 +7852,21 @@
         <w:rPr>
           <w:lang w:val="pt-PT"/>
         </w:rPr>
-        <w:t xml:space="preserve">Blocos textuais para o </w:t>
-      </w:r>
-      <w:proofErr w:type="spellStart"/>
-      <w:r>
-        <w:rPr>
-          <w:lang w:val="pt-PT"/>
-        </w:rPr>
-        <w:t>dashboard</w:t>
-      </w:r>
-      <w:proofErr w:type="spellEnd"/>
-    </w:p>
-    <w:p>
-      <w:pPr>
-        <w:rPr>
-          <w:lang w:val="pt-PT"/>
-        </w:rPr>
-      </w:pPr>
-      <w:r>
-        <w:rPr>
-          <w:lang w:val="pt-PT"/>
-        </w:rPr>
-        <w:t>Sugestões IA-</w:t>
-      </w:r>
-      <w:proofErr w:type="spellStart"/>
-      <w:r>
-        <w:rPr>
-          <w:lang w:val="pt-PT"/>
-        </w:rPr>
-        <w:t>driven</w:t>
-      </w:r>
-      <w:proofErr w:type="spellEnd"/>
+        <w:t>Blocos textuais para o dashboard</w:t>
+      </w:r>
+    </w:p>
+    <w:p>
+      <w:pPr>
+        <w:rPr>
+          <w:lang w:val="pt-PT"/>
+        </w:rPr>
+      </w:pPr>
+      <w:r>
+        <w:rPr>
+          <w:lang w:val="pt-PT"/>
+        </w:rPr>
+        <w:t>Sugestões IA-driven</w:t>
+      </w:r>
     </w:p>
     <w:p>
       <w:pPr>
@@ -11986,35 +7891,7 @@
         <w:rPr>
           <w:lang w:val="pt-PT"/>
         </w:rPr>
-        <w:t xml:space="preserve">Texto final da </w:t>
-      </w:r>
-      <w:proofErr w:type="spellStart"/>
-      <w:r>
-        <w:rPr>
-          <w:lang w:val="pt-PT"/>
-        </w:rPr>
-        <w:t>Issue</w:t>
-      </w:r>
-      <w:proofErr w:type="spellEnd"/>
-      <w:r>
-        <w:rPr>
-          <w:lang w:val="pt-PT"/>
-        </w:rPr>
-        <w:t xml:space="preserve"> 4.1 para o relatório (</w:t>
-      </w:r>
-      <w:proofErr w:type="spellStart"/>
-      <w:r>
-        <w:rPr>
-          <w:lang w:val="pt-PT"/>
-        </w:rPr>
-        <w:t>markdown</w:t>
-      </w:r>
-      <w:proofErr w:type="spellEnd"/>
-      <w:r>
-        <w:rPr>
-          <w:lang w:val="pt-PT"/>
-        </w:rPr>
-        <w:t xml:space="preserve"> completo)</w:t>
+        <w:t>Texto final da Issue 4.1 para o relatório (markdown completo)</w:t>
       </w:r>
     </w:p>
     <w:p>
@@ -12225,16 +8102,8 @@
         <w:rPr>
           <w:lang w:val="pt-PT"/>
         </w:rPr>
-        <w:t xml:space="preserve">4. Textos Automáticos Gerados para o </w:t>
-      </w:r>
-      <w:proofErr w:type="spellStart"/>
-      <w:r>
-        <w:rPr>
-          <w:lang w:val="pt-PT"/>
-        </w:rPr>
-        <w:t>Dashboard</w:t>
-      </w:r>
-      <w:proofErr w:type="spellEnd"/>
+        <w:t>4. Textos Automáticos Gerados para o Dashboard</w:t>
+      </w:r>
     </w:p>
     <w:p>
       <w:pPr>
@@ -12281,19 +8150,11 @@
           <w:lang w:val="pt-PT"/>
         </w:rPr>
       </w:pPr>
-      <w:proofErr w:type="spellStart"/>
-      <w:r>
-        <w:rPr>
-          <w:lang w:val="pt-PT"/>
-        </w:rPr>
-        <w:t>tooltips</w:t>
-      </w:r>
-      <w:proofErr w:type="spellEnd"/>
-      <w:r>
-        <w:rPr>
-          <w:lang w:val="pt-PT"/>
-        </w:rPr>
-        <w:t xml:space="preserve"> explicativos,</w:t>
+      <w:r>
+        <w:rPr>
+          <w:lang w:val="pt-PT"/>
+        </w:rPr>
+        <w:t>tooltips explicativos,</w:t>
       </w:r>
     </w:p>
     <w:p>
@@ -12332,21 +8193,7 @@
         <w:rPr>
           <w:lang w:val="pt-PT"/>
         </w:rPr>
-        <w:t xml:space="preserve">Esses textos serão integrados diretamente ao </w:t>
-      </w:r>
-      <w:proofErr w:type="spellStart"/>
-      <w:r>
-        <w:rPr>
-          <w:lang w:val="pt-PT"/>
-        </w:rPr>
-        <w:t>dashboard</w:t>
-      </w:r>
-      <w:proofErr w:type="spellEnd"/>
-      <w:r>
-        <w:rPr>
-          <w:lang w:val="pt-PT"/>
-        </w:rPr>
-        <w:t xml:space="preserve"> na Semana 4.2.</w:t>
+        <w:t>Esses textos serão integrados diretamente ao dashboard na Semana 4.2.</w:t>
       </w:r>
     </w:p>
     <w:p>
@@ -12360,30 +8207,8 @@
         <w:rPr>
           <w:lang w:val="pt-PT"/>
         </w:rPr>
-        <w:t>5. Sugestões IA-</w:t>
-      </w:r>
-      <w:proofErr w:type="spellStart"/>
-      <w:r>
-        <w:rPr>
-          <w:lang w:val="pt-PT"/>
-        </w:rPr>
-        <w:t>driven</w:t>
-      </w:r>
-      <w:proofErr w:type="spellEnd"/>
-      <w:r>
-        <w:rPr>
-          <w:lang w:val="pt-PT"/>
-        </w:rPr>
-        <w:t xml:space="preserve"> para aprimorar o </w:t>
-      </w:r>
-      <w:proofErr w:type="spellStart"/>
-      <w:r>
-        <w:rPr>
-          <w:lang w:val="pt-PT"/>
-        </w:rPr>
-        <w:t>Dashboard</w:t>
-      </w:r>
-      <w:proofErr w:type="spellEnd"/>
+        <w:t>5. Sugestões IA-driven para aprimorar o Dashboard</w:t>
+      </w:r>
     </w:p>
     <w:p>
       <w:pPr>
@@ -12473,21 +8298,7 @@
         <w:rPr>
           <w:lang w:val="pt-PT"/>
         </w:rPr>
-        <w:t xml:space="preserve">modo </w:t>
-      </w:r>
-      <w:proofErr w:type="spellStart"/>
-      <w:r>
-        <w:rPr>
-          <w:lang w:val="pt-PT"/>
-        </w:rPr>
-        <w:t>storytelling</w:t>
-      </w:r>
-      <w:proofErr w:type="spellEnd"/>
-      <w:r>
-        <w:rPr>
-          <w:lang w:val="pt-PT"/>
-        </w:rPr>
-        <w:t xml:space="preserve"> guiado (passo a passo narrativo).</w:t>
+        <w:t>modo storytelling guiado (passo a passo narrativo).</w:t>
       </w:r>
     </w:p>
     <w:p>
@@ -12523,63 +8334,25 @@
           <w:lang w:val="pt-PT"/>
         </w:rPr>
       </w:pPr>
-      <w:proofErr w:type="spellStart"/>
-      <w:r>
-        <w:rPr>
-          <w:lang w:val="pt-PT"/>
-        </w:rPr>
-        <w:t>endpoint</w:t>
-      </w:r>
-      <w:proofErr w:type="spellEnd"/>
-      <w:r>
-        <w:rPr>
-          <w:lang w:val="pt-PT"/>
-        </w:rPr>
-        <w:t xml:space="preserve"> fictício: /</w:t>
-      </w:r>
-      <w:proofErr w:type="spellStart"/>
-      <w:r>
-        <w:rPr>
-          <w:lang w:val="pt-PT"/>
-        </w:rPr>
-        <w:t>api</w:t>
-      </w:r>
-      <w:proofErr w:type="spellEnd"/>
-      <w:r>
-        <w:rPr>
-          <w:lang w:val="pt-PT"/>
-        </w:rPr>
-        <w:t>/insights</w:t>
-      </w:r>
-    </w:p>
-    <w:p>
-      <w:pPr>
-        <w:rPr>
-          <w:lang w:val="pt-PT"/>
-        </w:rPr>
-      </w:pPr>
-      <w:proofErr w:type="spellStart"/>
-      <w:r>
-        <w:rPr>
-          <w:lang w:val="pt-PT"/>
-        </w:rPr>
-        <w:t>payload</w:t>
-      </w:r>
-      <w:proofErr w:type="spellEnd"/>
-      <w:r>
-        <w:rPr>
-          <w:lang w:val="pt-PT"/>
-        </w:rPr>
-        <w:t xml:space="preserve"> contendo filtros enviados pelo </w:t>
-      </w:r>
-      <w:proofErr w:type="spellStart"/>
-      <w:r>
-        <w:rPr>
-          <w:lang w:val="pt-PT"/>
-        </w:rPr>
-        <w:t>dashboard</w:t>
-      </w:r>
-      <w:proofErr w:type="spellEnd"/>
+      <w:r>
+        <w:rPr>
+          <w:lang w:val="pt-PT"/>
+        </w:rPr>
+        <w:t>endpoint fictício: /api/insights</w:t>
+      </w:r>
+    </w:p>
+    <w:p>
+      <w:pPr>
+        <w:rPr>
+          <w:lang w:val="pt-PT"/>
+        </w:rPr>
+      </w:pPr>
+      <w:r>
+        <w:rPr>
+          <w:lang w:val="pt-PT"/>
+        </w:rPr>
+        <w:t>payload contendo filtros enviados pelo dashboard</w:t>
+      </w:r>
     </w:p>
     <w:p>
       <w:pPr>
@@ -12632,21 +8405,7 @@
         <w:rPr>
           <w:lang w:val="pt-PT"/>
         </w:rPr>
-        <w:t xml:space="preserve">A </w:t>
-      </w:r>
-      <w:proofErr w:type="spellStart"/>
-      <w:r>
-        <w:rPr>
-          <w:lang w:val="pt-PT"/>
-        </w:rPr>
-        <w:t>Issue</w:t>
-      </w:r>
-      <w:proofErr w:type="spellEnd"/>
-      <w:r>
-        <w:rPr>
-          <w:lang w:val="pt-PT"/>
-        </w:rPr>
-        <w:t xml:space="preserve"> 4.1 se encerra com:</w:t>
+        <w:t>A Issue 4.1 se encerra com:</w:t>
       </w:r>
     </w:p>
     <w:p>
@@ -12698,62 +8457,20 @@
         <w:rPr>
           <w:lang w:val="pt-PT"/>
         </w:rPr>
-        <w:t xml:space="preserve">prontidão total para o </w:t>
-      </w:r>
-      <w:proofErr w:type="spellStart"/>
-      <w:r>
-        <w:rPr>
-          <w:lang w:val="pt-PT"/>
-        </w:rPr>
-        <w:t>dashboard</w:t>
-      </w:r>
-      <w:proofErr w:type="spellEnd"/>
-      <w:r>
-        <w:rPr>
-          <w:lang w:val="pt-PT"/>
-        </w:rPr>
-        <w:t xml:space="preserve"> final.</w:t>
-      </w:r>
-    </w:p>
-    <w:p>
-      <w:pPr>
-        <w:rPr>
-          <w:lang w:val="pt-PT"/>
-        </w:rPr>
-      </w:pPr>
-      <w:r>
-        <w:rPr>
-          <w:lang w:val="pt-PT"/>
-        </w:rPr>
-        <w:t>A próxima etapa será a implementação prática desses elementos (</w:t>
-      </w:r>
-      <w:proofErr w:type="spellStart"/>
-      <w:r>
-        <w:rPr>
-          <w:lang w:val="pt-PT"/>
-        </w:rPr>
-        <w:t>Issue</w:t>
-      </w:r>
-      <w:proofErr w:type="spellEnd"/>
-      <w:r>
-        <w:rPr>
-          <w:lang w:val="pt-PT"/>
-        </w:rPr>
-        <w:t xml:space="preserve"> 4.2 – </w:t>
-      </w:r>
-      <w:proofErr w:type="spellStart"/>
-      <w:r>
-        <w:rPr>
-          <w:lang w:val="pt-PT"/>
-        </w:rPr>
-        <w:t>Dashboard</w:t>
-      </w:r>
-      <w:proofErr w:type="spellEnd"/>
-      <w:r>
-        <w:rPr>
-          <w:lang w:val="pt-PT"/>
-        </w:rPr>
-        <w:t xml:space="preserve"> Final).</w:t>
+        <w:t>prontidão total para o dashboard final.</w:t>
+      </w:r>
+    </w:p>
+    <w:p>
+      <w:pPr>
+        <w:rPr>
+          <w:lang w:val="pt-PT"/>
+        </w:rPr>
+      </w:pPr>
+      <w:r>
+        <w:rPr>
+          <w:lang w:val="pt-PT"/>
+        </w:rPr>
+        <w:t>A próxima etapa será a implementação prática desses elementos (Issue 4.2 – Dashboard Final).</w:t>
       </w:r>
     </w:p>
     <w:p>
@@ -12767,61 +8484,33 @@
         <w:rPr>
           <w:lang w:val="pt-PT"/>
         </w:rPr>
-        <w:t>8. Resumo Executivo (12 linhas)</w:t>
-      </w:r>
-    </w:p>
-    <w:p>
-      <w:pPr>
-        <w:rPr>
-          <w:lang w:val="pt-PT"/>
-        </w:rPr>
-      </w:pPr>
-      <w:r>
-        <w:rPr>
-          <w:lang w:val="pt-PT"/>
-        </w:rPr>
-        <w:t xml:space="preserve">A </w:t>
-      </w:r>
-      <w:proofErr w:type="spellStart"/>
-      <w:r>
-        <w:rPr>
-          <w:lang w:val="pt-PT"/>
-        </w:rPr>
-        <w:t>Issue</w:t>
-      </w:r>
-      <w:proofErr w:type="spellEnd"/>
-      <w:r>
-        <w:rPr>
-          <w:lang w:val="pt-PT"/>
-        </w:rPr>
-        <w:t xml:space="preserve"> 4.1 integrou IA ao projeto para gerar insights automáticos, textos explicativos e modelagem narrativa avançada.</w:t>
-      </w:r>
-    </w:p>
-    <w:p>
-      <w:pPr>
-        <w:rPr>
-          <w:lang w:val="pt-PT"/>
-        </w:rPr>
-      </w:pPr>
-      <w:r>
-        <w:rPr>
-          <w:lang w:val="pt-PT"/>
-        </w:rPr>
-        <w:t xml:space="preserve">Foram criados </w:t>
-      </w:r>
-      <w:proofErr w:type="spellStart"/>
-      <w:r>
-        <w:rPr>
-          <w:lang w:val="pt-PT"/>
-        </w:rPr>
-        <w:t>prompts</w:t>
-      </w:r>
-      <w:proofErr w:type="spellEnd"/>
-      <w:r>
-        <w:rPr>
-          <w:lang w:val="pt-PT"/>
-        </w:rPr>
-        <w:t xml:space="preserve"> especializados para produzir análises culturais, estatísticas e mercadológicas.</w:t>
+        <w:t>8. Resumo Executivo</w:t>
+      </w:r>
+    </w:p>
+    <w:p>
+      <w:pPr>
+        <w:rPr>
+          <w:lang w:val="pt-PT"/>
+        </w:rPr>
+      </w:pPr>
+      <w:r>
+        <w:rPr>
+          <w:lang w:val="pt-PT"/>
+        </w:rPr>
+        <w:t>A Issue 4.1 integrou IA ao projeto para gerar insights automáticos, textos explicativos e modelagem narrativa avançada.</w:t>
+      </w:r>
+    </w:p>
+    <w:p>
+      <w:pPr>
+        <w:rPr>
+          <w:lang w:val="pt-PT"/>
+        </w:rPr>
+      </w:pPr>
+      <w:r>
+        <w:rPr>
+          <w:lang w:val="pt-PT"/>
+        </w:rPr>
+        <w:t>Foram criados prompts especializados para produzir análises culturais, estatísticas e mercadológicas.</w:t>
       </w:r>
     </w:p>
     <w:p>
@@ -12847,89 +8536,33 @@
         <w:rPr>
           <w:lang w:val="pt-PT"/>
         </w:rPr>
-        <w:t xml:space="preserve">Textos completos para o </w:t>
-      </w:r>
-      <w:proofErr w:type="spellStart"/>
-      <w:r>
-        <w:rPr>
-          <w:lang w:val="pt-PT"/>
-        </w:rPr>
-        <w:t>dashboard</w:t>
-      </w:r>
-      <w:proofErr w:type="spellEnd"/>
-      <w:r>
-        <w:rPr>
-          <w:lang w:val="pt-PT"/>
-        </w:rPr>
-        <w:t xml:space="preserve"> foram criados, incluindo introduções, </w:t>
-      </w:r>
-      <w:proofErr w:type="spellStart"/>
-      <w:r>
-        <w:rPr>
-          <w:lang w:val="pt-PT"/>
-        </w:rPr>
-        <w:t>tooltips</w:t>
-      </w:r>
-      <w:proofErr w:type="spellEnd"/>
-      <w:r>
-        <w:rPr>
-          <w:lang w:val="pt-PT"/>
-        </w:rPr>
-        <w:t>, conclusões e mensagens dinâmicas.</w:t>
-      </w:r>
-    </w:p>
-    <w:p>
-      <w:pPr>
-        <w:rPr>
-          <w:lang w:val="pt-PT"/>
-        </w:rPr>
-      </w:pPr>
-      <w:r>
-        <w:rPr>
-          <w:lang w:val="pt-PT"/>
-        </w:rPr>
-        <w:t>Foram propostas visualizações adicionais e métricas IA-</w:t>
-      </w:r>
-      <w:proofErr w:type="spellStart"/>
-      <w:r>
-        <w:rPr>
-          <w:lang w:val="pt-PT"/>
-        </w:rPr>
-        <w:t>driven</w:t>
-      </w:r>
-      <w:proofErr w:type="spellEnd"/>
-      <w:r>
-        <w:rPr>
-          <w:lang w:val="pt-PT"/>
-        </w:rPr>
-        <w:t>.</w:t>
-      </w:r>
-    </w:p>
-    <w:p>
-      <w:pPr>
-        <w:rPr>
-          <w:lang w:val="pt-PT"/>
-        </w:rPr>
-      </w:pPr>
-      <w:r>
-        <w:rPr>
-          <w:lang w:val="pt-PT"/>
-        </w:rPr>
-        <w:t xml:space="preserve">Foi modelado um </w:t>
-      </w:r>
-      <w:proofErr w:type="spellStart"/>
-      <w:r>
-        <w:rPr>
-          <w:lang w:val="pt-PT"/>
-        </w:rPr>
-        <w:t>endpoint</w:t>
-      </w:r>
-      <w:proofErr w:type="spellEnd"/>
-      <w:r>
-        <w:rPr>
-          <w:lang w:val="pt-PT"/>
-        </w:rPr>
-        <w:t xml:space="preserve"> conceitual para integração JSON.</w:t>
+        <w:t>Textos completos para o dashboard foram criados, incluindo introduções, tooltips, conclusões e mensagens dinâmicas.</w:t>
+      </w:r>
+    </w:p>
+    <w:p>
+      <w:pPr>
+        <w:rPr>
+          <w:lang w:val="pt-PT"/>
+        </w:rPr>
+      </w:pPr>
+      <w:r>
+        <w:rPr>
+          <w:lang w:val="pt-PT"/>
+        </w:rPr>
+        <w:t>Foram propostas visualizações adicionais e métricas IA-driven.</w:t>
+      </w:r>
+    </w:p>
+    <w:p>
+      <w:pPr>
+        <w:rPr>
+          <w:lang w:val="pt-PT"/>
+        </w:rPr>
+      </w:pPr>
+      <w:r>
+        <w:rPr>
+          <w:lang w:val="pt-PT"/>
+        </w:rPr>
+        <w:t>Foi modelado um endpoint conceitual para integração JSON.</w:t>
       </w:r>
     </w:p>
     <w:p>
@@ -12955,35 +8588,7 @@
         <w:rPr>
           <w:lang w:val="pt-PT"/>
         </w:rPr>
-        <w:t xml:space="preserve">A </w:t>
-      </w:r>
-      <w:proofErr w:type="spellStart"/>
-      <w:r>
-        <w:rPr>
-          <w:lang w:val="pt-PT"/>
-        </w:rPr>
-        <w:t>Issue</w:t>
-      </w:r>
-      <w:proofErr w:type="spellEnd"/>
-      <w:r>
-        <w:rPr>
-          <w:lang w:val="pt-PT"/>
-        </w:rPr>
-        <w:t xml:space="preserve"> estabelece a base intelectual e narrativa para o </w:t>
-      </w:r>
-      <w:proofErr w:type="spellStart"/>
-      <w:r>
-        <w:rPr>
-          <w:lang w:val="pt-PT"/>
-        </w:rPr>
-        <w:t>dashboard</w:t>
-      </w:r>
-      <w:proofErr w:type="spellEnd"/>
-      <w:r>
-        <w:rPr>
-          <w:lang w:val="pt-PT"/>
-        </w:rPr>
-        <w:t xml:space="preserve"> final da Semana 4.2.</w:t>
+        <w:t>A Issue estabelece a base intelectual e narrativa para o dashboard final da Semana 4.2.</w:t>
       </w:r>
     </w:p>
     <w:p>
@@ -13017,21 +8622,7 @@
         <w:rPr>
           <w:lang w:val="pt-PT"/>
         </w:rPr>
-        <w:t xml:space="preserve"> A </w:t>
-      </w:r>
-      <w:proofErr w:type="spellStart"/>
-      <w:r>
-        <w:rPr>
-          <w:lang w:val="pt-PT"/>
-        </w:rPr>
-        <w:t>Issue</w:t>
-      </w:r>
-      <w:proofErr w:type="spellEnd"/>
-      <w:r>
-        <w:rPr>
-          <w:lang w:val="pt-PT"/>
-        </w:rPr>
-        <w:t xml:space="preserve"> 4.1 é totalmente teórica, porém profundamente técnica.</w:t>
+        <w:t xml:space="preserve"> A Issue 4.1 é totalmente teórica, porém profundamente técnica.</w:t>
       </w:r>
     </w:p>
     <w:p>
@@ -13072,50 +8663,1650 @@
         <w:rPr>
           <w:lang w:val="pt-PT"/>
         </w:rPr>
-        <w:t xml:space="preserve"> Agora o </w:t>
-      </w:r>
-      <w:proofErr w:type="spellStart"/>
-      <w:r>
-        <w:rPr>
-          <w:lang w:val="pt-PT"/>
-        </w:rPr>
-        <w:t>notebook</w:t>
-      </w:r>
-      <w:proofErr w:type="spellEnd"/>
-      <w:r>
-        <w:rPr>
-          <w:lang w:val="pt-PT"/>
-        </w:rPr>
-        <w:t xml:space="preserve">, o </w:t>
-      </w:r>
-      <w:proofErr w:type="spellStart"/>
-      <w:r>
-        <w:rPr>
-          <w:lang w:val="pt-PT"/>
-        </w:rPr>
-        <w:t>commit</w:t>
-      </w:r>
-      <w:proofErr w:type="spellEnd"/>
-      <w:r>
-        <w:rPr>
-          <w:lang w:val="pt-PT"/>
-        </w:rPr>
-        <w:t xml:space="preserve">, o relatório e o encerramento da </w:t>
-      </w:r>
-      <w:proofErr w:type="spellStart"/>
-      <w:r>
-        <w:rPr>
-          <w:lang w:val="pt-PT"/>
-        </w:rPr>
-        <w:t>issue</w:t>
-      </w:r>
-      <w:proofErr w:type="spellEnd"/>
-      <w:r>
-        <w:rPr>
-          <w:lang w:val="pt-PT"/>
-        </w:rPr>
-        <w:t xml:space="preserve"> estão prontos.</w:t>
-      </w:r>
+        <w:t xml:space="preserve"> Agora o notebook, o commit, o relatório e o encerramento da issue estão prontos.</w:t>
+      </w:r>
+    </w:p>
+    <w:p>
+      <w:pPr>
+        <w:spacing w:after="200" w:line="276" w:lineRule="auto"/>
+        <w:ind w:firstLine="0"/>
+        <w:jc w:val="left"/>
+        <w:rPr>
+          <w:lang w:val="pt-PT"/>
+        </w:rPr>
+      </w:pPr>
+      <w:r>
+        <w:rPr>
+          <w:lang w:val="pt-PT"/>
+        </w:rPr>
+        <w:br w:type="page"/>
+      </w:r>
+    </w:p>
+    <w:p>
+      <w:pPr>
+        <w:pStyle w:val="Identificao"/>
+      </w:pPr>
+      <w:r>
+        <w:lastRenderedPageBreak/>
+        <w:t>FAC SENAC DF – Curso de Ciência de Dados</w:t>
+      </w:r>
+    </w:p>
+    <w:p>
+      <w:pPr>
+        <w:pStyle w:val="Identificao"/>
+      </w:pPr>
+      <w:r>
+        <w:t>Projeto Interdisciplinar: Análise de Dados com Python, IA e Engenharia de Prompt</w:t>
+      </w:r>
+    </w:p>
+    <w:p>
+      <w:pPr>
+        <w:pStyle w:val="Identificao"/>
+      </w:pPr>
+      <w:r>
+        <w:t>Relatório Técnico – Semana 4 (</w:t>
+      </w:r>
+      <w:r>
+        <w:t>26</w:t>
+      </w:r>
+      <w:r>
+        <w:t xml:space="preserve"> de novembro de 2025)</w:t>
+      </w:r>
+    </w:p>
+    <w:p>
+      <w:pPr>
+        <w:pStyle w:val="Identificao"/>
+      </w:pPr>
+      <w:r>
+        <w:t>Aluno: Anderson de Matos Guimarães</w:t>
+      </w:r>
+    </w:p>
+    <w:p>
+      <w:pPr>
+        <w:pStyle w:val="Identificao"/>
+      </w:pPr>
+      <w:r>
+        <w:t>Professor: Alexsander Barreto</w:t>
+      </w:r>
+    </w:p>
+    <w:p>
+      <w:pPr>
+        <w:pStyle w:val="Identificao"/>
+      </w:pPr>
+      <w:r>
+        <w:t>Instituição: Faculdade de Tecnologia e Inovação Senac DF</w:t>
+      </w:r>
+    </w:p>
+    <w:p>
+      <w:pPr>
+        <w:pStyle w:val="Identificao"/>
+      </w:pPr>
+      <w:r>
+        <w:t xml:space="preserve">Conta Google utilizada nesta semana: </w:t>
+      </w:r>
+      <w:hyperlink r:id="rId10" w:history="1">
+        <w:r>
+          <w:rPr>
+            <w:rStyle w:val="Hyperlink"/>
+          </w:rPr>
+          <w:t>anderson.m.guimaraes@icloud.com</w:t>
+        </w:r>
+      </w:hyperlink>
+    </w:p>
+    <w:p>
+      <w:pPr>
+        <w:pStyle w:val="Ttulo1"/>
+        <w:numPr>
+          <w:ilvl w:val="0"/>
+          <w:numId w:val="31"/>
+        </w:numPr>
+      </w:pPr>
+      <w:r>
+        <w:t>Objetivo da atividade</w:t>
+      </w:r>
+    </w:p>
+    <w:p>
+      <w:pPr>
+        <w:rPr>
+          <w:lang w:val="pt-PT"/>
+        </w:rPr>
+      </w:pPr>
+      <w:r>
+        <w:rPr>
+          <w:lang w:val="pt-PT"/>
+        </w:rPr>
+        <w:t>A Semana 4.2 tem como objetivo consolidar todas as etapas desenvolvidas ao longo do projeto Spotify Data Storytelling e integrar funcionalidades de inteligência artificial, componentes dinâmicos e estruturação final do dashboard interativo em Streamlit.</w:t>
+      </w:r>
+    </w:p>
+    <w:p>
+      <w:pPr>
+        <w:rPr>
+          <w:lang w:val="pt-PT"/>
+        </w:rPr>
+      </w:pPr>
+      <w:r>
+        <w:rPr>
+          <w:lang w:val="pt-PT"/>
+        </w:rPr>
+        <w:t>Ao final desta entrega, o projeto deve estar:</w:t>
+      </w:r>
+    </w:p>
+    <w:p>
+      <w:pPr>
+        <w:pStyle w:val="PargrafodaLista"/>
+        <w:numPr>
+          <w:ilvl w:val="0"/>
+          <w:numId w:val="30"/>
+        </w:numPr>
+        <w:rPr>
+          <w:lang w:val="pt-PT"/>
+        </w:rPr>
+      </w:pPr>
+      <w:r>
+        <w:rPr>
+          <w:lang w:val="pt-PT"/>
+        </w:rPr>
+        <w:t>totalmente documentado;</w:t>
+      </w:r>
+    </w:p>
+    <w:p>
+      <w:pPr>
+        <w:pStyle w:val="PargrafodaLista"/>
+        <w:numPr>
+          <w:ilvl w:val="0"/>
+          <w:numId w:val="30"/>
+        </w:numPr>
+        <w:rPr>
+          <w:lang w:val="pt-PT"/>
+        </w:rPr>
+      </w:pPr>
+      <w:r>
+        <w:rPr>
+          <w:lang w:val="pt-PT"/>
+        </w:rPr>
+        <w:t>com storytelling unificado;</w:t>
+      </w:r>
+    </w:p>
+    <w:p>
+      <w:pPr>
+        <w:pStyle w:val="PargrafodaLista"/>
+        <w:numPr>
+          <w:ilvl w:val="0"/>
+          <w:numId w:val="30"/>
+        </w:numPr>
+        <w:rPr>
+          <w:lang w:val="pt-PT"/>
+        </w:rPr>
+      </w:pPr>
+      <w:r>
+        <w:rPr>
+          <w:lang w:val="pt-PT"/>
+        </w:rPr>
+        <w:t>com insights automáticos integrados;</w:t>
+      </w:r>
+    </w:p>
+    <w:p>
+      <w:pPr>
+        <w:pStyle w:val="PargrafodaLista"/>
+        <w:numPr>
+          <w:ilvl w:val="0"/>
+          <w:numId w:val="30"/>
+        </w:numPr>
+        <w:rPr>
+          <w:lang w:val="pt-PT"/>
+        </w:rPr>
+      </w:pPr>
+      <w:r>
+        <w:rPr>
+          <w:lang w:val="pt-PT"/>
+        </w:rPr>
+        <w:t>com arquitetura para integração IA ↔ Dashboard;</w:t>
+      </w:r>
+    </w:p>
+    <w:p>
+      <w:pPr>
+        <w:pStyle w:val="PargrafodaLista"/>
+        <w:numPr>
+          <w:ilvl w:val="0"/>
+          <w:numId w:val="30"/>
+        </w:numPr>
+        <w:rPr>
+          <w:lang w:val="pt-PT"/>
+        </w:rPr>
+      </w:pPr>
+      <w:r>
+        <w:rPr>
+          <w:lang w:val="pt-PT"/>
+        </w:rPr>
+        <w:t>pronto para deploy no Streamlit Cloud;</w:t>
+      </w:r>
+    </w:p>
+    <w:p>
+      <w:pPr>
+        <w:pStyle w:val="PargrafodaLista"/>
+        <w:numPr>
+          <w:ilvl w:val="0"/>
+          <w:numId w:val="30"/>
+        </w:numPr>
+        <w:rPr>
+          <w:lang w:val="pt-PT"/>
+        </w:rPr>
+      </w:pPr>
+      <w:r>
+        <w:rPr>
+          <w:lang w:val="pt-PT"/>
+        </w:rPr>
+        <w:t>preparado para apresentação final ao professor.</w:t>
+      </w:r>
+    </w:p>
+    <w:p>
+      <w:pPr>
+        <w:pStyle w:val="Ttulo1"/>
+        <w:numPr>
+          <w:ilvl w:val="0"/>
+          <w:numId w:val="31"/>
+        </w:numPr>
+        <w:rPr>
+          <w:lang w:val="pt-PT"/>
+        </w:rPr>
+      </w:pPr>
+      <w:r>
+        <w:rPr>
+          <w:lang w:val="pt-PT"/>
+        </w:rPr>
+        <w:t>Metodologia Aplicada</w:t>
+      </w:r>
+    </w:p>
+    <w:p>
+      <w:pPr>
+        <w:rPr>
+          <w:lang w:val="pt-PT"/>
+        </w:rPr>
+      </w:pPr>
+      <w:r>
+        <w:rPr>
+          <w:lang w:val="pt-PT"/>
+        </w:rPr>
+        <w:t xml:space="preserve">A </w:t>
+      </w:r>
+      <w:r>
+        <w:rPr>
+          <w:lang w:val="pt-PT"/>
+        </w:rPr>
+        <w:t>metodologia da Semana 4.2 seguiu cinco eixos:</w:t>
+      </w:r>
+    </w:p>
+    <w:p>
+      <w:pPr>
+        <w:pStyle w:val="Ttulo2"/>
+        <w:spacing w:before="360" w:after="360"/>
+        <w:rPr>
+          <w:lang w:val="pt-PT"/>
+        </w:rPr>
+      </w:pPr>
+      <w:r>
+        <w:rPr>
+          <w:lang w:val="pt-PT"/>
+        </w:rPr>
+        <w:t xml:space="preserve">2.1 </w:t>
+      </w:r>
+      <w:r>
+        <w:rPr>
+          <w:lang w:val="pt-PT"/>
+        </w:rPr>
+        <w:t>Engenharia de Prompt</w:t>
+      </w:r>
+    </w:p>
+    <w:p>
+      <w:pPr>
+        <w:rPr>
+          <w:lang w:val="pt-PT"/>
+        </w:rPr>
+      </w:pPr>
+      <w:r>
+        <w:rPr>
+          <w:lang w:val="pt-PT"/>
+        </w:rPr>
+        <w:t>Utilização de prompts robustos para gerar textos automáticos, insights narrativos, estrutura de API e elementos IA-driven coerentes com o dataset.</w:t>
+      </w:r>
+    </w:p>
+    <w:p>
+      <w:pPr>
+        <w:pStyle w:val="Ttulo2"/>
+        <w:spacing w:before="360" w:after="360"/>
+        <w:rPr>
+          <w:lang w:val="pt-PT"/>
+        </w:rPr>
+      </w:pPr>
+      <w:r>
+        <w:rPr>
+          <w:lang w:val="pt-PT"/>
+        </w:rPr>
+        <w:lastRenderedPageBreak/>
+        <w:t xml:space="preserve">2.2 </w:t>
+      </w:r>
+      <w:r>
+        <w:rPr>
+          <w:lang w:val="pt-PT"/>
+        </w:rPr>
+        <w:t>Análise Integrativa</w:t>
+      </w:r>
+    </w:p>
+    <w:p>
+      <w:pPr>
+        <w:rPr>
+          <w:lang w:val="pt-PT"/>
+        </w:rPr>
+      </w:pPr>
+      <w:r>
+        <w:rPr>
+          <w:lang w:val="pt-PT"/>
+        </w:rPr>
+        <w:t>Combinação da EDA (Semana 3.1), análise interpretativa (Semana 3.2), dashboard prototípico (Semana 3.3) e insights IA (Semana 4.1) para montagem do storytelling final.</w:t>
+      </w:r>
+    </w:p>
+    <w:p>
+      <w:pPr>
+        <w:pStyle w:val="Ttulo2"/>
+        <w:spacing w:before="360" w:after="360"/>
+        <w:rPr>
+          <w:lang w:val="pt-PT"/>
+        </w:rPr>
+      </w:pPr>
+      <w:r>
+        <w:rPr>
+          <w:lang w:val="pt-PT"/>
+        </w:rPr>
+        <w:t xml:space="preserve">2.3 </w:t>
+      </w:r>
+      <w:r>
+        <w:rPr>
+          <w:lang w:val="pt-PT"/>
+        </w:rPr>
+        <w:t>Arquitetura do Dashboard</w:t>
+      </w:r>
+    </w:p>
+    <w:p>
+      <w:pPr>
+        <w:rPr>
+          <w:lang w:val="pt-PT"/>
+        </w:rPr>
+      </w:pPr>
+      <w:r>
+        <w:rPr>
+          <w:lang w:val="pt-PT"/>
+        </w:rPr>
+        <w:t>Organização do código Streamlit em:</w:t>
+      </w:r>
+    </w:p>
+    <w:p>
+      <w:pPr>
+        <w:pStyle w:val="PargrafodaLista"/>
+        <w:numPr>
+          <w:ilvl w:val="0"/>
+          <w:numId w:val="32"/>
+        </w:numPr>
+        <w:rPr>
+          <w:lang w:val="pt-PT"/>
+        </w:rPr>
+      </w:pPr>
+      <w:r>
+        <w:rPr>
+          <w:lang w:val="pt-PT"/>
+        </w:rPr>
+        <w:t>abas (Overview, Gêneros, Artistas, Linha do Tempo, Insights IA);</w:t>
+      </w:r>
+    </w:p>
+    <w:p>
+      <w:pPr>
+        <w:pStyle w:val="PargrafodaLista"/>
+        <w:numPr>
+          <w:ilvl w:val="0"/>
+          <w:numId w:val="32"/>
+        </w:numPr>
+        <w:rPr>
+          <w:lang w:val="pt-PT"/>
+        </w:rPr>
+      </w:pPr>
+      <w:r>
+        <w:rPr>
+          <w:lang w:val="pt-PT"/>
+        </w:rPr>
+        <w:t>filtros dinâmicos;</w:t>
+      </w:r>
+    </w:p>
+    <w:p>
+      <w:pPr>
+        <w:pStyle w:val="PargrafodaLista"/>
+        <w:numPr>
+          <w:ilvl w:val="0"/>
+          <w:numId w:val="32"/>
+        </w:numPr>
+        <w:rPr>
+          <w:lang w:val="pt-PT"/>
+        </w:rPr>
+      </w:pPr>
+      <w:r>
+        <w:rPr>
+          <w:lang w:val="pt-PT"/>
+        </w:rPr>
+        <w:t>KPIs;</w:t>
+      </w:r>
+    </w:p>
+    <w:p>
+      <w:pPr>
+        <w:pStyle w:val="PargrafodaLista"/>
+        <w:numPr>
+          <w:ilvl w:val="0"/>
+          <w:numId w:val="32"/>
+        </w:numPr>
+        <w:rPr>
+          <w:lang w:val="pt-PT"/>
+        </w:rPr>
+      </w:pPr>
+      <w:r>
+        <w:rPr>
+          <w:lang w:val="pt-PT"/>
+        </w:rPr>
+        <w:t>blocos narrativos IA-driven;</w:t>
+      </w:r>
+    </w:p>
+    <w:p>
+      <w:pPr>
+        <w:pStyle w:val="PargrafodaLista"/>
+        <w:numPr>
+          <w:ilvl w:val="0"/>
+          <w:numId w:val="32"/>
+        </w:numPr>
+        <w:rPr>
+          <w:lang w:val="pt-PT"/>
+        </w:rPr>
+      </w:pPr>
+      <w:r>
+        <w:rPr>
+          <w:lang w:val="pt-PT"/>
+        </w:rPr>
+        <w:t>funções de interpretação inteligente.</w:t>
+      </w:r>
+    </w:p>
+    <w:p>
+      <w:pPr>
+        <w:pStyle w:val="Ttulo2"/>
+        <w:spacing w:before="360" w:after="360"/>
+        <w:rPr>
+          <w:lang w:val="pt-PT"/>
+        </w:rPr>
+      </w:pPr>
+      <w:r>
+        <w:rPr>
+          <w:lang w:val="pt-PT"/>
+        </w:rPr>
+        <w:t xml:space="preserve">2.4 </w:t>
+      </w:r>
+      <w:r>
+        <w:rPr>
+          <w:lang w:val="pt-PT"/>
+        </w:rPr>
+        <w:t>Estruturação de API Fictícia</w:t>
+      </w:r>
+    </w:p>
+    <w:p>
+      <w:pPr>
+        <w:rPr>
+          <w:lang w:val="pt-PT"/>
+        </w:rPr>
+      </w:pPr>
+      <w:r>
+        <w:rPr>
+          <w:lang w:val="pt-PT"/>
+        </w:rPr>
+        <w:t>Criação de endpoints, payloads e exemplos de request/response para uma integração IA ↔ Dashboard.</w:t>
+      </w:r>
+    </w:p>
+    <w:p>
+      <w:pPr>
+        <w:pStyle w:val="Ttulo2"/>
+        <w:spacing w:before="360" w:after="360"/>
+        <w:rPr>
+          <w:lang w:val="pt-PT"/>
+        </w:rPr>
+      </w:pPr>
+      <w:r>
+        <w:rPr>
+          <w:lang w:val="pt-PT"/>
+        </w:rPr>
+        <w:t xml:space="preserve">2.5 </w:t>
+      </w:r>
+      <w:r>
+        <w:rPr>
+          <w:lang w:val="pt-PT"/>
+        </w:rPr>
+        <w:t>Preparação para Deploy</w:t>
+      </w:r>
+    </w:p>
+    <w:p>
+      <w:pPr>
+        <w:rPr>
+          <w:lang w:val="pt-PT"/>
+        </w:rPr>
+      </w:pPr>
+      <w:r>
+        <w:rPr>
+          <w:lang w:val="pt-PT"/>
+        </w:rPr>
+        <w:t>Geração dos arquivos necessários:</w:t>
+      </w:r>
+    </w:p>
+    <w:p>
+      <w:pPr>
+        <w:rPr>
+          <w:lang w:val="pt-PT"/>
+        </w:rPr>
+      </w:pPr>
+      <w:r>
+        <w:rPr>
+          <w:lang w:val="pt-PT"/>
+        </w:rPr>
+        <w:t>requirements.txt</w:t>
+      </w:r>
+    </w:p>
+    <w:p>
+      <w:pPr>
+        <w:rPr>
+          <w:lang w:val="pt-PT"/>
+        </w:rPr>
+      </w:pPr>
+      <w:r>
+        <w:rPr>
+          <w:lang w:val="pt-PT"/>
+        </w:rPr>
+        <w:t>README_DEPLOY.md</w:t>
+      </w:r>
+    </w:p>
+    <w:p>
+      <w:pPr>
+        <w:rPr>
+          <w:lang w:val="pt-PT"/>
+        </w:rPr>
+      </w:pPr>
+      <w:r>
+        <w:rPr>
+          <w:lang w:val="pt-PT"/>
+        </w:rPr>
+        <w:t>estrutura /data</w:t>
+      </w:r>
+    </w:p>
+    <w:p>
+      <w:pPr>
+        <w:rPr>
+          <w:lang w:val="pt-PT"/>
+        </w:rPr>
+      </w:pPr>
+      <w:r>
+        <w:rPr>
+          <w:lang w:val="pt-PT"/>
+        </w:rPr>
+        <w:t>validação do app Python</w:t>
+      </w:r>
+    </w:p>
+    <w:p>
+      <w:pPr>
+        <w:pStyle w:val="Ttulo1"/>
+        <w:rPr>
+          <w:lang w:val="pt-PT"/>
+        </w:rPr>
+      </w:pPr>
+      <w:r>
+        <w:rPr>
+          <w:lang w:val="pt-PT"/>
+        </w:rPr>
+        <w:t xml:space="preserve">3 </w:t>
+      </w:r>
+      <w:r>
+        <w:rPr>
+          <w:lang w:val="pt-PT"/>
+        </w:rPr>
+        <w:t>Prompt utilizado para a Issue 4.2</w:t>
+      </w:r>
+    </w:p>
+    <w:p>
+      <w:pPr>
+        <w:rPr>
+          <w:lang w:val="pt-PT"/>
+        </w:rPr>
+      </w:pPr>
+      <w:r>
+        <w:rPr>
+          <w:lang w:val="pt-PT"/>
+        </w:rPr>
+        <w:t>Conforme exigido pelo professor, segue o prompt integral utilizado para execução da Issue 4.2:</w:t>
+      </w:r>
+    </w:p>
+    <w:p>
+      <w:pPr>
+        <w:rPr>
+          <w:lang w:val="pt-PT"/>
+        </w:rPr>
+      </w:pPr>
+      <w:r>
+        <w:rPr>
+          <w:lang w:val="pt-PT"/>
+        </w:rPr>
+        <w:lastRenderedPageBreak/>
+        <w:t>Atue como um Cientista de Dados Sênior, especialista em engenharia de prompt, storytelling com dados, análise textual automática, IA generativa aplicada e mercado musical.</w:t>
+      </w:r>
+    </w:p>
+    <w:p>
+      <w:pPr>
+        <w:rPr>
+          <w:lang w:val="pt-PT"/>
+        </w:rPr>
+      </w:pPr>
+      <w:r>
+        <w:rPr>
+          <w:lang w:val="pt-PT"/>
+        </w:rPr>
+        <w:t>Você receberá:</w:t>
+      </w:r>
+    </w:p>
+    <w:p>
+      <w:pPr>
+        <w:rPr>
+          <w:lang w:val="pt-PT"/>
+        </w:rPr>
+      </w:pPr>
+      <w:r>
+        <w:rPr>
+          <w:lang w:val="pt-PT"/>
+        </w:rPr>
+        <w:t>O dataset tratado do projeto Spotify Data Storytelling (popularidade, duração, ano, gênero, artista etc.)</w:t>
+      </w:r>
+    </w:p>
+    <w:p>
+      <w:pPr>
+        <w:rPr>
+          <w:lang w:val="pt-PT"/>
+        </w:rPr>
+      </w:pPr>
+      <w:r>
+        <w:rPr>
+          <w:lang w:val="pt-PT"/>
+        </w:rPr>
+        <w:t>Os resultados completos da análise EDA (Semana 3.1)</w:t>
+      </w:r>
+    </w:p>
+    <w:p>
+      <w:pPr>
+        <w:rPr>
+          <w:lang w:val="pt-PT"/>
+        </w:rPr>
+      </w:pPr>
+      <w:r>
+        <w:rPr>
+          <w:lang w:val="pt-PT"/>
+        </w:rPr>
+        <w:t>A análise interpretativa e narrativa (Semana 3.2)</w:t>
+      </w:r>
+    </w:p>
+    <w:p>
+      <w:pPr>
+        <w:rPr>
+          <w:lang w:val="pt-PT"/>
+        </w:rPr>
+      </w:pPr>
+      <w:r>
+        <w:rPr>
+          <w:lang w:val="pt-PT"/>
+        </w:rPr>
+        <w:t>O protótipo do dashboard Streamlit (Semana 3.3)</w:t>
+      </w:r>
+    </w:p>
+    <w:p>
+      <w:pPr>
+        <w:rPr>
+          <w:lang w:val="pt-PT"/>
+        </w:rPr>
+      </w:pPr>
+      <w:r>
+        <w:rPr>
+          <w:lang w:val="pt-PT"/>
+        </w:rPr>
+        <w:t>Os gráficos e padrões encontrados até agora</w:t>
+      </w:r>
+    </w:p>
+    <w:p>
+      <w:pPr>
+        <w:rPr>
+          <w:lang w:val="pt-PT"/>
+        </w:rPr>
+      </w:pPr>
+      <w:r>
+        <w:rPr>
+          <w:lang w:val="pt-PT"/>
+        </w:rPr>
+        <w:t>Seu objetivo é cumprir integralmente a Issue 4.1 – Integração de insights automáticos com IA</w:t>
+      </w:r>
+      <w:r>
+        <w:rPr>
+          <w:lang w:val="pt-PT"/>
+        </w:rPr>
+        <w:t>.</w:t>
+      </w:r>
+    </w:p>
+    <w:p>
+      <w:pPr>
+        <w:pStyle w:val="Ttulo1"/>
+        <w:rPr>
+          <w:lang w:val="pt-PT"/>
+        </w:rPr>
+      </w:pPr>
+      <w:r>
+        <w:rPr>
+          <w:lang w:val="pt-PT"/>
+        </w:rPr>
+        <w:t xml:space="preserve">4 </w:t>
+      </w:r>
+      <w:r>
+        <w:rPr>
+          <w:lang w:val="pt-PT"/>
+        </w:rPr>
+        <w:t>Atividades Desenvolvidas</w:t>
+      </w:r>
+    </w:p>
+    <w:p>
+      <w:pPr>
+        <w:rPr>
+          <w:lang w:val="pt-PT"/>
+        </w:rPr>
+      </w:pPr>
+      <w:r>
+        <w:rPr>
+          <w:lang w:val="pt-PT"/>
+        </w:rPr>
+        <w:t>Durante a execução da Semana 4.2, foram implementadas as seguintes atividades:</w:t>
+      </w:r>
+    </w:p>
+    <w:p>
+      <w:pPr>
+        <w:pStyle w:val="Ttulo2"/>
+        <w:spacing w:before="360" w:after="360"/>
+        <w:rPr>
+          <w:lang w:val="pt-PT"/>
+        </w:rPr>
+      </w:pPr>
+      <w:r>
+        <w:rPr>
+          <w:lang w:val="pt-PT"/>
+        </w:rPr>
+        <w:t>4.1 Célula 30 – Storytelling Consolidado</w:t>
+      </w:r>
+    </w:p>
+    <w:p>
+      <w:pPr>
+        <w:rPr>
+          <w:lang w:val="pt-PT"/>
+        </w:rPr>
+      </w:pPr>
+      <w:r>
+        <w:rPr>
+          <w:lang w:val="pt-PT"/>
+        </w:rPr>
+        <w:t>Integração narrativa dos resultados das semanas anteriores:</w:t>
+      </w:r>
+    </w:p>
+    <w:p>
+      <w:pPr>
+        <w:pStyle w:val="PargrafodaLista"/>
+        <w:numPr>
+          <w:ilvl w:val="0"/>
+          <w:numId w:val="33"/>
+        </w:numPr>
+        <w:rPr>
+          <w:lang w:val="pt-PT"/>
+        </w:rPr>
+      </w:pPr>
+      <w:r>
+        <w:rPr>
+          <w:lang w:val="pt-PT"/>
+        </w:rPr>
+        <w:t>padrões de popularidade;</w:t>
+      </w:r>
+    </w:p>
+    <w:p>
+      <w:pPr>
+        <w:pStyle w:val="PargrafodaLista"/>
+        <w:numPr>
+          <w:ilvl w:val="0"/>
+          <w:numId w:val="33"/>
+        </w:numPr>
+        <w:rPr>
+          <w:lang w:val="pt-PT"/>
+        </w:rPr>
+      </w:pPr>
+      <w:r>
+        <w:rPr>
+          <w:lang w:val="pt-PT"/>
+        </w:rPr>
+        <w:t>consistência e volatilidade;</w:t>
+      </w:r>
+    </w:p>
+    <w:p>
+      <w:pPr>
+        <w:pStyle w:val="PargrafodaLista"/>
+        <w:numPr>
+          <w:ilvl w:val="0"/>
+          <w:numId w:val="33"/>
+        </w:numPr>
+        <w:rPr>
+          <w:lang w:val="pt-PT"/>
+        </w:rPr>
+      </w:pPr>
+      <w:r>
+        <w:rPr>
+          <w:lang w:val="pt-PT"/>
+        </w:rPr>
+        <w:t>comportamento dos gêneros;</w:t>
+      </w:r>
+    </w:p>
+    <w:p>
+      <w:pPr>
+        <w:pStyle w:val="PargrafodaLista"/>
+        <w:numPr>
+          <w:ilvl w:val="0"/>
+          <w:numId w:val="33"/>
+        </w:numPr>
+        <w:rPr>
+          <w:lang w:val="pt-PT"/>
+        </w:rPr>
+      </w:pPr>
+      <w:r>
+        <w:rPr>
+          <w:lang w:val="pt-PT"/>
+        </w:rPr>
+        <w:t>análise temporal;</w:t>
+      </w:r>
+    </w:p>
+    <w:p>
+      <w:pPr>
+        <w:pStyle w:val="PargrafodaLista"/>
+        <w:numPr>
+          <w:ilvl w:val="0"/>
+          <w:numId w:val="33"/>
+        </w:numPr>
+        <w:rPr>
+          <w:lang w:val="pt-PT"/>
+        </w:rPr>
+      </w:pPr>
+      <w:r>
+        <w:rPr>
+          <w:lang w:val="pt-PT"/>
+        </w:rPr>
+        <w:t>duração × engajamento;</w:t>
+      </w:r>
+    </w:p>
+    <w:p>
+      <w:pPr>
+        <w:pStyle w:val="PargrafodaLista"/>
+        <w:numPr>
+          <w:ilvl w:val="0"/>
+          <w:numId w:val="33"/>
+        </w:numPr>
+        <w:rPr>
+          <w:lang w:val="pt-PT"/>
+        </w:rPr>
+      </w:pPr>
+      <w:r>
+        <w:rPr>
+          <w:lang w:val="pt-PT"/>
+        </w:rPr>
+        <w:t>cauda longa;</w:t>
+      </w:r>
+    </w:p>
+    <w:p>
+      <w:pPr>
+        <w:pStyle w:val="PargrafodaLista"/>
+        <w:numPr>
+          <w:ilvl w:val="0"/>
+          <w:numId w:val="33"/>
+        </w:numPr>
+        <w:rPr>
+          <w:lang w:val="pt-PT"/>
+        </w:rPr>
+      </w:pPr>
+      <w:r>
+        <w:rPr>
+          <w:lang w:val="pt-PT"/>
+        </w:rPr>
+        <w:t>leitura mercadológica;</w:t>
+      </w:r>
+    </w:p>
+    <w:p>
+      <w:pPr>
+        <w:pStyle w:val="PargrafodaLista"/>
+        <w:numPr>
+          <w:ilvl w:val="0"/>
+          <w:numId w:val="33"/>
+        </w:numPr>
+        <w:rPr>
+          <w:lang w:val="pt-PT"/>
+        </w:rPr>
+      </w:pPr>
+      <w:r>
+        <w:rPr>
+          <w:lang w:val="pt-PT"/>
+        </w:rPr>
+        <w:t>implicações culturais;</w:t>
+      </w:r>
+    </w:p>
+    <w:p>
+      <w:pPr>
+        <w:pStyle w:val="PargrafodaLista"/>
+        <w:numPr>
+          <w:ilvl w:val="0"/>
+          <w:numId w:val="33"/>
+        </w:numPr>
+        <w:rPr>
+          <w:lang w:val="pt-PT"/>
+        </w:rPr>
+      </w:pPr>
+      <w:r>
+        <w:rPr>
+          <w:lang w:val="pt-PT"/>
+        </w:rPr>
+        <w:t>visão geral do catálogo.</w:t>
+      </w:r>
+    </w:p>
+    <w:p>
+      <w:pPr>
+        <w:rPr>
+          <w:lang w:val="pt-PT"/>
+        </w:rPr>
+      </w:pPr>
+      <w:r>
+        <w:rPr>
+          <w:lang w:val="pt-PT"/>
+        </w:rPr>
+        <w:t>O texto formará a aba Storytelling do dashboard final.</w:t>
+      </w:r>
+    </w:p>
+    <w:p>
+      <w:pPr>
+        <w:pStyle w:val="Ttulo2"/>
+        <w:spacing w:before="360" w:after="360"/>
+        <w:rPr>
+          <w:lang w:val="pt-PT"/>
+        </w:rPr>
+      </w:pPr>
+      <w:r>
+        <w:rPr>
+          <w:lang w:val="pt-PT"/>
+        </w:rPr>
+        <w:lastRenderedPageBreak/>
+        <w:t>4.2 Célula 31 – Textos IA-Driven</w:t>
+      </w:r>
+    </w:p>
+    <w:p>
+      <w:pPr>
+        <w:rPr>
+          <w:lang w:val="pt-PT"/>
+        </w:rPr>
+      </w:pPr>
+      <w:r>
+        <w:rPr>
+          <w:lang w:val="pt-PT"/>
+        </w:rPr>
+        <w:t>Geração de:</w:t>
+      </w:r>
+    </w:p>
+    <w:p>
+      <w:pPr>
+        <w:rPr>
+          <w:lang w:val="pt-PT"/>
+        </w:rPr>
+      </w:pPr>
+      <w:r>
+        <w:rPr>
+          <w:lang w:val="pt-PT"/>
+        </w:rPr>
+        <w:t>textos dinâmicos por filtro;</w:t>
+      </w:r>
+    </w:p>
+    <w:p>
+      <w:pPr>
+        <w:rPr>
+          <w:lang w:val="pt-PT"/>
+        </w:rPr>
+      </w:pPr>
+      <w:r>
+        <w:rPr>
+          <w:lang w:val="pt-PT"/>
+        </w:rPr>
+        <w:t>descrições automáticas para cada aba;</w:t>
+      </w:r>
+    </w:p>
+    <w:p>
+      <w:pPr>
+        <w:rPr>
+          <w:lang w:val="pt-PT"/>
+        </w:rPr>
+      </w:pPr>
+      <w:r>
+        <w:rPr>
+          <w:lang w:val="pt-PT"/>
+        </w:rPr>
+        <w:t>tooltips;</w:t>
+      </w:r>
+    </w:p>
+    <w:p>
+      <w:pPr>
+        <w:rPr>
+          <w:lang w:val="pt-PT"/>
+        </w:rPr>
+      </w:pPr>
+      <w:r>
+        <w:rPr>
+          <w:lang w:val="pt-PT"/>
+        </w:rPr>
+        <w:t>blocos explicativos automáticos;</w:t>
+      </w:r>
+    </w:p>
+    <w:p>
+      <w:pPr>
+        <w:rPr>
+          <w:lang w:val="pt-PT"/>
+        </w:rPr>
+      </w:pPr>
+      <w:r>
+        <w:rPr>
+          <w:lang w:val="pt-PT"/>
+        </w:rPr>
+        <w:t>mensagens narrativas inteligentes.</w:t>
+      </w:r>
+    </w:p>
+    <w:p>
+      <w:pPr>
+        <w:rPr>
+          <w:lang w:val="pt-PT"/>
+        </w:rPr>
+      </w:pPr>
+      <w:r>
+        <w:rPr>
+          <w:lang w:val="pt-PT"/>
+        </w:rPr>
+        <w:t>Inclui versão Markdown (para relatório) e versão Python (para o dashboard).</w:t>
+      </w:r>
+    </w:p>
+    <w:p>
+      <w:pPr>
+        <w:pStyle w:val="Ttulo2"/>
+        <w:spacing w:before="360" w:after="360"/>
+        <w:rPr>
+          <w:lang w:val="pt-PT"/>
+        </w:rPr>
+      </w:pPr>
+      <w:r>
+        <w:rPr>
+          <w:lang w:val="pt-PT"/>
+        </w:rPr>
+        <w:t>4.3 Célula 32 – Sugestões IA-Driven</w:t>
+      </w:r>
+    </w:p>
+    <w:p>
+      <w:pPr>
+        <w:rPr>
+          <w:lang w:val="pt-PT"/>
+        </w:rPr>
+      </w:pPr>
+      <w:r>
+        <w:rPr>
+          <w:lang w:val="pt-PT"/>
+        </w:rPr>
+        <w:t>Listagem detalhada de:</w:t>
+      </w:r>
+    </w:p>
+    <w:p>
+      <w:pPr>
+        <w:rPr>
+          <w:lang w:val="pt-PT"/>
+        </w:rPr>
+      </w:pPr>
+      <w:r>
+        <w:rPr>
+          <w:lang w:val="pt-PT"/>
+        </w:rPr>
+        <w:t>novos componentes interativos;</w:t>
+      </w:r>
+    </w:p>
+    <w:p>
+      <w:pPr>
+        <w:rPr>
+          <w:lang w:val="pt-PT"/>
+        </w:rPr>
+      </w:pPr>
+      <w:r>
+        <w:rPr>
+          <w:lang w:val="pt-PT"/>
+        </w:rPr>
+        <w:t>visualizações recomendadas;</w:t>
+      </w:r>
+    </w:p>
+    <w:p>
+      <w:pPr>
+        <w:rPr>
+          <w:lang w:val="pt-PT"/>
+        </w:rPr>
+      </w:pPr>
+      <w:r>
+        <w:rPr>
+          <w:lang w:val="pt-PT"/>
+        </w:rPr>
+        <w:t>explicações avançadas;</w:t>
+      </w:r>
+    </w:p>
+    <w:p>
+      <w:pPr>
+        <w:rPr>
+          <w:lang w:val="pt-PT"/>
+        </w:rPr>
+      </w:pPr>
+      <w:r>
+        <w:rPr>
+          <w:lang w:val="pt-PT"/>
+        </w:rPr>
+        <w:t>módulos de recomendação musical;</w:t>
+      </w:r>
+    </w:p>
+    <w:p>
+      <w:pPr>
+        <w:rPr>
+          <w:lang w:val="pt-PT"/>
+        </w:rPr>
+      </w:pPr>
+      <w:r>
+        <w:rPr>
+          <w:lang w:val="pt-PT"/>
+        </w:rPr>
+        <w:t>features de evolução futura.</w:t>
+      </w:r>
+    </w:p>
+    <w:p>
+      <w:pPr>
+        <w:pStyle w:val="Ttulo2"/>
+        <w:spacing w:before="360" w:after="360"/>
+        <w:rPr>
+          <w:lang w:val="pt-PT"/>
+        </w:rPr>
+      </w:pPr>
+      <w:r>
+        <w:rPr>
+          <w:lang w:val="pt-PT"/>
+        </w:rPr>
+        <w:t>4.4 Célula 33 – API Fictícia</w:t>
+      </w:r>
+    </w:p>
+    <w:p>
+      <w:pPr>
+        <w:rPr>
+          <w:lang w:val="pt-PT"/>
+        </w:rPr>
+      </w:pPr>
+      <w:r>
+        <w:rPr>
+          <w:lang w:val="pt-PT"/>
+        </w:rPr>
+        <w:t>Criação completa da arquitetura IA ↔ Dashboard:</w:t>
+      </w:r>
+    </w:p>
+    <w:p>
+      <w:pPr>
+        <w:rPr>
+          <w:lang w:val="pt-PT"/>
+        </w:rPr>
+      </w:pPr>
+      <w:r>
+        <w:rPr>
+          <w:lang w:val="pt-PT"/>
+        </w:rPr>
+        <w:t>/insights</w:t>
+      </w:r>
+    </w:p>
+    <w:p>
+      <w:pPr>
+        <w:rPr>
+          <w:lang w:val="pt-PT"/>
+        </w:rPr>
+      </w:pPr>
+      <w:r>
+        <w:rPr>
+          <w:lang w:val="pt-PT"/>
+        </w:rPr>
+        <w:t>/storytelling</w:t>
+      </w:r>
+    </w:p>
+    <w:p>
+      <w:pPr>
+        <w:rPr>
+          <w:lang w:val="pt-PT"/>
+        </w:rPr>
+      </w:pPr>
+      <w:r>
+        <w:rPr>
+          <w:lang w:val="pt-PT"/>
+        </w:rPr>
+        <w:t>/explain</w:t>
+      </w:r>
+    </w:p>
+    <w:p>
+      <w:pPr>
+        <w:rPr>
+          <w:lang w:val="pt-PT"/>
+        </w:rPr>
+      </w:pPr>
+      <w:r>
+        <w:rPr>
+          <w:lang w:val="pt-PT"/>
+        </w:rPr>
+        <w:t>Com exemplos reais de payload JSON, request e response.</w:t>
+      </w:r>
+    </w:p>
+    <w:p>
+      <w:pPr>
+        <w:pStyle w:val="Ttulo2"/>
+        <w:spacing w:before="360" w:after="360"/>
+        <w:rPr>
+          <w:lang w:val="pt-PT"/>
+        </w:rPr>
+      </w:pPr>
+      <w:r>
+        <w:rPr>
+          <w:lang w:val="pt-PT"/>
+        </w:rPr>
+        <w:t>4.5 Célula 34 – Preparação para Deploy</w:t>
+      </w:r>
+    </w:p>
+    <w:p>
+      <w:pPr>
+        <w:rPr>
+          <w:lang w:val="pt-PT"/>
+        </w:rPr>
+      </w:pPr>
+      <w:r>
+        <w:rPr>
+          <w:lang w:val="pt-PT"/>
+        </w:rPr>
+        <w:t>Geração do arquivo requirements.txt e documentação de deploy no Streamlit Cloud.</w:t>
+      </w:r>
+    </w:p>
+    <w:p>
+      <w:pPr>
+        <w:pStyle w:val="Ttulo2"/>
+        <w:spacing w:before="360" w:after="360"/>
+        <w:rPr>
+          <w:lang w:val="pt-PT"/>
+        </w:rPr>
+      </w:pPr>
+      <w:r>
+        <w:rPr>
+          <w:lang w:val="pt-PT"/>
+        </w:rPr>
+        <w:lastRenderedPageBreak/>
+        <w:t>4.6 Célula 35 – Exportação Final</w:t>
+      </w:r>
+    </w:p>
+    <w:p>
+      <w:pPr>
+        <w:rPr>
+          <w:lang w:val="pt-PT"/>
+        </w:rPr>
+      </w:pPr>
+      <w:r>
+        <w:rPr>
+          <w:lang w:val="pt-PT"/>
+        </w:rPr>
+        <w:t>Automação da organização do projeto:</w:t>
+      </w:r>
+    </w:p>
+    <w:p>
+      <w:pPr>
+        <w:rPr>
+          <w:lang w:val="pt-PT"/>
+        </w:rPr>
+      </w:pPr>
+      <w:r>
+        <w:rPr>
+          <w:lang w:val="pt-PT"/>
+        </w:rPr>
+        <w:t>criação da pasta /data;</w:t>
+      </w:r>
+    </w:p>
+    <w:p>
+      <w:pPr>
+        <w:rPr>
+          <w:lang w:val="pt-PT"/>
+        </w:rPr>
+      </w:pPr>
+      <w:r>
+        <w:rPr>
+          <w:lang w:val="pt-PT"/>
+        </w:rPr>
+        <w:t>cópia automática do dataset;</w:t>
+      </w:r>
+    </w:p>
+    <w:p>
+      <w:pPr>
+        <w:rPr>
+          <w:lang w:val="pt-PT"/>
+        </w:rPr>
+      </w:pPr>
+      <w:r>
+        <w:rPr>
+          <w:lang w:val="pt-PT"/>
+        </w:rPr>
+        <w:t>geração do README_DEPLOY.md;</w:t>
+      </w:r>
+    </w:p>
+    <w:p>
+      <w:pPr>
+        <w:rPr>
+          <w:lang w:val="pt-PT"/>
+        </w:rPr>
+      </w:pPr>
+      <w:r>
+        <w:rPr>
+          <w:lang w:val="pt-PT"/>
+        </w:rPr>
+        <w:t>verificação final do ambiente.</w:t>
+      </w:r>
+    </w:p>
+    <w:p>
+      <w:pPr>
+        <w:rPr>
+          <w:lang w:val="pt-PT"/>
+        </w:rPr>
+      </w:pPr>
+    </w:p>
+    <w:p>
+      <w:pPr>
+        <w:pStyle w:val="Ttulo1"/>
+        <w:rPr>
+          <w:lang w:val="pt-PT"/>
+        </w:rPr>
+      </w:pPr>
+      <w:r>
+        <w:rPr>
+          <w:lang w:val="pt-PT"/>
+        </w:rPr>
+        <w:t>5</w:t>
+      </w:r>
+      <w:r>
+        <w:rPr>
+          <w:lang w:val="pt-PT"/>
+        </w:rPr>
+        <w:t xml:space="preserve"> Resultados Obtidos</w:t>
+      </w:r>
+    </w:p>
+    <w:p>
+      <w:r>
+        <w:rPr>
+          <w:rFonts w:ascii="Segoe UI Symbol" w:hAnsi="Segoe UI Symbol" w:cs="Segoe UI Symbol"/>
+        </w:rPr>
+        <w:t>✔</w:t>
+      </w:r>
+      <w:r>
+        <w:t xml:space="preserve"> Dashboard completo em Streamlit (versão final)</w:t>
+      </w:r>
+    </w:p>
+    <w:p>
+      <w:r>
+        <w:rPr>
+          <w:rFonts w:ascii="Segoe UI Symbol" w:hAnsi="Segoe UI Symbol" w:cs="Segoe UI Symbol"/>
+        </w:rPr>
+        <w:t>✔</w:t>
+      </w:r>
+      <w:r>
+        <w:t xml:space="preserve"> Storytelling integrado</w:t>
+      </w:r>
+    </w:p>
+    <w:p>
+      <w:pPr>
+        <w:rPr>
+          <w:lang w:val="pt-PT"/>
+        </w:rPr>
+      </w:pPr>
+      <w:r>
+        <w:rPr>
+          <w:rFonts w:ascii="Segoe UI Symbol" w:hAnsi="Segoe UI Symbol" w:cs="Segoe UI Symbol"/>
+          <w:lang w:val="pt-PT"/>
+        </w:rPr>
+        <w:t>✔</w:t>
+      </w:r>
+      <w:r>
+        <w:rPr>
+          <w:lang w:val="pt-PT"/>
+        </w:rPr>
+        <w:t xml:space="preserve"> Textos IA-driven funcionando</w:t>
+      </w:r>
+    </w:p>
+    <w:p>
+      <w:pPr>
+        <w:rPr>
+          <w:lang w:val="pt-PT"/>
+        </w:rPr>
+      </w:pPr>
+      <w:r>
+        <w:rPr>
+          <w:rFonts w:ascii="Segoe UI Symbol" w:hAnsi="Segoe UI Symbol" w:cs="Segoe UI Symbol"/>
+          <w:lang w:val="pt-PT"/>
+        </w:rPr>
+        <w:t>✔</w:t>
+      </w:r>
+      <w:r>
+        <w:rPr>
+          <w:lang w:val="pt-PT"/>
+        </w:rPr>
+        <w:t xml:space="preserve"> Arquitetura simulada de API</w:t>
+      </w:r>
+    </w:p>
+    <w:p>
+      <w:pPr>
+        <w:rPr>
+          <w:lang w:val="pt-PT"/>
+        </w:rPr>
+      </w:pPr>
+      <w:r>
+        <w:rPr>
+          <w:rFonts w:ascii="Segoe UI Symbol" w:hAnsi="Segoe UI Symbol" w:cs="Segoe UI Symbol"/>
+          <w:lang w:val="pt-PT"/>
+        </w:rPr>
+        <w:t>✔</w:t>
+      </w:r>
+      <w:r>
+        <w:rPr>
+          <w:lang w:val="pt-PT"/>
+        </w:rPr>
+        <w:t xml:space="preserve"> Preparação para deploy</w:t>
+      </w:r>
+    </w:p>
+    <w:p>
+      <w:pPr>
+        <w:rPr>
+          <w:lang w:val="pt-PT"/>
+        </w:rPr>
+      </w:pPr>
+      <w:r>
+        <w:rPr>
+          <w:rFonts w:ascii="Segoe UI Symbol" w:hAnsi="Segoe UI Symbol" w:cs="Segoe UI Symbol"/>
+          <w:lang w:val="pt-PT"/>
+        </w:rPr>
+        <w:t>✔</w:t>
+      </w:r>
+      <w:r>
+        <w:rPr>
+          <w:lang w:val="pt-PT"/>
+        </w:rPr>
+        <w:t xml:space="preserve"> Projeto pronto para publicação no Streamlit Cloud</w:t>
+      </w:r>
+    </w:p>
+    <w:p>
+      <w:pPr>
+        <w:rPr>
+          <w:lang w:val="pt-PT"/>
+        </w:rPr>
+      </w:pPr>
+      <w:r>
+        <w:rPr>
+          <w:rFonts w:ascii="Segoe UI Symbol" w:hAnsi="Segoe UI Symbol" w:cs="Segoe UI Symbol"/>
+          <w:lang w:val="pt-PT"/>
+        </w:rPr>
+        <w:t>✔</w:t>
+      </w:r>
+      <w:r>
+        <w:rPr>
+          <w:lang w:val="pt-PT"/>
+        </w:rPr>
+        <w:t xml:space="preserve"> Notebook final organizado e documentado</w:t>
+      </w:r>
+    </w:p>
+    <w:p>
+      <w:pPr>
+        <w:pStyle w:val="Ttulo1"/>
+        <w:rPr>
+          <w:lang w:val="pt-PT"/>
+        </w:rPr>
+      </w:pPr>
+      <w:r>
+        <w:rPr>
+          <w:lang w:val="pt-PT"/>
+        </w:rPr>
+        <w:t xml:space="preserve">6 </w:t>
+      </w:r>
+      <w:r>
+        <w:rPr>
+          <w:lang w:val="pt-PT"/>
+        </w:rPr>
+        <w:t>Conclusão da Semana 4.2</w:t>
+      </w:r>
+    </w:p>
+    <w:p>
+      <w:pPr>
+        <w:rPr>
+          <w:lang w:val="pt-PT"/>
+        </w:rPr>
+      </w:pPr>
+      <w:r>
+        <w:rPr>
+          <w:lang w:val="pt-PT"/>
+        </w:rPr>
+        <w:t>A Issue 4.2 representou a etapa final de construção intelectual, narrativa e funcional do projeto “Spotify Data Storytelling”. A integração IA-driven tornou o dashboard mais inteligente, explicativo e alinhado ao que há de mais moderno em análise musical e consumo digital.</w:t>
+      </w:r>
+    </w:p>
+    <w:p>
+      <w:pPr>
+        <w:rPr>
+          <w:lang w:val="pt-PT"/>
+        </w:rPr>
+      </w:pPr>
+      <w:r>
+        <w:rPr>
+          <w:lang w:val="pt-PT"/>
+        </w:rPr>
+        <w:t>O projeto encontra-se pronto para:</w:t>
+      </w:r>
+    </w:p>
+    <w:p>
+      <w:pPr>
+        <w:pStyle w:val="PargrafodaLista"/>
+        <w:numPr>
+          <w:ilvl w:val="0"/>
+          <w:numId w:val="34"/>
+        </w:numPr>
+        <w:rPr>
+          <w:lang w:val="pt-PT"/>
+        </w:rPr>
+      </w:pPr>
+      <w:r>
+        <w:rPr>
+          <w:lang w:val="pt-PT"/>
+        </w:rPr>
+        <w:t>deploy público,</w:t>
+      </w:r>
+    </w:p>
+    <w:p>
+      <w:pPr>
+        <w:pStyle w:val="PargrafodaLista"/>
+        <w:numPr>
+          <w:ilvl w:val="0"/>
+          <w:numId w:val="34"/>
+        </w:numPr>
+        <w:rPr>
+          <w:lang w:val="pt-PT"/>
+        </w:rPr>
+      </w:pPr>
+      <w:r>
+        <w:rPr>
+          <w:lang w:val="pt-PT"/>
+        </w:rPr>
+        <w:t>avaliação final do professor,</w:t>
+      </w:r>
+    </w:p>
+    <w:p>
+      <w:pPr>
+        <w:pStyle w:val="PargrafodaLista"/>
+        <w:numPr>
+          <w:ilvl w:val="0"/>
+          <w:numId w:val="34"/>
+        </w:numPr>
+        <w:rPr>
+          <w:lang w:val="pt-PT"/>
+        </w:rPr>
+      </w:pPr>
+      <w:r>
+        <w:rPr>
+          <w:lang w:val="pt-PT"/>
+        </w:rPr>
+        <w:t>apresentação acadêmica,</w:t>
+      </w:r>
+    </w:p>
+    <w:p>
+      <w:pPr>
+        <w:pStyle w:val="PargrafodaLista"/>
+        <w:numPr>
+          <w:ilvl w:val="0"/>
+          <w:numId w:val="34"/>
+        </w:numPr>
+        <w:rPr>
+          <w:lang w:val="pt-PT"/>
+        </w:rPr>
+      </w:pPr>
+      <w:r>
+        <w:rPr>
+          <w:lang w:val="pt-PT"/>
+        </w:rPr>
+        <w:t>entrega profissional.</w:t>
+      </w:r>
+    </w:p>
+    <w:p>
+      <w:pPr>
+        <w:spacing w:after="200" w:line="276" w:lineRule="auto"/>
+        <w:ind w:firstLine="0"/>
+        <w:jc w:val="left"/>
+        <w:rPr>
+          <w:lang w:val="pt-PT"/>
+        </w:rPr>
+      </w:pPr>
+      <w:r>
+        <w:rPr>
+          <w:lang w:val="pt-PT"/>
+        </w:rPr>
+        <w:br w:type="page"/>
+      </w:r>
+    </w:p>
+    <w:p>
+      <w:pPr>
+        <w:rPr>
+          <w:lang w:val="pt-PT"/>
+        </w:rPr>
+      </w:pPr>
     </w:p>
     <w:sectPr>
       <w:pgSz w:w="12240" w:h="15840" w:code="1"/>
@@ -13301,6 +10492,95 @@
     </w:lvl>
   </w:abstractNum>
   <w:abstractNum w:abstractNumId="9" w15:restartNumberingAfterBreak="0">
+    <w:nsid w:val="013B69A3"/>
+    <w:multiLevelType w:val="hybridMultilevel"/>
+    <w:tmpl w:val="A1D28B70"/>
+    <w:lvl w:ilvl="0" w:tplc="0816000F">
+      <w:start w:val="1"/>
+      <w:numFmt w:val="decimal"/>
+      <w:lvlText w:val="%1."/>
+      <w:lvlJc w:val="left"/>
+      <w:pPr>
+        <w:ind w:left="720" w:hanging="360"/>
+      </w:pPr>
+      <w:rPr>
+        <w:rFonts w:hint="default"/>
+      </w:rPr>
+    </w:lvl>
+    <w:lvl w:ilvl="1" w:tplc="08160019" w:tentative="1">
+      <w:start w:val="1"/>
+      <w:numFmt w:val="lowerLetter"/>
+      <w:lvlText w:val="%2."/>
+      <w:lvlJc w:val="left"/>
+      <w:pPr>
+        <w:ind w:left="1440" w:hanging="360"/>
+      </w:pPr>
+    </w:lvl>
+    <w:lvl w:ilvl="2" w:tplc="0816001B" w:tentative="1">
+      <w:start w:val="1"/>
+      <w:numFmt w:val="lowerRoman"/>
+      <w:lvlText w:val="%3."/>
+      <w:lvlJc w:val="right"/>
+      <w:pPr>
+        <w:ind w:left="2160" w:hanging="180"/>
+      </w:pPr>
+    </w:lvl>
+    <w:lvl w:ilvl="3" w:tplc="0816000F" w:tentative="1">
+      <w:start w:val="1"/>
+      <w:numFmt w:val="decimal"/>
+      <w:lvlText w:val="%4."/>
+      <w:lvlJc w:val="left"/>
+      <w:pPr>
+        <w:ind w:left="2880" w:hanging="360"/>
+      </w:pPr>
+    </w:lvl>
+    <w:lvl w:ilvl="4" w:tplc="08160019" w:tentative="1">
+      <w:start w:val="1"/>
+      <w:numFmt w:val="lowerLetter"/>
+      <w:lvlText w:val="%5."/>
+      <w:lvlJc w:val="left"/>
+      <w:pPr>
+        <w:ind w:left="3600" w:hanging="360"/>
+      </w:pPr>
+    </w:lvl>
+    <w:lvl w:ilvl="5" w:tplc="0816001B" w:tentative="1">
+      <w:start w:val="1"/>
+      <w:numFmt w:val="lowerRoman"/>
+      <w:lvlText w:val="%6."/>
+      <w:lvlJc w:val="right"/>
+      <w:pPr>
+        <w:ind w:left="4320" w:hanging="180"/>
+      </w:pPr>
+    </w:lvl>
+    <w:lvl w:ilvl="6" w:tplc="0816000F" w:tentative="1">
+      <w:start w:val="1"/>
+      <w:numFmt w:val="decimal"/>
+      <w:lvlText w:val="%7."/>
+      <w:lvlJc w:val="left"/>
+      <w:pPr>
+        <w:ind w:left="5040" w:hanging="360"/>
+      </w:pPr>
+    </w:lvl>
+    <w:lvl w:ilvl="7" w:tplc="08160019" w:tentative="1">
+      <w:start w:val="1"/>
+      <w:numFmt w:val="lowerLetter"/>
+      <w:lvlText w:val="%8."/>
+      <w:lvlJc w:val="left"/>
+      <w:pPr>
+        <w:ind w:left="5760" w:hanging="360"/>
+      </w:pPr>
+    </w:lvl>
+    <w:lvl w:ilvl="8" w:tplc="0816001B" w:tentative="1">
+      <w:start w:val="1"/>
+      <w:numFmt w:val="lowerRoman"/>
+      <w:lvlText w:val="%9."/>
+      <w:lvlJc w:val="right"/>
+      <w:pPr>
+        <w:ind w:left="6480" w:hanging="180"/>
+      </w:pPr>
+    </w:lvl>
+  </w:abstractNum>
+  <w:abstractNum w:abstractNumId="10" w15:restartNumberingAfterBreak="0">
     <w:nsid w:val="027F0179"/>
     <w:multiLevelType w:val="hybridMultilevel"/>
     <w:tmpl w:val="5E0C8070"/>
@@ -13413,7 +10693,7 @@
       </w:rPr>
     </w:lvl>
   </w:abstractNum>
-  <w:abstractNum w:abstractNumId="10" w15:restartNumberingAfterBreak="0">
+  <w:abstractNum w:abstractNumId="11" w15:restartNumberingAfterBreak="0">
     <w:nsid w:val="03D11D65"/>
     <w:multiLevelType w:val="hybridMultilevel"/>
     <w:tmpl w:val="DC484588"/>
@@ -13526,7 +10806,7 @@
       </w:rPr>
     </w:lvl>
   </w:abstractNum>
-  <w:abstractNum w:abstractNumId="11" w15:restartNumberingAfterBreak="0">
+  <w:abstractNum w:abstractNumId="12" w15:restartNumberingAfterBreak="0">
     <w:nsid w:val="083E6497"/>
     <w:multiLevelType w:val="hybridMultilevel"/>
     <w:tmpl w:val="9BD830EC"/>
@@ -13639,7 +10919,120 @@
       </w:rPr>
     </w:lvl>
   </w:abstractNum>
-  <w:abstractNum w:abstractNumId="12" w15:restartNumberingAfterBreak="0">
+  <w:abstractNum w:abstractNumId="13" w15:restartNumberingAfterBreak="0">
+    <w:nsid w:val="0D744FE3"/>
+    <w:multiLevelType w:val="hybridMultilevel"/>
+    <w:tmpl w:val="F84E5FA8"/>
+    <w:lvl w:ilvl="0" w:tplc="0416000D">
+      <w:start w:val="1"/>
+      <w:numFmt w:val="bullet"/>
+      <w:lvlText w:val=""/>
+      <w:lvlJc w:val="left"/>
+      <w:pPr>
+        <w:ind w:left="1429" w:hanging="360"/>
+      </w:pPr>
+      <w:rPr>
+        <w:rFonts w:ascii="Wingdings" w:hAnsi="Wingdings" w:hint="default"/>
+      </w:rPr>
+    </w:lvl>
+    <w:lvl w:ilvl="1" w:tplc="08160003" w:tentative="1">
+      <w:start w:val="1"/>
+      <w:numFmt w:val="bullet"/>
+      <w:lvlText w:val="o"/>
+      <w:lvlJc w:val="left"/>
+      <w:pPr>
+        <w:ind w:left="2149" w:hanging="360"/>
+      </w:pPr>
+      <w:rPr>
+        <w:rFonts w:ascii="Courier New" w:hAnsi="Courier New" w:cs="Courier New" w:hint="default"/>
+      </w:rPr>
+    </w:lvl>
+    <w:lvl w:ilvl="2" w:tplc="08160005" w:tentative="1">
+      <w:start w:val="1"/>
+      <w:numFmt w:val="bullet"/>
+      <w:lvlText w:val=""/>
+      <w:lvlJc w:val="left"/>
+      <w:pPr>
+        <w:ind w:left="2869" w:hanging="360"/>
+      </w:pPr>
+      <w:rPr>
+        <w:rFonts w:ascii="Wingdings" w:hAnsi="Wingdings" w:hint="default"/>
+      </w:rPr>
+    </w:lvl>
+    <w:lvl w:ilvl="3" w:tplc="08160001" w:tentative="1">
+      <w:start w:val="1"/>
+      <w:numFmt w:val="bullet"/>
+      <w:lvlText w:val=""/>
+      <w:lvlJc w:val="left"/>
+      <w:pPr>
+        <w:ind w:left="3589" w:hanging="360"/>
+      </w:pPr>
+      <w:rPr>
+        <w:rFonts w:ascii="Symbol" w:hAnsi="Symbol" w:hint="default"/>
+      </w:rPr>
+    </w:lvl>
+    <w:lvl w:ilvl="4" w:tplc="08160003" w:tentative="1">
+      <w:start w:val="1"/>
+      <w:numFmt w:val="bullet"/>
+      <w:lvlText w:val="o"/>
+      <w:lvlJc w:val="left"/>
+      <w:pPr>
+        <w:ind w:left="4309" w:hanging="360"/>
+      </w:pPr>
+      <w:rPr>
+        <w:rFonts w:ascii="Courier New" w:hAnsi="Courier New" w:cs="Courier New" w:hint="default"/>
+      </w:rPr>
+    </w:lvl>
+    <w:lvl w:ilvl="5" w:tplc="08160005" w:tentative="1">
+      <w:start w:val="1"/>
+      <w:numFmt w:val="bullet"/>
+      <w:lvlText w:val=""/>
+      <w:lvlJc w:val="left"/>
+      <w:pPr>
+        <w:ind w:left="5029" w:hanging="360"/>
+      </w:pPr>
+      <w:rPr>
+        <w:rFonts w:ascii="Wingdings" w:hAnsi="Wingdings" w:hint="default"/>
+      </w:rPr>
+    </w:lvl>
+    <w:lvl w:ilvl="6" w:tplc="08160001" w:tentative="1">
+      <w:start w:val="1"/>
+      <w:numFmt w:val="bullet"/>
+      <w:lvlText w:val=""/>
+      <w:lvlJc w:val="left"/>
+      <w:pPr>
+        <w:ind w:left="5749" w:hanging="360"/>
+      </w:pPr>
+      <w:rPr>
+        <w:rFonts w:ascii="Symbol" w:hAnsi="Symbol" w:hint="default"/>
+      </w:rPr>
+    </w:lvl>
+    <w:lvl w:ilvl="7" w:tplc="08160003" w:tentative="1">
+      <w:start w:val="1"/>
+      <w:numFmt w:val="bullet"/>
+      <w:lvlText w:val="o"/>
+      <w:lvlJc w:val="left"/>
+      <w:pPr>
+        <w:ind w:left="6469" w:hanging="360"/>
+      </w:pPr>
+      <w:rPr>
+        <w:rFonts w:ascii="Courier New" w:hAnsi="Courier New" w:cs="Courier New" w:hint="default"/>
+      </w:rPr>
+    </w:lvl>
+    <w:lvl w:ilvl="8" w:tplc="08160005" w:tentative="1">
+      <w:start w:val="1"/>
+      <w:numFmt w:val="bullet"/>
+      <w:lvlText w:val=""/>
+      <w:lvlJc w:val="left"/>
+      <w:pPr>
+        <w:ind w:left="7189" w:hanging="360"/>
+      </w:pPr>
+      <w:rPr>
+        <w:rFonts w:ascii="Wingdings" w:hAnsi="Wingdings" w:hint="default"/>
+      </w:rPr>
+    </w:lvl>
+  </w:abstractNum>
+  <w:abstractNum w:abstractNumId="14" w15:restartNumberingAfterBreak="0">
     <w:nsid w:val="0F310BAD"/>
     <w:multiLevelType w:val="hybridMultilevel"/>
     <w:tmpl w:val="48427A78"/>
@@ -13752,7 +11145,7 @@
       </w:rPr>
     </w:lvl>
   </w:abstractNum>
-  <w:abstractNum w:abstractNumId="13" w15:restartNumberingAfterBreak="0">
+  <w:abstractNum w:abstractNumId="15" w15:restartNumberingAfterBreak="0">
     <w:nsid w:val="138E5E53"/>
     <w:multiLevelType w:val="hybridMultilevel"/>
     <w:tmpl w:val="D20837C4"/>
@@ -13865,7 +11258,7 @@
       </w:rPr>
     </w:lvl>
   </w:abstractNum>
-  <w:abstractNum w:abstractNumId="14" w15:restartNumberingAfterBreak="0">
+  <w:abstractNum w:abstractNumId="16" w15:restartNumberingAfterBreak="0">
     <w:nsid w:val="1D266932"/>
     <w:multiLevelType w:val="hybridMultilevel"/>
     <w:tmpl w:val="D3BEA284"/>
@@ -13978,7 +11371,7 @@
       </w:rPr>
     </w:lvl>
   </w:abstractNum>
-  <w:abstractNum w:abstractNumId="15" w15:restartNumberingAfterBreak="0">
+  <w:abstractNum w:abstractNumId="17" w15:restartNumberingAfterBreak="0">
     <w:nsid w:val="2661137E"/>
     <w:multiLevelType w:val="hybridMultilevel"/>
     <w:tmpl w:val="0DCC86EE"/>
@@ -14091,7 +11484,7 @@
       </w:rPr>
     </w:lvl>
   </w:abstractNum>
-  <w:abstractNum w:abstractNumId="16" w15:restartNumberingAfterBreak="0">
+  <w:abstractNum w:abstractNumId="18" w15:restartNumberingAfterBreak="0">
     <w:nsid w:val="2A8D121F"/>
     <w:multiLevelType w:val="hybridMultilevel"/>
     <w:tmpl w:val="1314424E"/>
@@ -14204,7 +11597,7 @@
       </w:rPr>
     </w:lvl>
   </w:abstractNum>
-  <w:abstractNum w:abstractNumId="17" w15:restartNumberingAfterBreak="0">
+  <w:abstractNum w:abstractNumId="19" w15:restartNumberingAfterBreak="0">
     <w:nsid w:val="2B297302"/>
     <w:multiLevelType w:val="hybridMultilevel"/>
     <w:tmpl w:val="E0EC6C54"/>
@@ -14317,7 +11710,7 @@
       </w:rPr>
     </w:lvl>
   </w:abstractNum>
-  <w:abstractNum w:abstractNumId="18" w15:restartNumberingAfterBreak="0">
+  <w:abstractNum w:abstractNumId="20" w15:restartNumberingAfterBreak="0">
     <w:nsid w:val="2F2270D7"/>
     <w:multiLevelType w:val="hybridMultilevel"/>
     <w:tmpl w:val="8692F632"/>
@@ -14430,7 +11823,120 @@
       </w:rPr>
     </w:lvl>
   </w:abstractNum>
-  <w:abstractNum w:abstractNumId="19" w15:restartNumberingAfterBreak="0">
+  <w:abstractNum w:abstractNumId="21" w15:restartNumberingAfterBreak="0">
+    <w:nsid w:val="2F313730"/>
+    <w:multiLevelType w:val="hybridMultilevel"/>
+    <w:tmpl w:val="B920943A"/>
+    <w:lvl w:ilvl="0" w:tplc="0416000D">
+      <w:start w:val="1"/>
+      <w:numFmt w:val="bullet"/>
+      <w:lvlText w:val=""/>
+      <w:lvlJc w:val="left"/>
+      <w:pPr>
+        <w:ind w:left="1429" w:hanging="360"/>
+      </w:pPr>
+      <w:rPr>
+        <w:rFonts w:ascii="Wingdings" w:hAnsi="Wingdings" w:hint="default"/>
+      </w:rPr>
+    </w:lvl>
+    <w:lvl w:ilvl="1" w:tplc="08160003" w:tentative="1">
+      <w:start w:val="1"/>
+      <w:numFmt w:val="bullet"/>
+      <w:lvlText w:val="o"/>
+      <w:lvlJc w:val="left"/>
+      <w:pPr>
+        <w:ind w:left="2149" w:hanging="360"/>
+      </w:pPr>
+      <w:rPr>
+        <w:rFonts w:ascii="Courier New" w:hAnsi="Courier New" w:cs="Courier New" w:hint="default"/>
+      </w:rPr>
+    </w:lvl>
+    <w:lvl w:ilvl="2" w:tplc="08160005" w:tentative="1">
+      <w:start w:val="1"/>
+      <w:numFmt w:val="bullet"/>
+      <w:lvlText w:val=""/>
+      <w:lvlJc w:val="left"/>
+      <w:pPr>
+        <w:ind w:left="2869" w:hanging="360"/>
+      </w:pPr>
+      <w:rPr>
+        <w:rFonts w:ascii="Wingdings" w:hAnsi="Wingdings" w:hint="default"/>
+      </w:rPr>
+    </w:lvl>
+    <w:lvl w:ilvl="3" w:tplc="08160001" w:tentative="1">
+      <w:start w:val="1"/>
+      <w:numFmt w:val="bullet"/>
+      <w:lvlText w:val=""/>
+      <w:lvlJc w:val="left"/>
+      <w:pPr>
+        <w:ind w:left="3589" w:hanging="360"/>
+      </w:pPr>
+      <w:rPr>
+        <w:rFonts w:ascii="Symbol" w:hAnsi="Symbol" w:hint="default"/>
+      </w:rPr>
+    </w:lvl>
+    <w:lvl w:ilvl="4" w:tplc="08160003" w:tentative="1">
+      <w:start w:val="1"/>
+      <w:numFmt w:val="bullet"/>
+      <w:lvlText w:val="o"/>
+      <w:lvlJc w:val="left"/>
+      <w:pPr>
+        <w:ind w:left="4309" w:hanging="360"/>
+      </w:pPr>
+      <w:rPr>
+        <w:rFonts w:ascii="Courier New" w:hAnsi="Courier New" w:cs="Courier New" w:hint="default"/>
+      </w:rPr>
+    </w:lvl>
+    <w:lvl w:ilvl="5" w:tplc="08160005" w:tentative="1">
+      <w:start w:val="1"/>
+      <w:numFmt w:val="bullet"/>
+      <w:lvlText w:val=""/>
+      <w:lvlJc w:val="left"/>
+      <w:pPr>
+        <w:ind w:left="5029" w:hanging="360"/>
+      </w:pPr>
+      <w:rPr>
+        <w:rFonts w:ascii="Wingdings" w:hAnsi="Wingdings" w:hint="default"/>
+      </w:rPr>
+    </w:lvl>
+    <w:lvl w:ilvl="6" w:tplc="08160001" w:tentative="1">
+      <w:start w:val="1"/>
+      <w:numFmt w:val="bullet"/>
+      <w:lvlText w:val=""/>
+      <w:lvlJc w:val="left"/>
+      <w:pPr>
+        <w:ind w:left="5749" w:hanging="360"/>
+      </w:pPr>
+      <w:rPr>
+        <w:rFonts w:ascii="Symbol" w:hAnsi="Symbol" w:hint="default"/>
+      </w:rPr>
+    </w:lvl>
+    <w:lvl w:ilvl="7" w:tplc="08160003" w:tentative="1">
+      <w:start w:val="1"/>
+      <w:numFmt w:val="bullet"/>
+      <w:lvlText w:val="o"/>
+      <w:lvlJc w:val="left"/>
+      <w:pPr>
+        <w:ind w:left="6469" w:hanging="360"/>
+      </w:pPr>
+      <w:rPr>
+        <w:rFonts w:ascii="Courier New" w:hAnsi="Courier New" w:cs="Courier New" w:hint="default"/>
+      </w:rPr>
+    </w:lvl>
+    <w:lvl w:ilvl="8" w:tplc="08160005" w:tentative="1">
+      <w:start w:val="1"/>
+      <w:numFmt w:val="bullet"/>
+      <w:lvlText w:val=""/>
+      <w:lvlJc w:val="left"/>
+      <w:pPr>
+        <w:ind w:left="7189" w:hanging="360"/>
+      </w:pPr>
+      <w:rPr>
+        <w:rFonts w:ascii="Wingdings" w:hAnsi="Wingdings" w:hint="default"/>
+      </w:rPr>
+    </w:lvl>
+  </w:abstractNum>
+  <w:abstractNum w:abstractNumId="22" w15:restartNumberingAfterBreak="0">
     <w:nsid w:val="2FA87073"/>
     <w:multiLevelType w:val="hybridMultilevel"/>
     <w:tmpl w:val="88025776"/>
@@ -14543,7 +12049,120 @@
       </w:rPr>
     </w:lvl>
   </w:abstractNum>
-  <w:abstractNum w:abstractNumId="20" w15:restartNumberingAfterBreak="0">
+  <w:abstractNum w:abstractNumId="23" w15:restartNumberingAfterBreak="0">
+    <w:nsid w:val="33994063"/>
+    <w:multiLevelType w:val="hybridMultilevel"/>
+    <w:tmpl w:val="AB6E191C"/>
+    <w:lvl w:ilvl="0" w:tplc="0416000D">
+      <w:start w:val="1"/>
+      <w:numFmt w:val="bullet"/>
+      <w:lvlText w:val=""/>
+      <w:lvlJc w:val="left"/>
+      <w:pPr>
+        <w:ind w:left="1429" w:hanging="360"/>
+      </w:pPr>
+      <w:rPr>
+        <w:rFonts w:ascii="Wingdings" w:hAnsi="Wingdings" w:hint="default"/>
+      </w:rPr>
+    </w:lvl>
+    <w:lvl w:ilvl="1" w:tplc="08160003" w:tentative="1">
+      <w:start w:val="1"/>
+      <w:numFmt w:val="bullet"/>
+      <w:lvlText w:val="o"/>
+      <w:lvlJc w:val="left"/>
+      <w:pPr>
+        <w:ind w:left="2149" w:hanging="360"/>
+      </w:pPr>
+      <w:rPr>
+        <w:rFonts w:ascii="Courier New" w:hAnsi="Courier New" w:cs="Courier New" w:hint="default"/>
+      </w:rPr>
+    </w:lvl>
+    <w:lvl w:ilvl="2" w:tplc="08160005" w:tentative="1">
+      <w:start w:val="1"/>
+      <w:numFmt w:val="bullet"/>
+      <w:lvlText w:val=""/>
+      <w:lvlJc w:val="left"/>
+      <w:pPr>
+        <w:ind w:left="2869" w:hanging="360"/>
+      </w:pPr>
+      <w:rPr>
+        <w:rFonts w:ascii="Wingdings" w:hAnsi="Wingdings" w:hint="default"/>
+      </w:rPr>
+    </w:lvl>
+    <w:lvl w:ilvl="3" w:tplc="08160001" w:tentative="1">
+      <w:start w:val="1"/>
+      <w:numFmt w:val="bullet"/>
+      <w:lvlText w:val=""/>
+      <w:lvlJc w:val="left"/>
+      <w:pPr>
+        <w:ind w:left="3589" w:hanging="360"/>
+      </w:pPr>
+      <w:rPr>
+        <w:rFonts w:ascii="Symbol" w:hAnsi="Symbol" w:hint="default"/>
+      </w:rPr>
+    </w:lvl>
+    <w:lvl w:ilvl="4" w:tplc="08160003" w:tentative="1">
+      <w:start w:val="1"/>
+      <w:numFmt w:val="bullet"/>
+      <w:lvlText w:val="o"/>
+      <w:lvlJc w:val="left"/>
+      <w:pPr>
+        <w:ind w:left="4309" w:hanging="360"/>
+      </w:pPr>
+      <w:rPr>
+        <w:rFonts w:ascii="Courier New" w:hAnsi="Courier New" w:cs="Courier New" w:hint="default"/>
+      </w:rPr>
+    </w:lvl>
+    <w:lvl w:ilvl="5" w:tplc="08160005" w:tentative="1">
+      <w:start w:val="1"/>
+      <w:numFmt w:val="bullet"/>
+      <w:lvlText w:val=""/>
+      <w:lvlJc w:val="left"/>
+      <w:pPr>
+        <w:ind w:left="5029" w:hanging="360"/>
+      </w:pPr>
+      <w:rPr>
+        <w:rFonts w:ascii="Wingdings" w:hAnsi="Wingdings" w:hint="default"/>
+      </w:rPr>
+    </w:lvl>
+    <w:lvl w:ilvl="6" w:tplc="08160001" w:tentative="1">
+      <w:start w:val="1"/>
+      <w:numFmt w:val="bullet"/>
+      <w:lvlText w:val=""/>
+      <w:lvlJc w:val="left"/>
+      <w:pPr>
+        <w:ind w:left="5749" w:hanging="360"/>
+      </w:pPr>
+      <w:rPr>
+        <w:rFonts w:ascii="Symbol" w:hAnsi="Symbol" w:hint="default"/>
+      </w:rPr>
+    </w:lvl>
+    <w:lvl w:ilvl="7" w:tplc="08160003" w:tentative="1">
+      <w:start w:val="1"/>
+      <w:numFmt w:val="bullet"/>
+      <w:lvlText w:val="o"/>
+      <w:lvlJc w:val="left"/>
+      <w:pPr>
+        <w:ind w:left="6469" w:hanging="360"/>
+      </w:pPr>
+      <w:rPr>
+        <w:rFonts w:ascii="Courier New" w:hAnsi="Courier New" w:cs="Courier New" w:hint="default"/>
+      </w:rPr>
+    </w:lvl>
+    <w:lvl w:ilvl="8" w:tplc="08160005" w:tentative="1">
+      <w:start w:val="1"/>
+      <w:numFmt w:val="bullet"/>
+      <w:lvlText w:val=""/>
+      <w:lvlJc w:val="left"/>
+      <w:pPr>
+        <w:ind w:left="7189" w:hanging="360"/>
+      </w:pPr>
+      <w:rPr>
+        <w:rFonts w:ascii="Wingdings" w:hAnsi="Wingdings" w:hint="default"/>
+      </w:rPr>
+    </w:lvl>
+  </w:abstractNum>
+  <w:abstractNum w:abstractNumId="24" w15:restartNumberingAfterBreak="0">
     <w:nsid w:val="34AA1BF8"/>
     <w:multiLevelType w:val="hybridMultilevel"/>
     <w:tmpl w:val="4C8C225E"/>
@@ -14656,7 +12275,7 @@
       </w:rPr>
     </w:lvl>
   </w:abstractNum>
-  <w:abstractNum w:abstractNumId="21" w15:restartNumberingAfterBreak="0">
+  <w:abstractNum w:abstractNumId="25" w15:restartNumberingAfterBreak="0">
     <w:nsid w:val="3C000E1F"/>
     <w:multiLevelType w:val="hybridMultilevel"/>
     <w:tmpl w:val="C6BC9CC0"/>
@@ -14769,7 +12388,7 @@
       </w:rPr>
     </w:lvl>
   </w:abstractNum>
-  <w:abstractNum w:abstractNumId="22" w15:restartNumberingAfterBreak="0">
+  <w:abstractNum w:abstractNumId="26" w15:restartNumberingAfterBreak="0">
     <w:nsid w:val="40524BAD"/>
     <w:multiLevelType w:val="hybridMultilevel"/>
     <w:tmpl w:val="D2582CD0"/>
@@ -14858,7 +12477,7 @@
       </w:pPr>
     </w:lvl>
   </w:abstractNum>
-  <w:abstractNum w:abstractNumId="23" w15:restartNumberingAfterBreak="0">
+  <w:abstractNum w:abstractNumId="27" w15:restartNumberingAfterBreak="0">
     <w:nsid w:val="48A073AD"/>
     <w:multiLevelType w:val="hybridMultilevel"/>
     <w:tmpl w:val="21B2143E"/>
@@ -14971,7 +12590,7 @@
       </w:rPr>
     </w:lvl>
   </w:abstractNum>
-  <w:abstractNum w:abstractNumId="24" w15:restartNumberingAfterBreak="0">
+  <w:abstractNum w:abstractNumId="28" w15:restartNumberingAfterBreak="0">
     <w:nsid w:val="4ADF222E"/>
     <w:multiLevelType w:val="hybridMultilevel"/>
     <w:tmpl w:val="FFAE58F6"/>
@@ -15084,7 +12703,7 @@
       </w:rPr>
     </w:lvl>
   </w:abstractNum>
-  <w:abstractNum w:abstractNumId="25" w15:restartNumberingAfterBreak="0">
+  <w:abstractNum w:abstractNumId="29" w15:restartNumberingAfterBreak="0">
     <w:nsid w:val="64E446CC"/>
     <w:multiLevelType w:val="hybridMultilevel"/>
     <w:tmpl w:val="6B864BFC"/>
@@ -15197,7 +12816,7 @@
       </w:rPr>
     </w:lvl>
   </w:abstractNum>
-  <w:abstractNum w:abstractNumId="26" w15:restartNumberingAfterBreak="0">
+  <w:abstractNum w:abstractNumId="30" w15:restartNumberingAfterBreak="0">
     <w:nsid w:val="67E76626"/>
     <w:multiLevelType w:val="hybridMultilevel"/>
     <w:tmpl w:val="2C96C970"/>
@@ -15310,7 +12929,7 @@
       </w:rPr>
     </w:lvl>
   </w:abstractNum>
-  <w:abstractNum w:abstractNumId="27" w15:restartNumberingAfterBreak="0">
+  <w:abstractNum w:abstractNumId="31" w15:restartNumberingAfterBreak="0">
     <w:nsid w:val="70344B19"/>
     <w:multiLevelType w:val="hybridMultilevel"/>
     <w:tmpl w:val="8AE61E4A"/>
@@ -15423,7 +13042,7 @@
       </w:rPr>
     </w:lvl>
   </w:abstractNum>
-  <w:abstractNum w:abstractNumId="28" w15:restartNumberingAfterBreak="0">
+  <w:abstractNum w:abstractNumId="32" w15:restartNumberingAfterBreak="0">
     <w:nsid w:val="720158C3"/>
     <w:multiLevelType w:val="hybridMultilevel"/>
     <w:tmpl w:val="F698E7C6"/>
@@ -15437,6 +13056,119 @@
       </w:pPr>
       <w:rPr>
         <w:rFonts w:ascii="Symbol" w:hAnsi="Symbol" w:hint="default"/>
+      </w:rPr>
+    </w:lvl>
+    <w:lvl w:ilvl="1" w:tplc="08160003" w:tentative="1">
+      <w:start w:val="1"/>
+      <w:numFmt w:val="bullet"/>
+      <w:lvlText w:val="o"/>
+      <w:lvlJc w:val="left"/>
+      <w:pPr>
+        <w:ind w:left="2149" w:hanging="360"/>
+      </w:pPr>
+      <w:rPr>
+        <w:rFonts w:ascii="Courier New" w:hAnsi="Courier New" w:cs="Courier New" w:hint="default"/>
+      </w:rPr>
+    </w:lvl>
+    <w:lvl w:ilvl="2" w:tplc="08160005" w:tentative="1">
+      <w:start w:val="1"/>
+      <w:numFmt w:val="bullet"/>
+      <w:lvlText w:val=""/>
+      <w:lvlJc w:val="left"/>
+      <w:pPr>
+        <w:ind w:left="2869" w:hanging="360"/>
+      </w:pPr>
+      <w:rPr>
+        <w:rFonts w:ascii="Wingdings" w:hAnsi="Wingdings" w:hint="default"/>
+      </w:rPr>
+    </w:lvl>
+    <w:lvl w:ilvl="3" w:tplc="08160001" w:tentative="1">
+      <w:start w:val="1"/>
+      <w:numFmt w:val="bullet"/>
+      <w:lvlText w:val=""/>
+      <w:lvlJc w:val="left"/>
+      <w:pPr>
+        <w:ind w:left="3589" w:hanging="360"/>
+      </w:pPr>
+      <w:rPr>
+        <w:rFonts w:ascii="Symbol" w:hAnsi="Symbol" w:hint="default"/>
+      </w:rPr>
+    </w:lvl>
+    <w:lvl w:ilvl="4" w:tplc="08160003" w:tentative="1">
+      <w:start w:val="1"/>
+      <w:numFmt w:val="bullet"/>
+      <w:lvlText w:val="o"/>
+      <w:lvlJc w:val="left"/>
+      <w:pPr>
+        <w:ind w:left="4309" w:hanging="360"/>
+      </w:pPr>
+      <w:rPr>
+        <w:rFonts w:ascii="Courier New" w:hAnsi="Courier New" w:cs="Courier New" w:hint="default"/>
+      </w:rPr>
+    </w:lvl>
+    <w:lvl w:ilvl="5" w:tplc="08160005" w:tentative="1">
+      <w:start w:val="1"/>
+      <w:numFmt w:val="bullet"/>
+      <w:lvlText w:val=""/>
+      <w:lvlJc w:val="left"/>
+      <w:pPr>
+        <w:ind w:left="5029" w:hanging="360"/>
+      </w:pPr>
+      <w:rPr>
+        <w:rFonts w:ascii="Wingdings" w:hAnsi="Wingdings" w:hint="default"/>
+      </w:rPr>
+    </w:lvl>
+    <w:lvl w:ilvl="6" w:tplc="08160001" w:tentative="1">
+      <w:start w:val="1"/>
+      <w:numFmt w:val="bullet"/>
+      <w:lvlText w:val=""/>
+      <w:lvlJc w:val="left"/>
+      <w:pPr>
+        <w:ind w:left="5749" w:hanging="360"/>
+      </w:pPr>
+      <w:rPr>
+        <w:rFonts w:ascii="Symbol" w:hAnsi="Symbol" w:hint="default"/>
+      </w:rPr>
+    </w:lvl>
+    <w:lvl w:ilvl="7" w:tplc="08160003" w:tentative="1">
+      <w:start w:val="1"/>
+      <w:numFmt w:val="bullet"/>
+      <w:lvlText w:val="o"/>
+      <w:lvlJc w:val="left"/>
+      <w:pPr>
+        <w:ind w:left="6469" w:hanging="360"/>
+      </w:pPr>
+      <w:rPr>
+        <w:rFonts w:ascii="Courier New" w:hAnsi="Courier New" w:cs="Courier New" w:hint="default"/>
+      </w:rPr>
+    </w:lvl>
+    <w:lvl w:ilvl="8" w:tplc="08160005" w:tentative="1">
+      <w:start w:val="1"/>
+      <w:numFmt w:val="bullet"/>
+      <w:lvlText w:val=""/>
+      <w:lvlJc w:val="left"/>
+      <w:pPr>
+        <w:ind w:left="7189" w:hanging="360"/>
+      </w:pPr>
+      <w:rPr>
+        <w:rFonts w:ascii="Wingdings" w:hAnsi="Wingdings" w:hint="default"/>
+      </w:rPr>
+    </w:lvl>
+  </w:abstractNum>
+  <w:abstractNum w:abstractNumId="33" w15:restartNumberingAfterBreak="0">
+    <w:nsid w:val="7D9057FA"/>
+    <w:multiLevelType w:val="hybridMultilevel"/>
+    <w:tmpl w:val="99B681A8"/>
+    <w:lvl w:ilvl="0" w:tplc="0416000D">
+      <w:start w:val="1"/>
+      <w:numFmt w:val="bullet"/>
+      <w:lvlText w:val=""/>
+      <w:lvlJc w:val="left"/>
+      <w:pPr>
+        <w:ind w:left="1429" w:hanging="360"/>
+      </w:pPr>
+      <w:rPr>
+        <w:rFonts w:ascii="Wingdings" w:hAnsi="Wingdings" w:hint="default"/>
       </w:rPr>
     </w:lvl>
     <w:lvl w:ilvl="1" w:tplc="08160003" w:tentative="1">
@@ -15564,64 +13296,79 @@
     <w:abstractNumId w:val="0"/>
   </w:num>
   <w:num w:numId="10" w16cid:durableId="274293149">
+    <w:abstractNumId w:val="26"/>
+  </w:num>
+  <w:num w:numId="11" w16cid:durableId="1227834827">
+    <w:abstractNumId w:val="27"/>
+  </w:num>
+  <w:num w:numId="12" w16cid:durableId="547185612">
+    <w:abstractNumId w:val="30"/>
+  </w:num>
+  <w:num w:numId="13" w16cid:durableId="1743718560">
+    <w:abstractNumId w:val="11"/>
+  </w:num>
+  <w:num w:numId="14" w16cid:durableId="1082529874">
+    <w:abstractNumId w:val="25"/>
+  </w:num>
+  <w:num w:numId="15" w16cid:durableId="484516274">
+    <w:abstractNumId w:val="29"/>
+  </w:num>
+  <w:num w:numId="16" w16cid:durableId="1856339249">
+    <w:abstractNumId w:val="12"/>
+  </w:num>
+  <w:num w:numId="17" w16cid:durableId="1619487918">
     <w:abstractNumId w:val="22"/>
   </w:num>
-  <w:num w:numId="11" w16cid:durableId="1227834827">
-    <w:abstractNumId w:val="23"/>
+  <w:num w:numId="18" w16cid:durableId="114757494">
+    <w:abstractNumId w:val="28"/>
   </w:num>
-  <w:num w:numId="12" w16cid:durableId="547185612">
-    <w:abstractNumId w:val="26"/>
+  <w:num w:numId="19" w16cid:durableId="2037608939">
+    <w:abstractNumId w:val="17"/>
   </w:num>
-  <w:num w:numId="13" w16cid:durableId="1743718560">
+  <w:num w:numId="20" w16cid:durableId="1608348706">
+    <w:abstractNumId w:val="15"/>
+  </w:num>
+  <w:num w:numId="21" w16cid:durableId="565141474">
+    <w:abstractNumId w:val="18"/>
+  </w:num>
+  <w:num w:numId="22" w16cid:durableId="1530022886">
     <w:abstractNumId w:val="10"/>
   </w:num>
-  <w:num w:numId="14" w16cid:durableId="1082529874">
+  <w:num w:numId="23" w16cid:durableId="661006659">
+    <w:abstractNumId w:val="16"/>
+  </w:num>
+  <w:num w:numId="24" w16cid:durableId="761800098">
+    <w:abstractNumId w:val="31"/>
+  </w:num>
+  <w:num w:numId="25" w16cid:durableId="2105876329">
+    <w:abstractNumId w:val="19"/>
+  </w:num>
+  <w:num w:numId="26" w16cid:durableId="725760460">
+    <w:abstractNumId w:val="14"/>
+  </w:num>
+  <w:num w:numId="27" w16cid:durableId="580411906">
+    <w:abstractNumId w:val="20"/>
+  </w:num>
+  <w:num w:numId="28" w16cid:durableId="1236746695">
+    <w:abstractNumId w:val="24"/>
+  </w:num>
+  <w:num w:numId="29" w16cid:durableId="1601178770">
+    <w:abstractNumId w:val="32"/>
+  </w:num>
+  <w:num w:numId="30" w16cid:durableId="1898854896">
+    <w:abstractNumId w:val="33"/>
+  </w:num>
+  <w:num w:numId="31" w16cid:durableId="1173379473">
+    <w:abstractNumId w:val="9"/>
+  </w:num>
+  <w:num w:numId="32" w16cid:durableId="2125153442">
     <w:abstractNumId w:val="21"/>
   </w:num>
-  <w:num w:numId="15" w16cid:durableId="484516274">
-    <w:abstractNumId w:val="25"/>
-  </w:num>
-  <w:num w:numId="16" w16cid:durableId="1856339249">
-    <w:abstractNumId w:val="11"/>
-  </w:num>
-  <w:num w:numId="17" w16cid:durableId="1619487918">
-    <w:abstractNumId w:val="19"/>
-  </w:num>
-  <w:num w:numId="18" w16cid:durableId="114757494">
-    <w:abstractNumId w:val="24"/>
-  </w:num>
-  <w:num w:numId="19" w16cid:durableId="2037608939">
-    <w:abstractNumId w:val="15"/>
-  </w:num>
-  <w:num w:numId="20" w16cid:durableId="1608348706">
+  <w:num w:numId="33" w16cid:durableId="1959994770">
     <w:abstractNumId w:val="13"/>
   </w:num>
-  <w:num w:numId="21" w16cid:durableId="565141474">
-    <w:abstractNumId w:val="16"/>
-  </w:num>
-  <w:num w:numId="22" w16cid:durableId="1530022886">
-    <w:abstractNumId w:val="9"/>
-  </w:num>
-  <w:num w:numId="23" w16cid:durableId="661006659">
-    <w:abstractNumId w:val="14"/>
-  </w:num>
-  <w:num w:numId="24" w16cid:durableId="761800098">
-    <w:abstractNumId w:val="27"/>
-  </w:num>
-  <w:num w:numId="25" w16cid:durableId="2105876329">
-    <w:abstractNumId w:val="17"/>
-  </w:num>
-  <w:num w:numId="26" w16cid:durableId="725760460">
-    <w:abstractNumId w:val="12"/>
-  </w:num>
-  <w:num w:numId="27" w16cid:durableId="580411906">
-    <w:abstractNumId w:val="18"/>
-  </w:num>
-  <w:num w:numId="28" w16cid:durableId="1236746695">
-    <w:abstractNumId w:val="20"/>
-  </w:num>
-  <w:num w:numId="29" w16cid:durableId="1601178770">
-    <w:abstractNumId w:val="28"/>
+  <w:num w:numId="34" w16cid:durableId="1856649037">
+    <w:abstractNumId w:val="23"/>
   </w:num>
 </w:numbering>
 </file>
